--- a/GameDesign/策划文档/《梦境之旅》背包系统的设计文档.docx
+++ b/GameDesign/策划文档/《梦境之旅》背包系统的设计文档.docx
@@ -1,10 +1,10 @@
 
 <file path=word/document.xml><?xml version="1.0" encoding="utf-8"?>
-<w:document xmlns:wpc="http://schemas.microsoft.com/office/word/2010/wordprocessingCanvas" xmlns:mc="http://schemas.openxmlformats.org/markup-compatibility/2006" xmlns:o="urn:schemas-microsoft-com:office:office" xmlns:r="http://schemas.openxmlformats.org/officeDocument/2006/relationships" xmlns:m="http://schemas.openxmlformats.org/officeDocument/2006/math" xmlns:v="urn:schemas-microsoft-com:vml" xmlns:wp14="http://schemas.microsoft.com/office/word/2010/wordprocessingDrawing" xmlns:wp="http://schemas.openxmlformats.org/drawingml/2006/wordprocessingDrawing" xmlns:w="http://schemas.openxmlformats.org/wordprocessingml/2006/main" xmlns:w14="http://schemas.microsoft.com/office/word/2010/wordml" xmlns:w10="urn:schemas-microsoft-com:office:word" xmlns:w15="http://schemas.microsoft.com/office/word/2012/wordml" xmlns:wpg="http://schemas.microsoft.com/office/word/2010/wordprocessingGroup" xmlns:wpi="http://schemas.microsoft.com/office/word/2010/wordprocessingInk" xmlns:wne="http://schemas.microsoft.com/office/word/2006/wordml" xmlns:wps="http://schemas.microsoft.com/office/word/2010/wordprocessingShape" xmlns:wpsCustomData="http://www.wps.cn/officeDocument/2013/wpsCustomData" mc:Ignorable="w14 w15 wp14">
+<w:document xmlns:wpc="http://schemas.microsoft.com/office/word/2010/wordprocessingCanvas" xmlns:cx="http://schemas.microsoft.com/office/drawing/2014/chartex" xmlns:cx1="http://schemas.microsoft.com/office/drawing/2015/9/8/chartex" xmlns:cx2="http://schemas.microsoft.com/office/drawing/2015/10/21/chartex" xmlns:cx3="http://schemas.microsoft.com/office/drawing/2016/5/9/chartex" xmlns:cx4="http://schemas.microsoft.com/office/drawing/2016/5/10/chartex" xmlns:cx5="http://schemas.microsoft.com/office/drawing/2016/5/11/chartex" xmlns:cx6="http://schemas.microsoft.com/office/drawing/2016/5/12/chartex" xmlns:cx7="http://schemas.microsoft.com/office/drawing/2016/5/13/chartex" xmlns:cx8="http://schemas.microsoft.com/office/drawing/2016/5/14/chartex" xmlns:mc="http://schemas.openxmlformats.org/markup-compatibility/2006" xmlns:aink="http://schemas.microsoft.com/office/drawing/2016/ink" xmlns:am3d="http://schemas.microsoft.com/office/drawing/2017/model3d" xmlns:o="urn:schemas-microsoft-com:office:office" xmlns:oel="http://schemas.microsoft.com/office/2019/extlst" xmlns:r="http://schemas.openxmlformats.org/officeDocument/2006/relationships" xmlns:m="http://schemas.openxmlformats.org/officeDocument/2006/math" xmlns:v="urn:schemas-microsoft-com:vml" xmlns:wp14="http://schemas.microsoft.com/office/word/2010/wordprocessingDrawing" xmlns:wp="http://schemas.openxmlformats.org/drawingml/2006/wordprocessingDrawing" xmlns:w10="urn:schemas-microsoft-com:office:word" xmlns:w="http://schemas.openxmlformats.org/wordprocessingml/2006/main" xmlns:w14="http://schemas.microsoft.com/office/word/2010/wordml" xmlns:w15="http://schemas.microsoft.com/office/word/2012/wordml" xmlns:w16cex="http://schemas.microsoft.com/office/word/2018/wordml/cex" xmlns:w16cid="http://schemas.microsoft.com/office/word/2016/wordml/cid" xmlns:w16="http://schemas.microsoft.com/office/word/2018/wordml" xmlns:w16du="http://schemas.microsoft.com/office/word/2023/wordml/word16du" xmlns:w16sdtdh="http://schemas.microsoft.com/office/word/2020/wordml/sdtdatahash" xmlns:w16sdtfl="http://schemas.microsoft.com/office/word/2024/wordml/sdtformatlock" xmlns:w16se="http://schemas.microsoft.com/office/word/2015/wordml/symex" xmlns:wpg="http://schemas.microsoft.com/office/word/2010/wordprocessingGroup" xmlns:wpi="http://schemas.microsoft.com/office/word/2010/wordprocessingInk" xmlns:wne="http://schemas.microsoft.com/office/word/2006/wordml" xmlns:wps="http://schemas.microsoft.com/office/word/2010/wordprocessingShape" mc:Ignorable="w14 w15 w16se w16cid w16 w16cex w16sdtdh w16sdtfl w16du wp14">
   <w:body>
     <w:p>
       <w:pPr>
-        <w:pStyle w:val="37"/>
+        <w:pStyle w:val="13"/>
         <w:spacing w:before="156" w:after="156"/>
         <w:jc w:val="center"/>
       </w:pPr>
@@ -20,7 +20,7 @@
     </w:p>
     <w:p>
       <w:pPr>
-        <w:pStyle w:val="41"/>
+        <w:pStyle w:val="21"/>
         <w:numPr>
           <w:ilvl w:val="0"/>
           <w:numId w:val="1"/>
@@ -36,24 +36,9 @@
     </w:p>
     <w:tbl>
       <w:tblPr>
-        <w:tblStyle w:val="17"/>
+        <w:tblStyle w:val="ac"/>
         <w:tblW w:w="0" w:type="auto"/>
-        <w:tblInd w:w="0" w:type="dxa"/>
-        <w:tblBorders>
-          <w:top w:val="single" w:color="auto" w:sz="4" w:space="0"/>
-          <w:left w:val="single" w:color="auto" w:sz="4" w:space="0"/>
-          <w:bottom w:val="single" w:color="auto" w:sz="4" w:space="0"/>
-          <w:right w:val="single" w:color="auto" w:sz="4" w:space="0"/>
-          <w:insideH w:val="single" w:color="auto" w:sz="4" w:space="0"/>
-          <w:insideV w:val="single" w:color="auto" w:sz="4" w:space="0"/>
-        </w:tblBorders>
-        <w:tblLayout w:type="autofit"/>
-        <w:tblCellMar>
-          <w:top w:w="0" w:type="dxa"/>
-          <w:left w:w="108" w:type="dxa"/>
-          <w:bottom w:w="0" w:type="dxa"/>
-          <w:right w:w="108" w:type="dxa"/>
-        </w:tblCellMar>
+        <w:tblLook w:val="04A0" w:firstRow="1" w:lastRow="0" w:firstColumn="1" w:lastColumn="0" w:noHBand="0" w:noVBand="1"/>
       </w:tblPr>
       <w:tblGrid>
         <w:gridCol w:w="2074"/>
@@ -62,31 +47,15 @@
         <w:gridCol w:w="2074"/>
       </w:tblGrid>
       <w:tr>
-        <w:tblPrEx>
-          <w:tblBorders>
-            <w:top w:val="single" w:color="auto" w:sz="4" w:space="0"/>
-            <w:left w:val="single" w:color="auto" w:sz="4" w:space="0"/>
-            <w:bottom w:val="single" w:color="auto" w:sz="4" w:space="0"/>
-            <w:right w:val="single" w:color="auto" w:sz="4" w:space="0"/>
-            <w:insideH w:val="single" w:color="auto" w:sz="4" w:space="0"/>
-            <w:insideV w:val="single" w:color="auto" w:sz="4" w:space="0"/>
-          </w:tblBorders>
-          <w:tblCellMar>
-            <w:top w:w="0" w:type="dxa"/>
-            <w:left w:w="108" w:type="dxa"/>
-            <w:bottom w:w="0" w:type="dxa"/>
-            <w:right w:w="108" w:type="dxa"/>
-          </w:tblCellMar>
-        </w:tblPrEx>
         <w:tc>
           <w:tcPr>
             <w:tcW w:w="2074" w:type="dxa"/>
           </w:tcPr>
           <w:p>
             <w:pPr>
-              <w:pStyle w:val="39"/>
+              <w:pStyle w:val="af2"/>
               <w:spacing w:before="156" w:after="156"/>
-              <w:ind w:firstLine="0" w:firstLineChars="0"/>
+              <w:ind w:firstLineChars="0" w:firstLine="0"/>
             </w:pPr>
             <w:r>
               <w:rPr>
@@ -102,9 +71,9 @@
           </w:tcPr>
           <w:p>
             <w:pPr>
-              <w:pStyle w:val="39"/>
+              <w:pStyle w:val="af2"/>
               <w:spacing w:before="156" w:after="156"/>
-              <w:ind w:firstLine="0" w:firstLineChars="0"/>
+              <w:ind w:firstLineChars="0" w:firstLine="0"/>
             </w:pPr>
             <w:r>
               <w:rPr>
@@ -120,9 +89,9 @@
           </w:tcPr>
           <w:p>
             <w:pPr>
-              <w:pStyle w:val="39"/>
+              <w:pStyle w:val="af2"/>
               <w:spacing w:before="156" w:after="156"/>
-              <w:ind w:firstLine="0" w:firstLineChars="0"/>
+              <w:ind w:firstLineChars="0" w:firstLine="0"/>
             </w:pPr>
             <w:r>
               <w:rPr>
@@ -138,9 +107,9 @@
           </w:tcPr>
           <w:p>
             <w:pPr>
-              <w:pStyle w:val="39"/>
+              <w:pStyle w:val="af2"/>
               <w:spacing w:before="156" w:after="156"/>
-              <w:ind w:firstLine="0" w:firstLineChars="0"/>
+              <w:ind w:firstLineChars="0" w:firstLine="0"/>
             </w:pPr>
             <w:r>
               <w:rPr>
@@ -152,31 +121,15 @@
         </w:tc>
       </w:tr>
       <w:tr>
-        <w:tblPrEx>
-          <w:tblBorders>
-            <w:top w:val="single" w:color="auto" w:sz="4" w:space="0"/>
-            <w:left w:val="single" w:color="auto" w:sz="4" w:space="0"/>
-            <w:bottom w:val="single" w:color="auto" w:sz="4" w:space="0"/>
-            <w:right w:val="single" w:color="auto" w:sz="4" w:space="0"/>
-            <w:insideH w:val="single" w:color="auto" w:sz="4" w:space="0"/>
-            <w:insideV w:val="single" w:color="auto" w:sz="4" w:space="0"/>
-          </w:tblBorders>
-          <w:tblCellMar>
-            <w:top w:w="0" w:type="dxa"/>
-            <w:left w:w="108" w:type="dxa"/>
-            <w:bottom w:w="0" w:type="dxa"/>
-            <w:right w:w="108" w:type="dxa"/>
-          </w:tblCellMar>
-        </w:tblPrEx>
         <w:tc>
           <w:tcPr>
             <w:tcW w:w="2074" w:type="dxa"/>
           </w:tcPr>
           <w:p>
             <w:pPr>
-              <w:pStyle w:val="39"/>
+              <w:pStyle w:val="af2"/>
               <w:spacing w:before="156" w:after="156"/>
-              <w:ind w:firstLine="0" w:firstLineChars="0"/>
+              <w:ind w:firstLineChars="0" w:firstLine="0"/>
             </w:pPr>
             <w:r>
               <w:rPr>
@@ -192,9 +145,9 @@
           </w:tcPr>
           <w:p>
             <w:pPr>
-              <w:pStyle w:val="39"/>
+              <w:pStyle w:val="af2"/>
               <w:spacing w:before="156" w:after="156"/>
-              <w:ind w:firstLine="0" w:firstLineChars="0"/>
+              <w:ind w:firstLineChars="0" w:firstLine="0"/>
             </w:pPr>
             <w:r>
               <w:rPr>
@@ -210,9 +163,9 @@
           </w:tcPr>
           <w:p>
             <w:pPr>
-              <w:pStyle w:val="39"/>
+              <w:pStyle w:val="af2"/>
               <w:spacing w:before="156" w:after="156"/>
-              <w:ind w:firstLine="0" w:firstLineChars="0"/>
+              <w:ind w:firstLineChars="0" w:firstLine="0"/>
             </w:pPr>
             <w:r>
               <w:rPr>
@@ -228,9 +181,83 @@
           </w:tcPr>
           <w:p>
             <w:pPr>
-              <w:pStyle w:val="39"/>
+              <w:pStyle w:val="af2"/>
               <w:spacing w:before="156" w:after="156"/>
-              <w:ind w:firstLine="0" w:firstLineChars="0"/>
+              <w:ind w:firstLineChars="0" w:firstLine="0"/>
+            </w:pPr>
+            <w:r>
+              <w:rPr>
+                <w:rFonts w:hint="eastAsia"/>
+              </w:rPr>
+              <w:t>王永康</w:t>
+            </w:r>
+          </w:p>
+        </w:tc>
+      </w:tr>
+      <w:tr>
+        <w:tc>
+          <w:tcPr>
+            <w:tcW w:w="2074" w:type="dxa"/>
+          </w:tcPr>
+          <w:p>
+            <w:pPr>
+              <w:pStyle w:val="af2"/>
+              <w:spacing w:before="156" w:after="156"/>
+              <w:ind w:firstLineChars="0" w:firstLine="0"/>
+            </w:pPr>
+            <w:r>
+              <w:rPr>
+                <w:rFonts w:hint="eastAsia"/>
+              </w:rPr>
+              <w:t>1.1</w:t>
+            </w:r>
+          </w:p>
+        </w:tc>
+        <w:tc>
+          <w:tcPr>
+            <w:tcW w:w="2074" w:type="dxa"/>
+          </w:tcPr>
+          <w:p>
+            <w:pPr>
+              <w:pStyle w:val="af2"/>
+              <w:spacing w:before="156" w:after="156"/>
+              <w:ind w:firstLineChars="0" w:firstLine="0"/>
+            </w:pPr>
+            <w:r>
+              <w:rPr>
+                <w:rFonts w:hint="eastAsia"/>
+              </w:rPr>
+              <w:t>2025.10.09</w:t>
+            </w:r>
+          </w:p>
+        </w:tc>
+        <w:tc>
+          <w:tcPr>
+            <w:tcW w:w="2074" w:type="dxa"/>
+          </w:tcPr>
+          <w:p>
+            <w:pPr>
+              <w:pStyle w:val="af2"/>
+              <w:spacing w:before="156" w:after="156"/>
+              <w:ind w:firstLineChars="0" w:firstLine="0"/>
+            </w:pPr>
+            <w:r>
+              <w:rPr>
+                <w:rFonts w:hint="eastAsia"/>
+              </w:rPr>
+              <w:t>布局修改</w:t>
+            </w:r>
+          </w:p>
+        </w:tc>
+        <w:tc>
+          <w:tcPr>
+            <w:tcW w:w="2074" w:type="dxa"/>
+          </w:tcPr>
+          <w:p>
+            <w:pPr>
+              <w:pStyle w:val="af2"/>
+              <w:spacing w:before="156" w:after="156"/>
+              <w:ind w:firstLineChars="0" w:firstLine="0"/>
             </w:pPr>
             <w:r>
               <w:rPr>
@@ -244,7 +271,7 @@
     </w:tbl>
     <w:p>
       <w:pPr>
-        <w:pStyle w:val="41"/>
+        <w:pStyle w:val="21"/>
         <w:numPr>
           <w:ilvl w:val="0"/>
           <w:numId w:val="1"/>
@@ -260,7 +287,7 @@
     </w:p>
     <w:p>
       <w:pPr>
-        <w:pStyle w:val="39"/>
+        <w:pStyle w:val="af2"/>
         <w:ind w:firstLine="560"/>
       </w:pPr>
       <w:r>
@@ -272,7 +299,7 @@
     </w:p>
     <w:p>
       <w:pPr>
-        <w:pStyle w:val="41"/>
+        <w:pStyle w:val="21"/>
         <w:numPr>
           <w:ilvl w:val="0"/>
           <w:numId w:val="1"/>
@@ -288,7 +315,7 @@
     </w:p>
     <w:p>
       <w:pPr>
-        <w:pStyle w:val="39"/>
+        <w:pStyle w:val="af2"/>
         <w:ind w:firstLine="560"/>
       </w:pPr>
       <w:r>
@@ -300,7 +327,7 @@
     </w:p>
     <w:p>
       <w:pPr>
-        <w:pStyle w:val="41"/>
+        <w:pStyle w:val="21"/>
         <w:numPr>
           <w:ilvl w:val="0"/>
           <w:numId w:val="1"/>
@@ -315,13 +342,25 @@
     </w:p>
     <w:p>
       <w:pPr>
-        <w:pStyle w:val="45"/>
-      </w:pPr>
-      <w:r>
-        <w:rPr>
-          <w:rFonts w:hint="eastAsia"/>
-        </w:rPr>
-        <w:t>4.1 界面UI</w:t>
+        <w:pStyle w:val="31"/>
+      </w:pPr>
+      <w:r>
+        <w:rPr>
+          <w:rFonts w:hint="eastAsia"/>
+        </w:rPr>
+        <w:t xml:space="preserve">4.1 </w:t>
+      </w:r>
+      <w:r>
+        <w:rPr>
+          <w:rFonts w:hint="eastAsia"/>
+        </w:rPr>
+        <w:t>界面</w:t>
+      </w:r>
+      <w:r>
+        <w:rPr>
+          <w:rFonts w:hint="eastAsia"/>
+        </w:rPr>
+        <w:t>UI</w:t>
       </w:r>
     </w:p>
     <w:p>
@@ -329,8 +368,12 @@
         <w:spacing w:before="156" w:after="156"/>
       </w:pPr>
       <w:r>
+        <w:rPr>
+          <w:noProof/>
+        </w:rPr>
+        <w:lastRenderedPageBreak/>
         <w:drawing>
-          <wp:inline distT="0" distB="0" distL="0" distR="0">
+          <wp:inline distT="0" distB="0" distL="0" distR="0" wp14:anchorId="093A253C" wp14:editId="16B32619">
             <wp:extent cx="2857500" cy="3457575"/>
             <wp:effectExtent l="0" t="0" r="0" b="9525"/>
             <wp:docPr id="1263665194" name="图片 1"/>
@@ -347,7 +390,7 @@
                     </pic:cNvPicPr>
                   </pic:nvPicPr>
                   <pic:blipFill>
-                    <a:blip r:embed="rId11"/>
+                    <a:blip r:embed="rId7"/>
                     <a:stretch>
                       <a:fillRect/>
                     </a:stretch>
@@ -370,14 +413,22 @@
     </w:p>
     <w:p>
       <w:pPr>
-        <w:pStyle w:val="39"/>
+        <w:pStyle w:val="af2"/>
         <w:ind w:firstLine="560"/>
       </w:pPr>
-      <w:r>
-        <w:rPr>
-          <w:rFonts w:hint="eastAsia"/>
-        </w:rPr>
-        <w:t>点击主界面中的“背包”进入以下界面。</w:t>
+      <w:proofErr w:type="gramStart"/>
+      <w:r>
+        <w:rPr>
+          <w:rFonts w:hint="eastAsia"/>
+        </w:rPr>
+        <w:t>点击主</w:t>
+      </w:r>
+      <w:proofErr w:type="gramEnd"/>
+      <w:r>
+        <w:rPr>
+          <w:rFonts w:hint="eastAsia"/>
+        </w:rPr>
+        <w:t>界面中的“背包”进入以下界面。</w:t>
       </w:r>
     </w:p>
     <w:p>
@@ -385,11 +436,15 @@
         <w:spacing w:before="156" w:after="156"/>
       </w:pPr>
       <w:r>
+        <w:rPr>
+          <w:noProof/>
+        </w:rPr>
+        <w:lastRenderedPageBreak/>
         <w:drawing>
-          <wp:inline distT="0" distB="0" distL="0" distR="0">
-            <wp:extent cx="4190365" cy="4904740"/>
-            <wp:effectExtent l="0" t="0" r="635" b="0"/>
-            <wp:docPr id="766740388" name="图片 1"/>
+          <wp:inline distT="0" distB="0" distL="0" distR="0" wp14:anchorId="10545EDF" wp14:editId="0A27EC45">
+            <wp:extent cx="5219700" cy="5300138"/>
+            <wp:effectExtent l="0" t="0" r="0" b="0"/>
+            <wp:docPr id="1570006289" name="图片 1"/>
             <wp:cNvGraphicFramePr>
               <a:graphicFrameLocks xmlns:a="http://schemas.openxmlformats.org/drawingml/2006/main" noChangeAspect="1"/>
             </wp:cNvGraphicFramePr>
@@ -397,13 +452,11 @@
               <a:graphicData uri="http://schemas.openxmlformats.org/drawingml/2006/picture">
                 <pic:pic xmlns:pic="http://schemas.openxmlformats.org/drawingml/2006/picture">
                   <pic:nvPicPr>
-                    <pic:cNvPr id="766740388" name="图片 1"/>
-                    <pic:cNvPicPr>
-                      <a:picLocks noChangeAspect="1"/>
-                    </pic:cNvPicPr>
+                    <pic:cNvPr id="1570006289" name=""/>
+                    <pic:cNvPicPr/>
                   </pic:nvPicPr>
                   <pic:blipFill>
-                    <a:blip r:embed="rId12"/>
+                    <a:blip r:embed="rId8"/>
                     <a:stretch>
                       <a:fillRect/>
                     </a:stretch>
@@ -411,7 +464,7 @@
                   <pic:spPr>
                     <a:xfrm>
                       <a:off x="0" y="0"/>
-                      <a:ext cx="4190476" cy="4904762"/>
+                      <a:ext cx="5220122" cy="5300566"/>
                     </a:xfrm>
                     <a:prstGeom prst="rect">
                       <a:avLst/>
@@ -426,124 +479,286 @@
     </w:p>
     <w:p>
       <w:pPr>
-        <w:pStyle w:val="39"/>
-        <w:ind w:firstLine="0" w:firstLineChars="0"/>
-      </w:pPr>
-      <w:r>
-        <w:rPr>
-          <w:rFonts w:hint="eastAsia"/>
-        </w:rPr>
-        <w:t>1．道具类型栏</w:t>
-      </w:r>
-    </w:p>
-    <w:p>
-      <w:pPr>
-        <w:pStyle w:val="39"/>
+        <w:pStyle w:val="af2"/>
+        <w:ind w:firstLineChars="0" w:firstLine="0"/>
+      </w:pPr>
+      <w:r>
+        <w:rPr>
+          <w:rFonts w:hint="eastAsia"/>
+        </w:rPr>
+        <w:t>1</w:t>
+      </w:r>
+      <w:r>
+        <w:rPr>
+          <w:rFonts w:hint="eastAsia"/>
+        </w:rPr>
+        <w:t>．道具类型栏</w:t>
+      </w:r>
+    </w:p>
+    <w:p>
+      <w:pPr>
+        <w:pStyle w:val="af2"/>
         <w:ind w:firstLine="560"/>
       </w:pPr>
       <w:r>
         <w:rPr>
           <w:rFonts w:hint="eastAsia"/>
         </w:rPr>
-        <w:t>a.分为全部、材料、消耗、碎片四个类型按钮</w:t>
-      </w:r>
-    </w:p>
-    <w:p>
-      <w:pPr>
-        <w:pStyle w:val="39"/>
+        <w:t>a.</w:t>
+      </w:r>
+      <w:r>
+        <w:rPr>
+          <w:rFonts w:hint="eastAsia"/>
+        </w:rPr>
+        <w:t>分为全部、消耗</w:t>
+      </w:r>
+      <w:r>
+        <w:rPr>
+          <w:rFonts w:hint="eastAsia"/>
+        </w:rPr>
+        <w:t>品</w:t>
+      </w:r>
+      <w:r>
+        <w:rPr>
+          <w:rFonts w:hint="eastAsia"/>
+        </w:rPr>
+        <w:t>、</w:t>
+      </w:r>
+      <w:r>
+        <w:rPr>
+          <w:rFonts w:hint="eastAsia"/>
+        </w:rPr>
+        <w:t>装备、材料</w:t>
+      </w:r>
+      <w:r>
+        <w:rPr>
+          <w:rFonts w:hint="eastAsia"/>
+        </w:rPr>
+        <w:t>四个类型按钮</w:t>
+      </w:r>
+    </w:p>
+    <w:p>
+      <w:pPr>
+        <w:pStyle w:val="af2"/>
         <w:ind w:firstLine="560"/>
       </w:pPr>
       <w:r>
         <w:rPr>
           <w:rFonts w:hint="eastAsia"/>
         </w:rPr>
-        <w:t>b.点击类型按钮激活打开对应的页签，同时按钮变成蓝色显示，其它没有激活的按钮灰色显示</w:t>
-      </w:r>
-    </w:p>
-    <w:p>
-      <w:pPr>
-        <w:pStyle w:val="39"/>
+        <w:t>b.</w:t>
+      </w:r>
+      <w:r>
+        <w:rPr>
+          <w:rFonts w:hint="eastAsia"/>
+        </w:rPr>
+        <w:t>点击类型按钮激活打开对应的页签，同时按钮变成蓝色显示，其它没有激活的按钮灰色显示</w:t>
+      </w:r>
+    </w:p>
+    <w:p>
+      <w:pPr>
+        <w:pStyle w:val="af2"/>
         <w:ind w:firstLine="560"/>
       </w:pPr>
-      <w:r>
-        <w:rPr>
-          <w:rFonts w:hint="eastAsia"/>
-        </w:rPr>
-        <w:t>c.“全部”，显示玩家拥有的所有道具</w:t>
-      </w:r>
-    </w:p>
-    <w:p>
-      <w:pPr>
-        <w:pStyle w:val="39"/>
+      <w:proofErr w:type="gramStart"/>
+      <w:r>
+        <w:rPr>
+          <w:rFonts w:hint="eastAsia"/>
+        </w:rPr>
+        <w:t>c.</w:t>
+      </w:r>
+      <w:r>
+        <w:rPr>
+          <w:rFonts w:hint="eastAsia"/>
+        </w:rPr>
+        <w:t>“全部”，</w:t>
+      </w:r>
+      <w:proofErr w:type="gramEnd"/>
+      <w:r>
+        <w:rPr>
+          <w:rFonts w:hint="eastAsia"/>
+        </w:rPr>
+        <w:t>显示玩家拥有的所有道具</w:t>
+      </w:r>
+    </w:p>
+    <w:p>
+      <w:pPr>
+        <w:pStyle w:val="af2"/>
         <w:ind w:firstLine="560"/>
       </w:pPr>
-      <w:r>
-        <w:rPr>
-          <w:rFonts w:hint="eastAsia"/>
-        </w:rPr>
-        <w:t>d.“材料”，显示玩家拥有的材料类道具</w:t>
-      </w:r>
-      <w:bookmarkStart w:id="0" w:name="_GoBack"/>
-      <w:bookmarkEnd w:id="0"/>
-    </w:p>
-    <w:p>
-      <w:pPr>
-        <w:pStyle w:val="39"/>
+      <w:proofErr w:type="gramStart"/>
+      <w:r>
+        <w:rPr>
+          <w:rFonts w:hint="eastAsia"/>
+        </w:rPr>
+        <w:t>d.</w:t>
+      </w:r>
+      <w:r>
+        <w:rPr>
+          <w:rFonts w:hint="eastAsia"/>
+        </w:rPr>
+        <w:t>“消耗品”，</w:t>
+      </w:r>
+      <w:proofErr w:type="gramEnd"/>
+      <w:r>
+        <w:rPr>
+          <w:rFonts w:hint="eastAsia"/>
+        </w:rPr>
+        <w:t>显示玩家拥有的消耗类道具</w:t>
+      </w:r>
+    </w:p>
+    <w:p>
+      <w:pPr>
+        <w:pStyle w:val="af2"/>
         <w:ind w:firstLine="560"/>
       </w:pPr>
-      <w:r>
-        <w:rPr>
-          <w:rFonts w:hint="eastAsia"/>
-        </w:rPr>
-        <w:t>e.“消耗”，显示玩家拥有的消耗类道具</w:t>
-      </w:r>
-    </w:p>
-    <w:p>
-      <w:pPr>
-        <w:pStyle w:val="39"/>
+      <w:proofErr w:type="gramStart"/>
+      <w:r>
+        <w:rPr>
+          <w:rFonts w:hint="eastAsia"/>
+        </w:rPr>
+        <w:t>e.</w:t>
+      </w:r>
+      <w:r>
+        <w:rPr>
+          <w:rFonts w:hint="eastAsia"/>
+        </w:rPr>
+        <w:t>“装备”，</w:t>
+      </w:r>
+      <w:proofErr w:type="gramEnd"/>
+      <w:r>
+        <w:rPr>
+          <w:rFonts w:hint="eastAsia"/>
+        </w:rPr>
+        <w:t>显示玩家拥有的装备类道具</w:t>
+      </w:r>
+      <w:r>
+        <w:rPr>
+          <w:rFonts w:hint="eastAsia"/>
+        </w:rPr>
+        <w:t xml:space="preserve"> </w:t>
+      </w:r>
+    </w:p>
+    <w:p>
+      <w:pPr>
+        <w:pStyle w:val="af2"/>
         <w:ind w:firstLine="560"/>
       </w:pPr>
-      <w:r>
-        <w:rPr>
-          <w:rFonts w:hint="eastAsia"/>
-        </w:rPr>
-        <w:t>f.“碎片”，显示玩家拥有的碎片类道具</w:t>
-      </w:r>
-    </w:p>
-    <w:p>
-      <w:pPr>
-        <w:pStyle w:val="39"/>
-        <w:ind w:firstLine="0" w:firstLineChars="0"/>
-      </w:pPr>
-      <w:r>
-        <w:rPr>
-          <w:rFonts w:hint="eastAsia"/>
-        </w:rPr>
-        <w:t>2．道具显示</w:t>
-      </w:r>
-    </w:p>
-    <w:p>
-      <w:pPr>
-        <w:pStyle w:val="39"/>
+      <w:proofErr w:type="gramStart"/>
+      <w:r>
+        <w:rPr>
+          <w:rFonts w:hint="eastAsia"/>
+        </w:rPr>
+        <w:t>f.</w:t>
+      </w:r>
+      <w:r>
+        <w:rPr>
+          <w:rFonts w:hint="eastAsia"/>
+        </w:rPr>
+        <w:t>“材料”，</w:t>
+      </w:r>
+      <w:proofErr w:type="gramEnd"/>
+      <w:r>
+        <w:rPr>
+          <w:rFonts w:hint="eastAsia"/>
+        </w:rPr>
+        <w:t>显示玩家拥有的材料类道具</w:t>
+      </w:r>
+    </w:p>
+    <w:p>
+      <w:pPr>
+        <w:pStyle w:val="af2"/>
+        <w:ind w:firstLineChars="0" w:firstLine="0"/>
+      </w:pPr>
+      <w:r>
+        <w:rPr>
+          <w:rFonts w:hint="eastAsia"/>
+        </w:rPr>
+        <w:t>2</w:t>
+      </w:r>
+      <w:r>
+        <w:rPr>
+          <w:rFonts w:hint="eastAsia"/>
+        </w:rPr>
+        <w:t>．道具显示</w:t>
+      </w:r>
+    </w:p>
+    <w:p>
+      <w:pPr>
+        <w:pStyle w:val="af2"/>
         <w:ind w:firstLine="560"/>
       </w:pPr>
       <w:r>
         <w:rPr>
           <w:rFonts w:hint="eastAsia"/>
         </w:rPr>
-        <w:t>a.背包是一个纵向滑动列表，一排至多出现四个道具格子</w:t>
-      </w:r>
-    </w:p>
-    <w:p>
-      <w:pPr>
-        <w:pStyle w:val="39"/>
+        <w:t>a.</w:t>
+      </w:r>
+      <w:r>
+        <w:rPr>
+          <w:rFonts w:hint="eastAsia"/>
+        </w:rPr>
+        <w:t>背包是一个纵向滑动列表，一排至多出现</w:t>
+      </w:r>
+      <w:r>
+        <w:rPr>
+          <w:rFonts w:hint="eastAsia"/>
+        </w:rPr>
+        <w:t>五</w:t>
+      </w:r>
+      <w:r>
+        <w:rPr>
+          <w:rFonts w:hint="eastAsia"/>
+        </w:rPr>
+        <w:t>个道具格子</w:t>
+      </w:r>
+    </w:p>
+    <w:p>
+      <w:pPr>
+        <w:pStyle w:val="af2"/>
         <w:ind w:firstLine="560"/>
       </w:pPr>
       <w:r>
         <w:rPr>
           <w:rFonts w:hint="eastAsia"/>
         </w:rPr>
-        <w:t>b.道具格子由道具图标、道具名字、道具数量组成</w:t>
+        <w:t>b.</w:t>
+      </w:r>
+      <w:r>
+        <w:rPr>
+          <w:rFonts w:hint="eastAsia"/>
+        </w:rPr>
+        <w:t>道具格子由道具图标、道具</w:t>
+      </w:r>
+      <w:r>
+        <w:rPr>
+          <w:rFonts w:hint="eastAsia"/>
+        </w:rPr>
+        <w:t>背景颜色</w:t>
+      </w:r>
+      <w:r>
+        <w:rPr>
+          <w:rFonts w:hint="eastAsia"/>
+        </w:rPr>
+        <w:t>、道具数量组成</w:t>
+      </w:r>
+      <w:r>
+        <w:rPr>
+          <w:rFonts w:hint="eastAsia"/>
+        </w:rPr>
+        <w:t>，</w:t>
+      </w:r>
+      <w:r>
+        <w:rPr>
+          <w:rFonts w:hint="eastAsia"/>
+        </w:rPr>
+        <w:t>根据</w:t>
+      </w:r>
+      <w:r>
+        <w:rPr>
+          <w:rFonts w:hint="eastAsia"/>
+        </w:rPr>
+        <w:t>道具的品质显示不同的背景颜色，规则如下图</w:t>
       </w:r>
     </w:p>
     <w:p>
@@ -551,11 +766,15 @@
         <w:spacing w:before="156" w:after="156"/>
       </w:pPr>
       <w:r>
+        <w:rPr>
+          <w:noProof/>
+        </w:rPr>
+        <w:lastRenderedPageBreak/>
         <w:drawing>
-          <wp:inline distT="0" distB="0" distL="0" distR="0">
-            <wp:extent cx="2228215" cy="1047115"/>
+          <wp:inline distT="0" distB="0" distL="0" distR="0" wp14:anchorId="620C38B6" wp14:editId="09E87F61">
+            <wp:extent cx="2304762" cy="1352381"/>
             <wp:effectExtent l="0" t="0" r="635" b="635"/>
-            <wp:docPr id="1208589252" name="图片 1"/>
+            <wp:docPr id="621351808" name="图片 1"/>
             <wp:cNvGraphicFramePr>
               <a:graphicFrameLocks xmlns:a="http://schemas.openxmlformats.org/drawingml/2006/main" noChangeAspect="1"/>
             </wp:cNvGraphicFramePr>
@@ -563,13 +782,11 @@
               <a:graphicData uri="http://schemas.openxmlformats.org/drawingml/2006/picture">
                 <pic:pic xmlns:pic="http://schemas.openxmlformats.org/drawingml/2006/picture">
                   <pic:nvPicPr>
-                    <pic:cNvPr id="1208589252" name="图片 1"/>
-                    <pic:cNvPicPr>
-                      <a:picLocks noChangeAspect="1"/>
-                    </pic:cNvPicPr>
+                    <pic:cNvPr id="621351808" name=""/>
+                    <pic:cNvPicPr/>
                   </pic:nvPicPr>
                   <pic:blipFill>
-                    <a:blip r:embed="rId13"/>
+                    <a:blip r:embed="rId9"/>
                     <a:stretch>
                       <a:fillRect/>
                     </a:stretch>
@@ -577,7 +794,7 @@
                   <pic:spPr>
                     <a:xfrm>
                       <a:off x="0" y="0"/>
-                      <a:ext cx="2228571" cy="1047619"/>
+                      <a:ext cx="2304762" cy="1352381"/>
                     </a:xfrm>
                     <a:prstGeom prst="rect">
                       <a:avLst/>
@@ -592,61 +809,32 @@
     </w:p>
     <w:p>
       <w:pPr>
-        <w:pStyle w:val="39"/>
-        <w:numPr>
-          <w:ilvl w:val="0"/>
-          <w:numId w:val="2"/>
-        </w:numPr>
-        <w:ind w:firstLineChars="0"/>
-      </w:pPr>
-      <w:r>
-        <w:rPr>
-          <w:rFonts w:hint="eastAsia"/>
-        </w:rPr>
-        <w:t>显示道具的名字</w:t>
-      </w:r>
-    </w:p>
-    <w:p>
-      <w:pPr>
-        <w:pStyle w:val="39"/>
-        <w:numPr>
-          <w:ilvl w:val="0"/>
-          <w:numId w:val="2"/>
-        </w:numPr>
-        <w:ind w:firstLineChars="0"/>
-      </w:pPr>
-      <w:r>
-        <w:rPr>
-          <w:rFonts w:hint="eastAsia"/>
-        </w:rPr>
-        <w:t>显示道具的图标</w:t>
-      </w:r>
-    </w:p>
-    <w:p>
-      <w:pPr>
-        <w:pStyle w:val="39"/>
+        <w:pStyle w:val="af2"/>
         <w:ind w:firstLine="560"/>
-        <w:rPr>
-          <w:rFonts w:hint="eastAsia"/>
-        </w:rPr>
-      </w:pPr>
-      <w:r>
-        <w:rPr>
-          <w:rFonts w:hint="eastAsia"/>
-        </w:rPr>
-        <w:t>③显示道具的数量，文本格式为“x数量”</w:t>
-      </w:r>
-    </w:p>
-    <w:p>
-      <w:pPr>
-        <w:pStyle w:val="39"/>
-        <w:ind w:firstLine="560"/>
-      </w:pPr>
-      <w:r>
-        <w:rPr>
-          <w:rFonts w:hint="eastAsia"/>
-        </w:rPr>
-        <w:t>c.道具格子可以被点击，点击后弹出物品详情UI，如下图</w:t>
+      </w:pPr>
+      <w:r>
+        <w:rPr>
+          <w:rFonts w:hint="eastAsia"/>
+        </w:rPr>
+        <w:t>c.</w:t>
+      </w:r>
+      <w:r>
+        <w:rPr>
+          <w:rFonts w:hint="eastAsia"/>
+        </w:rPr>
+        <w:t>道具格子可以被点击，点击后弹出物品详情</w:t>
+      </w:r>
+      <w:r>
+        <w:rPr>
+          <w:rFonts w:hint="eastAsia"/>
+        </w:rPr>
+        <w:t>UI</w:t>
+      </w:r>
+      <w:r>
+        <w:rPr>
+          <w:rFonts w:hint="eastAsia"/>
+        </w:rPr>
+        <w:t>，如下图</w:t>
       </w:r>
     </w:p>
     <w:p>
@@ -654,11 +842,14 @@
         <w:spacing w:before="156" w:after="156"/>
       </w:pPr>
       <w:r>
+        <w:rPr>
+          <w:noProof/>
+        </w:rPr>
         <w:drawing>
-          <wp:inline distT="0" distB="0" distL="0" distR="0">
-            <wp:extent cx="4714240" cy="3066415"/>
-            <wp:effectExtent l="0" t="0" r="0" b="635"/>
-            <wp:docPr id="183134984" name="图片 1"/>
+          <wp:inline distT="0" distB="0" distL="0" distR="0" wp14:anchorId="0691F235" wp14:editId="37B8DF36">
+            <wp:extent cx="3033346" cy="3943350"/>
+            <wp:effectExtent l="0" t="0" r="0" b="0"/>
+            <wp:docPr id="1432666562" name="图片 1"/>
             <wp:cNvGraphicFramePr>
               <a:graphicFrameLocks xmlns:a="http://schemas.openxmlformats.org/drawingml/2006/main" noChangeAspect="1"/>
             </wp:cNvGraphicFramePr>
@@ -666,13 +857,11 @@
               <a:graphicData uri="http://schemas.openxmlformats.org/drawingml/2006/picture">
                 <pic:pic xmlns:pic="http://schemas.openxmlformats.org/drawingml/2006/picture">
                   <pic:nvPicPr>
-                    <pic:cNvPr id="183134984" name="图片 1"/>
-                    <pic:cNvPicPr>
-                      <a:picLocks noChangeAspect="1"/>
-                    </pic:cNvPicPr>
+                    <pic:cNvPr id="1432666562" name=""/>
+                    <pic:cNvPicPr/>
                   </pic:nvPicPr>
                   <pic:blipFill>
-                    <a:blip r:embed="rId14"/>
+                    <a:blip r:embed="rId10"/>
                     <a:stretch>
                       <a:fillRect/>
                     </a:stretch>
@@ -680,7 +869,7 @@
                   <pic:spPr>
                     <a:xfrm>
                       <a:off x="0" y="0"/>
-                      <a:ext cx="4714286" cy="3066667"/>
+                      <a:ext cx="3043797" cy="3956936"/>
                     </a:xfrm>
                     <a:prstGeom prst="rect">
                       <a:avLst/>
@@ -695,7 +884,7 @@
     </w:p>
     <w:p>
       <w:pPr>
-        <w:pStyle w:val="39"/>
+        <w:pStyle w:val="af2"/>
         <w:numPr>
           <w:ilvl w:val="0"/>
           <w:numId w:val="3"/>
@@ -708,10 +897,16 @@
         </w:rPr>
         <w:t>显示道具名字</w:t>
       </w:r>
-    </w:p>
-    <w:p>
-      <w:pPr>
-        <w:pStyle w:val="39"/>
+      <w:r>
+        <w:rPr>
+          <w:rFonts w:hint="eastAsia"/>
+        </w:rPr>
+        <w:t>、道具类型、使用道具要求等级、道具图标</w:t>
+      </w:r>
+    </w:p>
+    <w:p>
+      <w:pPr>
+        <w:pStyle w:val="af2"/>
         <w:numPr>
           <w:ilvl w:val="0"/>
           <w:numId w:val="3"/>
@@ -727,7 +922,7 @@
     </w:p>
     <w:p>
       <w:pPr>
-        <w:pStyle w:val="39"/>
+        <w:pStyle w:val="af2"/>
         <w:numPr>
           <w:ilvl w:val="0"/>
           <w:numId w:val="3"/>
@@ -738,19 +933,38 @@
         <w:rPr>
           <w:rFonts w:hint="eastAsia"/>
         </w:rPr>
-        <w:t>使用按钮，只有消耗类型的道具才有使用按钮，其它类型的不需要，其它类型的详情UI如下图</w:t>
+        <w:t>使用按钮，只有消耗类型的道具才有使用按钮，其它类型的不需要，其它类型的详情</w:t>
+      </w:r>
+      <w:r>
+        <w:rPr>
+          <w:rFonts w:hint="eastAsia"/>
+        </w:rPr>
+        <w:t>UI</w:t>
+      </w:r>
+      <w:r>
+        <w:rPr>
+          <w:rFonts w:hint="eastAsia"/>
+        </w:rPr>
+        <w:t>如下图</w:t>
       </w:r>
     </w:p>
     <w:p>
       <w:pPr>
         <w:spacing w:before="156" w:after="156"/>
-      </w:pPr>
-      <w:r>
+        <w:rPr>
+          <w:rFonts w:hint="eastAsia"/>
+        </w:rPr>
+      </w:pPr>
+      <w:r>
+        <w:rPr>
+          <w:noProof/>
+        </w:rPr>
+        <w:lastRenderedPageBreak/>
         <w:drawing>
-          <wp:inline distT="0" distB="0" distL="0" distR="0">
-            <wp:extent cx="2828925" cy="1683385"/>
-            <wp:effectExtent l="0" t="0" r="0" b="0"/>
-            <wp:docPr id="2003627460" name="图片 1"/>
+          <wp:inline distT="0" distB="0" distL="0" distR="0" wp14:anchorId="2505340C" wp14:editId="58D0A28F">
+            <wp:extent cx="3438525" cy="3497955"/>
+            <wp:effectExtent l="0" t="0" r="0" b="7620"/>
+            <wp:docPr id="1855706815" name="图片 1"/>
             <wp:cNvGraphicFramePr>
               <a:graphicFrameLocks xmlns:a="http://schemas.openxmlformats.org/drawingml/2006/main" noChangeAspect="1"/>
             </wp:cNvGraphicFramePr>
@@ -758,13 +972,11 @@
               <a:graphicData uri="http://schemas.openxmlformats.org/drawingml/2006/picture">
                 <pic:pic xmlns:pic="http://schemas.openxmlformats.org/drawingml/2006/picture">
                   <pic:nvPicPr>
-                    <pic:cNvPr id="2003627460" name="图片 1"/>
-                    <pic:cNvPicPr>
-                      <a:picLocks noChangeAspect="1"/>
-                    </pic:cNvPicPr>
+                    <pic:cNvPr id="1855706815" name=""/>
+                    <pic:cNvPicPr/>
                   </pic:nvPicPr>
                   <pic:blipFill>
-                    <a:blip r:embed="rId15"/>
+                    <a:blip r:embed="rId11"/>
                     <a:stretch>
                       <a:fillRect/>
                     </a:stretch>
@@ -772,7 +984,7 @@
                   <pic:spPr>
                     <a:xfrm>
                       <a:off x="0" y="0"/>
-                      <a:ext cx="2834030" cy="1686509"/>
+                      <a:ext cx="3442415" cy="3501912"/>
                     </a:xfrm>
                     <a:prstGeom prst="rect">
                       <a:avLst/>
@@ -787,7 +999,7 @@
     </w:p>
     <w:p>
       <w:pPr>
-        <w:pStyle w:val="39"/>
+        <w:pStyle w:val="af2"/>
         <w:numPr>
           <w:ilvl w:val="0"/>
           <w:numId w:val="3"/>
@@ -798,54 +1010,158 @@
         <w:rPr>
           <w:rFonts w:hint="eastAsia"/>
         </w:rPr>
-        <w:t>点击任意空白区域关闭物品详情UI</w:t>
-      </w:r>
-    </w:p>
-    <w:p>
-      <w:pPr>
-        <w:pStyle w:val="39"/>
-        <w:ind w:firstLine="0" w:firstLineChars="0"/>
-      </w:pPr>
-      <w:r>
-        <w:rPr>
-          <w:rFonts w:hint="eastAsia"/>
-        </w:rPr>
-        <w:t>3．返回按钮</w:t>
-      </w:r>
-    </w:p>
-    <w:p>
-      <w:pPr>
-        <w:pStyle w:val="39"/>
+        <w:t>出售按钮，</w:t>
+      </w:r>
+      <w:r>
+        <w:rPr>
+          <w:rFonts w:hint="eastAsia"/>
+        </w:rPr>
+        <w:t>点击后出售道具</w:t>
+      </w:r>
+    </w:p>
+    <w:p>
+      <w:pPr>
+        <w:pStyle w:val="af2"/>
+        <w:numPr>
+          <w:ilvl w:val="0"/>
+          <w:numId w:val="3"/>
+        </w:numPr>
+        <w:ind w:firstLineChars="0"/>
+        <w:rPr>
+          <w:rFonts w:hint="eastAsia"/>
+        </w:rPr>
+      </w:pPr>
+      <w:r>
+        <w:rPr>
+          <w:rFonts w:hint="eastAsia"/>
+        </w:rPr>
+        <w:t>点击任意空白区域关闭物品详情</w:t>
+      </w:r>
+      <w:r>
+        <w:rPr>
+          <w:rFonts w:hint="eastAsia"/>
+        </w:rPr>
+        <w:t>UI</w:t>
+      </w:r>
+    </w:p>
+    <w:p>
+      <w:pPr>
+        <w:pStyle w:val="af2"/>
+        <w:ind w:firstLineChars="0" w:firstLine="0"/>
+      </w:pPr>
+      <w:r>
+        <w:rPr>
+          <w:rFonts w:hint="eastAsia"/>
+        </w:rPr>
+        <w:t>3</w:t>
+      </w:r>
+      <w:r>
+        <w:rPr>
+          <w:rFonts w:hint="eastAsia"/>
+        </w:rPr>
+        <w:t>．返回按钮</w:t>
+      </w:r>
+    </w:p>
+    <w:p>
+      <w:pPr>
+        <w:pStyle w:val="af2"/>
         <w:ind w:firstLine="560"/>
       </w:pPr>
       <w:r>
         <w:rPr>
           <w:rFonts w:hint="eastAsia"/>
         </w:rPr>
-        <w:t>a.点击后返回上一级界面</w:t>
+        <w:t>a.</w:t>
+      </w:r>
+      <w:r>
+        <w:rPr>
+          <w:rFonts w:hint="eastAsia"/>
+        </w:rPr>
+        <w:t>点击后返回上一级界面</w:t>
+      </w:r>
+    </w:p>
+    <w:p>
+      <w:pPr>
+        <w:pStyle w:val="af2"/>
+        <w:ind w:firstLineChars="0" w:firstLine="0"/>
+      </w:pPr>
+      <w:r>
+        <w:rPr>
+          <w:rFonts w:hint="eastAsia"/>
+        </w:rPr>
+        <w:t>4</w:t>
+      </w:r>
+      <w:r>
+        <w:rPr>
+          <w:rFonts w:hint="eastAsia"/>
+        </w:rPr>
+        <w:t>．货币显示</w:t>
+      </w:r>
+    </w:p>
+    <w:p>
+      <w:pPr>
+        <w:pStyle w:val="af2"/>
+        <w:ind w:firstLine="560"/>
+      </w:pPr>
+      <w:r>
+        <w:rPr>
+          <w:rFonts w:hint="eastAsia"/>
+        </w:rPr>
+        <w:t>a.</w:t>
+      </w:r>
+      <w:r>
+        <w:rPr>
+          <w:rFonts w:hint="eastAsia"/>
+        </w:rPr>
+        <w:t>显示拥有的金币和钻石数量</w:t>
       </w:r>
     </w:p>
     <w:sectPr>
-      <w:headerReference r:id="rId6" w:type="first"/>
-      <w:footerReference r:id="rId9" w:type="first"/>
-      <w:headerReference r:id="rId4" w:type="default"/>
-      <w:footerReference r:id="rId7" w:type="default"/>
-      <w:headerReference r:id="rId5" w:type="even"/>
-      <w:footerReference r:id="rId8" w:type="even"/>
+      <w:headerReference w:type="even" r:id="rId12"/>
+      <w:headerReference w:type="default" r:id="rId13"/>
+      <w:footerReference w:type="even" r:id="rId14"/>
+      <w:footerReference w:type="default" r:id="rId15"/>
+      <w:headerReference w:type="first" r:id="rId16"/>
+      <w:footerReference w:type="first" r:id="rId17"/>
       <w:pgSz w:w="11906" w:h="16838"/>
       <w:pgMar w:top="1440" w:right="1800" w:bottom="1440" w:left="1800" w:header="851" w:footer="992" w:gutter="0"/>
-      <w:cols w:space="425" w:num="1"/>
-      <w:docGrid w:type="lines" w:linePitch="312" w:charSpace="0"/>
+      <w:cols w:space="425"/>
+      <w:docGrid w:type="lines" w:linePitch="312"/>
     </w:sectPr>
   </w:body>
 </w:document>
 </file>
 
+<file path=word/endnotes.xml><?xml version="1.0" encoding="utf-8"?>
+<w:endnotes xmlns:wpc="http://schemas.microsoft.com/office/word/2010/wordprocessingCanvas" xmlns:cx="http://schemas.microsoft.com/office/drawing/2014/chartex" xmlns:cx1="http://schemas.microsoft.com/office/drawing/2015/9/8/chartex" xmlns:cx2="http://schemas.microsoft.com/office/drawing/2015/10/21/chartex" xmlns:cx3="http://schemas.microsoft.com/office/drawing/2016/5/9/chartex" xmlns:cx4="http://schemas.microsoft.com/office/drawing/2016/5/10/chartex" xmlns:cx5="http://schemas.microsoft.com/office/drawing/2016/5/11/chartex" xmlns:cx6="http://schemas.microsoft.com/office/drawing/2016/5/12/chartex" xmlns:cx7="http://schemas.microsoft.com/office/drawing/2016/5/13/chartex" xmlns:cx8="http://schemas.microsoft.com/office/drawing/2016/5/14/chartex" xmlns:mc="http://schemas.openxmlformats.org/markup-compatibility/2006" xmlns:aink="http://schemas.microsoft.com/office/drawing/2016/ink" xmlns:am3d="http://schemas.microsoft.com/office/drawing/2017/model3d" xmlns:o="urn:schemas-microsoft-com:office:office" xmlns:oel="http://schemas.microsoft.com/office/2019/extlst" xmlns:r="http://schemas.openxmlformats.org/officeDocument/2006/relationships" xmlns:m="http://schemas.openxmlformats.org/officeDocument/2006/math" xmlns:v="urn:schemas-microsoft-com:vml" xmlns:wp14="http://schemas.microsoft.com/office/word/2010/wordprocessingDrawing" xmlns:wp="http://schemas.openxmlformats.org/drawingml/2006/wordprocessingDrawing" xmlns:w10="urn:schemas-microsoft-com:office:word" xmlns:w="http://schemas.openxmlformats.org/wordprocessingml/2006/main" xmlns:w14="http://schemas.microsoft.com/office/word/2010/wordml" xmlns:w15="http://schemas.microsoft.com/office/word/2012/wordml" xmlns:w16cex="http://schemas.microsoft.com/office/word/2018/wordml/cex" xmlns:w16cid="http://schemas.microsoft.com/office/word/2016/wordml/cid" xmlns:w16="http://schemas.microsoft.com/office/word/2018/wordml" xmlns:w16du="http://schemas.microsoft.com/office/word/2023/wordml/word16du" xmlns:w16sdtdh="http://schemas.microsoft.com/office/word/2020/wordml/sdtdatahash" xmlns:w16sdtfl="http://schemas.microsoft.com/office/word/2024/wordml/sdtformatlock" xmlns:w16se="http://schemas.microsoft.com/office/word/2015/wordml/symex" xmlns:wpg="http://schemas.microsoft.com/office/word/2010/wordprocessingGroup" xmlns:wpi="http://schemas.microsoft.com/office/word/2010/wordprocessingInk" xmlns:wne="http://schemas.microsoft.com/office/word/2006/wordml" xmlns:wps="http://schemas.microsoft.com/office/word/2010/wordprocessingShape" mc:Ignorable="w14 w15 w16se w16cid w16 w16cex w16sdtdh w16sdtfl w16du wp14">
+  <w:endnote w:type="separator" w:id="-1">
+    <w:p>
+      <w:pPr>
+        <w:spacing w:before="120" w:after="120"/>
+      </w:pPr>
+      <w:r>
+        <w:separator/>
+      </w:r>
+    </w:p>
+  </w:endnote>
+  <w:endnote w:type="continuationSeparator" w:id="0">
+    <w:p>
+      <w:pPr>
+        <w:spacing w:before="120" w:after="120"/>
+      </w:pPr>
+      <w:r>
+        <w:continuationSeparator/>
+      </w:r>
+    </w:p>
+  </w:endnote>
+</w:endnotes>
+</file>
+
 <file path=word/footer1.xml><?xml version="1.0" encoding="utf-8"?>
-<w:ftr xmlns:wpc="http://schemas.microsoft.com/office/word/2010/wordprocessingCanvas" xmlns:mc="http://schemas.openxmlformats.org/markup-compatibility/2006" xmlns:o="urn:schemas-microsoft-com:office:office" xmlns:r="http://schemas.openxmlformats.org/officeDocument/2006/relationships" xmlns:m="http://schemas.openxmlformats.org/officeDocument/2006/math" xmlns:v="urn:schemas-microsoft-com:vml" xmlns:wp14="http://schemas.microsoft.com/office/word/2010/wordprocessingDrawing" xmlns:wp="http://schemas.openxmlformats.org/drawingml/2006/wordprocessingDrawing" xmlns:w10="urn:schemas-microsoft-com:office:word" xmlns:w="http://schemas.openxmlformats.org/wordprocessingml/2006/main" xmlns:w14="http://schemas.microsoft.com/office/word/2010/wordml" xmlns:w15="http://schemas.microsoft.com/office/word/2012/wordml" xmlns:wpg="http://schemas.microsoft.com/office/word/2010/wordprocessingGroup" xmlns:wpi="http://schemas.microsoft.com/office/word/2010/wordprocessingInk" xmlns:wne="http://schemas.microsoft.com/office/word/2006/wordml" xmlns:wps="http://schemas.microsoft.com/office/word/2010/wordprocessingShape" xmlns:wpsCustomData="http://www.wps.cn/officeDocument/2013/wpsCustomData" mc:Ignorable="w14 w15 wp14">
+<w:ftr xmlns:wpc="http://schemas.microsoft.com/office/word/2010/wordprocessingCanvas" xmlns:cx="http://schemas.microsoft.com/office/drawing/2014/chartex" xmlns:cx1="http://schemas.microsoft.com/office/drawing/2015/9/8/chartex" xmlns:cx2="http://schemas.microsoft.com/office/drawing/2015/10/21/chartex" xmlns:cx3="http://schemas.microsoft.com/office/drawing/2016/5/9/chartex" xmlns:cx4="http://schemas.microsoft.com/office/drawing/2016/5/10/chartex" xmlns:cx5="http://schemas.microsoft.com/office/drawing/2016/5/11/chartex" xmlns:cx6="http://schemas.microsoft.com/office/drawing/2016/5/12/chartex" xmlns:cx7="http://schemas.microsoft.com/office/drawing/2016/5/13/chartex" xmlns:cx8="http://schemas.microsoft.com/office/drawing/2016/5/14/chartex" xmlns:mc="http://schemas.openxmlformats.org/markup-compatibility/2006" xmlns:aink="http://schemas.microsoft.com/office/drawing/2016/ink" xmlns:am3d="http://schemas.microsoft.com/office/drawing/2017/model3d" xmlns:o="urn:schemas-microsoft-com:office:office" xmlns:oel="http://schemas.microsoft.com/office/2019/extlst" xmlns:r="http://schemas.openxmlformats.org/officeDocument/2006/relationships" xmlns:m="http://schemas.openxmlformats.org/officeDocument/2006/math" xmlns:v="urn:schemas-microsoft-com:vml" xmlns:wp14="http://schemas.microsoft.com/office/word/2010/wordprocessingDrawing" xmlns:wp="http://schemas.openxmlformats.org/drawingml/2006/wordprocessingDrawing" xmlns:w10="urn:schemas-microsoft-com:office:word" xmlns:w="http://schemas.openxmlformats.org/wordprocessingml/2006/main" xmlns:w14="http://schemas.microsoft.com/office/word/2010/wordml" xmlns:w15="http://schemas.microsoft.com/office/word/2012/wordml" xmlns:w16cex="http://schemas.microsoft.com/office/word/2018/wordml/cex" xmlns:w16cid="http://schemas.microsoft.com/office/word/2016/wordml/cid" xmlns:w16="http://schemas.microsoft.com/office/word/2018/wordml" xmlns:w16du="http://schemas.microsoft.com/office/word/2023/wordml/word16du" xmlns:w16sdtdh="http://schemas.microsoft.com/office/word/2020/wordml/sdtdatahash" xmlns:w16sdtfl="http://schemas.microsoft.com/office/word/2024/wordml/sdtformatlock" xmlns:w16se="http://schemas.microsoft.com/office/word/2015/wordml/symex" xmlns:wpg="http://schemas.microsoft.com/office/word/2010/wordprocessingGroup" xmlns:wpi="http://schemas.microsoft.com/office/word/2010/wordprocessingInk" xmlns:wne="http://schemas.microsoft.com/office/word/2006/wordml" xmlns:wps="http://schemas.microsoft.com/office/word/2010/wordprocessingShape" mc:Ignorable="w14 w15 w16se w16cid w16 w16cex w16sdtdh w16sdtfl w16du wp14">
   <w:p>
     <w:pPr>
-      <w:pStyle w:val="12"/>
+      <w:pStyle w:val="a4"/>
       <w:spacing w:before="120" w:after="120"/>
     </w:pPr>
   </w:p>
@@ -853,10 +1169,10 @@
 </file>
 
 <file path=word/footer2.xml><?xml version="1.0" encoding="utf-8"?>
-<w:ftr xmlns:wpc="http://schemas.microsoft.com/office/word/2010/wordprocessingCanvas" xmlns:mc="http://schemas.openxmlformats.org/markup-compatibility/2006" xmlns:o="urn:schemas-microsoft-com:office:office" xmlns:r="http://schemas.openxmlformats.org/officeDocument/2006/relationships" xmlns:m="http://schemas.openxmlformats.org/officeDocument/2006/math" xmlns:v="urn:schemas-microsoft-com:vml" xmlns:wp14="http://schemas.microsoft.com/office/word/2010/wordprocessingDrawing" xmlns:wp="http://schemas.openxmlformats.org/drawingml/2006/wordprocessingDrawing" xmlns:w10="urn:schemas-microsoft-com:office:word" xmlns:w="http://schemas.openxmlformats.org/wordprocessingml/2006/main" xmlns:w14="http://schemas.microsoft.com/office/word/2010/wordml" xmlns:w15="http://schemas.microsoft.com/office/word/2012/wordml" xmlns:wpg="http://schemas.microsoft.com/office/word/2010/wordprocessingGroup" xmlns:wpi="http://schemas.microsoft.com/office/word/2010/wordprocessingInk" xmlns:wne="http://schemas.microsoft.com/office/word/2006/wordml" xmlns:wps="http://schemas.microsoft.com/office/word/2010/wordprocessingShape" xmlns:wpsCustomData="http://www.wps.cn/officeDocument/2013/wpsCustomData" mc:Ignorable="w14 w15 wp14">
+<w:ftr xmlns:wpc="http://schemas.microsoft.com/office/word/2010/wordprocessingCanvas" xmlns:cx="http://schemas.microsoft.com/office/drawing/2014/chartex" xmlns:cx1="http://schemas.microsoft.com/office/drawing/2015/9/8/chartex" xmlns:cx2="http://schemas.microsoft.com/office/drawing/2015/10/21/chartex" xmlns:cx3="http://schemas.microsoft.com/office/drawing/2016/5/9/chartex" xmlns:cx4="http://schemas.microsoft.com/office/drawing/2016/5/10/chartex" xmlns:cx5="http://schemas.microsoft.com/office/drawing/2016/5/11/chartex" xmlns:cx6="http://schemas.microsoft.com/office/drawing/2016/5/12/chartex" xmlns:cx7="http://schemas.microsoft.com/office/drawing/2016/5/13/chartex" xmlns:cx8="http://schemas.microsoft.com/office/drawing/2016/5/14/chartex" xmlns:mc="http://schemas.openxmlformats.org/markup-compatibility/2006" xmlns:aink="http://schemas.microsoft.com/office/drawing/2016/ink" xmlns:am3d="http://schemas.microsoft.com/office/drawing/2017/model3d" xmlns:o="urn:schemas-microsoft-com:office:office" xmlns:oel="http://schemas.microsoft.com/office/2019/extlst" xmlns:r="http://schemas.openxmlformats.org/officeDocument/2006/relationships" xmlns:m="http://schemas.openxmlformats.org/officeDocument/2006/math" xmlns:v="urn:schemas-microsoft-com:vml" xmlns:wp14="http://schemas.microsoft.com/office/word/2010/wordprocessingDrawing" xmlns:wp="http://schemas.openxmlformats.org/drawingml/2006/wordprocessingDrawing" xmlns:w10="urn:schemas-microsoft-com:office:word" xmlns:w="http://schemas.openxmlformats.org/wordprocessingml/2006/main" xmlns:w14="http://schemas.microsoft.com/office/word/2010/wordml" xmlns:w15="http://schemas.microsoft.com/office/word/2012/wordml" xmlns:w16cex="http://schemas.microsoft.com/office/word/2018/wordml/cex" xmlns:w16cid="http://schemas.microsoft.com/office/word/2016/wordml/cid" xmlns:w16="http://schemas.microsoft.com/office/word/2018/wordml" xmlns:w16du="http://schemas.microsoft.com/office/word/2023/wordml/word16du" xmlns:w16sdtdh="http://schemas.microsoft.com/office/word/2020/wordml/sdtdatahash" xmlns:w16sdtfl="http://schemas.microsoft.com/office/word/2024/wordml/sdtformatlock" xmlns:w16se="http://schemas.microsoft.com/office/word/2015/wordml/symex" xmlns:wpg="http://schemas.microsoft.com/office/word/2010/wordprocessingGroup" xmlns:wpi="http://schemas.microsoft.com/office/word/2010/wordprocessingInk" xmlns:wne="http://schemas.microsoft.com/office/word/2006/wordml" xmlns:wps="http://schemas.microsoft.com/office/word/2010/wordprocessingShape" mc:Ignorable="w14 w15 w16se w16cid w16 w16cex w16sdtdh w16sdtfl w16du wp14">
   <w:p>
     <w:pPr>
-      <w:pStyle w:val="12"/>
+      <w:pStyle w:val="a4"/>
       <w:spacing w:before="120" w:after="120"/>
     </w:pPr>
   </w:p>
@@ -864,10 +1180,10 @@
 </file>
 
 <file path=word/footer3.xml><?xml version="1.0" encoding="utf-8"?>
-<w:ftr xmlns:wpc="http://schemas.microsoft.com/office/word/2010/wordprocessingCanvas" xmlns:mc="http://schemas.openxmlformats.org/markup-compatibility/2006" xmlns:o="urn:schemas-microsoft-com:office:office" xmlns:r="http://schemas.openxmlformats.org/officeDocument/2006/relationships" xmlns:m="http://schemas.openxmlformats.org/officeDocument/2006/math" xmlns:v="urn:schemas-microsoft-com:vml" xmlns:wp14="http://schemas.microsoft.com/office/word/2010/wordprocessingDrawing" xmlns:wp="http://schemas.openxmlformats.org/drawingml/2006/wordprocessingDrawing" xmlns:w10="urn:schemas-microsoft-com:office:word" xmlns:w="http://schemas.openxmlformats.org/wordprocessingml/2006/main" xmlns:w14="http://schemas.microsoft.com/office/word/2010/wordml" xmlns:w15="http://schemas.microsoft.com/office/word/2012/wordml" xmlns:wpg="http://schemas.microsoft.com/office/word/2010/wordprocessingGroup" xmlns:wpi="http://schemas.microsoft.com/office/word/2010/wordprocessingInk" xmlns:wne="http://schemas.microsoft.com/office/word/2006/wordml" xmlns:wps="http://schemas.microsoft.com/office/word/2010/wordprocessingShape" xmlns:wpsCustomData="http://www.wps.cn/officeDocument/2013/wpsCustomData" mc:Ignorable="w14 w15 wp14">
+<w:ftr xmlns:wpc="http://schemas.microsoft.com/office/word/2010/wordprocessingCanvas" xmlns:cx="http://schemas.microsoft.com/office/drawing/2014/chartex" xmlns:cx1="http://schemas.microsoft.com/office/drawing/2015/9/8/chartex" xmlns:cx2="http://schemas.microsoft.com/office/drawing/2015/10/21/chartex" xmlns:cx3="http://schemas.microsoft.com/office/drawing/2016/5/9/chartex" xmlns:cx4="http://schemas.microsoft.com/office/drawing/2016/5/10/chartex" xmlns:cx5="http://schemas.microsoft.com/office/drawing/2016/5/11/chartex" xmlns:cx6="http://schemas.microsoft.com/office/drawing/2016/5/12/chartex" xmlns:cx7="http://schemas.microsoft.com/office/drawing/2016/5/13/chartex" xmlns:cx8="http://schemas.microsoft.com/office/drawing/2016/5/14/chartex" xmlns:mc="http://schemas.openxmlformats.org/markup-compatibility/2006" xmlns:aink="http://schemas.microsoft.com/office/drawing/2016/ink" xmlns:am3d="http://schemas.microsoft.com/office/drawing/2017/model3d" xmlns:o="urn:schemas-microsoft-com:office:office" xmlns:oel="http://schemas.microsoft.com/office/2019/extlst" xmlns:r="http://schemas.openxmlformats.org/officeDocument/2006/relationships" xmlns:m="http://schemas.openxmlformats.org/officeDocument/2006/math" xmlns:v="urn:schemas-microsoft-com:vml" xmlns:wp14="http://schemas.microsoft.com/office/word/2010/wordprocessingDrawing" xmlns:wp="http://schemas.openxmlformats.org/drawingml/2006/wordprocessingDrawing" xmlns:w10="urn:schemas-microsoft-com:office:word" xmlns:w="http://schemas.openxmlformats.org/wordprocessingml/2006/main" xmlns:w14="http://schemas.microsoft.com/office/word/2010/wordml" xmlns:w15="http://schemas.microsoft.com/office/word/2012/wordml" xmlns:w16cex="http://schemas.microsoft.com/office/word/2018/wordml/cex" xmlns:w16cid="http://schemas.microsoft.com/office/word/2016/wordml/cid" xmlns:w16="http://schemas.microsoft.com/office/word/2018/wordml" xmlns:w16du="http://schemas.microsoft.com/office/word/2023/wordml/word16du" xmlns:w16sdtdh="http://schemas.microsoft.com/office/word/2020/wordml/sdtdatahash" xmlns:w16sdtfl="http://schemas.microsoft.com/office/word/2024/wordml/sdtformatlock" xmlns:w16se="http://schemas.microsoft.com/office/word/2015/wordml/symex" xmlns:wpg="http://schemas.microsoft.com/office/word/2010/wordprocessingGroup" xmlns:wpi="http://schemas.microsoft.com/office/word/2010/wordprocessingInk" xmlns:wne="http://schemas.microsoft.com/office/word/2006/wordml" xmlns:wps="http://schemas.microsoft.com/office/word/2010/wordprocessingShape" mc:Ignorable="w14 w15 w16se w16cid w16 w16cex w16sdtdh w16sdtfl w16du wp14">
   <w:p>
     <w:pPr>
-      <w:pStyle w:val="12"/>
+      <w:pStyle w:val="a4"/>
       <w:spacing w:before="120" w:after="120"/>
     </w:pPr>
   </w:p>
@@ -875,21 +1191,21 @@
 </file>
 
 <file path=word/footnotes.xml><?xml version="1.0" encoding="utf-8"?>
-<w:footnotes xmlns:wpc="http://schemas.microsoft.com/office/word/2010/wordprocessingCanvas" xmlns:mc="http://schemas.openxmlformats.org/markup-compatibility/2006" xmlns:o="urn:schemas-microsoft-com:office:office" xmlns:r="http://schemas.openxmlformats.org/officeDocument/2006/relationships" xmlns:m="http://schemas.openxmlformats.org/officeDocument/2006/math" xmlns:v="urn:schemas-microsoft-com:vml" xmlns:wp14="http://schemas.microsoft.com/office/word/2010/wordprocessingDrawing" xmlns:wp="http://schemas.openxmlformats.org/drawingml/2006/wordprocessingDrawing" xmlns:w="http://schemas.openxmlformats.org/wordprocessingml/2006/main" xmlns:w14="http://schemas.microsoft.com/office/word/2010/wordml" xmlns:w15="http://schemas.microsoft.com/office/word/2012/wordml" xmlns:w10="urn:schemas-microsoft-com:office:word" xmlns:wpg="http://schemas.microsoft.com/office/word/2010/wordprocessingGroup" xmlns:wpi="http://schemas.microsoft.com/office/word/2010/wordprocessingInk" xmlns:wne="http://schemas.microsoft.com/office/word/2006/wordml" xmlns:wps="http://schemas.microsoft.com/office/word/2010/wordprocessingShape" xmlns:wpsCustomData="http://www.wps.cn/officeDocument/2013/wpsCustomData" mc:Ignorable="w14 w15 wp14">
-  <w:footnote w:type="separator" w:id="0">
-    <w:p>
-      <w:pPr>
-        <w:spacing w:before="0" w:after="0"/>
+<w:footnotes xmlns:wpc="http://schemas.microsoft.com/office/word/2010/wordprocessingCanvas" xmlns:cx="http://schemas.microsoft.com/office/drawing/2014/chartex" xmlns:cx1="http://schemas.microsoft.com/office/drawing/2015/9/8/chartex" xmlns:cx2="http://schemas.microsoft.com/office/drawing/2015/10/21/chartex" xmlns:cx3="http://schemas.microsoft.com/office/drawing/2016/5/9/chartex" xmlns:cx4="http://schemas.microsoft.com/office/drawing/2016/5/10/chartex" xmlns:cx5="http://schemas.microsoft.com/office/drawing/2016/5/11/chartex" xmlns:cx6="http://schemas.microsoft.com/office/drawing/2016/5/12/chartex" xmlns:cx7="http://schemas.microsoft.com/office/drawing/2016/5/13/chartex" xmlns:cx8="http://schemas.microsoft.com/office/drawing/2016/5/14/chartex" xmlns:mc="http://schemas.openxmlformats.org/markup-compatibility/2006" xmlns:aink="http://schemas.microsoft.com/office/drawing/2016/ink" xmlns:am3d="http://schemas.microsoft.com/office/drawing/2017/model3d" xmlns:o="urn:schemas-microsoft-com:office:office" xmlns:oel="http://schemas.microsoft.com/office/2019/extlst" xmlns:r="http://schemas.openxmlformats.org/officeDocument/2006/relationships" xmlns:m="http://schemas.openxmlformats.org/officeDocument/2006/math" xmlns:v="urn:schemas-microsoft-com:vml" xmlns:wp14="http://schemas.microsoft.com/office/word/2010/wordprocessingDrawing" xmlns:wp="http://schemas.openxmlformats.org/drawingml/2006/wordprocessingDrawing" xmlns:w10="urn:schemas-microsoft-com:office:word" xmlns:w="http://schemas.openxmlformats.org/wordprocessingml/2006/main" xmlns:w14="http://schemas.microsoft.com/office/word/2010/wordml" xmlns:w15="http://schemas.microsoft.com/office/word/2012/wordml" xmlns:w16cex="http://schemas.microsoft.com/office/word/2018/wordml/cex" xmlns:w16cid="http://schemas.microsoft.com/office/word/2016/wordml/cid" xmlns:w16="http://schemas.microsoft.com/office/word/2018/wordml" xmlns:w16du="http://schemas.microsoft.com/office/word/2023/wordml/word16du" xmlns:w16sdtdh="http://schemas.microsoft.com/office/word/2020/wordml/sdtdatahash" xmlns:w16sdtfl="http://schemas.microsoft.com/office/word/2024/wordml/sdtformatlock" xmlns:w16se="http://schemas.microsoft.com/office/word/2015/wordml/symex" xmlns:wpg="http://schemas.microsoft.com/office/word/2010/wordprocessingGroup" xmlns:wpi="http://schemas.microsoft.com/office/word/2010/wordprocessingInk" xmlns:wne="http://schemas.microsoft.com/office/word/2006/wordml" xmlns:wps="http://schemas.microsoft.com/office/word/2010/wordprocessingShape" mc:Ignorable="w14 w15 w16se w16cid w16 w16cex w16sdtdh w16sdtfl w16du wp14">
+  <w:footnote w:type="separator" w:id="-1">
+    <w:p>
+      <w:pPr>
+        <w:spacing w:before="120" w:after="120"/>
       </w:pPr>
       <w:r>
         <w:separator/>
       </w:r>
     </w:p>
   </w:footnote>
-  <w:footnote w:type="continuationSeparator" w:id="1">
-    <w:p>
-      <w:pPr>
-        <w:spacing w:before="0" w:after="0"/>
+  <w:footnote w:type="continuationSeparator" w:id="0">
+    <w:p>
+      <w:pPr>
+        <w:spacing w:before="120" w:after="120"/>
       </w:pPr>
       <w:r>
         <w:continuationSeparator/>
@@ -900,10 +1216,10 @@
 </file>
 
 <file path=word/header1.xml><?xml version="1.0" encoding="utf-8"?>
-<w:hdr xmlns:wpc="http://schemas.microsoft.com/office/word/2010/wordprocessingCanvas" xmlns:mc="http://schemas.openxmlformats.org/markup-compatibility/2006" xmlns:o="urn:schemas-microsoft-com:office:office" xmlns:r="http://schemas.openxmlformats.org/officeDocument/2006/relationships" xmlns:m="http://schemas.openxmlformats.org/officeDocument/2006/math" xmlns:v="urn:schemas-microsoft-com:vml" xmlns:wp14="http://schemas.microsoft.com/office/word/2010/wordprocessingDrawing" xmlns:wp="http://schemas.openxmlformats.org/drawingml/2006/wordprocessingDrawing" xmlns:w10="urn:schemas-microsoft-com:office:word" xmlns:w="http://schemas.openxmlformats.org/wordprocessingml/2006/main" xmlns:w14="http://schemas.microsoft.com/office/word/2010/wordml" xmlns:w15="http://schemas.microsoft.com/office/word/2012/wordml" xmlns:wpg="http://schemas.microsoft.com/office/word/2010/wordprocessingGroup" xmlns:wpi="http://schemas.microsoft.com/office/word/2010/wordprocessingInk" xmlns:wne="http://schemas.microsoft.com/office/word/2006/wordml" xmlns:wps="http://schemas.microsoft.com/office/word/2010/wordprocessingShape" xmlns:wpsCustomData="http://www.wps.cn/officeDocument/2013/wpsCustomData" mc:Ignorable="w14 w15 wp14">
+<w:hdr xmlns:wpc="http://schemas.microsoft.com/office/word/2010/wordprocessingCanvas" xmlns:cx="http://schemas.microsoft.com/office/drawing/2014/chartex" xmlns:cx1="http://schemas.microsoft.com/office/drawing/2015/9/8/chartex" xmlns:cx2="http://schemas.microsoft.com/office/drawing/2015/10/21/chartex" xmlns:cx3="http://schemas.microsoft.com/office/drawing/2016/5/9/chartex" xmlns:cx4="http://schemas.microsoft.com/office/drawing/2016/5/10/chartex" xmlns:cx5="http://schemas.microsoft.com/office/drawing/2016/5/11/chartex" xmlns:cx6="http://schemas.microsoft.com/office/drawing/2016/5/12/chartex" xmlns:cx7="http://schemas.microsoft.com/office/drawing/2016/5/13/chartex" xmlns:cx8="http://schemas.microsoft.com/office/drawing/2016/5/14/chartex" xmlns:mc="http://schemas.openxmlformats.org/markup-compatibility/2006" xmlns:aink="http://schemas.microsoft.com/office/drawing/2016/ink" xmlns:am3d="http://schemas.microsoft.com/office/drawing/2017/model3d" xmlns:o="urn:schemas-microsoft-com:office:office" xmlns:oel="http://schemas.microsoft.com/office/2019/extlst" xmlns:r="http://schemas.openxmlformats.org/officeDocument/2006/relationships" xmlns:m="http://schemas.openxmlformats.org/officeDocument/2006/math" xmlns:v="urn:schemas-microsoft-com:vml" xmlns:wp14="http://schemas.microsoft.com/office/word/2010/wordprocessingDrawing" xmlns:wp="http://schemas.openxmlformats.org/drawingml/2006/wordprocessingDrawing" xmlns:w10="urn:schemas-microsoft-com:office:word" xmlns:w="http://schemas.openxmlformats.org/wordprocessingml/2006/main" xmlns:w14="http://schemas.microsoft.com/office/word/2010/wordml" xmlns:w15="http://schemas.microsoft.com/office/word/2012/wordml" xmlns:w16cex="http://schemas.microsoft.com/office/word/2018/wordml/cex" xmlns:w16cid="http://schemas.microsoft.com/office/word/2016/wordml/cid" xmlns:w16="http://schemas.microsoft.com/office/word/2018/wordml" xmlns:w16du="http://schemas.microsoft.com/office/word/2023/wordml/word16du" xmlns:w16sdtdh="http://schemas.microsoft.com/office/word/2020/wordml/sdtdatahash" xmlns:w16sdtfl="http://schemas.microsoft.com/office/word/2024/wordml/sdtformatlock" xmlns:w16se="http://schemas.microsoft.com/office/word/2015/wordml/symex" xmlns:wpg="http://schemas.microsoft.com/office/word/2010/wordprocessingGroup" xmlns:wpi="http://schemas.microsoft.com/office/word/2010/wordprocessingInk" xmlns:wne="http://schemas.microsoft.com/office/word/2006/wordml" xmlns:wps="http://schemas.microsoft.com/office/word/2010/wordprocessingShape" mc:Ignorable="w14 w15 w16se w16cid w16 w16cex w16sdtdh w16sdtfl w16du wp14">
   <w:p>
     <w:pPr>
-      <w:pStyle w:val="13"/>
+      <w:pStyle w:val="a6"/>
       <w:spacing w:before="120" w:after="120"/>
     </w:pPr>
   </w:p>
@@ -911,10 +1227,10 @@
 </file>
 
 <file path=word/header2.xml><?xml version="1.0" encoding="utf-8"?>
-<w:hdr xmlns:wpc="http://schemas.microsoft.com/office/word/2010/wordprocessingCanvas" xmlns:mc="http://schemas.openxmlformats.org/markup-compatibility/2006" xmlns:o="urn:schemas-microsoft-com:office:office" xmlns:r="http://schemas.openxmlformats.org/officeDocument/2006/relationships" xmlns:m="http://schemas.openxmlformats.org/officeDocument/2006/math" xmlns:v="urn:schemas-microsoft-com:vml" xmlns:wp14="http://schemas.microsoft.com/office/word/2010/wordprocessingDrawing" xmlns:wp="http://schemas.openxmlformats.org/drawingml/2006/wordprocessingDrawing" xmlns:w10="urn:schemas-microsoft-com:office:word" xmlns:w="http://schemas.openxmlformats.org/wordprocessingml/2006/main" xmlns:w14="http://schemas.microsoft.com/office/word/2010/wordml" xmlns:w15="http://schemas.microsoft.com/office/word/2012/wordml" xmlns:wpg="http://schemas.microsoft.com/office/word/2010/wordprocessingGroup" xmlns:wpi="http://schemas.microsoft.com/office/word/2010/wordprocessingInk" xmlns:wne="http://schemas.microsoft.com/office/word/2006/wordml" xmlns:wps="http://schemas.microsoft.com/office/word/2010/wordprocessingShape" xmlns:wpsCustomData="http://www.wps.cn/officeDocument/2013/wpsCustomData" mc:Ignorable="w14 w15 wp14">
+<w:hdr xmlns:wpc="http://schemas.microsoft.com/office/word/2010/wordprocessingCanvas" xmlns:cx="http://schemas.microsoft.com/office/drawing/2014/chartex" xmlns:cx1="http://schemas.microsoft.com/office/drawing/2015/9/8/chartex" xmlns:cx2="http://schemas.microsoft.com/office/drawing/2015/10/21/chartex" xmlns:cx3="http://schemas.microsoft.com/office/drawing/2016/5/9/chartex" xmlns:cx4="http://schemas.microsoft.com/office/drawing/2016/5/10/chartex" xmlns:cx5="http://schemas.microsoft.com/office/drawing/2016/5/11/chartex" xmlns:cx6="http://schemas.microsoft.com/office/drawing/2016/5/12/chartex" xmlns:cx7="http://schemas.microsoft.com/office/drawing/2016/5/13/chartex" xmlns:cx8="http://schemas.microsoft.com/office/drawing/2016/5/14/chartex" xmlns:mc="http://schemas.openxmlformats.org/markup-compatibility/2006" xmlns:aink="http://schemas.microsoft.com/office/drawing/2016/ink" xmlns:am3d="http://schemas.microsoft.com/office/drawing/2017/model3d" xmlns:o="urn:schemas-microsoft-com:office:office" xmlns:oel="http://schemas.microsoft.com/office/2019/extlst" xmlns:r="http://schemas.openxmlformats.org/officeDocument/2006/relationships" xmlns:m="http://schemas.openxmlformats.org/officeDocument/2006/math" xmlns:v="urn:schemas-microsoft-com:vml" xmlns:wp14="http://schemas.microsoft.com/office/word/2010/wordprocessingDrawing" xmlns:wp="http://schemas.openxmlformats.org/drawingml/2006/wordprocessingDrawing" xmlns:w10="urn:schemas-microsoft-com:office:word" xmlns:w="http://schemas.openxmlformats.org/wordprocessingml/2006/main" xmlns:w14="http://schemas.microsoft.com/office/word/2010/wordml" xmlns:w15="http://schemas.microsoft.com/office/word/2012/wordml" xmlns:w16cex="http://schemas.microsoft.com/office/word/2018/wordml/cex" xmlns:w16cid="http://schemas.microsoft.com/office/word/2016/wordml/cid" xmlns:w16="http://schemas.microsoft.com/office/word/2018/wordml" xmlns:w16du="http://schemas.microsoft.com/office/word/2023/wordml/word16du" xmlns:w16sdtdh="http://schemas.microsoft.com/office/word/2020/wordml/sdtdatahash" xmlns:w16sdtfl="http://schemas.microsoft.com/office/word/2024/wordml/sdtformatlock" xmlns:w16se="http://schemas.microsoft.com/office/word/2015/wordml/symex" xmlns:wpg="http://schemas.microsoft.com/office/word/2010/wordprocessingGroup" xmlns:wpi="http://schemas.microsoft.com/office/word/2010/wordprocessingInk" xmlns:wne="http://schemas.microsoft.com/office/word/2006/wordml" xmlns:wps="http://schemas.microsoft.com/office/word/2010/wordprocessingShape" mc:Ignorable="w14 w15 w16se w16cid w16 w16cex w16sdtdh w16sdtfl w16du wp14">
   <w:p>
     <w:pPr>
-      <w:pStyle w:val="13"/>
+      <w:pStyle w:val="a6"/>
       <w:spacing w:before="120" w:after="120"/>
     </w:pPr>
   </w:p>
@@ -922,10 +1238,10 @@
 </file>
 
 <file path=word/header3.xml><?xml version="1.0" encoding="utf-8"?>
-<w:hdr xmlns:wpc="http://schemas.microsoft.com/office/word/2010/wordprocessingCanvas" xmlns:mc="http://schemas.openxmlformats.org/markup-compatibility/2006" xmlns:o="urn:schemas-microsoft-com:office:office" xmlns:r="http://schemas.openxmlformats.org/officeDocument/2006/relationships" xmlns:m="http://schemas.openxmlformats.org/officeDocument/2006/math" xmlns:v="urn:schemas-microsoft-com:vml" xmlns:wp14="http://schemas.microsoft.com/office/word/2010/wordprocessingDrawing" xmlns:wp="http://schemas.openxmlformats.org/drawingml/2006/wordprocessingDrawing" xmlns:w10="urn:schemas-microsoft-com:office:word" xmlns:w="http://schemas.openxmlformats.org/wordprocessingml/2006/main" xmlns:w14="http://schemas.microsoft.com/office/word/2010/wordml" xmlns:w15="http://schemas.microsoft.com/office/word/2012/wordml" xmlns:wpg="http://schemas.microsoft.com/office/word/2010/wordprocessingGroup" xmlns:wpi="http://schemas.microsoft.com/office/word/2010/wordprocessingInk" xmlns:wne="http://schemas.microsoft.com/office/word/2006/wordml" xmlns:wps="http://schemas.microsoft.com/office/word/2010/wordprocessingShape" xmlns:wpsCustomData="http://www.wps.cn/officeDocument/2013/wpsCustomData" mc:Ignorable="w14 w15 wp14">
+<w:hdr xmlns:wpc="http://schemas.microsoft.com/office/word/2010/wordprocessingCanvas" xmlns:cx="http://schemas.microsoft.com/office/drawing/2014/chartex" xmlns:cx1="http://schemas.microsoft.com/office/drawing/2015/9/8/chartex" xmlns:cx2="http://schemas.microsoft.com/office/drawing/2015/10/21/chartex" xmlns:cx3="http://schemas.microsoft.com/office/drawing/2016/5/9/chartex" xmlns:cx4="http://schemas.microsoft.com/office/drawing/2016/5/10/chartex" xmlns:cx5="http://schemas.microsoft.com/office/drawing/2016/5/11/chartex" xmlns:cx6="http://schemas.microsoft.com/office/drawing/2016/5/12/chartex" xmlns:cx7="http://schemas.microsoft.com/office/drawing/2016/5/13/chartex" xmlns:cx8="http://schemas.microsoft.com/office/drawing/2016/5/14/chartex" xmlns:mc="http://schemas.openxmlformats.org/markup-compatibility/2006" xmlns:aink="http://schemas.microsoft.com/office/drawing/2016/ink" xmlns:am3d="http://schemas.microsoft.com/office/drawing/2017/model3d" xmlns:o="urn:schemas-microsoft-com:office:office" xmlns:oel="http://schemas.microsoft.com/office/2019/extlst" xmlns:r="http://schemas.openxmlformats.org/officeDocument/2006/relationships" xmlns:m="http://schemas.openxmlformats.org/officeDocument/2006/math" xmlns:v="urn:schemas-microsoft-com:vml" xmlns:wp14="http://schemas.microsoft.com/office/word/2010/wordprocessingDrawing" xmlns:wp="http://schemas.openxmlformats.org/drawingml/2006/wordprocessingDrawing" xmlns:w10="urn:schemas-microsoft-com:office:word" xmlns:w="http://schemas.openxmlformats.org/wordprocessingml/2006/main" xmlns:w14="http://schemas.microsoft.com/office/word/2010/wordml" xmlns:w15="http://schemas.microsoft.com/office/word/2012/wordml" xmlns:w16cex="http://schemas.microsoft.com/office/word/2018/wordml/cex" xmlns:w16cid="http://schemas.microsoft.com/office/word/2016/wordml/cid" xmlns:w16="http://schemas.microsoft.com/office/word/2018/wordml" xmlns:w16du="http://schemas.microsoft.com/office/word/2023/wordml/word16du" xmlns:w16sdtdh="http://schemas.microsoft.com/office/word/2020/wordml/sdtdatahash" xmlns:w16sdtfl="http://schemas.microsoft.com/office/word/2024/wordml/sdtformatlock" xmlns:w16se="http://schemas.microsoft.com/office/word/2015/wordml/symex" xmlns:wpg="http://schemas.microsoft.com/office/word/2010/wordprocessingGroup" xmlns:wpi="http://schemas.microsoft.com/office/word/2010/wordprocessingInk" xmlns:wne="http://schemas.microsoft.com/office/word/2006/wordml" xmlns:wps="http://schemas.microsoft.com/office/word/2010/wordprocessingShape" mc:Ignorable="w14 w15 w16se w16cid w16 w16cex w16sdtdh w16sdtfl w16du wp14">
   <w:p>
     <w:pPr>
-      <w:pStyle w:val="13"/>
+      <w:pStyle w:val="a6"/>
       <w:spacing w:before="120" w:after="120"/>
     </w:pPr>
   </w:p>
@@ -933,12 +1249,12 @@
 </file>
 
 <file path=word/numbering.xml><?xml version="1.0" encoding="utf-8"?>
-<w:numbering xmlns:wpc="http://schemas.microsoft.com/office/word/2010/wordprocessingCanvas" xmlns:mc="http://schemas.openxmlformats.org/markup-compatibility/2006" xmlns:o="urn:schemas-microsoft-com:office:office" xmlns:r="http://schemas.openxmlformats.org/officeDocument/2006/relationships" xmlns:m="http://schemas.openxmlformats.org/officeDocument/2006/math" xmlns:v="urn:schemas-microsoft-com:vml" xmlns:wp14="http://schemas.microsoft.com/office/word/2010/wordprocessingDrawing" xmlns:wp="http://schemas.openxmlformats.org/drawingml/2006/wordprocessingDrawing" xmlns:w10="urn:schemas-microsoft-com:office:word" xmlns:w="http://schemas.openxmlformats.org/wordprocessingml/2006/main" xmlns:w14="http://schemas.microsoft.com/office/word/2010/wordml" xmlns:wpg="http://schemas.microsoft.com/office/word/2010/wordprocessingGroup" xmlns:wpi="http://schemas.microsoft.com/office/word/2010/wordprocessingInk" xmlns:wne="http://schemas.microsoft.com/office/word/2006/wordml" xmlns:wps="http://schemas.microsoft.com/office/word/2010/wordprocessingShape" xmlns:wpsCustomData="http://www.wps.cn/officeDocument/2013/wpsCustomData" mc:Ignorable="w14 wp14">
-  <w:abstractNum w:abstractNumId="0">
+<w:numbering xmlns:wpc="http://schemas.microsoft.com/office/word/2010/wordprocessingCanvas" xmlns:cx="http://schemas.microsoft.com/office/drawing/2014/chartex" xmlns:cx1="http://schemas.microsoft.com/office/drawing/2015/9/8/chartex" xmlns:cx2="http://schemas.microsoft.com/office/drawing/2015/10/21/chartex" xmlns:cx3="http://schemas.microsoft.com/office/drawing/2016/5/9/chartex" xmlns:cx4="http://schemas.microsoft.com/office/drawing/2016/5/10/chartex" xmlns:cx5="http://schemas.microsoft.com/office/drawing/2016/5/11/chartex" xmlns:cx6="http://schemas.microsoft.com/office/drawing/2016/5/12/chartex" xmlns:cx7="http://schemas.microsoft.com/office/drawing/2016/5/13/chartex" xmlns:cx8="http://schemas.microsoft.com/office/drawing/2016/5/14/chartex" xmlns:mc="http://schemas.openxmlformats.org/markup-compatibility/2006" xmlns:aink="http://schemas.microsoft.com/office/drawing/2016/ink" xmlns:am3d="http://schemas.microsoft.com/office/drawing/2017/model3d" xmlns:o="urn:schemas-microsoft-com:office:office" xmlns:oel="http://schemas.microsoft.com/office/2019/extlst" xmlns:r="http://schemas.openxmlformats.org/officeDocument/2006/relationships" xmlns:m="http://schemas.openxmlformats.org/officeDocument/2006/math" xmlns:v="urn:schemas-microsoft-com:vml" xmlns:wp14="http://schemas.microsoft.com/office/word/2010/wordprocessingDrawing" xmlns:wp="http://schemas.openxmlformats.org/drawingml/2006/wordprocessingDrawing" xmlns:w10="urn:schemas-microsoft-com:office:word" xmlns:w="http://schemas.openxmlformats.org/wordprocessingml/2006/main" xmlns:w14="http://schemas.microsoft.com/office/word/2010/wordml" xmlns:w15="http://schemas.microsoft.com/office/word/2012/wordml" xmlns:w16cex="http://schemas.microsoft.com/office/word/2018/wordml/cex" xmlns:w16cid="http://schemas.microsoft.com/office/word/2016/wordml/cid" xmlns:w16="http://schemas.microsoft.com/office/word/2018/wordml" xmlns:w16du="http://schemas.microsoft.com/office/word/2023/wordml/word16du" xmlns:w16sdtdh="http://schemas.microsoft.com/office/word/2020/wordml/sdtdatahash" xmlns:w16sdtfl="http://schemas.microsoft.com/office/word/2024/wordml/sdtformatlock" xmlns:w16se="http://schemas.microsoft.com/office/word/2015/wordml/symex" xmlns:wpg="http://schemas.microsoft.com/office/word/2010/wordprocessingGroup" xmlns:wpi="http://schemas.microsoft.com/office/word/2010/wordprocessingInk" xmlns:wne="http://schemas.microsoft.com/office/word/2006/wordml" xmlns:wps="http://schemas.microsoft.com/office/word/2010/wordprocessingShape" mc:Ignorable="w14 w15 w16se w16cid w16 w16cex w16sdtdh w16sdtfl w16du wp14">
+  <w:abstractNum w:abstractNumId="0" w15:restartNumberingAfterBreak="0">
     <w:nsid w:val="2078615A"/>
     <w:multiLevelType w:val="multilevel"/>
     <w:tmpl w:val="2078615A"/>
-    <w:lvl w:ilvl="0" w:tentative="0">
+    <w:lvl w:ilvl="0">
       <w:start w:val="1"/>
       <w:numFmt w:val="decimal"/>
       <w:lvlText w:val="%1、"/>
@@ -950,7 +1266,7 @@
         <w:rFonts w:hint="default"/>
       </w:rPr>
     </w:lvl>
-    <w:lvl w:ilvl="1" w:tentative="0">
+    <w:lvl w:ilvl="1">
       <w:start w:val="1"/>
       <w:numFmt w:val="lowerLetter"/>
       <w:lvlText w:val="%2)"/>
@@ -959,7 +1275,7 @@
         <w:ind w:left="880" w:hanging="440"/>
       </w:pPr>
     </w:lvl>
-    <w:lvl w:ilvl="2" w:tentative="0">
+    <w:lvl w:ilvl="2">
       <w:start w:val="1"/>
       <w:numFmt w:val="lowerRoman"/>
       <w:lvlText w:val="%3."/>
@@ -968,7 +1284,7 @@
         <w:ind w:left="1320" w:hanging="440"/>
       </w:pPr>
     </w:lvl>
-    <w:lvl w:ilvl="3" w:tentative="0">
+    <w:lvl w:ilvl="3">
       <w:start w:val="1"/>
       <w:numFmt w:val="decimal"/>
       <w:lvlText w:val="%4."/>
@@ -977,7 +1293,7 @@
         <w:ind w:left="1760" w:hanging="440"/>
       </w:pPr>
     </w:lvl>
-    <w:lvl w:ilvl="4" w:tentative="0">
+    <w:lvl w:ilvl="4">
       <w:start w:val="1"/>
       <w:numFmt w:val="lowerLetter"/>
       <w:lvlText w:val="%5)"/>
@@ -986,7 +1302,7 @@
         <w:ind w:left="2200" w:hanging="440"/>
       </w:pPr>
     </w:lvl>
-    <w:lvl w:ilvl="5" w:tentative="0">
+    <w:lvl w:ilvl="5">
       <w:start w:val="1"/>
       <w:numFmt w:val="lowerRoman"/>
       <w:lvlText w:val="%6."/>
@@ -995,7 +1311,7 @@
         <w:ind w:left="2640" w:hanging="440"/>
       </w:pPr>
     </w:lvl>
-    <w:lvl w:ilvl="6" w:tentative="0">
+    <w:lvl w:ilvl="6">
       <w:start w:val="1"/>
       <w:numFmt w:val="decimal"/>
       <w:lvlText w:val="%7."/>
@@ -1004,7 +1320,7 @@
         <w:ind w:left="3080" w:hanging="440"/>
       </w:pPr>
     </w:lvl>
-    <w:lvl w:ilvl="7" w:tentative="0">
+    <w:lvl w:ilvl="7">
       <w:start w:val="1"/>
       <w:numFmt w:val="lowerLetter"/>
       <w:lvlText w:val="%8)"/>
@@ -1013,7 +1329,7 @@
         <w:ind w:left="3520" w:hanging="440"/>
       </w:pPr>
     </w:lvl>
-    <w:lvl w:ilvl="8" w:tentative="0">
+    <w:lvl w:ilvl="8">
       <w:start w:val="1"/>
       <w:numFmt w:val="lowerRoman"/>
       <w:lvlText w:val="%9."/>
@@ -1023,11 +1339,11 @@
       </w:pPr>
     </w:lvl>
   </w:abstractNum>
-  <w:abstractNum w:abstractNumId="1">
+  <w:abstractNum w:abstractNumId="1" w15:restartNumberingAfterBreak="0">
     <w:nsid w:val="3AE3597F"/>
     <w:multiLevelType w:val="multilevel"/>
     <w:tmpl w:val="3AE3597F"/>
-    <w:lvl w:ilvl="0" w:tentative="0">
+    <w:lvl w:ilvl="0">
       <w:start w:val="1"/>
       <w:numFmt w:val="decimalEnclosedCircle"/>
       <w:lvlText w:val="%1"/>
@@ -1039,7 +1355,7 @@
         <w:rFonts w:hint="default"/>
       </w:rPr>
     </w:lvl>
-    <w:lvl w:ilvl="1" w:tentative="0">
+    <w:lvl w:ilvl="1">
       <w:start w:val="1"/>
       <w:numFmt w:val="lowerLetter"/>
       <w:lvlText w:val="%2)"/>
@@ -1048,7 +1364,7 @@
         <w:ind w:left="1440" w:hanging="440"/>
       </w:pPr>
     </w:lvl>
-    <w:lvl w:ilvl="2" w:tentative="0">
+    <w:lvl w:ilvl="2">
       <w:start w:val="1"/>
       <w:numFmt w:val="lowerRoman"/>
       <w:lvlText w:val="%3."/>
@@ -1057,7 +1373,7 @@
         <w:ind w:left="1880" w:hanging="440"/>
       </w:pPr>
     </w:lvl>
-    <w:lvl w:ilvl="3" w:tentative="0">
+    <w:lvl w:ilvl="3">
       <w:start w:val="1"/>
       <w:numFmt w:val="decimal"/>
       <w:lvlText w:val="%4."/>
@@ -1066,7 +1382,7 @@
         <w:ind w:left="2320" w:hanging="440"/>
       </w:pPr>
     </w:lvl>
-    <w:lvl w:ilvl="4" w:tentative="0">
+    <w:lvl w:ilvl="4">
       <w:start w:val="1"/>
       <w:numFmt w:val="lowerLetter"/>
       <w:lvlText w:val="%5)"/>
@@ -1075,7 +1391,7 @@
         <w:ind w:left="2760" w:hanging="440"/>
       </w:pPr>
     </w:lvl>
-    <w:lvl w:ilvl="5" w:tentative="0">
+    <w:lvl w:ilvl="5">
       <w:start w:val="1"/>
       <w:numFmt w:val="lowerRoman"/>
       <w:lvlText w:val="%6."/>
@@ -1084,7 +1400,7 @@
         <w:ind w:left="3200" w:hanging="440"/>
       </w:pPr>
     </w:lvl>
-    <w:lvl w:ilvl="6" w:tentative="0">
+    <w:lvl w:ilvl="6">
       <w:start w:val="1"/>
       <w:numFmt w:val="decimal"/>
       <w:lvlText w:val="%7."/>
@@ -1093,7 +1409,7 @@
         <w:ind w:left="3640" w:hanging="440"/>
       </w:pPr>
     </w:lvl>
-    <w:lvl w:ilvl="7" w:tentative="0">
+    <w:lvl w:ilvl="7">
       <w:start w:val="1"/>
       <w:numFmt w:val="lowerLetter"/>
       <w:lvlText w:val="%8)"/>
@@ -1102,7 +1418,7 @@
         <w:ind w:left="4080" w:hanging="440"/>
       </w:pPr>
     </w:lvl>
-    <w:lvl w:ilvl="8" w:tentative="0">
+    <w:lvl w:ilvl="8">
       <w:start w:val="1"/>
       <w:numFmt w:val="lowerRoman"/>
       <w:lvlText w:val="%9."/>
@@ -1112,11 +1428,11 @@
       </w:pPr>
     </w:lvl>
   </w:abstractNum>
-  <w:abstractNum w:abstractNumId="2">
+  <w:abstractNum w:abstractNumId="2" w15:restartNumberingAfterBreak="0">
     <w:nsid w:val="530A6B3F"/>
     <w:multiLevelType w:val="multilevel"/>
     <w:tmpl w:val="530A6B3F"/>
-    <w:lvl w:ilvl="0" w:tentative="0">
+    <w:lvl w:ilvl="0">
       <w:start w:val="1"/>
       <w:numFmt w:val="decimalEnclosedCircle"/>
       <w:lvlText w:val="%1"/>
@@ -1128,7 +1444,7 @@
         <w:rFonts w:hint="default"/>
       </w:rPr>
     </w:lvl>
-    <w:lvl w:ilvl="1" w:tentative="0">
+    <w:lvl w:ilvl="1">
       <w:start w:val="1"/>
       <w:numFmt w:val="lowerLetter"/>
       <w:lvlText w:val="%2)"/>
@@ -1137,7 +1453,7 @@
         <w:ind w:left="1440" w:hanging="440"/>
       </w:pPr>
     </w:lvl>
-    <w:lvl w:ilvl="2" w:tentative="0">
+    <w:lvl w:ilvl="2">
       <w:start w:val="1"/>
       <w:numFmt w:val="lowerRoman"/>
       <w:lvlText w:val="%3."/>
@@ -1146,7 +1462,7 @@
         <w:ind w:left="1880" w:hanging="440"/>
       </w:pPr>
     </w:lvl>
-    <w:lvl w:ilvl="3" w:tentative="0">
+    <w:lvl w:ilvl="3">
       <w:start w:val="1"/>
       <w:numFmt w:val="decimal"/>
       <w:lvlText w:val="%4."/>
@@ -1155,7 +1471,7 @@
         <w:ind w:left="2320" w:hanging="440"/>
       </w:pPr>
     </w:lvl>
-    <w:lvl w:ilvl="4" w:tentative="0">
+    <w:lvl w:ilvl="4">
       <w:start w:val="1"/>
       <w:numFmt w:val="lowerLetter"/>
       <w:lvlText w:val="%5)"/>
@@ -1164,7 +1480,7 @@
         <w:ind w:left="2760" w:hanging="440"/>
       </w:pPr>
     </w:lvl>
-    <w:lvl w:ilvl="5" w:tentative="0">
+    <w:lvl w:ilvl="5">
       <w:start w:val="1"/>
       <w:numFmt w:val="lowerRoman"/>
       <w:lvlText w:val="%6."/>
@@ -1173,7 +1489,7 @@
         <w:ind w:left="3200" w:hanging="440"/>
       </w:pPr>
     </w:lvl>
-    <w:lvl w:ilvl="6" w:tentative="0">
+    <w:lvl w:ilvl="6">
       <w:start w:val="1"/>
       <w:numFmt w:val="decimal"/>
       <w:lvlText w:val="%7."/>
@@ -1182,7 +1498,7 @@
         <w:ind w:left="3640" w:hanging="440"/>
       </w:pPr>
     </w:lvl>
-    <w:lvl w:ilvl="7" w:tentative="0">
+    <w:lvl w:ilvl="7">
       <w:start w:val="1"/>
       <w:numFmt w:val="lowerLetter"/>
       <w:lvlText w:val="%8)"/>
@@ -1191,7 +1507,7 @@
         <w:ind w:left="4080" w:hanging="440"/>
       </w:pPr>
     </w:lvl>
-    <w:lvl w:ilvl="8" w:tentative="0">
+    <w:lvl w:ilvl="8">
       <w:start w:val="1"/>
       <w:numFmt w:val="lowerRoman"/>
       <w:lvlText w:val="%9."/>
@@ -1201,309 +1517,433 @@
       </w:pPr>
     </w:lvl>
   </w:abstractNum>
-  <w:num w:numId="1">
+  <w:num w:numId="1" w16cid:durableId="1733262813">
     <w:abstractNumId w:val="0"/>
   </w:num>
-  <w:num w:numId="2">
+  <w:num w:numId="2" w16cid:durableId="355276174">
     <w:abstractNumId w:val="1"/>
   </w:num>
-  <w:num w:numId="3">
+  <w:num w:numId="3" w16cid:durableId="1092778724">
     <w:abstractNumId w:val="2"/>
   </w:num>
 </w:numbering>
 </file>
 
 <file path=word/styles.xml><?xml version="1.0" encoding="utf-8"?>
-<w:styles xmlns:mc="http://schemas.openxmlformats.org/markup-compatibility/2006" xmlns:o="urn:schemas-microsoft-com:office:office" xmlns:r="http://schemas.openxmlformats.org/officeDocument/2006/relationships" xmlns:m="http://schemas.openxmlformats.org/officeDocument/2006/math" xmlns:v="urn:schemas-microsoft-com:vml" xmlns:w="http://schemas.openxmlformats.org/wordprocessingml/2006/main" xmlns:w14="http://schemas.microsoft.com/office/word/2010/wordml" xmlns:w10="urn:schemas-microsoft-com:office:word" xmlns:sl="http://schemas.openxmlformats.org/schemaLibrary/2006/main" xmlns:wpsCustomData="http://www.wps.cn/officeDocument/2013/wpsCustomData" mc:Ignorable="w14">
+<w:styles xmlns:mc="http://schemas.openxmlformats.org/markup-compatibility/2006" xmlns:r="http://schemas.openxmlformats.org/officeDocument/2006/relationships" xmlns:w="http://schemas.openxmlformats.org/wordprocessingml/2006/main" xmlns:w14="http://schemas.microsoft.com/office/word/2010/wordml" xmlns:w15="http://schemas.microsoft.com/office/word/2012/wordml" xmlns:w16cex="http://schemas.microsoft.com/office/word/2018/wordml/cex" xmlns:w16cid="http://schemas.microsoft.com/office/word/2016/wordml/cid" xmlns:w16="http://schemas.microsoft.com/office/word/2018/wordml" xmlns:w16du="http://schemas.microsoft.com/office/word/2023/wordml/word16du" xmlns:w16sdtdh="http://schemas.microsoft.com/office/word/2020/wordml/sdtdatahash" xmlns:w16sdtfl="http://schemas.microsoft.com/office/word/2024/wordml/sdtformatlock" xmlns:w16se="http://schemas.microsoft.com/office/word/2015/wordml/symex" mc:Ignorable="w14 w15 w16se w16cid w16 w16cex w16sdtdh w16sdtfl w16du">
   <w:docDefaults>
     <w:rPrDefault>
       <w:rPr>
-        <w:rFonts w:asciiTheme="minorHAnsi" w:hAnsiTheme="minorHAnsi" w:eastAsiaTheme="minorEastAsia" w:cstheme="minorBidi"/>
+        <w:rFonts w:asciiTheme="minorHAnsi" w:eastAsiaTheme="minorEastAsia" w:hAnsiTheme="minorHAnsi" w:cstheme="minorBidi"/>
+        <w:lang w:val="en-US" w:eastAsia="zh-CN" w:bidi="ar-SA"/>
       </w:rPr>
     </w:rPrDefault>
     <w:pPrDefault/>
   </w:docDefaults>
-  <w:latentStyles w:count="260" w:defQFormat="0" w:defUnhideWhenUsed="1" w:defSemiHidden="1" w:defUIPriority="99" w:defLockedState="0">
-    <w:lsdException w:qFormat="1" w:unhideWhenUsed="0" w:uiPriority="0" w:semiHidden="0" w:name="Normal"/>
-    <w:lsdException w:qFormat="1" w:unhideWhenUsed="0" w:uiPriority="9" w:semiHidden="0" w:name="heading 1"/>
-    <w:lsdException w:qFormat="1" w:uiPriority="9" w:semiHidden="0" w:name="heading 2"/>
-    <w:lsdException w:qFormat="1" w:uiPriority="9" w:semiHidden="0" w:name="heading 3"/>
-    <w:lsdException w:qFormat="1" w:uiPriority="9" w:semiHidden="0" w:name="heading 4"/>
-    <w:lsdException w:qFormat="1" w:uiPriority="9" w:name="heading 5"/>
-    <w:lsdException w:qFormat="1" w:uiPriority="9" w:name="heading 6"/>
-    <w:lsdException w:qFormat="1" w:uiPriority="9" w:name="heading 7"/>
-    <w:lsdException w:qFormat="1" w:uiPriority="9" w:name="heading 8"/>
-    <w:lsdException w:qFormat="1" w:uiPriority="9" w:name="heading 9"/>
-    <w:lsdException w:uiPriority="99" w:name="index 1"/>
-    <w:lsdException w:uiPriority="99" w:name="index 2"/>
-    <w:lsdException w:uiPriority="99" w:name="index 3"/>
-    <w:lsdException w:uiPriority="99" w:name="index 4"/>
-    <w:lsdException w:uiPriority="99" w:name="index 5"/>
-    <w:lsdException w:uiPriority="99" w:name="index 6"/>
-    <w:lsdException w:uiPriority="99" w:name="index 7"/>
-    <w:lsdException w:uiPriority="99" w:name="index 8"/>
-    <w:lsdException w:uiPriority="99" w:name="index 9"/>
-    <w:lsdException w:uiPriority="39" w:name="toc 1"/>
-    <w:lsdException w:uiPriority="39" w:name="toc 2"/>
-    <w:lsdException w:uiPriority="39" w:name="toc 3"/>
-    <w:lsdException w:uiPriority="39" w:name="toc 4"/>
-    <w:lsdException w:uiPriority="39" w:name="toc 5"/>
-    <w:lsdException w:uiPriority="39" w:name="toc 6"/>
-    <w:lsdException w:uiPriority="39" w:name="toc 7"/>
-    <w:lsdException w:uiPriority="39" w:name="toc 8"/>
-    <w:lsdException w:uiPriority="39" w:name="toc 9"/>
-    <w:lsdException w:uiPriority="99" w:name="Normal Indent"/>
-    <w:lsdException w:uiPriority="99" w:name="footnote text"/>
-    <w:lsdException w:uiPriority="99" w:name="annotation text"/>
-    <w:lsdException w:qFormat="1" w:uiPriority="99" w:semiHidden="0" w:name="header"/>
-    <w:lsdException w:qFormat="1" w:uiPriority="99" w:semiHidden="0" w:name="footer"/>
-    <w:lsdException w:uiPriority="99" w:name="index heading"/>
-    <w:lsdException w:qFormat="1" w:uiPriority="35" w:semiHidden="0" w:name="caption"/>
-    <w:lsdException w:uiPriority="99" w:name="table of figures"/>
-    <w:lsdException w:uiPriority="99" w:name="envelope address"/>
-    <w:lsdException w:uiPriority="99" w:name="envelope return"/>
-    <w:lsdException w:uiPriority="99" w:name="footnote reference"/>
-    <w:lsdException w:uiPriority="99" w:name="annotation reference"/>
-    <w:lsdException w:uiPriority="99" w:name="line number"/>
-    <w:lsdException w:uiPriority="99" w:name="page number"/>
-    <w:lsdException w:uiPriority="99" w:name="endnote reference"/>
-    <w:lsdException w:uiPriority="99" w:name="endnote text"/>
-    <w:lsdException w:uiPriority="99" w:name="table of authorities"/>
-    <w:lsdException w:uiPriority="99" w:name="macro"/>
-    <w:lsdException w:uiPriority="99" w:name="toa heading"/>
-    <w:lsdException w:uiPriority="99" w:name="List"/>
-    <w:lsdException w:uiPriority="99" w:name="List Bullet"/>
-    <w:lsdException w:uiPriority="99" w:name="List Number"/>
-    <w:lsdException w:uiPriority="99" w:name="List 2"/>
-    <w:lsdException w:uiPriority="99" w:name="List 3"/>
-    <w:lsdException w:uiPriority="99" w:name="List 4"/>
-    <w:lsdException w:uiPriority="99" w:name="List 5"/>
-    <w:lsdException w:uiPriority="99" w:name="List Bullet 2"/>
-    <w:lsdException w:uiPriority="99" w:name="List Bullet 3"/>
-    <w:lsdException w:uiPriority="99" w:name="List Bullet 4"/>
-    <w:lsdException w:uiPriority="99" w:name="List Bullet 5"/>
-    <w:lsdException w:uiPriority="99" w:name="List Number 2"/>
-    <w:lsdException w:uiPriority="99" w:name="List Number 3"/>
-    <w:lsdException w:uiPriority="99" w:name="List Number 4"/>
-    <w:lsdException w:uiPriority="99" w:name="List Number 5"/>
-    <w:lsdException w:qFormat="1" w:unhideWhenUsed="0" w:uiPriority="10" w:semiHidden="0" w:name="Title"/>
-    <w:lsdException w:uiPriority="99" w:name="Closing"/>
-    <w:lsdException w:uiPriority="99" w:name="Signature"/>
-    <w:lsdException w:qFormat="1" w:uiPriority="1" w:name="Default Paragraph Font"/>
-    <w:lsdException w:uiPriority="99" w:name="Body Text"/>
-    <w:lsdException w:uiPriority="99" w:name="Body Text Indent"/>
-    <w:lsdException w:uiPriority="99" w:name="List Continue"/>
-    <w:lsdException w:uiPriority="99" w:name="List Continue 2"/>
-    <w:lsdException w:uiPriority="99" w:name="List Continue 3"/>
-    <w:lsdException w:uiPriority="99" w:name="List Continue 4"/>
-    <w:lsdException w:uiPriority="99" w:name="List Continue 5"/>
-    <w:lsdException w:uiPriority="99" w:name="Message Header"/>
-    <w:lsdException w:qFormat="1" w:unhideWhenUsed="0" w:uiPriority="11" w:semiHidden="0" w:name="Subtitle"/>
-    <w:lsdException w:uiPriority="99" w:name="Salutation"/>
-    <w:lsdException w:uiPriority="99" w:name="Date"/>
-    <w:lsdException w:uiPriority="99" w:name="Body Text First Indent"/>
-    <w:lsdException w:uiPriority="99" w:name="Body Text First Indent 2"/>
-    <w:lsdException w:uiPriority="99" w:name="Note Heading"/>
-    <w:lsdException w:uiPriority="99" w:name="Body Text 2"/>
-    <w:lsdException w:uiPriority="99" w:name="Body Text 3"/>
-    <w:lsdException w:uiPriority="99" w:name="Body Text Indent 2"/>
-    <w:lsdException w:uiPriority="99" w:name="Body Text Indent 3"/>
-    <w:lsdException w:uiPriority="99" w:name="Block Text"/>
-    <w:lsdException w:uiPriority="99" w:name="Hyperlink"/>
-    <w:lsdException w:uiPriority="99" w:name="FollowedHyperlink"/>
-    <w:lsdException w:qFormat="1" w:unhideWhenUsed="0" w:uiPriority="22" w:semiHidden="0" w:name="Strong"/>
-    <w:lsdException w:qFormat="1" w:unhideWhenUsed="0" w:uiPriority="20" w:semiHidden="0" w:name="Emphasis"/>
-    <w:lsdException w:uiPriority="99" w:name="Document Map"/>
-    <w:lsdException w:uiPriority="99" w:name="Plain Text"/>
-    <w:lsdException w:uiPriority="99" w:name="E-mail Signature"/>
-    <w:lsdException w:uiPriority="99" w:name="Normal (Web)"/>
-    <w:lsdException w:uiPriority="99" w:name="HTML Acronym"/>
-    <w:lsdException w:uiPriority="99" w:name="HTML Address"/>
-    <w:lsdException w:uiPriority="99" w:name="HTML Cite"/>
-    <w:lsdException w:uiPriority="99" w:name="HTML Code"/>
-    <w:lsdException w:uiPriority="99" w:name="HTML Definition"/>
-    <w:lsdException w:uiPriority="99" w:name="HTML Keyboard"/>
-    <w:lsdException w:uiPriority="99" w:name="HTML Preformatted"/>
-    <w:lsdException w:uiPriority="99" w:name="HTML Sample"/>
-    <w:lsdException w:uiPriority="99" w:name="HTML Typewriter"/>
-    <w:lsdException w:uiPriority="99" w:name="HTML Variable"/>
-    <w:lsdException w:qFormat="1" w:uiPriority="99" w:name="Normal Table"/>
-    <w:lsdException w:uiPriority="99" w:name="annotation subject"/>
-    <w:lsdException w:uiPriority="99" w:name="Table Simple 1"/>
-    <w:lsdException w:uiPriority="99" w:name="Table Simple 2"/>
-    <w:lsdException w:uiPriority="99" w:name="Table Simple 3"/>
-    <w:lsdException w:uiPriority="99" w:name="Table Classic 1"/>
-    <w:lsdException w:uiPriority="99" w:name="Table Classic 2"/>
-    <w:lsdException w:uiPriority="99" w:name="Table Classic 3"/>
-    <w:lsdException w:uiPriority="99" w:name="Table Classic 4"/>
-    <w:lsdException w:uiPriority="99" w:name="Table Colorful 1"/>
-    <w:lsdException w:uiPriority="99" w:name="Table Colorful 2"/>
-    <w:lsdException w:uiPriority="99" w:name="Table Colorful 3"/>
-    <w:lsdException w:uiPriority="99" w:name="Table Columns 1"/>
-    <w:lsdException w:uiPriority="99" w:name="Table Columns 2"/>
-    <w:lsdException w:uiPriority="99" w:name="Table Columns 3"/>
-    <w:lsdException w:uiPriority="99" w:name="Table Columns 4"/>
-    <w:lsdException w:uiPriority="99" w:name="Table Columns 5"/>
-    <w:lsdException w:uiPriority="99" w:name="Table Grid 1"/>
-    <w:lsdException w:uiPriority="99" w:name="Table Grid 2"/>
-    <w:lsdException w:uiPriority="99" w:name="Table Grid 3"/>
-    <w:lsdException w:uiPriority="99" w:name="Table Grid 4"/>
-    <w:lsdException w:uiPriority="99" w:name="Table Grid 5"/>
-    <w:lsdException w:uiPriority="99" w:name="Table Grid 6"/>
-    <w:lsdException w:uiPriority="99" w:name="Table Grid 7"/>
-    <w:lsdException w:uiPriority="99" w:name="Table Grid 8"/>
-    <w:lsdException w:uiPriority="99" w:name="Table List 1"/>
-    <w:lsdException w:uiPriority="99" w:name="Table List 2"/>
-    <w:lsdException w:uiPriority="99" w:name="Table List 3"/>
-    <w:lsdException w:uiPriority="99" w:name="Table List 4"/>
-    <w:lsdException w:uiPriority="99" w:name="Table List 5"/>
-    <w:lsdException w:uiPriority="99" w:name="Table List 6"/>
-    <w:lsdException w:uiPriority="99" w:name="Table List 7"/>
-    <w:lsdException w:uiPriority="99" w:name="Table List 8"/>
-    <w:lsdException w:uiPriority="99" w:name="Table 3D effects 1"/>
-    <w:lsdException w:uiPriority="99" w:name="Table 3D effects 2"/>
-    <w:lsdException w:uiPriority="99" w:name="Table 3D effects 3"/>
-    <w:lsdException w:uiPriority="99" w:name="Table Contemporary"/>
-    <w:lsdException w:uiPriority="99" w:name="Table Elegant"/>
-    <w:lsdException w:uiPriority="99" w:name="Table Professional"/>
-    <w:lsdException w:uiPriority="99" w:name="Table Subtle 1"/>
-    <w:lsdException w:uiPriority="99" w:name="Table Subtle 2"/>
-    <w:lsdException w:uiPriority="99" w:name="Table Web 1"/>
-    <w:lsdException w:uiPriority="99" w:name="Table Web 2"/>
-    <w:lsdException w:uiPriority="99" w:name="Table Web 3"/>
-    <w:lsdException w:uiPriority="99" w:name="Balloon Text"/>
-    <w:lsdException w:unhideWhenUsed="0" w:uiPriority="39" w:semiHidden="0" w:name="Table Grid"/>
-    <w:lsdException w:uiPriority="99" w:name="Table Theme"/>
-    <w:lsdException w:unhideWhenUsed="0" w:uiPriority="60" w:semiHidden="0" w:name="Light Shading"/>
-    <w:lsdException w:unhideWhenUsed="0" w:uiPriority="61" w:semiHidden="0" w:name="Light List"/>
-    <w:lsdException w:unhideWhenUsed="0" w:uiPriority="62" w:semiHidden="0" w:name="Light Grid"/>
-    <w:lsdException w:unhideWhenUsed="0" w:uiPriority="63" w:semiHidden="0" w:name="Medium Shading 1"/>
-    <w:lsdException w:unhideWhenUsed="0" w:uiPriority="64" w:semiHidden="0" w:name="Medium Shading 2"/>
-    <w:lsdException w:unhideWhenUsed="0" w:uiPriority="65" w:semiHidden="0" w:name="Medium List 1"/>
-    <w:lsdException w:unhideWhenUsed="0" w:uiPriority="66" w:semiHidden="0" w:name="Medium List 2"/>
-    <w:lsdException w:unhideWhenUsed="0" w:uiPriority="67" w:semiHidden="0" w:name="Medium Grid 1"/>
-    <w:lsdException w:unhideWhenUsed="0" w:uiPriority="68" w:semiHidden="0" w:name="Medium Grid 2"/>
-    <w:lsdException w:unhideWhenUsed="0" w:uiPriority="69" w:semiHidden="0" w:name="Medium Grid 3"/>
-    <w:lsdException w:unhideWhenUsed="0" w:uiPriority="70" w:semiHidden="0" w:name="Dark List"/>
-    <w:lsdException w:unhideWhenUsed="0" w:uiPriority="71" w:semiHidden="0" w:name="Colorful Shading"/>
-    <w:lsdException w:unhideWhenUsed="0" w:uiPriority="72" w:semiHidden="0" w:name="Colorful List"/>
-    <w:lsdException w:unhideWhenUsed="0" w:uiPriority="73" w:semiHidden="0" w:name="Colorful Grid"/>
-    <w:lsdException w:unhideWhenUsed="0" w:uiPriority="60" w:semiHidden="0" w:name="Light Shading Accent 1"/>
-    <w:lsdException w:unhideWhenUsed="0" w:uiPriority="61" w:semiHidden="0" w:name="Light List Accent 1"/>
-    <w:lsdException w:unhideWhenUsed="0" w:uiPriority="62" w:semiHidden="0" w:name="Light Grid Accent 1"/>
-    <w:lsdException w:unhideWhenUsed="0" w:uiPriority="63" w:semiHidden="0" w:name="Medium Shading 1 Accent 1"/>
-    <w:lsdException w:unhideWhenUsed="0" w:uiPriority="64" w:semiHidden="0" w:name="Medium Shading 2 Accent 1"/>
-    <w:lsdException w:unhideWhenUsed="0" w:uiPriority="65" w:semiHidden="0" w:name="Medium List 1 Accent 1"/>
-    <w:lsdException w:qFormat="1" w:unhideWhenUsed="0" w:uiPriority="34" w:semiHidden="0" w:name="List Paragraph"/>
-    <w:lsdException w:qFormat="1" w:unhideWhenUsed="0" w:uiPriority="29" w:semiHidden="0" w:name="Quote"/>
-    <w:lsdException w:qFormat="1" w:unhideWhenUsed="0" w:uiPriority="30" w:semiHidden="0" w:name="Intense Quote"/>
-    <w:lsdException w:unhideWhenUsed="0" w:uiPriority="66" w:semiHidden="0" w:name="Medium List 2 Accent 1"/>
-    <w:lsdException w:unhideWhenUsed="0" w:uiPriority="67" w:semiHidden="0" w:name="Medium Grid 1 Accent 1"/>
-    <w:lsdException w:unhideWhenUsed="0" w:uiPriority="68" w:semiHidden="0" w:name="Medium Grid 2 Accent 1"/>
-    <w:lsdException w:unhideWhenUsed="0" w:uiPriority="69" w:semiHidden="0" w:name="Medium Grid 3 Accent 1"/>
-    <w:lsdException w:unhideWhenUsed="0" w:uiPriority="70" w:semiHidden="0" w:name="Dark List Accent 1"/>
-    <w:lsdException w:unhideWhenUsed="0" w:uiPriority="71" w:semiHidden="0" w:name="Colorful Shading Accent 1"/>
-    <w:lsdException w:unhideWhenUsed="0" w:uiPriority="72" w:semiHidden="0" w:name="Colorful List Accent 1"/>
-    <w:lsdException w:unhideWhenUsed="0" w:uiPriority="73" w:semiHidden="0" w:name="Colorful Grid Accent 1"/>
-    <w:lsdException w:unhideWhenUsed="0" w:uiPriority="60" w:semiHidden="0" w:name="Light Shading Accent 2"/>
-    <w:lsdException w:unhideWhenUsed="0" w:uiPriority="61" w:semiHidden="0" w:name="Light List Accent 2"/>
-    <w:lsdException w:unhideWhenUsed="0" w:uiPriority="62" w:semiHidden="0" w:name="Light Grid Accent 2"/>
-    <w:lsdException w:unhideWhenUsed="0" w:uiPriority="63" w:semiHidden="0" w:name="Medium Shading 1 Accent 2"/>
-    <w:lsdException w:unhideWhenUsed="0" w:uiPriority="64" w:semiHidden="0" w:name="Medium Shading 2 Accent 2"/>
-    <w:lsdException w:unhideWhenUsed="0" w:uiPriority="65" w:semiHidden="0" w:name="Medium List 1 Accent 2"/>
-    <w:lsdException w:unhideWhenUsed="0" w:uiPriority="66" w:semiHidden="0" w:name="Medium List 2 Accent 2"/>
-    <w:lsdException w:unhideWhenUsed="0" w:uiPriority="67" w:semiHidden="0" w:name="Medium Grid 1 Accent 2"/>
-    <w:lsdException w:unhideWhenUsed="0" w:uiPriority="68" w:semiHidden="0" w:name="Medium Grid 2 Accent 2"/>
-    <w:lsdException w:unhideWhenUsed="0" w:uiPriority="69" w:semiHidden="0" w:name="Medium Grid 3 Accent 2"/>
-    <w:lsdException w:unhideWhenUsed="0" w:uiPriority="70" w:semiHidden="0" w:name="Dark List Accent 2"/>
-    <w:lsdException w:unhideWhenUsed="0" w:uiPriority="71" w:semiHidden="0" w:name="Colorful Shading Accent 2"/>
-    <w:lsdException w:unhideWhenUsed="0" w:uiPriority="72" w:semiHidden="0" w:name="Colorful List Accent 2"/>
-    <w:lsdException w:unhideWhenUsed="0" w:uiPriority="73" w:semiHidden="0" w:name="Colorful Grid Accent 2"/>
-    <w:lsdException w:unhideWhenUsed="0" w:uiPriority="60" w:semiHidden="0" w:name="Light Shading Accent 3"/>
-    <w:lsdException w:unhideWhenUsed="0" w:uiPriority="61" w:semiHidden="0" w:name="Light List Accent 3"/>
-    <w:lsdException w:unhideWhenUsed="0" w:uiPriority="62" w:semiHidden="0" w:name="Light Grid Accent 3"/>
-    <w:lsdException w:unhideWhenUsed="0" w:uiPriority="63" w:semiHidden="0" w:name="Medium Shading 1 Accent 3"/>
-    <w:lsdException w:unhideWhenUsed="0" w:uiPriority="64" w:semiHidden="0" w:name="Medium Shading 2 Accent 3"/>
-    <w:lsdException w:unhideWhenUsed="0" w:uiPriority="65" w:semiHidden="0" w:name="Medium List 1 Accent 3"/>
-    <w:lsdException w:unhideWhenUsed="0" w:uiPriority="66" w:semiHidden="0" w:name="Medium List 2 Accent 3"/>
-    <w:lsdException w:unhideWhenUsed="0" w:uiPriority="67" w:semiHidden="0" w:name="Medium Grid 1 Accent 3"/>
-    <w:lsdException w:unhideWhenUsed="0" w:uiPriority="68" w:semiHidden="0" w:name="Medium Grid 2 Accent 3"/>
-    <w:lsdException w:unhideWhenUsed="0" w:uiPriority="69" w:semiHidden="0" w:name="Medium Grid 3 Accent 3"/>
-    <w:lsdException w:unhideWhenUsed="0" w:uiPriority="70" w:semiHidden="0" w:name="Dark List Accent 3"/>
-    <w:lsdException w:unhideWhenUsed="0" w:uiPriority="71" w:semiHidden="0" w:name="Colorful Shading Accent 3"/>
-    <w:lsdException w:unhideWhenUsed="0" w:uiPriority="72" w:semiHidden="0" w:name="Colorful List Accent 3"/>
-    <w:lsdException w:unhideWhenUsed="0" w:uiPriority="73" w:semiHidden="0" w:name="Colorful Grid Accent 3"/>
-    <w:lsdException w:unhideWhenUsed="0" w:uiPriority="60" w:semiHidden="0" w:name="Light Shading Accent 4"/>
-    <w:lsdException w:unhideWhenUsed="0" w:uiPriority="61" w:semiHidden="0" w:name="Light List Accent 4"/>
-    <w:lsdException w:unhideWhenUsed="0" w:uiPriority="62" w:semiHidden="0" w:name="Light Grid Accent 4"/>
-    <w:lsdException w:unhideWhenUsed="0" w:uiPriority="63" w:semiHidden="0" w:name="Medium Shading 1 Accent 4"/>
-    <w:lsdException w:unhideWhenUsed="0" w:uiPriority="64" w:semiHidden="0" w:name="Medium Shading 2 Accent 4"/>
-    <w:lsdException w:unhideWhenUsed="0" w:uiPriority="65" w:semiHidden="0" w:name="Medium List 1 Accent 4"/>
-    <w:lsdException w:unhideWhenUsed="0" w:uiPriority="66" w:semiHidden="0" w:name="Medium List 2 Accent 4"/>
-    <w:lsdException w:unhideWhenUsed="0" w:uiPriority="67" w:semiHidden="0" w:name="Medium Grid 1 Accent 4"/>
-    <w:lsdException w:unhideWhenUsed="0" w:uiPriority="68" w:semiHidden="0" w:name="Medium Grid 2 Accent 4"/>
-    <w:lsdException w:unhideWhenUsed="0" w:uiPriority="69" w:semiHidden="0" w:name="Medium Grid 3 Accent 4"/>
-    <w:lsdException w:unhideWhenUsed="0" w:uiPriority="70" w:semiHidden="0" w:name="Dark List Accent 4"/>
-    <w:lsdException w:unhideWhenUsed="0" w:uiPriority="71" w:semiHidden="0" w:name="Colorful Shading Accent 4"/>
-    <w:lsdException w:unhideWhenUsed="0" w:uiPriority="72" w:semiHidden="0" w:name="Colorful List Accent 4"/>
-    <w:lsdException w:unhideWhenUsed="0" w:uiPriority="73" w:semiHidden="0" w:name="Colorful Grid Accent 4"/>
-    <w:lsdException w:unhideWhenUsed="0" w:uiPriority="60" w:semiHidden="0" w:name="Light Shading Accent 5"/>
-    <w:lsdException w:unhideWhenUsed="0" w:uiPriority="61" w:semiHidden="0" w:name="Light List Accent 5"/>
-    <w:lsdException w:unhideWhenUsed="0" w:uiPriority="62" w:semiHidden="0" w:name="Light Grid Accent 5"/>
-    <w:lsdException w:unhideWhenUsed="0" w:uiPriority="63" w:semiHidden="0" w:name="Medium Shading 1 Accent 5"/>
-    <w:lsdException w:unhideWhenUsed="0" w:uiPriority="64" w:semiHidden="0" w:name="Medium Shading 2 Accent 5"/>
-    <w:lsdException w:unhideWhenUsed="0" w:uiPriority="65" w:semiHidden="0" w:name="Medium List 1 Accent 5"/>
-    <w:lsdException w:unhideWhenUsed="0" w:uiPriority="66" w:semiHidden="0" w:name="Medium List 2 Accent 5"/>
-    <w:lsdException w:unhideWhenUsed="0" w:uiPriority="67" w:semiHidden="0" w:name="Medium Grid 1 Accent 5"/>
-    <w:lsdException w:unhideWhenUsed="0" w:uiPriority="68" w:semiHidden="0" w:name="Medium Grid 2 Accent 5"/>
-    <w:lsdException w:unhideWhenUsed="0" w:uiPriority="69" w:semiHidden="0" w:name="Medium Grid 3 Accent 5"/>
-    <w:lsdException w:unhideWhenUsed="0" w:uiPriority="70" w:semiHidden="0" w:name="Dark List Accent 5"/>
-    <w:lsdException w:unhideWhenUsed="0" w:uiPriority="71" w:semiHidden="0" w:name="Colorful Shading Accent 5"/>
-    <w:lsdException w:unhideWhenUsed="0" w:uiPriority="72" w:semiHidden="0" w:name="Colorful List Accent 5"/>
-    <w:lsdException w:unhideWhenUsed="0" w:uiPriority="73" w:semiHidden="0" w:name="Colorful Grid Accent 5"/>
-    <w:lsdException w:unhideWhenUsed="0" w:uiPriority="60" w:semiHidden="0" w:name="Light Shading Accent 6"/>
-    <w:lsdException w:unhideWhenUsed="0" w:uiPriority="61" w:semiHidden="0" w:name="Light List Accent 6"/>
-    <w:lsdException w:unhideWhenUsed="0" w:uiPriority="62" w:semiHidden="0" w:name="Light Grid Accent 6"/>
-    <w:lsdException w:unhideWhenUsed="0" w:uiPriority="63" w:semiHidden="0" w:name="Medium Shading 1 Accent 6"/>
-    <w:lsdException w:unhideWhenUsed="0" w:uiPriority="64" w:semiHidden="0" w:name="Medium Shading 2 Accent 6"/>
-    <w:lsdException w:unhideWhenUsed="0" w:uiPriority="65" w:semiHidden="0" w:name="Medium List 1 Accent 6"/>
-    <w:lsdException w:unhideWhenUsed="0" w:uiPriority="66" w:semiHidden="0" w:name="Medium List 2 Accent 6"/>
-    <w:lsdException w:unhideWhenUsed="0" w:uiPriority="67" w:semiHidden="0" w:name="Medium Grid 1 Accent 6"/>
-    <w:lsdException w:unhideWhenUsed="0" w:uiPriority="68" w:semiHidden="0" w:name="Medium Grid 2 Accent 6"/>
-    <w:lsdException w:unhideWhenUsed="0" w:uiPriority="69" w:semiHidden="0" w:name="Medium Grid 3 Accent 6"/>
-    <w:lsdException w:unhideWhenUsed="0" w:uiPriority="70" w:semiHidden="0" w:name="Dark List Accent 6"/>
-    <w:lsdException w:unhideWhenUsed="0" w:uiPriority="71" w:semiHidden="0" w:name="Colorful Shading Accent 6"/>
-    <w:lsdException w:unhideWhenUsed="0" w:uiPriority="72" w:semiHidden="0" w:name="Colorful List Accent 6"/>
-    <w:lsdException w:unhideWhenUsed="0" w:uiPriority="73" w:semiHidden="0" w:name="Colorful Grid Accent 6"/>
+  <w:latentStyles w:defLockedState="0" w:defUIPriority="99" w:defSemiHidden="0" w:defUnhideWhenUsed="0" w:defQFormat="0" w:count="376">
+    <w:lsdException w:name="Normal" w:uiPriority="0" w:qFormat="1"/>
+    <w:lsdException w:name="heading 1" w:uiPriority="9" w:qFormat="1"/>
+    <w:lsdException w:name="heading 2" w:uiPriority="9" w:unhideWhenUsed="1" w:qFormat="1"/>
+    <w:lsdException w:name="heading 3" w:uiPriority="9" w:unhideWhenUsed="1" w:qFormat="1"/>
+    <w:lsdException w:name="heading 4" w:uiPriority="9" w:unhideWhenUsed="1" w:qFormat="1"/>
+    <w:lsdException w:name="heading 5" w:semiHidden="1" w:uiPriority="9" w:unhideWhenUsed="1" w:qFormat="1"/>
+    <w:lsdException w:name="heading 6" w:semiHidden="1" w:uiPriority="9" w:unhideWhenUsed="1" w:qFormat="1"/>
+    <w:lsdException w:name="heading 7" w:semiHidden="1" w:uiPriority="9" w:unhideWhenUsed="1" w:qFormat="1"/>
+    <w:lsdException w:name="heading 8" w:semiHidden="1" w:uiPriority="9" w:unhideWhenUsed="1" w:qFormat="1"/>
+    <w:lsdException w:name="heading 9" w:semiHidden="1" w:uiPriority="9" w:unhideWhenUsed="1" w:qFormat="1"/>
+    <w:lsdException w:name="index 1" w:semiHidden="1" w:unhideWhenUsed="1"/>
+    <w:lsdException w:name="index 2" w:semiHidden="1" w:unhideWhenUsed="1"/>
+    <w:lsdException w:name="index 3" w:semiHidden="1" w:unhideWhenUsed="1"/>
+    <w:lsdException w:name="index 4" w:semiHidden="1" w:unhideWhenUsed="1"/>
+    <w:lsdException w:name="index 5" w:semiHidden="1" w:unhideWhenUsed="1"/>
+    <w:lsdException w:name="index 6" w:semiHidden="1" w:unhideWhenUsed="1"/>
+    <w:lsdException w:name="index 7" w:semiHidden="1" w:unhideWhenUsed="1"/>
+    <w:lsdException w:name="index 8" w:semiHidden="1" w:unhideWhenUsed="1"/>
+    <w:lsdException w:name="index 9" w:semiHidden="1" w:unhideWhenUsed="1"/>
+    <w:lsdException w:name="toc 1" w:semiHidden="1" w:uiPriority="39" w:unhideWhenUsed="1"/>
+    <w:lsdException w:name="toc 2" w:semiHidden="1" w:uiPriority="39" w:unhideWhenUsed="1"/>
+    <w:lsdException w:name="toc 3" w:semiHidden="1" w:uiPriority="39" w:unhideWhenUsed="1"/>
+    <w:lsdException w:name="toc 4" w:semiHidden="1" w:uiPriority="39" w:unhideWhenUsed="1"/>
+    <w:lsdException w:name="toc 5" w:semiHidden="1" w:uiPriority="39" w:unhideWhenUsed="1"/>
+    <w:lsdException w:name="toc 6" w:semiHidden="1" w:uiPriority="39" w:unhideWhenUsed="1"/>
+    <w:lsdException w:name="toc 7" w:semiHidden="1" w:uiPriority="39" w:unhideWhenUsed="1"/>
+    <w:lsdException w:name="toc 8" w:semiHidden="1" w:uiPriority="39" w:unhideWhenUsed="1"/>
+    <w:lsdException w:name="toc 9" w:semiHidden="1" w:uiPriority="39" w:unhideWhenUsed="1"/>
+    <w:lsdException w:name="Normal Indent" w:semiHidden="1" w:unhideWhenUsed="1"/>
+    <w:lsdException w:name="footnote text" w:semiHidden="1" w:unhideWhenUsed="1"/>
+    <w:lsdException w:name="annotation text" w:semiHidden="1" w:unhideWhenUsed="1"/>
+    <w:lsdException w:name="header" w:unhideWhenUsed="1" w:qFormat="1"/>
+    <w:lsdException w:name="footer" w:unhideWhenUsed="1" w:qFormat="1"/>
+    <w:lsdException w:name="index heading" w:semiHidden="1" w:unhideWhenUsed="1"/>
+    <w:lsdException w:name="caption" w:uiPriority="35" w:unhideWhenUsed="1" w:qFormat="1"/>
+    <w:lsdException w:name="table of figures" w:semiHidden="1" w:unhideWhenUsed="1"/>
+    <w:lsdException w:name="envelope address" w:semiHidden="1" w:unhideWhenUsed="1"/>
+    <w:lsdException w:name="envelope return" w:semiHidden="1" w:unhideWhenUsed="1"/>
+    <w:lsdException w:name="footnote reference" w:semiHidden="1" w:unhideWhenUsed="1"/>
+    <w:lsdException w:name="annotation reference" w:semiHidden="1" w:unhideWhenUsed="1"/>
+    <w:lsdException w:name="line number" w:semiHidden="1" w:unhideWhenUsed="1"/>
+    <w:lsdException w:name="page number" w:semiHidden="1" w:unhideWhenUsed="1"/>
+    <w:lsdException w:name="endnote reference" w:semiHidden="1" w:unhideWhenUsed="1"/>
+    <w:lsdException w:name="endnote text" w:semiHidden="1" w:unhideWhenUsed="1"/>
+    <w:lsdException w:name="table of authorities" w:semiHidden="1" w:unhideWhenUsed="1"/>
+    <w:lsdException w:name="macro" w:semiHidden="1" w:unhideWhenUsed="1"/>
+    <w:lsdException w:name="toa heading" w:semiHidden="1" w:unhideWhenUsed="1"/>
+    <w:lsdException w:name="List" w:semiHidden="1" w:unhideWhenUsed="1"/>
+    <w:lsdException w:name="List Bullet" w:semiHidden="1" w:unhideWhenUsed="1"/>
+    <w:lsdException w:name="List Number" w:semiHidden="1" w:unhideWhenUsed="1"/>
+    <w:lsdException w:name="List 2" w:semiHidden="1" w:unhideWhenUsed="1"/>
+    <w:lsdException w:name="List 3" w:semiHidden="1" w:unhideWhenUsed="1"/>
+    <w:lsdException w:name="List 4" w:semiHidden="1" w:unhideWhenUsed="1"/>
+    <w:lsdException w:name="List 5" w:semiHidden="1" w:unhideWhenUsed="1"/>
+    <w:lsdException w:name="List Bullet 2" w:semiHidden="1" w:unhideWhenUsed="1"/>
+    <w:lsdException w:name="List Bullet 3" w:semiHidden="1" w:unhideWhenUsed="1"/>
+    <w:lsdException w:name="List Bullet 4" w:semiHidden="1" w:unhideWhenUsed="1"/>
+    <w:lsdException w:name="List Bullet 5" w:semiHidden="1" w:unhideWhenUsed="1"/>
+    <w:lsdException w:name="List Number 2" w:semiHidden="1" w:unhideWhenUsed="1"/>
+    <w:lsdException w:name="List Number 3" w:semiHidden="1" w:unhideWhenUsed="1"/>
+    <w:lsdException w:name="List Number 4" w:semiHidden="1" w:unhideWhenUsed="1"/>
+    <w:lsdException w:name="List Number 5" w:semiHidden="1" w:unhideWhenUsed="1"/>
+    <w:lsdException w:name="Title" w:uiPriority="10" w:qFormat="1"/>
+    <w:lsdException w:name="Closing" w:semiHidden="1" w:unhideWhenUsed="1"/>
+    <w:lsdException w:name="Signature" w:semiHidden="1" w:unhideWhenUsed="1"/>
+    <w:lsdException w:name="Default Paragraph Font" w:semiHidden="1" w:uiPriority="1" w:unhideWhenUsed="1" w:qFormat="1"/>
+    <w:lsdException w:name="Body Text" w:semiHidden="1" w:unhideWhenUsed="1"/>
+    <w:lsdException w:name="Body Text Indent" w:semiHidden="1" w:unhideWhenUsed="1"/>
+    <w:lsdException w:name="List Continue" w:semiHidden="1" w:unhideWhenUsed="1"/>
+    <w:lsdException w:name="List Continue 2" w:semiHidden="1" w:unhideWhenUsed="1"/>
+    <w:lsdException w:name="List Continue 3" w:semiHidden="1" w:unhideWhenUsed="1"/>
+    <w:lsdException w:name="List Continue 4" w:semiHidden="1" w:unhideWhenUsed="1"/>
+    <w:lsdException w:name="List Continue 5" w:semiHidden="1" w:unhideWhenUsed="1"/>
+    <w:lsdException w:name="Message Header" w:semiHidden="1" w:unhideWhenUsed="1"/>
+    <w:lsdException w:name="Subtitle" w:uiPriority="11" w:qFormat="1"/>
+    <w:lsdException w:name="Salutation" w:semiHidden="1" w:unhideWhenUsed="1"/>
+    <w:lsdException w:name="Date" w:semiHidden="1" w:unhideWhenUsed="1"/>
+    <w:lsdException w:name="Body Text First Indent" w:semiHidden="1" w:unhideWhenUsed="1"/>
+    <w:lsdException w:name="Body Text First Indent 2" w:semiHidden="1" w:unhideWhenUsed="1"/>
+    <w:lsdException w:name="Note Heading" w:semiHidden="1" w:unhideWhenUsed="1"/>
+    <w:lsdException w:name="Body Text 2" w:semiHidden="1" w:unhideWhenUsed="1"/>
+    <w:lsdException w:name="Body Text 3" w:semiHidden="1" w:unhideWhenUsed="1"/>
+    <w:lsdException w:name="Body Text Indent 2" w:semiHidden="1" w:unhideWhenUsed="1"/>
+    <w:lsdException w:name="Body Text Indent 3" w:semiHidden="1" w:unhideWhenUsed="1"/>
+    <w:lsdException w:name="Block Text" w:semiHidden="1" w:unhideWhenUsed="1"/>
+    <w:lsdException w:name="Hyperlink" w:semiHidden="1" w:unhideWhenUsed="1"/>
+    <w:lsdException w:name="FollowedHyperlink" w:semiHidden="1" w:unhideWhenUsed="1"/>
+    <w:lsdException w:name="Strong" w:uiPriority="22" w:qFormat="1"/>
+    <w:lsdException w:name="Emphasis" w:uiPriority="20" w:qFormat="1"/>
+    <w:lsdException w:name="Document Map" w:semiHidden="1" w:unhideWhenUsed="1"/>
+    <w:lsdException w:name="Plain Text" w:semiHidden="1" w:unhideWhenUsed="1"/>
+    <w:lsdException w:name="E-mail Signature" w:semiHidden="1" w:unhideWhenUsed="1"/>
+    <w:lsdException w:name="HTML Top of Form" w:semiHidden="1" w:unhideWhenUsed="1"/>
+    <w:lsdException w:name="HTML Bottom of Form" w:semiHidden="1" w:unhideWhenUsed="1"/>
+    <w:lsdException w:name="Normal (Web)" w:semiHidden="1" w:unhideWhenUsed="1"/>
+    <w:lsdException w:name="HTML Acronym" w:semiHidden="1" w:unhideWhenUsed="1"/>
+    <w:lsdException w:name="HTML Address" w:semiHidden="1" w:unhideWhenUsed="1"/>
+    <w:lsdException w:name="HTML Cite" w:semiHidden="1" w:unhideWhenUsed="1"/>
+    <w:lsdException w:name="HTML Code" w:semiHidden="1" w:unhideWhenUsed="1"/>
+    <w:lsdException w:name="HTML Definition" w:semiHidden="1" w:unhideWhenUsed="1"/>
+    <w:lsdException w:name="HTML Keyboard" w:semiHidden="1" w:unhideWhenUsed="1"/>
+    <w:lsdException w:name="HTML Preformatted" w:semiHidden="1" w:unhideWhenUsed="1"/>
+    <w:lsdException w:name="HTML Sample" w:semiHidden="1" w:unhideWhenUsed="1"/>
+    <w:lsdException w:name="HTML Typewriter" w:semiHidden="1" w:unhideWhenUsed="1"/>
+    <w:lsdException w:name="HTML Variable" w:semiHidden="1" w:unhideWhenUsed="1"/>
+    <w:lsdException w:name="Normal Table" w:semiHidden="1" w:unhideWhenUsed="1" w:qFormat="1"/>
+    <w:lsdException w:name="annotation subject" w:semiHidden="1" w:unhideWhenUsed="1"/>
+    <w:lsdException w:name="No List" w:semiHidden="1" w:unhideWhenUsed="1"/>
+    <w:lsdException w:name="Outline List 1" w:semiHidden="1" w:unhideWhenUsed="1"/>
+    <w:lsdException w:name="Outline List 2" w:semiHidden="1" w:unhideWhenUsed="1"/>
+    <w:lsdException w:name="Outline List 3" w:semiHidden="1" w:unhideWhenUsed="1"/>
+    <w:lsdException w:name="Table Simple 1" w:semiHidden="1" w:unhideWhenUsed="1"/>
+    <w:lsdException w:name="Table Simple 2" w:semiHidden="1" w:unhideWhenUsed="1"/>
+    <w:lsdException w:name="Table Simple 3" w:semiHidden="1" w:unhideWhenUsed="1"/>
+    <w:lsdException w:name="Table Classic 1" w:semiHidden="1" w:unhideWhenUsed="1"/>
+    <w:lsdException w:name="Table Classic 2" w:semiHidden="1" w:unhideWhenUsed="1"/>
+    <w:lsdException w:name="Table Classic 3" w:semiHidden="1" w:unhideWhenUsed="1"/>
+    <w:lsdException w:name="Table Classic 4" w:semiHidden="1" w:unhideWhenUsed="1"/>
+    <w:lsdException w:name="Table Colorful 1" w:semiHidden="1" w:unhideWhenUsed="1"/>
+    <w:lsdException w:name="Table Colorful 2" w:semiHidden="1" w:unhideWhenUsed="1"/>
+    <w:lsdException w:name="Table Colorful 3" w:semiHidden="1" w:unhideWhenUsed="1"/>
+    <w:lsdException w:name="Table Columns 1" w:semiHidden="1" w:unhideWhenUsed="1"/>
+    <w:lsdException w:name="Table Columns 2" w:semiHidden="1" w:unhideWhenUsed="1"/>
+    <w:lsdException w:name="Table Columns 3" w:semiHidden="1" w:unhideWhenUsed="1"/>
+    <w:lsdException w:name="Table Columns 4" w:semiHidden="1" w:unhideWhenUsed="1"/>
+    <w:lsdException w:name="Table Columns 5" w:semiHidden="1" w:unhideWhenUsed="1"/>
+    <w:lsdException w:name="Table Grid 1" w:semiHidden="1" w:unhideWhenUsed="1"/>
+    <w:lsdException w:name="Table Grid 2" w:semiHidden="1" w:unhideWhenUsed="1"/>
+    <w:lsdException w:name="Table Grid 3" w:semiHidden="1" w:unhideWhenUsed="1"/>
+    <w:lsdException w:name="Table Grid 4" w:semiHidden="1" w:unhideWhenUsed="1"/>
+    <w:lsdException w:name="Table Grid 5" w:semiHidden="1" w:unhideWhenUsed="1"/>
+    <w:lsdException w:name="Table Grid 6" w:semiHidden="1" w:unhideWhenUsed="1"/>
+    <w:lsdException w:name="Table Grid 7" w:semiHidden="1" w:unhideWhenUsed="1"/>
+    <w:lsdException w:name="Table Grid 8" w:semiHidden="1" w:unhideWhenUsed="1"/>
+    <w:lsdException w:name="Table List 1" w:semiHidden="1" w:unhideWhenUsed="1"/>
+    <w:lsdException w:name="Table List 2" w:semiHidden="1" w:unhideWhenUsed="1"/>
+    <w:lsdException w:name="Table List 3" w:semiHidden="1" w:unhideWhenUsed="1"/>
+    <w:lsdException w:name="Table List 4" w:semiHidden="1" w:unhideWhenUsed="1"/>
+    <w:lsdException w:name="Table List 5" w:semiHidden="1" w:unhideWhenUsed="1"/>
+    <w:lsdException w:name="Table List 6" w:semiHidden="1" w:unhideWhenUsed="1"/>
+    <w:lsdException w:name="Table List 7" w:semiHidden="1" w:unhideWhenUsed="1"/>
+    <w:lsdException w:name="Table List 8" w:semiHidden="1" w:unhideWhenUsed="1"/>
+    <w:lsdException w:name="Table 3D effects 1" w:semiHidden="1" w:unhideWhenUsed="1"/>
+    <w:lsdException w:name="Table 3D effects 2" w:semiHidden="1" w:unhideWhenUsed="1"/>
+    <w:lsdException w:name="Table 3D effects 3" w:semiHidden="1" w:unhideWhenUsed="1"/>
+    <w:lsdException w:name="Table Contemporary" w:semiHidden="1" w:unhideWhenUsed="1"/>
+    <w:lsdException w:name="Table Elegant" w:semiHidden="1" w:unhideWhenUsed="1"/>
+    <w:lsdException w:name="Table Professional" w:semiHidden="1" w:unhideWhenUsed="1"/>
+    <w:lsdException w:name="Table Subtle 1" w:semiHidden="1" w:unhideWhenUsed="1"/>
+    <w:lsdException w:name="Table Subtle 2" w:semiHidden="1" w:unhideWhenUsed="1"/>
+    <w:lsdException w:name="Table Web 1" w:semiHidden="1" w:unhideWhenUsed="1"/>
+    <w:lsdException w:name="Table Web 2" w:semiHidden="1" w:unhideWhenUsed="1"/>
+    <w:lsdException w:name="Table Web 3" w:semiHidden="1" w:unhideWhenUsed="1"/>
+    <w:lsdException w:name="Balloon Text" w:semiHidden="1" w:unhideWhenUsed="1"/>
+    <w:lsdException w:name="Table Grid" w:uiPriority="39"/>
+    <w:lsdException w:name="Table Theme" w:semiHidden="1" w:unhideWhenUsed="1"/>
+    <w:lsdException w:name="Placeholder Text" w:semiHidden="1" w:unhideWhenUsed="1"/>
+    <w:lsdException w:name="No Spacing" w:semiHidden="1" w:unhideWhenUsed="1"/>
+    <w:lsdException w:name="Light Shading" w:uiPriority="60"/>
+    <w:lsdException w:name="Light List" w:uiPriority="61"/>
+    <w:lsdException w:name="Light Grid" w:uiPriority="62"/>
+    <w:lsdException w:name="Medium Shading 1" w:uiPriority="63"/>
+    <w:lsdException w:name="Medium Shading 2" w:uiPriority="64"/>
+    <w:lsdException w:name="Medium List 1" w:uiPriority="65"/>
+    <w:lsdException w:name="Medium List 2" w:uiPriority="66"/>
+    <w:lsdException w:name="Medium Grid 1" w:uiPriority="67"/>
+    <w:lsdException w:name="Medium Grid 2" w:uiPriority="68"/>
+    <w:lsdException w:name="Medium Grid 3" w:uiPriority="69"/>
+    <w:lsdException w:name="Dark List" w:uiPriority="70"/>
+    <w:lsdException w:name="Colorful Shading" w:uiPriority="71"/>
+    <w:lsdException w:name="Colorful List" w:uiPriority="72"/>
+    <w:lsdException w:name="Colorful Grid" w:uiPriority="73"/>
+    <w:lsdException w:name="Light Shading Accent 1" w:uiPriority="60"/>
+    <w:lsdException w:name="Light List Accent 1" w:uiPriority="61"/>
+    <w:lsdException w:name="Light Grid Accent 1" w:uiPriority="62"/>
+    <w:lsdException w:name="Medium Shading 1 Accent 1" w:uiPriority="63"/>
+    <w:lsdException w:name="Medium Shading 2 Accent 1" w:uiPriority="64"/>
+    <w:lsdException w:name="Medium List 1 Accent 1" w:uiPriority="65"/>
+    <w:lsdException w:name="Revision" w:semiHidden="1" w:unhideWhenUsed="1"/>
+    <w:lsdException w:name="List Paragraph" w:uiPriority="34" w:qFormat="1"/>
+    <w:lsdException w:name="Quote" w:uiPriority="29" w:qFormat="1"/>
+    <w:lsdException w:name="Intense Quote" w:uiPriority="30" w:qFormat="1"/>
+    <w:lsdException w:name="Medium List 2 Accent 1" w:uiPriority="66"/>
+    <w:lsdException w:name="Medium Grid 1 Accent 1" w:uiPriority="67"/>
+    <w:lsdException w:name="Medium Grid 2 Accent 1" w:uiPriority="68"/>
+    <w:lsdException w:name="Medium Grid 3 Accent 1" w:uiPriority="69"/>
+    <w:lsdException w:name="Dark List Accent 1" w:uiPriority="70"/>
+    <w:lsdException w:name="Colorful Shading Accent 1" w:uiPriority="71"/>
+    <w:lsdException w:name="Colorful List Accent 1" w:uiPriority="72"/>
+    <w:lsdException w:name="Colorful Grid Accent 1" w:uiPriority="73"/>
+    <w:lsdException w:name="Light Shading Accent 2" w:uiPriority="60"/>
+    <w:lsdException w:name="Light List Accent 2" w:uiPriority="61"/>
+    <w:lsdException w:name="Light Grid Accent 2" w:uiPriority="62"/>
+    <w:lsdException w:name="Medium Shading 1 Accent 2" w:uiPriority="63"/>
+    <w:lsdException w:name="Medium Shading 2 Accent 2" w:uiPriority="64"/>
+    <w:lsdException w:name="Medium List 1 Accent 2" w:uiPriority="65"/>
+    <w:lsdException w:name="Medium List 2 Accent 2" w:uiPriority="66"/>
+    <w:lsdException w:name="Medium Grid 1 Accent 2" w:uiPriority="67"/>
+    <w:lsdException w:name="Medium Grid 2 Accent 2" w:uiPriority="68"/>
+    <w:lsdException w:name="Medium Grid 3 Accent 2" w:uiPriority="69"/>
+    <w:lsdException w:name="Dark List Accent 2" w:uiPriority="70"/>
+    <w:lsdException w:name="Colorful Shading Accent 2" w:uiPriority="71"/>
+    <w:lsdException w:name="Colorful List Accent 2" w:uiPriority="72"/>
+    <w:lsdException w:name="Colorful Grid Accent 2" w:uiPriority="73"/>
+    <w:lsdException w:name="Light Shading Accent 3" w:uiPriority="60"/>
+    <w:lsdException w:name="Light List Accent 3" w:uiPriority="61"/>
+    <w:lsdException w:name="Light Grid Accent 3" w:uiPriority="62"/>
+    <w:lsdException w:name="Medium Shading 1 Accent 3" w:uiPriority="63"/>
+    <w:lsdException w:name="Medium Shading 2 Accent 3" w:uiPriority="64"/>
+    <w:lsdException w:name="Medium List 1 Accent 3" w:uiPriority="65"/>
+    <w:lsdException w:name="Medium List 2 Accent 3" w:uiPriority="66"/>
+    <w:lsdException w:name="Medium Grid 1 Accent 3" w:uiPriority="67"/>
+    <w:lsdException w:name="Medium Grid 2 Accent 3" w:uiPriority="68"/>
+    <w:lsdException w:name="Medium Grid 3 Accent 3" w:uiPriority="69"/>
+    <w:lsdException w:name="Dark List Accent 3" w:uiPriority="70"/>
+    <w:lsdException w:name="Colorful Shading Accent 3" w:uiPriority="71"/>
+    <w:lsdException w:name="Colorful List Accent 3" w:uiPriority="72"/>
+    <w:lsdException w:name="Colorful Grid Accent 3" w:uiPriority="73"/>
+    <w:lsdException w:name="Light Shading Accent 4" w:uiPriority="60"/>
+    <w:lsdException w:name="Light List Accent 4" w:uiPriority="61"/>
+    <w:lsdException w:name="Light Grid Accent 4" w:uiPriority="62"/>
+    <w:lsdException w:name="Medium Shading 1 Accent 4" w:uiPriority="63"/>
+    <w:lsdException w:name="Medium Shading 2 Accent 4" w:uiPriority="64"/>
+    <w:lsdException w:name="Medium List 1 Accent 4" w:uiPriority="65"/>
+    <w:lsdException w:name="Medium List 2 Accent 4" w:uiPriority="66"/>
+    <w:lsdException w:name="Medium Grid 1 Accent 4" w:uiPriority="67"/>
+    <w:lsdException w:name="Medium Grid 2 Accent 4" w:uiPriority="68"/>
+    <w:lsdException w:name="Medium Grid 3 Accent 4" w:uiPriority="69"/>
+    <w:lsdException w:name="Dark List Accent 4" w:uiPriority="70"/>
+    <w:lsdException w:name="Colorful Shading Accent 4" w:uiPriority="71"/>
+    <w:lsdException w:name="Colorful List Accent 4" w:uiPriority="72"/>
+    <w:lsdException w:name="Colorful Grid Accent 4" w:uiPriority="73"/>
+    <w:lsdException w:name="Light Shading Accent 5" w:uiPriority="60"/>
+    <w:lsdException w:name="Light List Accent 5" w:uiPriority="61"/>
+    <w:lsdException w:name="Light Grid Accent 5" w:uiPriority="62"/>
+    <w:lsdException w:name="Medium Shading 1 Accent 5" w:uiPriority="63"/>
+    <w:lsdException w:name="Medium Shading 2 Accent 5" w:uiPriority="64"/>
+    <w:lsdException w:name="Medium List 1 Accent 5" w:uiPriority="65"/>
+    <w:lsdException w:name="Medium List 2 Accent 5" w:uiPriority="66"/>
+    <w:lsdException w:name="Medium Grid 1 Accent 5" w:uiPriority="67"/>
+    <w:lsdException w:name="Medium Grid 2 Accent 5" w:uiPriority="68"/>
+    <w:lsdException w:name="Medium Grid 3 Accent 5" w:uiPriority="69"/>
+    <w:lsdException w:name="Dark List Accent 5" w:uiPriority="70"/>
+    <w:lsdException w:name="Colorful Shading Accent 5" w:uiPriority="71"/>
+    <w:lsdException w:name="Colorful List Accent 5" w:uiPriority="72"/>
+    <w:lsdException w:name="Colorful Grid Accent 5" w:uiPriority="73"/>
+    <w:lsdException w:name="Light Shading Accent 6" w:uiPriority="60"/>
+    <w:lsdException w:name="Light List Accent 6" w:uiPriority="61"/>
+    <w:lsdException w:name="Light Grid Accent 6" w:uiPriority="62"/>
+    <w:lsdException w:name="Medium Shading 1 Accent 6" w:uiPriority="63"/>
+    <w:lsdException w:name="Medium Shading 2 Accent 6" w:uiPriority="64"/>
+    <w:lsdException w:name="Medium List 1 Accent 6" w:uiPriority="65"/>
+    <w:lsdException w:name="Medium List 2 Accent 6" w:uiPriority="66"/>
+    <w:lsdException w:name="Medium Grid 1 Accent 6" w:uiPriority="67"/>
+    <w:lsdException w:name="Medium Grid 2 Accent 6" w:uiPriority="68"/>
+    <w:lsdException w:name="Medium Grid 3 Accent 6" w:uiPriority="69"/>
+    <w:lsdException w:name="Dark List Accent 6" w:uiPriority="70"/>
+    <w:lsdException w:name="Colorful Shading Accent 6" w:uiPriority="71"/>
+    <w:lsdException w:name="Colorful List Accent 6" w:uiPriority="72"/>
+    <w:lsdException w:name="Colorful Grid Accent 6" w:uiPriority="73"/>
+    <w:lsdException w:name="Subtle Emphasis" w:uiPriority="19" w:qFormat="1"/>
+    <w:lsdException w:name="Intense Emphasis" w:uiPriority="21" w:qFormat="1"/>
+    <w:lsdException w:name="Subtle Reference" w:uiPriority="31" w:qFormat="1"/>
+    <w:lsdException w:name="Intense Reference" w:uiPriority="32" w:qFormat="1"/>
+    <w:lsdException w:name="Book Title" w:uiPriority="33" w:qFormat="1"/>
+    <w:lsdException w:name="Bibliography" w:semiHidden="1" w:uiPriority="37" w:unhideWhenUsed="1"/>
+    <w:lsdException w:name="TOC Heading" w:semiHidden="1" w:uiPriority="39" w:unhideWhenUsed="1" w:qFormat="1"/>
+    <w:lsdException w:name="Plain Table 1" w:uiPriority="41"/>
+    <w:lsdException w:name="Plain Table 2" w:uiPriority="42"/>
+    <w:lsdException w:name="Plain Table 3" w:uiPriority="43"/>
+    <w:lsdException w:name="Plain Table 4" w:uiPriority="44"/>
+    <w:lsdException w:name="Plain Table 5" w:uiPriority="45"/>
+    <w:lsdException w:name="Grid Table Light" w:uiPriority="40"/>
+    <w:lsdException w:name="Grid Table 1 Light" w:uiPriority="46"/>
+    <w:lsdException w:name="Grid Table 2" w:uiPriority="47"/>
+    <w:lsdException w:name="Grid Table 3" w:uiPriority="48"/>
+    <w:lsdException w:name="Grid Table 4" w:uiPriority="49"/>
+    <w:lsdException w:name="Grid Table 5 Dark" w:uiPriority="50"/>
+    <w:lsdException w:name="Grid Table 6 Colorful" w:uiPriority="51"/>
+    <w:lsdException w:name="Grid Table 7 Colorful" w:uiPriority="52"/>
+    <w:lsdException w:name="Grid Table 1 Light Accent 1" w:uiPriority="46"/>
+    <w:lsdException w:name="Grid Table 2 Accent 1" w:uiPriority="47"/>
+    <w:lsdException w:name="Grid Table 3 Accent 1" w:uiPriority="48"/>
+    <w:lsdException w:name="Grid Table 4 Accent 1" w:uiPriority="49"/>
+    <w:lsdException w:name="Grid Table 5 Dark Accent 1" w:uiPriority="50"/>
+    <w:lsdException w:name="Grid Table 6 Colorful Accent 1" w:uiPriority="51"/>
+    <w:lsdException w:name="Grid Table 7 Colorful Accent 1" w:uiPriority="52"/>
+    <w:lsdException w:name="Grid Table 1 Light Accent 2" w:uiPriority="46"/>
+    <w:lsdException w:name="Grid Table 2 Accent 2" w:uiPriority="47"/>
+    <w:lsdException w:name="Grid Table 3 Accent 2" w:uiPriority="48"/>
+    <w:lsdException w:name="Grid Table 4 Accent 2" w:uiPriority="49"/>
+    <w:lsdException w:name="Grid Table 5 Dark Accent 2" w:uiPriority="50"/>
+    <w:lsdException w:name="Grid Table 6 Colorful Accent 2" w:uiPriority="51"/>
+    <w:lsdException w:name="Grid Table 7 Colorful Accent 2" w:uiPriority="52"/>
+    <w:lsdException w:name="Grid Table 1 Light Accent 3" w:uiPriority="46"/>
+    <w:lsdException w:name="Grid Table 2 Accent 3" w:uiPriority="47"/>
+    <w:lsdException w:name="Grid Table 3 Accent 3" w:uiPriority="48"/>
+    <w:lsdException w:name="Grid Table 4 Accent 3" w:uiPriority="49"/>
+    <w:lsdException w:name="Grid Table 5 Dark Accent 3" w:uiPriority="50"/>
+    <w:lsdException w:name="Grid Table 6 Colorful Accent 3" w:uiPriority="51"/>
+    <w:lsdException w:name="Grid Table 7 Colorful Accent 3" w:uiPriority="52"/>
+    <w:lsdException w:name="Grid Table 1 Light Accent 4" w:uiPriority="46"/>
+    <w:lsdException w:name="Grid Table 2 Accent 4" w:uiPriority="47"/>
+    <w:lsdException w:name="Grid Table 3 Accent 4" w:uiPriority="48"/>
+    <w:lsdException w:name="Grid Table 4 Accent 4" w:uiPriority="49"/>
+    <w:lsdException w:name="Grid Table 5 Dark Accent 4" w:uiPriority="50"/>
+    <w:lsdException w:name="Grid Table 6 Colorful Accent 4" w:uiPriority="51"/>
+    <w:lsdException w:name="Grid Table 7 Colorful Accent 4" w:uiPriority="52"/>
+    <w:lsdException w:name="Grid Table 1 Light Accent 5" w:uiPriority="46"/>
+    <w:lsdException w:name="Grid Table 2 Accent 5" w:uiPriority="47"/>
+    <w:lsdException w:name="Grid Table 3 Accent 5" w:uiPriority="48"/>
+    <w:lsdException w:name="Grid Table 4 Accent 5" w:uiPriority="49"/>
+    <w:lsdException w:name="Grid Table 5 Dark Accent 5" w:uiPriority="50"/>
+    <w:lsdException w:name="Grid Table 6 Colorful Accent 5" w:uiPriority="51"/>
+    <w:lsdException w:name="Grid Table 7 Colorful Accent 5" w:uiPriority="52"/>
+    <w:lsdException w:name="Grid Table 1 Light Accent 6" w:uiPriority="46"/>
+    <w:lsdException w:name="Grid Table 2 Accent 6" w:uiPriority="47"/>
+    <w:lsdException w:name="Grid Table 3 Accent 6" w:uiPriority="48"/>
+    <w:lsdException w:name="Grid Table 4 Accent 6" w:uiPriority="49"/>
+    <w:lsdException w:name="Grid Table 5 Dark Accent 6" w:uiPriority="50"/>
+    <w:lsdException w:name="Grid Table 6 Colorful Accent 6" w:uiPriority="51"/>
+    <w:lsdException w:name="Grid Table 7 Colorful Accent 6" w:uiPriority="52"/>
+    <w:lsdException w:name="List Table 1 Light" w:uiPriority="46"/>
+    <w:lsdException w:name="List Table 2" w:uiPriority="47"/>
+    <w:lsdException w:name="List Table 3" w:uiPriority="48"/>
+    <w:lsdException w:name="List Table 4" w:uiPriority="49"/>
+    <w:lsdException w:name="List Table 5 Dark" w:uiPriority="50"/>
+    <w:lsdException w:name="List Table 6 Colorful" w:uiPriority="51"/>
+    <w:lsdException w:name="List Table 7 Colorful" w:uiPriority="52"/>
+    <w:lsdException w:name="List Table 1 Light Accent 1" w:uiPriority="46"/>
+    <w:lsdException w:name="List Table 2 Accent 1" w:uiPriority="47"/>
+    <w:lsdException w:name="List Table 3 Accent 1" w:uiPriority="48"/>
+    <w:lsdException w:name="List Table 4 Accent 1" w:uiPriority="49"/>
+    <w:lsdException w:name="List Table 5 Dark Accent 1" w:uiPriority="50"/>
+    <w:lsdException w:name="List Table 6 Colorful Accent 1" w:uiPriority="51"/>
+    <w:lsdException w:name="List Table 7 Colorful Accent 1" w:uiPriority="52"/>
+    <w:lsdException w:name="List Table 1 Light Accent 2" w:uiPriority="46"/>
+    <w:lsdException w:name="List Table 2 Accent 2" w:uiPriority="47"/>
+    <w:lsdException w:name="List Table 3 Accent 2" w:uiPriority="48"/>
+    <w:lsdException w:name="List Table 4 Accent 2" w:uiPriority="49"/>
+    <w:lsdException w:name="List Table 5 Dark Accent 2" w:uiPriority="50"/>
+    <w:lsdException w:name="List Table 6 Colorful Accent 2" w:uiPriority="51"/>
+    <w:lsdException w:name="List Table 7 Colorful Accent 2" w:uiPriority="52"/>
+    <w:lsdException w:name="List Table 1 Light Accent 3" w:uiPriority="46"/>
+    <w:lsdException w:name="List Table 2 Accent 3" w:uiPriority="47"/>
+    <w:lsdException w:name="List Table 3 Accent 3" w:uiPriority="48"/>
+    <w:lsdException w:name="List Table 4 Accent 3" w:uiPriority="49"/>
+    <w:lsdException w:name="List Table 5 Dark Accent 3" w:uiPriority="50"/>
+    <w:lsdException w:name="List Table 6 Colorful Accent 3" w:uiPriority="51"/>
+    <w:lsdException w:name="List Table 7 Colorful Accent 3" w:uiPriority="52"/>
+    <w:lsdException w:name="List Table 1 Light Accent 4" w:uiPriority="46"/>
+    <w:lsdException w:name="List Table 2 Accent 4" w:uiPriority="47"/>
+    <w:lsdException w:name="List Table 3 Accent 4" w:uiPriority="48"/>
+    <w:lsdException w:name="List Table 4 Accent 4" w:uiPriority="49"/>
+    <w:lsdException w:name="List Table 5 Dark Accent 4" w:uiPriority="50"/>
+    <w:lsdException w:name="List Table 6 Colorful Accent 4" w:uiPriority="51"/>
+    <w:lsdException w:name="List Table 7 Colorful Accent 4" w:uiPriority="52"/>
+    <w:lsdException w:name="List Table 1 Light Accent 5" w:uiPriority="46"/>
+    <w:lsdException w:name="List Table 2 Accent 5" w:uiPriority="47"/>
+    <w:lsdException w:name="List Table 3 Accent 5" w:uiPriority="48"/>
+    <w:lsdException w:name="List Table 4 Accent 5" w:uiPriority="49"/>
+    <w:lsdException w:name="List Table 5 Dark Accent 5" w:uiPriority="50"/>
+    <w:lsdException w:name="List Table 6 Colorful Accent 5" w:uiPriority="51"/>
+    <w:lsdException w:name="List Table 7 Colorful Accent 5" w:uiPriority="52"/>
+    <w:lsdException w:name="List Table 1 Light Accent 6" w:uiPriority="46"/>
+    <w:lsdException w:name="List Table 2 Accent 6" w:uiPriority="47"/>
+    <w:lsdException w:name="List Table 3 Accent 6" w:uiPriority="48"/>
+    <w:lsdException w:name="List Table 4 Accent 6" w:uiPriority="49"/>
+    <w:lsdException w:name="List Table 5 Dark Accent 6" w:uiPriority="50"/>
+    <w:lsdException w:name="List Table 6 Colorful Accent 6" w:uiPriority="51"/>
+    <w:lsdException w:name="List Table 7 Colorful Accent 6" w:uiPriority="52"/>
+    <w:lsdException w:name="Mention" w:semiHidden="1" w:unhideWhenUsed="1"/>
+    <w:lsdException w:name="Smart Hyperlink" w:semiHidden="1" w:unhideWhenUsed="1"/>
+    <w:lsdException w:name="Hashtag" w:semiHidden="1" w:unhideWhenUsed="1"/>
+    <w:lsdException w:name="Unresolved Mention" w:semiHidden="1" w:unhideWhenUsed="1"/>
+    <w:lsdException w:name="Smart Link" w:semiHidden="1" w:unhideWhenUsed="1"/>
   </w:latentStyles>
-  <w:style w:type="paragraph" w:default="1" w:styleId="1">
+  <w:style w:type="paragraph" w:default="1" w:styleId="a">
     <w:name w:val="Normal"/>
     <w:qFormat/>
-    <w:uiPriority w:val="0"/>
     <w:pPr>
       <w:widowControl w:val="0"/>
-      <w:spacing w:before="50" w:beforeLines="50" w:after="50" w:afterLines="50"/>
+      <w:spacing w:beforeLines="50" w:before="50" w:afterLines="50" w:after="50"/>
       <w:jc w:val="center"/>
     </w:pPr>
     <w:rPr>
-      <w:rFonts w:ascii="Times New Roman" w:hAnsi="Times New Roman" w:eastAsia="宋体" w:cstheme="minorBidi"/>
+      <w:rFonts w:ascii="Times New Roman" w:eastAsia="宋体" w:hAnsi="Times New Roman"/>
       <w:kern w:val="2"/>
       <w:sz w:val="24"/>
       <w:szCs w:val="22"/>
-      <w:lang w:val="en-US" w:eastAsia="zh-CN" w:bidi="ar-SA"/>
-    </w:rPr>
-  </w:style>
-  <w:style w:type="paragraph" w:styleId="2">
+    </w:rPr>
+  </w:style>
+  <w:style w:type="paragraph" w:styleId="1">
     <w:name w:val="heading 1"/>
-    <w:basedOn w:val="1"/>
-    <w:next w:val="1"/>
-    <w:link w:val="19"/>
-    <w:qFormat/>
+    <w:basedOn w:val="a"/>
+    <w:next w:val="a"/>
+    <w:link w:val="10"/>
     <w:uiPriority w:val="9"/>
+    <w:qFormat/>
     <w:pPr>
       <w:keepNext/>
       <w:keepLines/>
-      <w:spacing w:before="100" w:beforeLines="100" w:after="100" w:afterLines="100"/>
+      <w:spacing w:beforeLines="100" w:before="100" w:afterLines="100" w:after="100"/>
       <w:outlineLvl w:val="0"/>
     </w:pPr>
     <w:rPr>
@@ -1515,40 +1955,40 @@
       <w:szCs w:val="44"/>
     </w:rPr>
   </w:style>
-  <w:style w:type="paragraph" w:styleId="3">
+  <w:style w:type="paragraph" w:styleId="2">
     <w:name w:val="heading 2"/>
-    <w:basedOn w:val="1"/>
-    <w:next w:val="1"/>
-    <w:link w:val="22"/>
+    <w:basedOn w:val="a"/>
+    <w:next w:val="a"/>
+    <w:link w:val="20"/>
+    <w:uiPriority w:val="9"/>
     <w:unhideWhenUsed/>
     <w:qFormat/>
-    <w:uiPriority w:val="9"/>
     <w:pPr>
       <w:keepNext/>
       <w:keepLines/>
-      <w:ind w:left="100" w:leftChars="100"/>
+      <w:ind w:leftChars="100" w:left="100"/>
       <w:outlineLvl w:val="1"/>
     </w:pPr>
     <w:rPr>
-      <w:rFonts w:asciiTheme="majorHAnsi" w:hAnsiTheme="majorHAnsi" w:eastAsiaTheme="majorEastAsia" w:cstheme="majorBidi"/>
+      <w:rFonts w:asciiTheme="majorHAnsi" w:eastAsiaTheme="majorEastAsia" w:hAnsiTheme="majorHAnsi" w:cstheme="majorBidi"/>
       <w:b/>
       <w:bCs/>
       <w:sz w:val="36"/>
       <w:szCs w:val="32"/>
     </w:rPr>
   </w:style>
-  <w:style w:type="paragraph" w:styleId="4">
+  <w:style w:type="paragraph" w:styleId="3">
     <w:name w:val="heading 3"/>
-    <w:basedOn w:val="1"/>
-    <w:next w:val="1"/>
-    <w:link w:val="20"/>
+    <w:basedOn w:val="a"/>
+    <w:next w:val="a"/>
+    <w:link w:val="30"/>
+    <w:uiPriority w:val="9"/>
     <w:unhideWhenUsed/>
     <w:qFormat/>
-    <w:uiPriority w:val="9"/>
     <w:pPr>
       <w:keepNext/>
       <w:keepLines/>
-      <w:ind w:left="150" w:leftChars="150"/>
+      <w:ind w:leftChars="150" w:left="150"/>
       <w:outlineLvl w:val="2"/>
     </w:pPr>
     <w:rPr>
@@ -1558,37 +1998,37 @@
       <w:szCs w:val="32"/>
     </w:rPr>
   </w:style>
-  <w:style w:type="paragraph" w:styleId="5">
+  <w:style w:type="paragraph" w:styleId="4">
     <w:name w:val="heading 4"/>
-    <w:basedOn w:val="1"/>
-    <w:next w:val="1"/>
-    <w:link w:val="21"/>
+    <w:basedOn w:val="a"/>
+    <w:next w:val="a"/>
+    <w:link w:val="40"/>
+    <w:uiPriority w:val="9"/>
     <w:unhideWhenUsed/>
     <w:qFormat/>
-    <w:uiPriority w:val="9"/>
     <w:pPr>
       <w:keepNext/>
       <w:keepLines/>
-      <w:ind w:left="200" w:leftChars="200"/>
+      <w:ind w:leftChars="200" w:left="200"/>
       <w:outlineLvl w:val="3"/>
     </w:pPr>
     <w:rPr>
-      <w:rFonts w:asciiTheme="majorHAnsi" w:hAnsiTheme="majorHAnsi" w:eastAsiaTheme="majorEastAsia" w:cstheme="majorBidi"/>
+      <w:rFonts w:asciiTheme="majorHAnsi" w:eastAsiaTheme="majorEastAsia" w:hAnsiTheme="majorHAnsi" w:cstheme="majorBidi"/>
       <w:b/>
       <w:bCs/>
       <w:sz w:val="30"/>
       <w:szCs w:val="28"/>
     </w:rPr>
   </w:style>
-  <w:style w:type="paragraph" w:styleId="6">
+  <w:style w:type="paragraph" w:styleId="5">
     <w:name w:val="heading 5"/>
-    <w:basedOn w:val="1"/>
-    <w:next w:val="1"/>
-    <w:link w:val="23"/>
+    <w:basedOn w:val="a"/>
+    <w:next w:val="a"/>
+    <w:link w:val="50"/>
+    <w:uiPriority w:val="9"/>
     <w:semiHidden/>
     <w:unhideWhenUsed/>
     <w:qFormat/>
-    <w:uiPriority w:val="9"/>
     <w:pPr>
       <w:keepNext/>
       <w:keepLines/>
@@ -1596,20 +2036,20 @@
       <w:outlineLvl w:val="4"/>
     </w:pPr>
     <w:rPr>
-      <w:rFonts w:asciiTheme="minorHAnsi" w:hAnsiTheme="minorHAnsi" w:eastAsiaTheme="minorEastAsia" w:cstheme="majorBidi"/>
-      <w:color w:val="2F5597" w:themeColor="accent1" w:themeShade="BF"/>
+      <w:rFonts w:asciiTheme="minorHAnsi" w:eastAsiaTheme="minorEastAsia" w:hAnsiTheme="minorHAnsi" w:cstheme="majorBidi"/>
+      <w:color w:val="2F5496" w:themeColor="accent1" w:themeShade="BF"/>
       <w:szCs w:val="24"/>
     </w:rPr>
   </w:style>
-  <w:style w:type="paragraph" w:styleId="7">
+  <w:style w:type="paragraph" w:styleId="6">
     <w:name w:val="heading 6"/>
-    <w:basedOn w:val="1"/>
-    <w:next w:val="1"/>
-    <w:link w:val="24"/>
+    <w:basedOn w:val="a"/>
+    <w:next w:val="a"/>
+    <w:link w:val="60"/>
+    <w:uiPriority w:val="9"/>
     <w:semiHidden/>
     <w:unhideWhenUsed/>
     <w:qFormat/>
-    <w:uiPriority w:val="9"/>
     <w:pPr>
       <w:keepNext/>
       <w:keepLines/>
@@ -1617,21 +2057,21 @@
       <w:outlineLvl w:val="5"/>
     </w:pPr>
     <w:rPr>
-      <w:rFonts w:asciiTheme="minorHAnsi" w:hAnsiTheme="minorHAnsi" w:eastAsiaTheme="minorEastAsia" w:cstheme="majorBidi"/>
+      <w:rFonts w:asciiTheme="minorHAnsi" w:eastAsiaTheme="minorEastAsia" w:hAnsiTheme="minorHAnsi" w:cstheme="majorBidi"/>
       <w:b/>
       <w:bCs/>
-      <w:color w:val="2F5597" w:themeColor="accent1" w:themeShade="BF"/>
-    </w:rPr>
-  </w:style>
-  <w:style w:type="paragraph" w:styleId="8">
+      <w:color w:val="2F5496" w:themeColor="accent1" w:themeShade="BF"/>
+    </w:rPr>
+  </w:style>
+  <w:style w:type="paragraph" w:styleId="7">
     <w:name w:val="heading 7"/>
-    <w:basedOn w:val="1"/>
-    <w:next w:val="1"/>
-    <w:link w:val="25"/>
+    <w:basedOn w:val="a"/>
+    <w:next w:val="a"/>
+    <w:link w:val="70"/>
+    <w:uiPriority w:val="9"/>
     <w:semiHidden/>
     <w:unhideWhenUsed/>
     <w:qFormat/>
-    <w:uiPriority w:val="9"/>
     <w:pPr>
       <w:keepNext/>
       <w:keepLines/>
@@ -1639,29 +2079,21 @@
       <w:outlineLvl w:val="6"/>
     </w:pPr>
     <w:rPr>
-      <w:rFonts w:asciiTheme="minorHAnsi" w:hAnsiTheme="minorHAnsi" w:eastAsiaTheme="minorEastAsia" w:cstheme="majorBidi"/>
+      <w:rFonts w:asciiTheme="minorHAnsi" w:eastAsiaTheme="minorEastAsia" w:hAnsiTheme="minorHAnsi" w:cstheme="majorBidi"/>
       <w:b/>
       <w:bCs/>
       <w:color w:val="595959" w:themeColor="text1" w:themeTint="A6"/>
-      <w14:textFill>
-        <w14:solidFill>
-          <w14:schemeClr w14:val="tx1">
-            <w14:lumMod w14:val="65000"/>
-            <w14:lumOff w14:val="35000"/>
-          </w14:schemeClr>
-        </w14:solidFill>
-      </w14:textFill>
-    </w:rPr>
-  </w:style>
-  <w:style w:type="paragraph" w:styleId="9">
+    </w:rPr>
+  </w:style>
+  <w:style w:type="paragraph" w:styleId="8">
     <w:name w:val="heading 8"/>
-    <w:basedOn w:val="1"/>
-    <w:next w:val="1"/>
-    <w:link w:val="26"/>
+    <w:basedOn w:val="a"/>
+    <w:next w:val="a"/>
+    <w:link w:val="80"/>
+    <w:uiPriority w:val="9"/>
     <w:semiHidden/>
     <w:unhideWhenUsed/>
     <w:qFormat/>
-    <w:uiPriority w:val="9"/>
     <w:pPr>
       <w:keepNext/>
       <w:keepLines/>
@@ -1669,27 +2101,19 @@
       <w:outlineLvl w:val="7"/>
     </w:pPr>
     <w:rPr>
-      <w:rFonts w:asciiTheme="minorHAnsi" w:hAnsiTheme="minorHAnsi" w:eastAsiaTheme="minorEastAsia" w:cstheme="majorBidi"/>
+      <w:rFonts w:asciiTheme="minorHAnsi" w:eastAsiaTheme="minorEastAsia" w:hAnsiTheme="minorHAnsi" w:cstheme="majorBidi"/>
       <w:color w:val="595959" w:themeColor="text1" w:themeTint="A6"/>
-      <w14:textFill>
-        <w14:solidFill>
-          <w14:schemeClr w14:val="tx1">
-            <w14:lumMod w14:val="65000"/>
-            <w14:lumOff w14:val="35000"/>
-          </w14:schemeClr>
-        </w14:solidFill>
-      </w14:textFill>
-    </w:rPr>
-  </w:style>
-  <w:style w:type="paragraph" w:styleId="10">
+    </w:rPr>
+  </w:style>
+  <w:style w:type="paragraph" w:styleId="9">
     <w:name w:val="heading 9"/>
-    <w:basedOn w:val="1"/>
-    <w:next w:val="1"/>
-    <w:link w:val="27"/>
+    <w:basedOn w:val="a"/>
+    <w:next w:val="a"/>
+    <w:link w:val="90"/>
+    <w:uiPriority w:val="9"/>
     <w:semiHidden/>
     <w:unhideWhenUsed/>
     <w:qFormat/>
-    <w:uiPriority w:val="9"/>
     <w:pPr>
       <w:keepNext/>
       <w:keepLines/>
@@ -1697,32 +2121,23 @@
       <w:outlineLvl w:val="8"/>
     </w:pPr>
     <w:rPr>
-      <w:rFonts w:asciiTheme="minorHAnsi" w:hAnsiTheme="minorHAnsi" w:eastAsiaTheme="majorEastAsia" w:cstheme="majorBidi"/>
+      <w:rFonts w:asciiTheme="minorHAnsi" w:eastAsiaTheme="majorEastAsia" w:hAnsiTheme="minorHAnsi" w:cstheme="majorBidi"/>
       <w:color w:val="595959" w:themeColor="text1" w:themeTint="A6"/>
-      <w14:textFill>
-        <w14:solidFill>
-          <w14:schemeClr w14:val="tx1">
-            <w14:lumMod w14:val="65000"/>
-            <w14:lumOff w14:val="35000"/>
-          </w14:schemeClr>
-        </w14:solidFill>
-      </w14:textFill>
-    </w:rPr>
-  </w:style>
-  <w:style w:type="character" w:default="1" w:styleId="18">
+    </w:rPr>
+  </w:style>
+  <w:style w:type="character" w:default="1" w:styleId="a0">
     <w:name w:val="Default Paragraph Font"/>
+    <w:uiPriority w:val="1"/>
     <w:semiHidden/>
     <w:unhideWhenUsed/>
-    <w:qFormat/>
-    <w:uiPriority w:val="1"/>
-  </w:style>
-  <w:style w:type="table" w:default="1" w:styleId="16">
+  </w:style>
+  <w:style w:type="table" w:default="1" w:styleId="a1">
     <w:name w:val="Normal Table"/>
+    <w:uiPriority w:val="99"/>
     <w:semiHidden/>
     <w:unhideWhenUsed/>
-    <w:qFormat/>
-    <w:uiPriority w:val="99"/>
     <w:tblPr>
+      <w:tblInd w:w="0" w:type="dxa"/>
       <w:tblCellMar>
         <w:top w:w="0" w:type="dxa"/>
         <w:left w:w="108" w:type="dxa"/>
@@ -1731,26 +2146,32 @@
       </w:tblCellMar>
     </w:tblPr>
   </w:style>
-  <w:style w:type="paragraph" w:styleId="11">
+  <w:style w:type="numbering" w:default="1" w:styleId="a2">
+    <w:name w:val="No List"/>
+    <w:uiPriority w:val="99"/>
+    <w:semiHidden/>
+    <w:unhideWhenUsed/>
+  </w:style>
+  <w:style w:type="paragraph" w:styleId="a3">
     <w:name w:val="caption"/>
-    <w:basedOn w:val="1"/>
-    <w:next w:val="1"/>
+    <w:basedOn w:val="a"/>
+    <w:next w:val="a"/>
+    <w:uiPriority w:val="35"/>
     <w:unhideWhenUsed/>
     <w:qFormat/>
-    <w:uiPriority w:val="35"/>
-    <w:rPr>
-      <w:rFonts w:eastAsia="黑体" w:asciiTheme="majorHAnsi" w:hAnsiTheme="majorHAnsi" w:cstheme="majorBidi"/>
+    <w:rPr>
+      <w:rFonts w:asciiTheme="majorHAnsi" w:eastAsia="黑体" w:hAnsiTheme="majorHAnsi" w:cstheme="majorBidi"/>
       <w:sz w:val="20"/>
       <w:szCs w:val="20"/>
     </w:rPr>
   </w:style>
-  <w:style w:type="paragraph" w:styleId="12">
+  <w:style w:type="paragraph" w:styleId="a4">
     <w:name w:val="footer"/>
-    <w:basedOn w:val="1"/>
-    <w:link w:val="44"/>
+    <w:basedOn w:val="a"/>
+    <w:link w:val="a5"/>
+    <w:uiPriority w:val="99"/>
     <w:unhideWhenUsed/>
     <w:qFormat/>
-    <w:uiPriority w:val="99"/>
     <w:pPr>
       <w:tabs>
         <w:tab w:val="center" w:pos="4153"/>
@@ -1764,13 +2185,13 @@
       <w:szCs w:val="18"/>
     </w:rPr>
   </w:style>
-  <w:style w:type="paragraph" w:styleId="13">
+  <w:style w:type="paragraph" w:styleId="a6">
     <w:name w:val="header"/>
-    <w:basedOn w:val="1"/>
-    <w:link w:val="43"/>
+    <w:basedOn w:val="a"/>
+    <w:link w:val="a7"/>
+    <w:uiPriority w:val="99"/>
     <w:unhideWhenUsed/>
     <w:qFormat/>
-    <w:uiPriority w:val="99"/>
     <w:pPr>
       <w:tabs>
         <w:tab w:val="center" w:pos="4153"/>
@@ -1783,74 +2204,66 @@
       <w:szCs w:val="18"/>
     </w:rPr>
   </w:style>
-  <w:style w:type="paragraph" w:styleId="14">
+  <w:style w:type="paragraph" w:styleId="a8">
     <w:name w:val="Subtitle"/>
-    <w:basedOn w:val="1"/>
-    <w:next w:val="1"/>
-    <w:link w:val="29"/>
-    <w:qFormat/>
+    <w:basedOn w:val="a"/>
+    <w:next w:val="a"/>
+    <w:link w:val="a9"/>
     <w:uiPriority w:val="11"/>
+    <w:qFormat/>
     <w:pPr>
       <w:spacing w:after="160"/>
     </w:pPr>
     <w:rPr>
-      <w:rFonts w:asciiTheme="majorHAnsi" w:hAnsiTheme="majorHAnsi" w:eastAsiaTheme="majorEastAsia" w:cstheme="majorBidi"/>
+      <w:rFonts w:asciiTheme="majorHAnsi" w:eastAsiaTheme="majorEastAsia" w:hAnsiTheme="majorHAnsi" w:cstheme="majorBidi"/>
       <w:color w:val="595959" w:themeColor="text1" w:themeTint="A6"/>
       <w:spacing w:val="15"/>
       <w:sz w:val="28"/>
       <w:szCs w:val="28"/>
-      <w14:textFill>
-        <w14:solidFill>
-          <w14:schemeClr w14:val="tx1">
-            <w14:lumMod w14:val="65000"/>
-            <w14:lumOff w14:val="35000"/>
-          </w14:schemeClr>
-        </w14:solidFill>
-      </w14:textFill>
-    </w:rPr>
-  </w:style>
-  <w:style w:type="paragraph" w:styleId="15">
+    </w:rPr>
+  </w:style>
+  <w:style w:type="paragraph" w:styleId="aa">
     <w:name w:val="Title"/>
-    <w:basedOn w:val="1"/>
-    <w:next w:val="1"/>
-    <w:link w:val="28"/>
-    <w:qFormat/>
+    <w:basedOn w:val="a"/>
+    <w:next w:val="a"/>
+    <w:link w:val="ab"/>
     <w:uiPriority w:val="10"/>
+    <w:qFormat/>
     <w:pPr>
       <w:spacing w:before="0" w:after="80"/>
       <w:contextualSpacing/>
     </w:pPr>
     <w:rPr>
-      <w:rFonts w:asciiTheme="majorHAnsi" w:hAnsiTheme="majorHAnsi" w:eastAsiaTheme="majorEastAsia" w:cstheme="majorBidi"/>
+      <w:rFonts w:asciiTheme="majorHAnsi" w:eastAsiaTheme="majorEastAsia" w:hAnsiTheme="majorHAnsi" w:cstheme="majorBidi"/>
       <w:spacing w:val="-10"/>
       <w:kern w:val="28"/>
       <w:sz w:val="56"/>
       <w:szCs w:val="56"/>
     </w:rPr>
   </w:style>
-  <w:style w:type="table" w:styleId="17">
+  <w:style w:type="table" w:styleId="ac">
     <w:name w:val="Table Grid"/>
-    <w:basedOn w:val="16"/>
+    <w:basedOn w:val="a1"/>
     <w:uiPriority w:val="39"/>
     <w:tblPr>
       <w:tblBorders>
-        <w:top w:val="single" w:color="auto" w:sz="4" w:space="0"/>
-        <w:left w:val="single" w:color="auto" w:sz="4" w:space="0"/>
-        <w:bottom w:val="single" w:color="auto" w:sz="4" w:space="0"/>
-        <w:right w:val="single" w:color="auto" w:sz="4" w:space="0"/>
-        <w:insideH w:val="single" w:color="auto" w:sz="4" w:space="0"/>
-        <w:insideV w:val="single" w:color="auto" w:sz="4" w:space="0"/>
+        <w:top w:val="single" w:sz="4" w:space="0" w:color="auto"/>
+        <w:left w:val="single" w:sz="4" w:space="0" w:color="auto"/>
+        <w:bottom w:val="single" w:sz="4" w:space="0" w:color="auto"/>
+        <w:right w:val="single" w:sz="4" w:space="0" w:color="auto"/>
+        <w:insideH w:val="single" w:sz="4" w:space="0" w:color="auto"/>
+        <w:insideV w:val="single" w:sz="4" w:space="0" w:color="auto"/>
       </w:tblBorders>
     </w:tblPr>
   </w:style>
-  <w:style w:type="character" w:customStyle="1" w:styleId="19">
+  <w:style w:type="character" w:customStyle="1" w:styleId="10">
     <w:name w:val="标题 1 字符"/>
-    <w:basedOn w:val="18"/>
-    <w:link w:val="2"/>
-    <w:qFormat/>
+    <w:basedOn w:val="a0"/>
+    <w:link w:val="1"/>
     <w:uiPriority w:val="9"/>
-    <w:rPr>
-      <w:rFonts w:ascii="Times New Roman" w:hAnsi="Times New Roman" w:eastAsia="黑体"/>
+    <w:qFormat/>
+    <w:rPr>
+      <w:rFonts w:ascii="Times New Roman" w:eastAsia="黑体" w:hAnsi="Times New Roman"/>
       <w:b/>
       <w:bCs/>
       <w:kern w:val="44"/>
@@ -1858,185 +2271,153 @@
       <w:szCs w:val="44"/>
     </w:rPr>
   </w:style>
-  <w:style w:type="character" w:customStyle="1" w:styleId="20">
+  <w:style w:type="character" w:customStyle="1" w:styleId="30">
     <w:name w:val="标题 3 字符"/>
-    <w:basedOn w:val="18"/>
-    <w:link w:val="4"/>
-    <w:qFormat/>
+    <w:basedOn w:val="a0"/>
+    <w:link w:val="3"/>
     <w:uiPriority w:val="9"/>
-    <w:rPr>
-      <w:rFonts w:ascii="Times New Roman" w:hAnsi="Times New Roman" w:eastAsia="宋体"/>
+    <w:qFormat/>
+    <w:rPr>
+      <w:rFonts w:ascii="Times New Roman" w:eastAsia="宋体" w:hAnsi="Times New Roman"/>
       <w:b/>
       <w:bCs/>
       <w:sz w:val="32"/>
       <w:szCs w:val="32"/>
     </w:rPr>
   </w:style>
-  <w:style w:type="character" w:customStyle="1" w:styleId="21">
+  <w:style w:type="character" w:customStyle="1" w:styleId="40">
     <w:name w:val="标题 4 字符"/>
-    <w:basedOn w:val="18"/>
-    <w:link w:val="5"/>
-    <w:qFormat/>
+    <w:basedOn w:val="a0"/>
+    <w:link w:val="4"/>
     <w:uiPriority w:val="9"/>
-    <w:rPr>
-      <w:rFonts w:asciiTheme="majorHAnsi" w:hAnsiTheme="majorHAnsi" w:eastAsiaTheme="majorEastAsia" w:cstheme="majorBidi"/>
+    <w:qFormat/>
+    <w:rPr>
+      <w:rFonts w:asciiTheme="majorHAnsi" w:eastAsiaTheme="majorEastAsia" w:hAnsiTheme="majorHAnsi" w:cstheme="majorBidi"/>
       <w:b/>
       <w:bCs/>
       <w:sz w:val="30"/>
       <w:szCs w:val="28"/>
     </w:rPr>
   </w:style>
-  <w:style w:type="character" w:customStyle="1" w:styleId="22">
+  <w:style w:type="character" w:customStyle="1" w:styleId="20">
     <w:name w:val="标题 2 字符"/>
-    <w:basedOn w:val="18"/>
-    <w:link w:val="3"/>
-    <w:qFormat/>
+    <w:basedOn w:val="a0"/>
+    <w:link w:val="2"/>
     <w:uiPriority w:val="9"/>
-    <w:rPr>
-      <w:rFonts w:asciiTheme="majorHAnsi" w:hAnsiTheme="majorHAnsi" w:eastAsiaTheme="majorEastAsia" w:cstheme="majorBidi"/>
+    <w:qFormat/>
+    <w:rPr>
+      <w:rFonts w:asciiTheme="majorHAnsi" w:eastAsiaTheme="majorEastAsia" w:hAnsiTheme="majorHAnsi" w:cstheme="majorBidi"/>
       <w:b/>
       <w:bCs/>
       <w:sz w:val="36"/>
       <w:szCs w:val="32"/>
     </w:rPr>
   </w:style>
-  <w:style w:type="character" w:customStyle="1" w:styleId="23">
+  <w:style w:type="character" w:customStyle="1" w:styleId="50">
     <w:name w:val="标题 5 字符"/>
-    <w:basedOn w:val="18"/>
-    <w:link w:val="6"/>
+    <w:basedOn w:val="a0"/>
+    <w:link w:val="5"/>
+    <w:uiPriority w:val="9"/>
     <w:semiHidden/>
     <w:qFormat/>
-    <w:uiPriority w:val="9"/>
     <w:rPr>
       <w:rFonts w:cstheme="majorBidi"/>
-      <w:color w:val="2F5597" w:themeColor="accent1" w:themeShade="BF"/>
+      <w:color w:val="2F5496" w:themeColor="accent1" w:themeShade="BF"/>
       <w:sz w:val="24"/>
       <w:szCs w:val="24"/>
     </w:rPr>
   </w:style>
-  <w:style w:type="character" w:customStyle="1" w:styleId="24">
+  <w:style w:type="character" w:customStyle="1" w:styleId="60">
     <w:name w:val="标题 6 字符"/>
-    <w:basedOn w:val="18"/>
-    <w:link w:val="7"/>
+    <w:basedOn w:val="a0"/>
+    <w:link w:val="6"/>
+    <w:uiPriority w:val="9"/>
     <w:semiHidden/>
     <w:qFormat/>
-    <w:uiPriority w:val="9"/>
     <w:rPr>
       <w:rFonts w:cstheme="majorBidi"/>
       <w:b/>
       <w:bCs/>
-      <w:color w:val="2F5597" w:themeColor="accent1" w:themeShade="BF"/>
+      <w:color w:val="2F5496" w:themeColor="accent1" w:themeShade="BF"/>
       <w:sz w:val="24"/>
     </w:rPr>
   </w:style>
-  <w:style w:type="character" w:customStyle="1" w:styleId="25">
+  <w:style w:type="character" w:customStyle="1" w:styleId="70">
     <w:name w:val="标题 7 字符"/>
-    <w:basedOn w:val="18"/>
-    <w:link w:val="8"/>
+    <w:basedOn w:val="a0"/>
+    <w:link w:val="7"/>
+    <w:uiPriority w:val="9"/>
     <w:semiHidden/>
     <w:qFormat/>
-    <w:uiPriority w:val="9"/>
     <w:rPr>
       <w:rFonts w:cstheme="majorBidi"/>
       <w:b/>
       <w:bCs/>
       <w:color w:val="595959" w:themeColor="text1" w:themeTint="A6"/>
       <w:sz w:val="24"/>
-      <w14:textFill>
-        <w14:solidFill>
-          <w14:schemeClr w14:val="tx1">
-            <w14:lumMod w14:val="65000"/>
-            <w14:lumOff w14:val="35000"/>
-          </w14:schemeClr>
-        </w14:solidFill>
-      </w14:textFill>
-    </w:rPr>
-  </w:style>
-  <w:style w:type="character" w:customStyle="1" w:styleId="26">
+    </w:rPr>
+  </w:style>
+  <w:style w:type="character" w:customStyle="1" w:styleId="80">
     <w:name w:val="标题 8 字符"/>
-    <w:basedOn w:val="18"/>
-    <w:link w:val="9"/>
+    <w:basedOn w:val="a0"/>
+    <w:link w:val="8"/>
+    <w:uiPriority w:val="9"/>
     <w:semiHidden/>
     <w:qFormat/>
-    <w:uiPriority w:val="9"/>
     <w:rPr>
       <w:rFonts w:cstheme="majorBidi"/>
       <w:color w:val="595959" w:themeColor="text1" w:themeTint="A6"/>
       <w:sz w:val="24"/>
-      <w14:textFill>
-        <w14:solidFill>
-          <w14:schemeClr w14:val="tx1">
-            <w14:lumMod w14:val="65000"/>
-            <w14:lumOff w14:val="35000"/>
-          </w14:schemeClr>
-        </w14:solidFill>
-      </w14:textFill>
-    </w:rPr>
-  </w:style>
-  <w:style w:type="character" w:customStyle="1" w:styleId="27">
+    </w:rPr>
+  </w:style>
+  <w:style w:type="character" w:customStyle="1" w:styleId="90">
     <w:name w:val="标题 9 字符"/>
-    <w:basedOn w:val="18"/>
-    <w:link w:val="10"/>
+    <w:basedOn w:val="a0"/>
+    <w:link w:val="9"/>
+    <w:uiPriority w:val="9"/>
     <w:semiHidden/>
     <w:qFormat/>
-    <w:uiPriority w:val="9"/>
     <w:rPr>
       <w:rFonts w:eastAsiaTheme="majorEastAsia" w:cstheme="majorBidi"/>
       <w:color w:val="595959" w:themeColor="text1" w:themeTint="A6"/>
       <w:sz w:val="24"/>
-      <w14:textFill>
-        <w14:solidFill>
-          <w14:schemeClr w14:val="tx1">
-            <w14:lumMod w14:val="65000"/>
-            <w14:lumOff w14:val="35000"/>
-          </w14:schemeClr>
-        </w14:solidFill>
-      </w14:textFill>
-    </w:rPr>
-  </w:style>
-  <w:style w:type="character" w:customStyle="1" w:styleId="28">
+    </w:rPr>
+  </w:style>
+  <w:style w:type="character" w:customStyle="1" w:styleId="ab">
     <w:name w:val="标题 字符"/>
-    <w:basedOn w:val="18"/>
-    <w:link w:val="15"/>
-    <w:qFormat/>
+    <w:basedOn w:val="a0"/>
+    <w:link w:val="aa"/>
     <w:uiPriority w:val="10"/>
-    <w:rPr>
-      <w:rFonts w:asciiTheme="majorHAnsi" w:hAnsiTheme="majorHAnsi" w:eastAsiaTheme="majorEastAsia" w:cstheme="majorBidi"/>
+    <w:qFormat/>
+    <w:rPr>
+      <w:rFonts w:asciiTheme="majorHAnsi" w:eastAsiaTheme="majorEastAsia" w:hAnsiTheme="majorHAnsi" w:cstheme="majorBidi"/>
       <w:spacing w:val="-10"/>
       <w:kern w:val="28"/>
       <w:sz w:val="56"/>
       <w:szCs w:val="56"/>
     </w:rPr>
   </w:style>
-  <w:style w:type="character" w:customStyle="1" w:styleId="29">
+  <w:style w:type="character" w:customStyle="1" w:styleId="a9">
     <w:name w:val="副标题 字符"/>
-    <w:basedOn w:val="18"/>
-    <w:link w:val="14"/>
-    <w:qFormat/>
+    <w:basedOn w:val="a0"/>
+    <w:link w:val="a8"/>
     <w:uiPriority w:val="11"/>
-    <w:rPr>
-      <w:rFonts w:asciiTheme="majorHAnsi" w:hAnsiTheme="majorHAnsi" w:eastAsiaTheme="majorEastAsia" w:cstheme="majorBidi"/>
+    <w:qFormat/>
+    <w:rPr>
+      <w:rFonts w:asciiTheme="majorHAnsi" w:eastAsiaTheme="majorEastAsia" w:hAnsiTheme="majorHAnsi" w:cstheme="majorBidi"/>
       <w:color w:val="595959" w:themeColor="text1" w:themeTint="A6"/>
       <w:spacing w:val="15"/>
       <w:sz w:val="28"/>
       <w:szCs w:val="28"/>
-      <w14:textFill>
-        <w14:solidFill>
-          <w14:schemeClr w14:val="tx1">
-            <w14:lumMod w14:val="65000"/>
-            <w14:lumOff w14:val="35000"/>
-          </w14:schemeClr>
-        </w14:solidFill>
-      </w14:textFill>
-    </w:rPr>
-  </w:style>
-  <w:style w:type="paragraph" w:styleId="30">
+    </w:rPr>
+  </w:style>
+  <w:style w:type="paragraph" w:styleId="ad">
     <w:name w:val="Quote"/>
-    <w:basedOn w:val="1"/>
-    <w:next w:val="1"/>
-    <w:link w:val="31"/>
-    <w:qFormat/>
+    <w:basedOn w:val="a"/>
+    <w:next w:val="a"/>
+    <w:link w:val="ae"/>
     <w:uiPriority w:val="29"/>
+    <w:qFormat/>
     <w:pPr>
       <w:spacing w:before="160" w:after="160"/>
     </w:pPr>
@@ -2044,70 +2425,54 @@
       <w:i/>
       <w:iCs/>
       <w:color w:val="404040" w:themeColor="text1" w:themeTint="BF"/>
-      <w14:textFill>
-        <w14:solidFill>
-          <w14:schemeClr w14:val="tx1">
-            <w14:lumMod w14:val="75000"/>
-            <w14:lumOff w14:val="25000"/>
-          </w14:schemeClr>
-        </w14:solidFill>
-      </w14:textFill>
-    </w:rPr>
-  </w:style>
-  <w:style w:type="character" w:customStyle="1" w:styleId="31">
+    </w:rPr>
+  </w:style>
+  <w:style w:type="character" w:customStyle="1" w:styleId="ae">
     <w:name w:val="引用 字符"/>
-    <w:basedOn w:val="18"/>
-    <w:link w:val="30"/>
-    <w:qFormat/>
+    <w:basedOn w:val="a0"/>
+    <w:link w:val="ad"/>
     <w:uiPriority w:val="29"/>
-    <w:rPr>
-      <w:rFonts w:ascii="Times New Roman" w:hAnsi="Times New Roman" w:eastAsia="宋体"/>
+    <w:qFormat/>
+    <w:rPr>
+      <w:rFonts w:ascii="Times New Roman" w:eastAsia="宋体" w:hAnsi="Times New Roman"/>
       <w:i/>
       <w:iCs/>
       <w:color w:val="404040" w:themeColor="text1" w:themeTint="BF"/>
       <w:sz w:val="24"/>
-      <w14:textFill>
-        <w14:solidFill>
-          <w14:schemeClr w14:val="tx1">
-            <w14:lumMod w14:val="75000"/>
-            <w14:lumOff w14:val="25000"/>
-          </w14:schemeClr>
-        </w14:solidFill>
-      </w14:textFill>
-    </w:rPr>
-  </w:style>
-  <w:style w:type="paragraph" w:styleId="32">
+    </w:rPr>
+  </w:style>
+  <w:style w:type="paragraph" w:styleId="af">
     <w:name w:val="List Paragraph"/>
-    <w:basedOn w:val="1"/>
-    <w:qFormat/>
+    <w:basedOn w:val="a"/>
     <w:uiPriority w:val="34"/>
+    <w:qFormat/>
     <w:pPr>
       <w:ind w:left="720"/>
       <w:contextualSpacing/>
     </w:pPr>
   </w:style>
-  <w:style w:type="character" w:customStyle="1" w:styleId="33">
-    <w:name w:val="Intense Emphasis"/>
-    <w:basedOn w:val="18"/>
-    <w:qFormat/>
+  <w:style w:type="character" w:customStyle="1" w:styleId="11">
+    <w:name w:val="明显强调1"/>
+    <w:basedOn w:val="a0"/>
     <w:uiPriority w:val="21"/>
+    <w:qFormat/>
     <w:rPr>
       <w:i/>
       <w:iCs/>
-      <w:color w:val="2F5597" w:themeColor="accent1" w:themeShade="BF"/>
-    </w:rPr>
-  </w:style>
-  <w:style w:type="paragraph" w:styleId="34">
+      <w:color w:val="2F5496" w:themeColor="accent1" w:themeShade="BF"/>
+    </w:rPr>
+  </w:style>
+  <w:style w:type="paragraph" w:styleId="af0">
     <w:name w:val="Intense Quote"/>
-    <w:basedOn w:val="1"/>
-    <w:next w:val="1"/>
-    <w:link w:val="35"/>
-    <w:qFormat/>
+    <w:basedOn w:val="a"/>
+    <w:next w:val="a"/>
+    <w:link w:val="af1"/>
     <w:uiPriority w:val="30"/>
+    <w:qFormat/>
     <w:pPr>
       <w:pBdr>
-        <w:top w:val="single" w:color="2F5496" w:themeColor="accent1" w:themeShade="BF" w:sz="4" w:space="10"/>
-        <w:bottom w:val="single" w:color="2F5496" w:themeColor="accent1" w:themeShade="BF" w:sz="4" w:space="10"/>
+        <w:top w:val="single" w:sz="4" w:space="10" w:color="2F5496" w:themeColor="accent1" w:themeShade="BF"/>
+        <w:bottom w:val="single" w:sz="4" w:space="10" w:color="2F5496" w:themeColor="accent1" w:themeShade="BF"/>
       </w:pBdr>
       <w:spacing w:before="360" w:after="360"/>
       <w:ind w:left="864" w:right="864"/>
@@ -2115,71 +2480,67 @@
     <w:rPr>
       <w:i/>
       <w:iCs/>
-      <w:color w:val="2F5597" w:themeColor="accent1" w:themeShade="BF"/>
-    </w:rPr>
-  </w:style>
-  <w:style w:type="character" w:customStyle="1" w:styleId="35">
+      <w:color w:val="2F5496" w:themeColor="accent1" w:themeShade="BF"/>
+    </w:rPr>
+  </w:style>
+  <w:style w:type="character" w:customStyle="1" w:styleId="af1">
     <w:name w:val="明显引用 字符"/>
-    <w:basedOn w:val="18"/>
-    <w:link w:val="34"/>
-    <w:qFormat/>
+    <w:basedOn w:val="a0"/>
+    <w:link w:val="af0"/>
     <w:uiPriority w:val="30"/>
-    <w:rPr>
-      <w:rFonts w:ascii="Times New Roman" w:hAnsi="Times New Roman" w:eastAsia="宋体"/>
+    <w:qFormat/>
+    <w:rPr>
+      <w:rFonts w:ascii="Times New Roman" w:eastAsia="宋体" w:hAnsi="Times New Roman"/>
       <w:i/>
       <w:iCs/>
-      <w:color w:val="2F5597" w:themeColor="accent1" w:themeShade="BF"/>
+      <w:color w:val="2F5496" w:themeColor="accent1" w:themeShade="BF"/>
       <w:sz w:val="24"/>
     </w:rPr>
   </w:style>
-  <w:style w:type="character" w:customStyle="1" w:styleId="36">
-    <w:name w:val="Intense Reference"/>
-    <w:basedOn w:val="18"/>
-    <w:qFormat/>
+  <w:style w:type="character" w:customStyle="1" w:styleId="12">
+    <w:name w:val="明显参考1"/>
+    <w:basedOn w:val="a0"/>
     <w:uiPriority w:val="32"/>
+    <w:qFormat/>
     <w:rPr>
       <w:b/>
       <w:bCs/>
       <w:smallCaps/>
-      <w:color w:val="2F5597" w:themeColor="accent1" w:themeShade="BF"/>
+      <w:color w:val="2F5496" w:themeColor="accent1" w:themeShade="BF"/>
       <w:spacing w:val="5"/>
     </w:rPr>
   </w:style>
-  <w:style w:type="paragraph" w:customStyle="1" w:styleId="37">
+  <w:style w:type="paragraph" w:customStyle="1" w:styleId="13">
     <w:name w:val="我的标题1"/>
-    <w:next w:val="1"/>
-    <w:link w:val="38"/>
-    <w:qFormat/>
-    <w:uiPriority w:val="0"/>
-    <w:rPr>
-      <w:rFonts w:ascii="Times New Roman" w:hAnsi="Times New Roman" w:eastAsia="黑体" w:cstheme="minorBidi"/>
+    <w:next w:val="a"/>
+    <w:link w:val="14"/>
+    <w:qFormat/>
+    <w:rPr>
+      <w:rFonts w:ascii="Times New Roman" w:eastAsia="黑体" w:hAnsi="Times New Roman"/>
       <w:b/>
       <w:kern w:val="2"/>
       <w:sz w:val="40"/>
       <w:szCs w:val="22"/>
-      <w:lang w:val="en-US" w:eastAsia="zh-CN" w:bidi="ar-SA"/>
-    </w:rPr>
-  </w:style>
-  <w:style w:type="character" w:customStyle="1" w:styleId="38">
+    </w:rPr>
+  </w:style>
+  <w:style w:type="character" w:customStyle="1" w:styleId="14">
     <w:name w:val="我的标题1 字符"/>
-    <w:basedOn w:val="18"/>
-    <w:link w:val="37"/>
-    <w:uiPriority w:val="0"/>
-    <w:rPr>
-      <w:rFonts w:ascii="Times New Roman" w:hAnsi="Times New Roman" w:eastAsia="黑体"/>
+    <w:basedOn w:val="a0"/>
+    <w:link w:val="13"/>
+    <w:rPr>
+      <w:rFonts w:ascii="Times New Roman" w:eastAsia="黑体" w:hAnsi="Times New Roman"/>
       <w:b/>
       <w:sz w:val="40"/>
     </w:rPr>
   </w:style>
-  <w:style w:type="paragraph" w:customStyle="1" w:styleId="39">
+  <w:style w:type="paragraph" w:customStyle="1" w:styleId="af2">
     <w:name w:val="我的正文"/>
-    <w:basedOn w:val="1"/>
-    <w:link w:val="40"/>
-    <w:qFormat/>
-    <w:uiPriority w:val="0"/>
+    <w:basedOn w:val="a"/>
+    <w:link w:val="af3"/>
+    <w:qFormat/>
     <w:pPr>
-      <w:spacing w:before="0" w:beforeLines="0" w:after="0" w:afterLines="0" w:line="440" w:lineRule="exact"/>
-      <w:ind w:firstLine="200" w:firstLineChars="200"/>
+      <w:spacing w:beforeLines="0" w:before="0" w:afterLines="0" w:after="0" w:line="440" w:lineRule="exact"/>
+      <w:ind w:firstLineChars="200" w:firstLine="200"/>
       <w:jc w:val="left"/>
     </w:pPr>
     <w:rPr>
@@ -2187,94 +2548,87 @@
       <w:sz w:val="28"/>
     </w:rPr>
   </w:style>
-  <w:style w:type="character" w:customStyle="1" w:styleId="40">
+  <w:style w:type="character" w:customStyle="1" w:styleId="af3">
     <w:name w:val="我的正文 字符"/>
-    <w:basedOn w:val="18"/>
-    <w:link w:val="39"/>
-    <w:qFormat/>
-    <w:uiPriority w:val="0"/>
-    <w:rPr>
-      <w:rFonts w:ascii="Times New Roman" w:hAnsi="Times New Roman" w:eastAsia="微软雅黑"/>
+    <w:basedOn w:val="a0"/>
+    <w:link w:val="af2"/>
+    <w:qFormat/>
+    <w:rPr>
+      <w:rFonts w:ascii="Times New Roman" w:eastAsia="微软雅黑" w:hAnsi="Times New Roman"/>
       <w:sz w:val="28"/>
     </w:rPr>
   </w:style>
-  <w:style w:type="paragraph" w:customStyle="1" w:styleId="41">
+  <w:style w:type="paragraph" w:customStyle="1" w:styleId="21">
     <w:name w:val="我的标题2"/>
-    <w:next w:val="39"/>
-    <w:link w:val="42"/>
-    <w:qFormat/>
-    <w:uiPriority w:val="0"/>
-    <w:rPr>
-      <w:rFonts w:ascii="Times New Roman" w:hAnsi="Times New Roman" w:eastAsia="黑体" w:cstheme="minorBidi"/>
+    <w:next w:val="af2"/>
+    <w:link w:val="22"/>
+    <w:qFormat/>
+    <w:rPr>
+      <w:rFonts w:ascii="Times New Roman" w:eastAsia="黑体" w:hAnsi="Times New Roman"/>
       <w:b/>
       <w:kern w:val="2"/>
       <w:sz w:val="36"/>
       <w:szCs w:val="22"/>
-      <w:lang w:val="en-US" w:eastAsia="zh-CN" w:bidi="ar-SA"/>
-    </w:rPr>
-  </w:style>
-  <w:style w:type="character" w:customStyle="1" w:styleId="42">
+    </w:rPr>
+  </w:style>
+  <w:style w:type="character" w:customStyle="1" w:styleId="22">
     <w:name w:val="我的标题2 字符"/>
-    <w:basedOn w:val="18"/>
-    <w:link w:val="41"/>
-    <w:qFormat/>
-    <w:uiPriority w:val="0"/>
-    <w:rPr>
-      <w:rFonts w:ascii="Times New Roman" w:hAnsi="Times New Roman" w:eastAsia="黑体"/>
+    <w:basedOn w:val="a0"/>
+    <w:link w:val="21"/>
+    <w:qFormat/>
+    <w:rPr>
+      <w:rFonts w:ascii="Times New Roman" w:eastAsia="黑体" w:hAnsi="Times New Roman"/>
       <w:b/>
       <w:sz w:val="36"/>
     </w:rPr>
   </w:style>
-  <w:style w:type="character" w:customStyle="1" w:styleId="43">
+  <w:style w:type="character" w:customStyle="1" w:styleId="a7">
     <w:name w:val="页眉 字符"/>
-    <w:basedOn w:val="18"/>
-    <w:link w:val="13"/>
-    <w:qFormat/>
+    <w:basedOn w:val="a0"/>
+    <w:link w:val="a6"/>
     <w:uiPriority w:val="99"/>
-    <w:rPr>
-      <w:rFonts w:ascii="Times New Roman" w:hAnsi="Times New Roman" w:eastAsia="宋体"/>
+    <w:qFormat/>
+    <w:rPr>
+      <w:rFonts w:ascii="Times New Roman" w:eastAsia="宋体" w:hAnsi="Times New Roman"/>
       <w:sz w:val="18"/>
       <w:szCs w:val="18"/>
     </w:rPr>
   </w:style>
-  <w:style w:type="character" w:customStyle="1" w:styleId="44">
+  <w:style w:type="character" w:customStyle="1" w:styleId="a5">
     <w:name w:val="页脚 字符"/>
-    <w:basedOn w:val="18"/>
-    <w:link w:val="12"/>
-    <w:qFormat/>
+    <w:basedOn w:val="a0"/>
+    <w:link w:val="a4"/>
     <w:uiPriority w:val="99"/>
-    <w:rPr>
-      <w:rFonts w:ascii="Times New Roman" w:hAnsi="Times New Roman" w:eastAsia="宋体"/>
+    <w:qFormat/>
+    <w:rPr>
+      <w:rFonts w:ascii="Times New Roman" w:eastAsia="宋体" w:hAnsi="Times New Roman"/>
       <w:sz w:val="18"/>
       <w:szCs w:val="18"/>
     </w:rPr>
   </w:style>
-  <w:style w:type="paragraph" w:customStyle="1" w:styleId="45">
+  <w:style w:type="paragraph" w:customStyle="1" w:styleId="31">
     <w:name w:val="我的标题3"/>
-    <w:next w:val="39"/>
-    <w:link w:val="46"/>
-    <w:qFormat/>
-    <w:uiPriority w:val="0"/>
+    <w:next w:val="af2"/>
+    <w:link w:val="32"/>
+    <w:qFormat/>
     <w:pPr>
       <w:outlineLvl w:val="2"/>
     </w:pPr>
     <w:rPr>
-      <w:rFonts w:ascii="Times New Roman" w:hAnsi="Times New Roman" w:eastAsia="黑体" w:cstheme="minorBidi"/>
+      <w:rFonts w:ascii="Times New Roman" w:eastAsia="黑体" w:hAnsi="Times New Roman"/>
       <w:b/>
       <w:kern w:val="2"/>
       <w:sz w:val="32"/>
       <w:szCs w:val="22"/>
-      <w:lang w:val="en-US" w:eastAsia="zh-CN" w:bidi="ar-SA"/>
-    </w:rPr>
-  </w:style>
-  <w:style w:type="character" w:customStyle="1" w:styleId="46">
+    </w:rPr>
+  </w:style>
+  <w:style w:type="character" w:customStyle="1" w:styleId="32">
     <w:name w:val="我的标题3 字符"/>
-    <w:basedOn w:val="18"/>
-    <w:link w:val="45"/>
-    <w:qFormat/>
-    <w:uiPriority w:val="0"/>
-    <w:rPr>
-      <w:rFonts w:ascii="Times New Roman" w:hAnsi="Times New Roman" w:eastAsia="黑体"/>
+    <w:basedOn w:val="a0"/>
+    <w:link w:val="31"/>
+    <w:qFormat/>
+    <w:rPr>
+      <w:rFonts w:ascii="Times New Roman" w:eastAsia="黑体" w:hAnsi="Times New Roman"/>
       <w:b/>
       <w:sz w:val="32"/>
     </w:rPr>
@@ -2534,5 +2888,6 @@
     </a:fmtScheme>
   </a:themeElements>
   <a:objectDefaults/>
+  <a:extraClrSchemeLst/>
 </a:theme>
 </file>
--- a/GameDesign/策划文档/《梦境之旅》背包系统的设计文档.docx
+++ b/GameDesign/策划文档/《梦境之旅》背包系统的设计文档.docx
@@ -1,10 +1,10 @@
 
 <file path=word/document.xml><?xml version="1.0" encoding="utf-8"?>
-<w:document xmlns:wpc="http://schemas.microsoft.com/office/word/2010/wordprocessingCanvas" xmlns:cx="http://schemas.microsoft.com/office/drawing/2014/chartex" xmlns:cx1="http://schemas.microsoft.com/office/drawing/2015/9/8/chartex" xmlns:cx2="http://schemas.microsoft.com/office/drawing/2015/10/21/chartex" xmlns:cx3="http://schemas.microsoft.com/office/drawing/2016/5/9/chartex" xmlns:cx4="http://schemas.microsoft.com/office/drawing/2016/5/10/chartex" xmlns:cx5="http://schemas.microsoft.com/office/drawing/2016/5/11/chartex" xmlns:cx6="http://schemas.microsoft.com/office/drawing/2016/5/12/chartex" xmlns:cx7="http://schemas.microsoft.com/office/drawing/2016/5/13/chartex" xmlns:cx8="http://schemas.microsoft.com/office/drawing/2016/5/14/chartex" xmlns:mc="http://schemas.openxmlformats.org/markup-compatibility/2006" xmlns:aink="http://schemas.microsoft.com/office/drawing/2016/ink" xmlns:am3d="http://schemas.microsoft.com/office/drawing/2017/model3d" xmlns:o="urn:schemas-microsoft-com:office:office" xmlns:oel="http://schemas.microsoft.com/office/2019/extlst" xmlns:r="http://schemas.openxmlformats.org/officeDocument/2006/relationships" xmlns:m="http://schemas.openxmlformats.org/officeDocument/2006/math" xmlns:v="urn:schemas-microsoft-com:vml" xmlns:wp14="http://schemas.microsoft.com/office/word/2010/wordprocessingDrawing" xmlns:wp="http://schemas.openxmlformats.org/drawingml/2006/wordprocessingDrawing" xmlns:w10="urn:schemas-microsoft-com:office:word" xmlns:w="http://schemas.openxmlformats.org/wordprocessingml/2006/main" xmlns:w14="http://schemas.microsoft.com/office/word/2010/wordml" xmlns:w15="http://schemas.microsoft.com/office/word/2012/wordml" xmlns:w16cex="http://schemas.microsoft.com/office/word/2018/wordml/cex" xmlns:w16cid="http://schemas.microsoft.com/office/word/2016/wordml/cid" xmlns:w16="http://schemas.microsoft.com/office/word/2018/wordml" xmlns:w16du="http://schemas.microsoft.com/office/word/2023/wordml/word16du" xmlns:w16sdtdh="http://schemas.microsoft.com/office/word/2020/wordml/sdtdatahash" xmlns:w16sdtfl="http://schemas.microsoft.com/office/word/2024/wordml/sdtformatlock" xmlns:w16se="http://schemas.microsoft.com/office/word/2015/wordml/symex" xmlns:wpg="http://schemas.microsoft.com/office/word/2010/wordprocessingGroup" xmlns:wpi="http://schemas.microsoft.com/office/word/2010/wordprocessingInk" xmlns:wne="http://schemas.microsoft.com/office/word/2006/wordml" xmlns:wps="http://schemas.microsoft.com/office/word/2010/wordprocessingShape" mc:Ignorable="w14 w15 w16se w16cid w16 w16cex w16sdtdh w16sdtfl w16du wp14">
+<w:document xmlns:wpc="http://schemas.microsoft.com/office/word/2010/wordprocessingCanvas" xmlns:mc="http://schemas.openxmlformats.org/markup-compatibility/2006" xmlns:o="urn:schemas-microsoft-com:office:office" xmlns:r="http://schemas.openxmlformats.org/officeDocument/2006/relationships" xmlns:m="http://schemas.openxmlformats.org/officeDocument/2006/math" xmlns:v="urn:schemas-microsoft-com:vml" xmlns:wp14="http://schemas.microsoft.com/office/word/2010/wordprocessingDrawing" xmlns:wp="http://schemas.openxmlformats.org/drawingml/2006/wordprocessingDrawing" xmlns:w="http://schemas.openxmlformats.org/wordprocessingml/2006/main" xmlns:w14="http://schemas.microsoft.com/office/word/2010/wordml" xmlns:w10="urn:schemas-microsoft-com:office:word" xmlns:w15="http://schemas.microsoft.com/office/word/2012/wordml" xmlns:wpg="http://schemas.microsoft.com/office/word/2010/wordprocessingGroup" xmlns:wpi="http://schemas.microsoft.com/office/word/2010/wordprocessingInk" xmlns:wne="http://schemas.microsoft.com/office/word/2006/wordml" xmlns:wps="http://schemas.microsoft.com/office/word/2010/wordprocessingShape" xmlns:wpsCustomData="http://www.wps.cn/officeDocument/2013/wpsCustomData" mc:Ignorable="w14 w15 wp14">
   <w:body>
     <w:p>
       <w:pPr>
-        <w:pStyle w:val="13"/>
+        <w:pStyle w:val="37"/>
         <w:spacing w:before="156" w:after="156"/>
         <w:jc w:val="center"/>
       </w:pPr>
@@ -20,7 +20,7 @@
     </w:p>
     <w:p>
       <w:pPr>
-        <w:pStyle w:val="21"/>
+        <w:pStyle w:val="41"/>
         <w:numPr>
           <w:ilvl w:val="0"/>
           <w:numId w:val="1"/>
@@ -36,9 +36,24 @@
     </w:p>
     <w:tbl>
       <w:tblPr>
-        <w:tblStyle w:val="ac"/>
+        <w:tblStyle w:val="17"/>
         <w:tblW w:w="0" w:type="auto"/>
-        <w:tblLook w:val="04A0" w:firstRow="1" w:lastRow="0" w:firstColumn="1" w:lastColumn="0" w:noHBand="0" w:noVBand="1"/>
+        <w:tblInd w:w="0" w:type="dxa"/>
+        <w:tblBorders>
+          <w:top w:val="single" w:color="auto" w:sz="4" w:space="0"/>
+          <w:left w:val="single" w:color="auto" w:sz="4" w:space="0"/>
+          <w:bottom w:val="single" w:color="auto" w:sz="4" w:space="0"/>
+          <w:right w:val="single" w:color="auto" w:sz="4" w:space="0"/>
+          <w:insideH w:val="single" w:color="auto" w:sz="4" w:space="0"/>
+          <w:insideV w:val="single" w:color="auto" w:sz="4" w:space="0"/>
+        </w:tblBorders>
+        <w:tblLayout w:type="autofit"/>
+        <w:tblCellMar>
+          <w:top w:w="0" w:type="dxa"/>
+          <w:left w:w="108" w:type="dxa"/>
+          <w:bottom w:w="0" w:type="dxa"/>
+          <w:right w:w="108" w:type="dxa"/>
+        </w:tblCellMar>
       </w:tblPr>
       <w:tblGrid>
         <w:gridCol w:w="2074"/>
@@ -47,15 +62,31 @@
         <w:gridCol w:w="2074"/>
       </w:tblGrid>
       <w:tr>
+        <w:tblPrEx>
+          <w:tblBorders>
+            <w:top w:val="single" w:color="auto" w:sz="4" w:space="0"/>
+            <w:left w:val="single" w:color="auto" w:sz="4" w:space="0"/>
+            <w:bottom w:val="single" w:color="auto" w:sz="4" w:space="0"/>
+            <w:right w:val="single" w:color="auto" w:sz="4" w:space="0"/>
+            <w:insideH w:val="single" w:color="auto" w:sz="4" w:space="0"/>
+            <w:insideV w:val="single" w:color="auto" w:sz="4" w:space="0"/>
+          </w:tblBorders>
+          <w:tblCellMar>
+            <w:top w:w="0" w:type="dxa"/>
+            <w:left w:w="108" w:type="dxa"/>
+            <w:bottom w:w="0" w:type="dxa"/>
+            <w:right w:w="108" w:type="dxa"/>
+          </w:tblCellMar>
+        </w:tblPrEx>
         <w:tc>
           <w:tcPr>
             <w:tcW w:w="2074" w:type="dxa"/>
           </w:tcPr>
           <w:p>
             <w:pPr>
-              <w:pStyle w:val="af2"/>
+              <w:pStyle w:val="39"/>
               <w:spacing w:before="156" w:after="156"/>
-              <w:ind w:firstLineChars="0" w:firstLine="0"/>
+              <w:ind w:firstLine="0" w:firstLineChars="0"/>
             </w:pPr>
             <w:r>
               <w:rPr>
@@ -71,9 +102,9 @@
           </w:tcPr>
           <w:p>
             <w:pPr>
-              <w:pStyle w:val="af2"/>
+              <w:pStyle w:val="39"/>
               <w:spacing w:before="156" w:after="156"/>
-              <w:ind w:firstLineChars="0" w:firstLine="0"/>
+              <w:ind w:firstLine="0" w:firstLineChars="0"/>
             </w:pPr>
             <w:r>
               <w:rPr>
@@ -89,9 +120,9 @@
           </w:tcPr>
           <w:p>
             <w:pPr>
-              <w:pStyle w:val="af2"/>
+              <w:pStyle w:val="39"/>
               <w:spacing w:before="156" w:after="156"/>
-              <w:ind w:firstLineChars="0" w:firstLine="0"/>
+              <w:ind w:firstLine="0" w:firstLineChars="0"/>
             </w:pPr>
             <w:r>
               <w:rPr>
@@ -107,9 +138,9 @@
           </w:tcPr>
           <w:p>
             <w:pPr>
-              <w:pStyle w:val="af2"/>
+              <w:pStyle w:val="39"/>
               <w:spacing w:before="156" w:after="156"/>
-              <w:ind w:firstLineChars="0" w:firstLine="0"/>
+              <w:ind w:firstLine="0" w:firstLineChars="0"/>
             </w:pPr>
             <w:r>
               <w:rPr>
@@ -121,15 +152,31 @@
         </w:tc>
       </w:tr>
       <w:tr>
+        <w:tblPrEx>
+          <w:tblBorders>
+            <w:top w:val="single" w:color="auto" w:sz="4" w:space="0"/>
+            <w:left w:val="single" w:color="auto" w:sz="4" w:space="0"/>
+            <w:bottom w:val="single" w:color="auto" w:sz="4" w:space="0"/>
+            <w:right w:val="single" w:color="auto" w:sz="4" w:space="0"/>
+            <w:insideH w:val="single" w:color="auto" w:sz="4" w:space="0"/>
+            <w:insideV w:val="single" w:color="auto" w:sz="4" w:space="0"/>
+          </w:tblBorders>
+          <w:tblCellMar>
+            <w:top w:w="0" w:type="dxa"/>
+            <w:left w:w="108" w:type="dxa"/>
+            <w:bottom w:w="0" w:type="dxa"/>
+            <w:right w:w="108" w:type="dxa"/>
+          </w:tblCellMar>
+        </w:tblPrEx>
         <w:tc>
           <w:tcPr>
             <w:tcW w:w="2074" w:type="dxa"/>
           </w:tcPr>
           <w:p>
             <w:pPr>
-              <w:pStyle w:val="af2"/>
+              <w:pStyle w:val="39"/>
               <w:spacing w:before="156" w:after="156"/>
-              <w:ind w:firstLineChars="0" w:firstLine="0"/>
+              <w:ind w:firstLine="0" w:firstLineChars="0"/>
             </w:pPr>
             <w:r>
               <w:rPr>
@@ -145,9 +192,9 @@
           </w:tcPr>
           <w:p>
             <w:pPr>
-              <w:pStyle w:val="af2"/>
+              <w:pStyle w:val="39"/>
               <w:spacing w:before="156" w:after="156"/>
-              <w:ind w:firstLineChars="0" w:firstLine="0"/>
+              <w:ind w:firstLine="0" w:firstLineChars="0"/>
             </w:pPr>
             <w:r>
               <w:rPr>
@@ -163,9 +210,9 @@
           </w:tcPr>
           <w:p>
             <w:pPr>
-              <w:pStyle w:val="af2"/>
+              <w:pStyle w:val="39"/>
               <w:spacing w:before="156" w:after="156"/>
-              <w:ind w:firstLineChars="0" w:firstLine="0"/>
+              <w:ind w:firstLine="0" w:firstLineChars="0"/>
             </w:pPr>
             <w:r>
               <w:rPr>
@@ -181,9 +228,9 @@
           </w:tcPr>
           <w:p>
             <w:pPr>
-              <w:pStyle w:val="af2"/>
+              <w:pStyle w:val="39"/>
               <w:spacing w:before="156" w:after="156"/>
-              <w:ind w:firstLineChars="0" w:firstLine="0"/>
+              <w:ind w:firstLine="0" w:firstLineChars="0"/>
             </w:pPr>
             <w:r>
               <w:rPr>
@@ -195,15 +242,31 @@
         </w:tc>
       </w:tr>
       <w:tr>
+        <w:tblPrEx>
+          <w:tblBorders>
+            <w:top w:val="single" w:color="auto" w:sz="4" w:space="0"/>
+            <w:left w:val="single" w:color="auto" w:sz="4" w:space="0"/>
+            <w:bottom w:val="single" w:color="auto" w:sz="4" w:space="0"/>
+            <w:right w:val="single" w:color="auto" w:sz="4" w:space="0"/>
+            <w:insideH w:val="single" w:color="auto" w:sz="4" w:space="0"/>
+            <w:insideV w:val="single" w:color="auto" w:sz="4" w:space="0"/>
+          </w:tblBorders>
+          <w:tblCellMar>
+            <w:top w:w="0" w:type="dxa"/>
+            <w:left w:w="108" w:type="dxa"/>
+            <w:bottom w:w="0" w:type="dxa"/>
+            <w:right w:w="108" w:type="dxa"/>
+          </w:tblCellMar>
+        </w:tblPrEx>
         <w:tc>
           <w:tcPr>
             <w:tcW w:w="2074" w:type="dxa"/>
           </w:tcPr>
           <w:p>
             <w:pPr>
-              <w:pStyle w:val="af2"/>
+              <w:pStyle w:val="39"/>
               <w:spacing w:before="156" w:after="156"/>
-              <w:ind w:firstLineChars="0" w:firstLine="0"/>
+              <w:ind w:firstLine="0" w:firstLineChars="0"/>
             </w:pPr>
             <w:r>
               <w:rPr>
@@ -219,9 +282,9 @@
           </w:tcPr>
           <w:p>
             <w:pPr>
-              <w:pStyle w:val="af2"/>
+              <w:pStyle w:val="39"/>
               <w:spacing w:before="156" w:after="156"/>
-              <w:ind w:firstLineChars="0" w:firstLine="0"/>
+              <w:ind w:firstLine="0" w:firstLineChars="0"/>
             </w:pPr>
             <w:r>
               <w:rPr>
@@ -237,9 +300,9 @@
           </w:tcPr>
           <w:p>
             <w:pPr>
-              <w:pStyle w:val="af2"/>
+              <w:pStyle w:val="39"/>
               <w:spacing w:before="156" w:after="156"/>
-              <w:ind w:firstLineChars="0" w:firstLine="0"/>
+              <w:ind w:firstLine="0" w:firstLineChars="0"/>
             </w:pPr>
             <w:r>
               <w:rPr>
@@ -255,9 +318,9 @@
           </w:tcPr>
           <w:p>
             <w:pPr>
-              <w:pStyle w:val="af2"/>
+              <w:pStyle w:val="39"/>
               <w:spacing w:before="156" w:after="156"/>
-              <w:ind w:firstLineChars="0" w:firstLine="0"/>
+              <w:ind w:firstLine="0" w:firstLineChars="0"/>
             </w:pPr>
             <w:r>
               <w:rPr>
@@ -271,7 +334,7 @@
     </w:tbl>
     <w:p>
       <w:pPr>
-        <w:pStyle w:val="21"/>
+        <w:pStyle w:val="41"/>
         <w:numPr>
           <w:ilvl w:val="0"/>
           <w:numId w:val="1"/>
@@ -287,7 +350,7 @@
     </w:p>
     <w:p>
       <w:pPr>
-        <w:pStyle w:val="af2"/>
+        <w:pStyle w:val="39"/>
         <w:ind w:firstLine="560"/>
       </w:pPr>
       <w:r>
@@ -299,7 +362,7 @@
     </w:p>
     <w:p>
       <w:pPr>
-        <w:pStyle w:val="21"/>
+        <w:pStyle w:val="41"/>
         <w:numPr>
           <w:ilvl w:val="0"/>
           <w:numId w:val="1"/>
@@ -315,7 +378,7 @@
     </w:p>
     <w:p>
       <w:pPr>
-        <w:pStyle w:val="af2"/>
+        <w:pStyle w:val="39"/>
         <w:ind w:firstLine="560"/>
       </w:pPr>
       <w:r>
@@ -327,7 +390,7 @@
     </w:p>
     <w:p>
       <w:pPr>
-        <w:pStyle w:val="21"/>
+        <w:pStyle w:val="41"/>
         <w:numPr>
           <w:ilvl w:val="0"/>
           <w:numId w:val="1"/>
@@ -342,25 +405,13 @@
     </w:p>
     <w:p>
       <w:pPr>
-        <w:pStyle w:val="31"/>
-      </w:pPr>
-      <w:r>
-        <w:rPr>
-          <w:rFonts w:hint="eastAsia"/>
-        </w:rPr>
-        <w:t xml:space="preserve">4.1 </w:t>
-      </w:r>
-      <w:r>
-        <w:rPr>
-          <w:rFonts w:hint="eastAsia"/>
-        </w:rPr>
-        <w:t>界面</w:t>
-      </w:r>
-      <w:r>
-        <w:rPr>
-          <w:rFonts w:hint="eastAsia"/>
-        </w:rPr>
-        <w:t>UI</w:t>
+        <w:pStyle w:val="45"/>
+      </w:pPr>
+      <w:r>
+        <w:rPr>
+          <w:rFonts w:hint="eastAsia"/>
+        </w:rPr>
+        <w:t>4.1 界面UI</w:t>
       </w:r>
     </w:p>
     <w:p>
@@ -368,12 +419,8 @@
         <w:spacing w:before="156" w:after="156"/>
       </w:pPr>
       <w:r>
-        <w:rPr>
-          <w:noProof/>
-        </w:rPr>
-        <w:lastRenderedPageBreak/>
         <w:drawing>
-          <wp:inline distT="0" distB="0" distL="0" distR="0" wp14:anchorId="093A253C" wp14:editId="16B32619">
+          <wp:inline distT="0" distB="0" distL="0" distR="0">
             <wp:extent cx="2857500" cy="3457575"/>
             <wp:effectExtent l="0" t="0" r="0" b="9525"/>
             <wp:docPr id="1263665194" name="图片 1"/>
@@ -390,7 +437,7 @@
                     </pic:cNvPicPr>
                   </pic:nvPicPr>
                   <pic:blipFill>
-                    <a:blip r:embed="rId7"/>
+                    <a:blip r:embed="rId11"/>
                     <a:stretch>
                       <a:fillRect/>
                     </a:stretch>
@@ -413,22 +460,14 @@
     </w:p>
     <w:p>
       <w:pPr>
-        <w:pStyle w:val="af2"/>
+        <w:pStyle w:val="39"/>
         <w:ind w:firstLine="560"/>
       </w:pPr>
-      <w:proofErr w:type="gramStart"/>
-      <w:r>
-        <w:rPr>
-          <w:rFonts w:hint="eastAsia"/>
-        </w:rPr>
-        <w:t>点击主</w:t>
-      </w:r>
-      <w:proofErr w:type="gramEnd"/>
-      <w:r>
-        <w:rPr>
-          <w:rFonts w:hint="eastAsia"/>
-        </w:rPr>
-        <w:t>界面中的“背包”进入以下界面。</w:t>
+      <w:r>
+        <w:rPr>
+          <w:rFonts w:hint="eastAsia"/>
+        </w:rPr>
+        <w:t>点击主界面中的“背包”进入以下界面。</w:t>
       </w:r>
     </w:p>
     <w:p>
@@ -436,13 +475,9 @@
         <w:spacing w:before="156" w:after="156"/>
       </w:pPr>
       <w:r>
-        <w:rPr>
-          <w:noProof/>
-        </w:rPr>
-        <w:lastRenderedPageBreak/>
         <w:drawing>
-          <wp:inline distT="0" distB="0" distL="0" distR="0" wp14:anchorId="10545EDF" wp14:editId="0A27EC45">
-            <wp:extent cx="5219700" cy="5300138"/>
+          <wp:inline distT="0" distB="0" distL="0" distR="0">
+            <wp:extent cx="5219700" cy="5299710"/>
             <wp:effectExtent l="0" t="0" r="0" b="0"/>
             <wp:docPr id="1570006289" name="图片 1"/>
             <wp:cNvGraphicFramePr>
@@ -452,11 +487,13 @@
               <a:graphicData uri="http://schemas.openxmlformats.org/drawingml/2006/picture">
                 <pic:pic xmlns:pic="http://schemas.openxmlformats.org/drawingml/2006/picture">
                   <pic:nvPicPr>
-                    <pic:cNvPr id="1570006289" name=""/>
-                    <pic:cNvPicPr/>
+                    <pic:cNvPr id="1570006289" name="图片 1"/>
+                    <pic:cNvPicPr>
+                      <a:picLocks noChangeAspect="1"/>
+                    </pic:cNvPicPr>
                   </pic:nvPicPr>
                   <pic:blipFill>
-                    <a:blip r:embed="rId8"/>
+                    <a:blip r:embed="rId12"/>
                     <a:stretch>
                       <a:fillRect/>
                     </a:stretch>
@@ -479,286 +516,122 @@
     </w:p>
     <w:p>
       <w:pPr>
-        <w:pStyle w:val="af2"/>
-        <w:ind w:firstLineChars="0" w:firstLine="0"/>
-      </w:pPr>
-      <w:r>
-        <w:rPr>
-          <w:rFonts w:hint="eastAsia"/>
-        </w:rPr>
-        <w:t>1</w:t>
-      </w:r>
-      <w:r>
-        <w:rPr>
-          <w:rFonts w:hint="eastAsia"/>
-        </w:rPr>
-        <w:t>．道具类型栏</w:t>
-      </w:r>
-    </w:p>
-    <w:p>
-      <w:pPr>
-        <w:pStyle w:val="af2"/>
+        <w:pStyle w:val="39"/>
+        <w:ind w:firstLine="0" w:firstLineChars="0"/>
+      </w:pPr>
+      <w:r>
+        <w:rPr>
+          <w:rFonts w:hint="eastAsia"/>
+        </w:rPr>
+        <w:t>1．道具类型栏</w:t>
+      </w:r>
+    </w:p>
+    <w:p>
+      <w:pPr>
+        <w:pStyle w:val="39"/>
         <w:ind w:firstLine="560"/>
       </w:pPr>
       <w:r>
         <w:rPr>
           <w:rFonts w:hint="eastAsia"/>
         </w:rPr>
-        <w:t>a.</w:t>
-      </w:r>
-      <w:r>
-        <w:rPr>
-          <w:rFonts w:hint="eastAsia"/>
-        </w:rPr>
-        <w:t>分为全部、消耗</w:t>
-      </w:r>
-      <w:r>
-        <w:rPr>
-          <w:rFonts w:hint="eastAsia"/>
-        </w:rPr>
-        <w:t>品</w:t>
-      </w:r>
-      <w:r>
-        <w:rPr>
-          <w:rFonts w:hint="eastAsia"/>
-        </w:rPr>
-        <w:t>、</w:t>
-      </w:r>
-      <w:r>
-        <w:rPr>
-          <w:rFonts w:hint="eastAsia"/>
-        </w:rPr>
-        <w:t>装备、材料</w:t>
-      </w:r>
-      <w:r>
-        <w:rPr>
-          <w:rFonts w:hint="eastAsia"/>
-        </w:rPr>
-        <w:t>四个类型按钮</w:t>
-      </w:r>
-    </w:p>
-    <w:p>
-      <w:pPr>
-        <w:pStyle w:val="af2"/>
+        <w:t>a.分为全部、消耗品、装备、材料四个类型按钮</w:t>
+      </w:r>
+    </w:p>
+    <w:p>
+      <w:pPr>
+        <w:pStyle w:val="39"/>
         <w:ind w:firstLine="560"/>
       </w:pPr>
       <w:r>
         <w:rPr>
           <w:rFonts w:hint="eastAsia"/>
         </w:rPr>
-        <w:t>b.</w:t>
-      </w:r>
-      <w:r>
-        <w:rPr>
-          <w:rFonts w:hint="eastAsia"/>
-        </w:rPr>
-        <w:t>点击类型按钮激活打开对应的页签，同时按钮变成蓝色显示，其它没有激活的按钮灰色显示</w:t>
-      </w:r>
-    </w:p>
-    <w:p>
-      <w:pPr>
-        <w:pStyle w:val="af2"/>
+        <w:t>b.点击类型按钮激活打开对应的页签，同时按钮变成蓝色显示，其它没有激活的按钮灰色显示</w:t>
+      </w:r>
+    </w:p>
+    <w:p>
+      <w:pPr>
+        <w:pStyle w:val="39"/>
         <w:ind w:firstLine="560"/>
       </w:pPr>
-      <w:proofErr w:type="gramStart"/>
-      <w:r>
-        <w:rPr>
-          <w:rFonts w:hint="eastAsia"/>
-        </w:rPr>
-        <w:t>c.</w:t>
-      </w:r>
-      <w:r>
-        <w:rPr>
-          <w:rFonts w:hint="eastAsia"/>
-        </w:rPr>
-        <w:t>“全部”，</w:t>
-      </w:r>
-      <w:proofErr w:type="gramEnd"/>
-      <w:r>
-        <w:rPr>
-          <w:rFonts w:hint="eastAsia"/>
-        </w:rPr>
-        <w:t>显示玩家拥有的所有道具</w:t>
-      </w:r>
-    </w:p>
-    <w:p>
-      <w:pPr>
-        <w:pStyle w:val="af2"/>
+      <w:r>
+        <w:rPr>
+          <w:rFonts w:hint="eastAsia"/>
+        </w:rPr>
+        <w:t>c.“全部”，显示玩家拥有的所有道具</w:t>
+      </w:r>
+    </w:p>
+    <w:p>
+      <w:pPr>
+        <w:pStyle w:val="39"/>
         <w:ind w:firstLine="560"/>
       </w:pPr>
-      <w:proofErr w:type="gramStart"/>
-      <w:r>
-        <w:rPr>
-          <w:rFonts w:hint="eastAsia"/>
-        </w:rPr>
-        <w:t>d.</w:t>
-      </w:r>
-      <w:r>
-        <w:rPr>
-          <w:rFonts w:hint="eastAsia"/>
-        </w:rPr>
-        <w:t>“消耗品”，</w:t>
-      </w:r>
-      <w:proofErr w:type="gramEnd"/>
-      <w:r>
-        <w:rPr>
-          <w:rFonts w:hint="eastAsia"/>
-        </w:rPr>
-        <w:t>显示玩家拥有的消耗类道具</w:t>
-      </w:r>
-    </w:p>
-    <w:p>
-      <w:pPr>
-        <w:pStyle w:val="af2"/>
+      <w:r>
+        <w:rPr>
+          <w:rFonts w:hint="eastAsia"/>
+        </w:rPr>
+        <w:t>d.“消耗品”，显示玩家拥有的消耗类道具</w:t>
+      </w:r>
+    </w:p>
+    <w:p>
+      <w:pPr>
+        <w:pStyle w:val="39"/>
         <w:ind w:firstLine="560"/>
       </w:pPr>
-      <w:proofErr w:type="gramStart"/>
-      <w:r>
-        <w:rPr>
-          <w:rFonts w:hint="eastAsia"/>
-        </w:rPr>
-        <w:t>e.</w:t>
-      </w:r>
-      <w:r>
-        <w:rPr>
-          <w:rFonts w:hint="eastAsia"/>
-        </w:rPr>
-        <w:t>“装备”，</w:t>
-      </w:r>
-      <w:proofErr w:type="gramEnd"/>
-      <w:r>
-        <w:rPr>
-          <w:rFonts w:hint="eastAsia"/>
-        </w:rPr>
-        <w:t>显示玩家拥有的装备类道具</w:t>
-      </w:r>
-      <w:r>
-        <w:rPr>
-          <w:rFonts w:hint="eastAsia"/>
-        </w:rPr>
-        <w:t xml:space="preserve"> </w:t>
-      </w:r>
-    </w:p>
-    <w:p>
-      <w:pPr>
-        <w:pStyle w:val="af2"/>
+      <w:r>
+        <w:rPr>
+          <w:rFonts w:hint="eastAsia"/>
+        </w:rPr>
+        <w:t xml:space="preserve">e.“装备”，显示玩家拥有的装备类道具 </w:t>
+      </w:r>
+    </w:p>
+    <w:p>
+      <w:pPr>
+        <w:pStyle w:val="39"/>
         <w:ind w:firstLine="560"/>
       </w:pPr>
-      <w:proofErr w:type="gramStart"/>
-      <w:r>
-        <w:rPr>
-          <w:rFonts w:hint="eastAsia"/>
-        </w:rPr>
-        <w:t>f.</w:t>
-      </w:r>
-      <w:r>
-        <w:rPr>
-          <w:rFonts w:hint="eastAsia"/>
-        </w:rPr>
-        <w:t>“材料”，</w:t>
-      </w:r>
-      <w:proofErr w:type="gramEnd"/>
-      <w:r>
-        <w:rPr>
-          <w:rFonts w:hint="eastAsia"/>
-        </w:rPr>
-        <w:t>显示玩家拥有的材料类道具</w:t>
-      </w:r>
-    </w:p>
-    <w:p>
-      <w:pPr>
-        <w:pStyle w:val="af2"/>
-        <w:ind w:firstLineChars="0" w:firstLine="0"/>
-      </w:pPr>
-      <w:r>
-        <w:rPr>
-          <w:rFonts w:hint="eastAsia"/>
-        </w:rPr>
-        <w:t>2</w:t>
-      </w:r>
-      <w:r>
-        <w:rPr>
-          <w:rFonts w:hint="eastAsia"/>
-        </w:rPr>
-        <w:t>．道具显示</w:t>
-      </w:r>
-    </w:p>
-    <w:p>
-      <w:pPr>
-        <w:pStyle w:val="af2"/>
+      <w:r>
+        <w:rPr>
+          <w:rFonts w:hint="eastAsia"/>
+        </w:rPr>
+        <w:t>f.“材料”，显示玩家拥有的材料类道具</w:t>
+      </w:r>
+    </w:p>
+    <w:p>
+      <w:pPr>
+        <w:pStyle w:val="39"/>
+        <w:ind w:firstLine="0" w:firstLineChars="0"/>
+      </w:pPr>
+      <w:r>
+        <w:rPr>
+          <w:rFonts w:hint="eastAsia"/>
+        </w:rPr>
+        <w:t>2．道具显示</w:t>
+      </w:r>
+    </w:p>
+    <w:p>
+      <w:pPr>
+        <w:pStyle w:val="39"/>
         <w:ind w:firstLine="560"/>
       </w:pPr>
       <w:r>
         <w:rPr>
           <w:rFonts w:hint="eastAsia"/>
         </w:rPr>
-        <w:t>a.</w:t>
-      </w:r>
-      <w:r>
-        <w:rPr>
-          <w:rFonts w:hint="eastAsia"/>
-        </w:rPr>
-        <w:t>背包是一个纵向滑动列表，一排至多出现</w:t>
-      </w:r>
-      <w:r>
-        <w:rPr>
-          <w:rFonts w:hint="eastAsia"/>
-        </w:rPr>
-        <w:t>五</w:t>
-      </w:r>
-      <w:r>
-        <w:rPr>
-          <w:rFonts w:hint="eastAsia"/>
-        </w:rPr>
-        <w:t>个道具格子</w:t>
-      </w:r>
-    </w:p>
-    <w:p>
-      <w:pPr>
-        <w:pStyle w:val="af2"/>
+        <w:t>a.背包是一个纵向滑动列表，一排至多出现五个道具格子</w:t>
+      </w:r>
+    </w:p>
+    <w:p>
+      <w:pPr>
+        <w:pStyle w:val="39"/>
         <w:ind w:firstLine="560"/>
       </w:pPr>
       <w:r>
         <w:rPr>
           <w:rFonts w:hint="eastAsia"/>
         </w:rPr>
-        <w:t>b.</w:t>
-      </w:r>
-      <w:r>
-        <w:rPr>
-          <w:rFonts w:hint="eastAsia"/>
-        </w:rPr>
-        <w:t>道具格子由道具图标、道具</w:t>
-      </w:r>
-      <w:r>
-        <w:rPr>
-          <w:rFonts w:hint="eastAsia"/>
-        </w:rPr>
-        <w:t>背景颜色</w:t>
-      </w:r>
-      <w:r>
-        <w:rPr>
-          <w:rFonts w:hint="eastAsia"/>
-        </w:rPr>
-        <w:t>、道具数量组成</w:t>
-      </w:r>
-      <w:r>
-        <w:rPr>
-          <w:rFonts w:hint="eastAsia"/>
-        </w:rPr>
-        <w:t>，</w:t>
-      </w:r>
-      <w:r>
-        <w:rPr>
-          <w:rFonts w:hint="eastAsia"/>
-        </w:rPr>
-        <w:t>根据</w:t>
-      </w:r>
-      <w:r>
-        <w:rPr>
-          <w:rFonts w:hint="eastAsia"/>
-        </w:rPr>
-        <w:t>道具的品质显示不同的背景颜色，规则如下图</w:t>
+        <w:t>b.道具格子由道具图标、道具背景颜色、道具数量组成，根据道具的品质显示不同的背景颜色，规则如下图</w:t>
       </w:r>
     </w:p>
     <w:p>
@@ -766,15 +639,11 @@
         <w:spacing w:before="156" w:after="156"/>
       </w:pPr>
       <w:r>
-        <w:rPr>
-          <w:noProof/>
-        </w:rPr>
-        <w:lastRenderedPageBreak/>
         <w:drawing>
-          <wp:inline distT="0" distB="0" distL="0" distR="0" wp14:anchorId="620C38B6" wp14:editId="09E87F61">
-            <wp:extent cx="2304762" cy="1352381"/>
-            <wp:effectExtent l="0" t="0" r="635" b="635"/>
-            <wp:docPr id="621351808" name="图片 1"/>
+          <wp:inline distT="0" distB="0" distL="114300" distR="114300">
+            <wp:extent cx="3019425" cy="1543050"/>
+            <wp:effectExtent l="0" t="0" r="9525" b="0"/>
+            <wp:docPr id="1" name="图片 1"/>
             <wp:cNvGraphicFramePr>
               <a:graphicFrameLocks xmlns:a="http://schemas.openxmlformats.org/drawingml/2006/main" noChangeAspect="1"/>
             </wp:cNvGraphicFramePr>
@@ -782,11 +651,13 @@
               <a:graphicData uri="http://schemas.openxmlformats.org/drawingml/2006/picture">
                 <pic:pic xmlns:pic="http://schemas.openxmlformats.org/drawingml/2006/picture">
                   <pic:nvPicPr>
-                    <pic:cNvPr id="621351808" name=""/>
-                    <pic:cNvPicPr/>
+                    <pic:cNvPr id="1" name="图片 1"/>
+                    <pic:cNvPicPr>
+                      <a:picLocks noChangeAspect="1"/>
+                    </pic:cNvPicPr>
                   </pic:nvPicPr>
                   <pic:blipFill>
-                    <a:blip r:embed="rId9"/>
+                    <a:blip r:embed="rId13"/>
                     <a:stretch>
                       <a:fillRect/>
                     </a:stretch>
@@ -794,11 +665,15 @@
                   <pic:spPr>
                     <a:xfrm>
                       <a:off x="0" y="0"/>
-                      <a:ext cx="2304762" cy="1352381"/>
+                      <a:ext cx="3019425" cy="1543050"/>
                     </a:xfrm>
                     <a:prstGeom prst="rect">
                       <a:avLst/>
                     </a:prstGeom>
+                    <a:noFill/>
+                    <a:ln>
+                      <a:noFill/>
+                    </a:ln>
                   </pic:spPr>
                 </pic:pic>
               </a:graphicData>
@@ -806,35 +681,19 @@
           </wp:inline>
         </w:drawing>
       </w:r>
-    </w:p>
-    <w:p>
-      <w:pPr>
-        <w:pStyle w:val="af2"/>
+      <w:bookmarkStart w:id="0" w:name="_GoBack"/>
+      <w:bookmarkEnd w:id="0"/>
+    </w:p>
+    <w:p>
+      <w:pPr>
+        <w:pStyle w:val="39"/>
         <w:ind w:firstLine="560"/>
       </w:pPr>
       <w:r>
         <w:rPr>
           <w:rFonts w:hint="eastAsia"/>
         </w:rPr>
-        <w:t>c.</w:t>
-      </w:r>
-      <w:r>
-        <w:rPr>
-          <w:rFonts w:hint="eastAsia"/>
-        </w:rPr>
-        <w:t>道具格子可以被点击，点击后弹出物品详情</w:t>
-      </w:r>
-      <w:r>
-        <w:rPr>
-          <w:rFonts w:hint="eastAsia"/>
-        </w:rPr>
-        <w:t>UI</w:t>
-      </w:r>
-      <w:r>
-        <w:rPr>
-          <w:rFonts w:hint="eastAsia"/>
-        </w:rPr>
-        <w:t>，如下图</w:t>
+        <w:t>c.道具格子可以被点击，点击后弹出物品详情UI，如下图</w:t>
       </w:r>
     </w:p>
     <w:p>
@@ -842,12 +701,9 @@
         <w:spacing w:before="156" w:after="156"/>
       </w:pPr>
       <w:r>
-        <w:rPr>
-          <w:noProof/>
-        </w:rPr>
         <w:drawing>
-          <wp:inline distT="0" distB="0" distL="0" distR="0" wp14:anchorId="0691F235" wp14:editId="37B8DF36">
-            <wp:extent cx="3033346" cy="3943350"/>
+          <wp:inline distT="0" distB="0" distL="0" distR="0">
+            <wp:extent cx="3032760" cy="3943350"/>
             <wp:effectExtent l="0" t="0" r="0" b="0"/>
             <wp:docPr id="1432666562" name="图片 1"/>
             <wp:cNvGraphicFramePr>
@@ -857,11 +713,13 @@
               <a:graphicData uri="http://schemas.openxmlformats.org/drawingml/2006/picture">
                 <pic:pic xmlns:pic="http://schemas.openxmlformats.org/drawingml/2006/picture">
                   <pic:nvPicPr>
-                    <pic:cNvPr id="1432666562" name=""/>
-                    <pic:cNvPicPr/>
+                    <pic:cNvPr id="1432666562" name="图片 1"/>
+                    <pic:cNvPicPr>
+                      <a:picLocks noChangeAspect="1"/>
+                    </pic:cNvPicPr>
                   </pic:nvPicPr>
                   <pic:blipFill>
-                    <a:blip r:embed="rId10"/>
+                    <a:blip r:embed="rId14"/>
                     <a:stretch>
                       <a:fillRect/>
                     </a:stretch>
@@ -884,10 +742,10 @@
     </w:p>
     <w:p>
       <w:pPr>
-        <w:pStyle w:val="af2"/>
+        <w:pStyle w:val="39"/>
         <w:numPr>
           <w:ilvl w:val="0"/>
-          <w:numId w:val="3"/>
+          <w:numId w:val="2"/>
         </w:numPr>
         <w:ind w:firstLineChars="0"/>
       </w:pPr>
@@ -895,21 +753,15 @@
         <w:rPr>
           <w:rFonts w:hint="eastAsia"/>
         </w:rPr>
-        <w:t>显示道具名字</w:t>
-      </w:r>
-      <w:r>
-        <w:rPr>
-          <w:rFonts w:hint="eastAsia"/>
-        </w:rPr>
-        <w:t>、道具类型、使用道具要求等级、道具图标</w:t>
-      </w:r>
-    </w:p>
-    <w:p>
-      <w:pPr>
-        <w:pStyle w:val="af2"/>
+        <w:t>显示道具名字、道具类型、使用道具要求等级、道具图标</w:t>
+      </w:r>
+    </w:p>
+    <w:p>
+      <w:pPr>
+        <w:pStyle w:val="39"/>
         <w:numPr>
           <w:ilvl w:val="0"/>
-          <w:numId w:val="3"/>
+          <w:numId w:val="2"/>
         </w:numPr>
         <w:ind w:firstLineChars="0"/>
       </w:pPr>
@@ -922,10 +774,10 @@
     </w:p>
     <w:p>
       <w:pPr>
-        <w:pStyle w:val="af2"/>
+        <w:pStyle w:val="39"/>
         <w:numPr>
           <w:ilvl w:val="0"/>
-          <w:numId w:val="3"/>
+          <w:numId w:val="2"/>
         </w:numPr>
         <w:ind w:firstLineChars="0"/>
       </w:pPr>
@@ -933,19 +785,7 @@
         <w:rPr>
           <w:rFonts w:hint="eastAsia"/>
         </w:rPr>
-        <w:t>使用按钮，只有消耗类型的道具才有使用按钮，其它类型的不需要，其它类型的详情</w:t>
-      </w:r>
-      <w:r>
-        <w:rPr>
-          <w:rFonts w:hint="eastAsia"/>
-        </w:rPr>
-        <w:t>UI</w:t>
-      </w:r>
-      <w:r>
-        <w:rPr>
-          <w:rFonts w:hint="eastAsia"/>
-        </w:rPr>
-        <w:t>如下图</w:t>
+        <w:t>使用按钮，只有消耗类型的道具才有使用按钮，其它类型的不需要，其它类型的详情UI如下图</w:t>
       </w:r>
     </w:p>
     <w:p>
@@ -956,13 +796,9 @@
         </w:rPr>
       </w:pPr>
       <w:r>
-        <w:rPr>
-          <w:noProof/>
-        </w:rPr>
-        <w:lastRenderedPageBreak/>
         <w:drawing>
-          <wp:inline distT="0" distB="0" distL="0" distR="0" wp14:anchorId="2505340C" wp14:editId="58D0A28F">
-            <wp:extent cx="3438525" cy="3497955"/>
+          <wp:inline distT="0" distB="0" distL="0" distR="0">
+            <wp:extent cx="3438525" cy="3497580"/>
             <wp:effectExtent l="0" t="0" r="0" b="7620"/>
             <wp:docPr id="1855706815" name="图片 1"/>
             <wp:cNvGraphicFramePr>
@@ -972,11 +808,13 @@
               <a:graphicData uri="http://schemas.openxmlformats.org/drawingml/2006/picture">
                 <pic:pic xmlns:pic="http://schemas.openxmlformats.org/drawingml/2006/picture">
                   <pic:nvPicPr>
-                    <pic:cNvPr id="1855706815" name=""/>
-                    <pic:cNvPicPr/>
+                    <pic:cNvPr id="1855706815" name="图片 1"/>
+                    <pic:cNvPicPr>
+                      <a:picLocks noChangeAspect="1"/>
+                    </pic:cNvPicPr>
                   </pic:nvPicPr>
                   <pic:blipFill>
-                    <a:blip r:embed="rId11"/>
+                    <a:blip r:embed="rId15"/>
                     <a:stretch>
                       <a:fillRect/>
                     </a:stretch>
@@ -999,10 +837,10 @@
     </w:p>
     <w:p>
       <w:pPr>
-        <w:pStyle w:val="af2"/>
+        <w:pStyle w:val="39"/>
         <w:numPr>
           <w:ilvl w:val="0"/>
-          <w:numId w:val="3"/>
+          <w:numId w:val="2"/>
         </w:numPr>
         <w:ind w:firstLineChars="0"/>
       </w:pPr>
@@ -1010,21 +848,15 @@
         <w:rPr>
           <w:rFonts w:hint="eastAsia"/>
         </w:rPr>
-        <w:t>出售按钮，</w:t>
-      </w:r>
-      <w:r>
-        <w:rPr>
-          <w:rFonts w:hint="eastAsia"/>
-        </w:rPr>
-        <w:t>点击后出售道具</w:t>
-      </w:r>
-    </w:p>
-    <w:p>
-      <w:pPr>
-        <w:pStyle w:val="af2"/>
+        <w:t>出售按钮，点击后出售道具</w:t>
+      </w:r>
+    </w:p>
+    <w:p>
+      <w:pPr>
+        <w:pStyle w:val="39"/>
         <w:numPr>
           <w:ilvl w:val="0"/>
-          <w:numId w:val="3"/>
+          <w:numId w:val="2"/>
         </w:numPr>
         <w:ind w:firstLineChars="0"/>
         <w:rPr>
@@ -1035,133 +867,78 @@
         <w:rPr>
           <w:rFonts w:hint="eastAsia"/>
         </w:rPr>
-        <w:t>点击任意空白区域关闭物品详情</w:t>
-      </w:r>
-      <w:r>
-        <w:rPr>
-          <w:rFonts w:hint="eastAsia"/>
-        </w:rPr>
-        <w:t>UI</w:t>
-      </w:r>
-    </w:p>
-    <w:p>
-      <w:pPr>
-        <w:pStyle w:val="af2"/>
-        <w:ind w:firstLineChars="0" w:firstLine="0"/>
-      </w:pPr>
-      <w:r>
-        <w:rPr>
-          <w:rFonts w:hint="eastAsia"/>
-        </w:rPr>
-        <w:t>3</w:t>
-      </w:r>
-      <w:r>
-        <w:rPr>
-          <w:rFonts w:hint="eastAsia"/>
-        </w:rPr>
-        <w:t>．返回按钮</w:t>
-      </w:r>
-    </w:p>
-    <w:p>
-      <w:pPr>
-        <w:pStyle w:val="af2"/>
+        <w:t>点击任意空白区域关闭物品详情UI</w:t>
+      </w:r>
+    </w:p>
+    <w:p>
+      <w:pPr>
+        <w:pStyle w:val="39"/>
+        <w:ind w:firstLine="0" w:firstLineChars="0"/>
+      </w:pPr>
+      <w:r>
+        <w:rPr>
+          <w:rFonts w:hint="eastAsia"/>
+        </w:rPr>
+        <w:t>3．返回按钮</w:t>
+      </w:r>
+    </w:p>
+    <w:p>
+      <w:pPr>
+        <w:pStyle w:val="39"/>
         <w:ind w:firstLine="560"/>
       </w:pPr>
       <w:r>
         <w:rPr>
           <w:rFonts w:hint="eastAsia"/>
         </w:rPr>
-        <w:t>a.</w:t>
-      </w:r>
-      <w:r>
-        <w:rPr>
-          <w:rFonts w:hint="eastAsia"/>
-        </w:rPr>
-        <w:t>点击后返回上一级界面</w:t>
-      </w:r>
-    </w:p>
-    <w:p>
-      <w:pPr>
-        <w:pStyle w:val="af2"/>
-        <w:ind w:firstLineChars="0" w:firstLine="0"/>
-      </w:pPr>
-      <w:r>
-        <w:rPr>
-          <w:rFonts w:hint="eastAsia"/>
-        </w:rPr>
-        <w:t>4</w:t>
-      </w:r>
-      <w:r>
-        <w:rPr>
-          <w:rFonts w:hint="eastAsia"/>
-        </w:rPr>
-        <w:t>．货币显示</w:t>
-      </w:r>
-    </w:p>
-    <w:p>
-      <w:pPr>
-        <w:pStyle w:val="af2"/>
+        <w:t>a.点击后返回上一级界面</w:t>
+      </w:r>
+    </w:p>
+    <w:p>
+      <w:pPr>
+        <w:pStyle w:val="39"/>
+        <w:ind w:firstLine="0" w:firstLineChars="0"/>
+      </w:pPr>
+      <w:r>
+        <w:rPr>
+          <w:rFonts w:hint="eastAsia"/>
+        </w:rPr>
+        <w:t>4．货币显示</w:t>
+      </w:r>
+    </w:p>
+    <w:p>
+      <w:pPr>
+        <w:pStyle w:val="39"/>
         <w:ind w:firstLine="560"/>
       </w:pPr>
       <w:r>
         <w:rPr>
           <w:rFonts w:hint="eastAsia"/>
         </w:rPr>
-        <w:t>a.</w:t>
-      </w:r>
-      <w:r>
-        <w:rPr>
-          <w:rFonts w:hint="eastAsia"/>
-        </w:rPr>
-        <w:t>显示拥有的金币和钻石数量</w:t>
+        <w:t>a.显示拥有的金币和钻石数量</w:t>
       </w:r>
     </w:p>
     <w:sectPr>
-      <w:headerReference w:type="even" r:id="rId12"/>
-      <w:headerReference w:type="default" r:id="rId13"/>
-      <w:footerReference w:type="even" r:id="rId14"/>
-      <w:footerReference w:type="default" r:id="rId15"/>
-      <w:headerReference w:type="first" r:id="rId16"/>
-      <w:footerReference w:type="first" r:id="rId17"/>
+      <w:headerReference r:id="rId6" w:type="first"/>
+      <w:footerReference r:id="rId9" w:type="first"/>
+      <w:headerReference r:id="rId4" w:type="default"/>
+      <w:footerReference r:id="rId7" w:type="default"/>
+      <w:headerReference r:id="rId5" w:type="even"/>
+      <w:footerReference r:id="rId8" w:type="even"/>
       <w:pgSz w:w="11906" w:h="16838"/>
       <w:pgMar w:top="1440" w:right="1800" w:bottom="1440" w:left="1800" w:header="851" w:footer="992" w:gutter="0"/>
-      <w:cols w:space="425"/>
-      <w:docGrid w:type="lines" w:linePitch="312"/>
+      <w:cols w:space="425" w:num="1"/>
+      <w:docGrid w:type="lines" w:linePitch="312" w:charSpace="0"/>
     </w:sectPr>
   </w:body>
 </w:document>
 </file>
 
-<file path=word/endnotes.xml><?xml version="1.0" encoding="utf-8"?>
-<w:endnotes xmlns:wpc="http://schemas.microsoft.com/office/word/2010/wordprocessingCanvas" xmlns:cx="http://schemas.microsoft.com/office/drawing/2014/chartex" xmlns:cx1="http://schemas.microsoft.com/office/drawing/2015/9/8/chartex" xmlns:cx2="http://schemas.microsoft.com/office/drawing/2015/10/21/chartex" xmlns:cx3="http://schemas.microsoft.com/office/drawing/2016/5/9/chartex" xmlns:cx4="http://schemas.microsoft.com/office/drawing/2016/5/10/chartex" xmlns:cx5="http://schemas.microsoft.com/office/drawing/2016/5/11/chartex" xmlns:cx6="http://schemas.microsoft.com/office/drawing/2016/5/12/chartex" xmlns:cx7="http://schemas.microsoft.com/office/drawing/2016/5/13/chartex" xmlns:cx8="http://schemas.microsoft.com/office/drawing/2016/5/14/chartex" xmlns:mc="http://schemas.openxmlformats.org/markup-compatibility/2006" xmlns:aink="http://schemas.microsoft.com/office/drawing/2016/ink" xmlns:am3d="http://schemas.microsoft.com/office/drawing/2017/model3d" xmlns:o="urn:schemas-microsoft-com:office:office" xmlns:oel="http://schemas.microsoft.com/office/2019/extlst" xmlns:r="http://schemas.openxmlformats.org/officeDocument/2006/relationships" xmlns:m="http://schemas.openxmlformats.org/officeDocument/2006/math" xmlns:v="urn:schemas-microsoft-com:vml" xmlns:wp14="http://schemas.microsoft.com/office/word/2010/wordprocessingDrawing" xmlns:wp="http://schemas.openxmlformats.org/drawingml/2006/wordprocessingDrawing" xmlns:w10="urn:schemas-microsoft-com:office:word" xmlns:w="http://schemas.openxmlformats.org/wordprocessingml/2006/main" xmlns:w14="http://schemas.microsoft.com/office/word/2010/wordml" xmlns:w15="http://schemas.microsoft.com/office/word/2012/wordml" xmlns:w16cex="http://schemas.microsoft.com/office/word/2018/wordml/cex" xmlns:w16cid="http://schemas.microsoft.com/office/word/2016/wordml/cid" xmlns:w16="http://schemas.microsoft.com/office/word/2018/wordml" xmlns:w16du="http://schemas.microsoft.com/office/word/2023/wordml/word16du" xmlns:w16sdtdh="http://schemas.microsoft.com/office/word/2020/wordml/sdtdatahash" xmlns:w16sdtfl="http://schemas.microsoft.com/office/word/2024/wordml/sdtformatlock" xmlns:w16se="http://schemas.microsoft.com/office/word/2015/wordml/symex" xmlns:wpg="http://schemas.microsoft.com/office/word/2010/wordprocessingGroup" xmlns:wpi="http://schemas.microsoft.com/office/word/2010/wordprocessingInk" xmlns:wne="http://schemas.microsoft.com/office/word/2006/wordml" xmlns:wps="http://schemas.microsoft.com/office/word/2010/wordprocessingShape" mc:Ignorable="w14 w15 w16se w16cid w16 w16cex w16sdtdh w16sdtfl w16du wp14">
-  <w:endnote w:type="separator" w:id="-1">
-    <w:p>
-      <w:pPr>
-        <w:spacing w:before="120" w:after="120"/>
-      </w:pPr>
-      <w:r>
-        <w:separator/>
-      </w:r>
-    </w:p>
-  </w:endnote>
-  <w:endnote w:type="continuationSeparator" w:id="0">
-    <w:p>
-      <w:pPr>
-        <w:spacing w:before="120" w:after="120"/>
-      </w:pPr>
-      <w:r>
-        <w:continuationSeparator/>
-      </w:r>
-    </w:p>
-  </w:endnote>
-</w:endnotes>
-</file>
-
 <file path=word/footer1.xml><?xml version="1.0" encoding="utf-8"?>
-<w:ftr xmlns:wpc="http://schemas.microsoft.com/office/word/2010/wordprocessingCanvas" xmlns:cx="http://schemas.microsoft.com/office/drawing/2014/chartex" xmlns:cx1="http://schemas.microsoft.com/office/drawing/2015/9/8/chartex" xmlns:cx2="http://schemas.microsoft.com/office/drawing/2015/10/21/chartex" xmlns:cx3="http://schemas.microsoft.com/office/drawing/2016/5/9/chartex" xmlns:cx4="http://schemas.microsoft.com/office/drawing/2016/5/10/chartex" xmlns:cx5="http://schemas.microsoft.com/office/drawing/2016/5/11/chartex" xmlns:cx6="http://schemas.microsoft.com/office/drawing/2016/5/12/chartex" xmlns:cx7="http://schemas.microsoft.com/office/drawing/2016/5/13/chartex" xmlns:cx8="http://schemas.microsoft.com/office/drawing/2016/5/14/chartex" xmlns:mc="http://schemas.openxmlformats.org/markup-compatibility/2006" xmlns:aink="http://schemas.microsoft.com/office/drawing/2016/ink" xmlns:am3d="http://schemas.microsoft.com/office/drawing/2017/model3d" xmlns:o="urn:schemas-microsoft-com:office:office" xmlns:oel="http://schemas.microsoft.com/office/2019/extlst" xmlns:r="http://schemas.openxmlformats.org/officeDocument/2006/relationships" xmlns:m="http://schemas.openxmlformats.org/officeDocument/2006/math" xmlns:v="urn:schemas-microsoft-com:vml" xmlns:wp14="http://schemas.microsoft.com/office/word/2010/wordprocessingDrawing" xmlns:wp="http://schemas.openxmlformats.org/drawingml/2006/wordprocessingDrawing" xmlns:w10="urn:schemas-microsoft-com:office:word" xmlns:w="http://schemas.openxmlformats.org/wordprocessingml/2006/main" xmlns:w14="http://schemas.microsoft.com/office/word/2010/wordml" xmlns:w15="http://schemas.microsoft.com/office/word/2012/wordml" xmlns:w16cex="http://schemas.microsoft.com/office/word/2018/wordml/cex" xmlns:w16cid="http://schemas.microsoft.com/office/word/2016/wordml/cid" xmlns:w16="http://schemas.microsoft.com/office/word/2018/wordml" xmlns:w16du="http://schemas.microsoft.com/office/word/2023/wordml/word16du" xmlns:w16sdtdh="http://schemas.microsoft.com/office/word/2020/wordml/sdtdatahash" xmlns:w16sdtfl="http://schemas.microsoft.com/office/word/2024/wordml/sdtformatlock" xmlns:w16se="http://schemas.microsoft.com/office/word/2015/wordml/symex" xmlns:wpg="http://schemas.microsoft.com/office/word/2010/wordprocessingGroup" xmlns:wpi="http://schemas.microsoft.com/office/word/2010/wordprocessingInk" xmlns:wne="http://schemas.microsoft.com/office/word/2006/wordml" xmlns:wps="http://schemas.microsoft.com/office/word/2010/wordprocessingShape" mc:Ignorable="w14 w15 w16se w16cid w16 w16cex w16sdtdh w16sdtfl w16du wp14">
+<w:ftr xmlns:wpc="http://schemas.microsoft.com/office/word/2010/wordprocessingCanvas" xmlns:mc="http://schemas.openxmlformats.org/markup-compatibility/2006" xmlns:o="urn:schemas-microsoft-com:office:office" xmlns:r="http://schemas.openxmlformats.org/officeDocument/2006/relationships" xmlns:m="http://schemas.openxmlformats.org/officeDocument/2006/math" xmlns:v="urn:schemas-microsoft-com:vml" xmlns:wp14="http://schemas.microsoft.com/office/word/2010/wordprocessingDrawing" xmlns:wp="http://schemas.openxmlformats.org/drawingml/2006/wordprocessingDrawing" xmlns:w10="urn:schemas-microsoft-com:office:word" xmlns:w="http://schemas.openxmlformats.org/wordprocessingml/2006/main" xmlns:w14="http://schemas.microsoft.com/office/word/2010/wordml" xmlns:w15="http://schemas.microsoft.com/office/word/2012/wordml" xmlns:wpg="http://schemas.microsoft.com/office/word/2010/wordprocessingGroup" xmlns:wpi="http://schemas.microsoft.com/office/word/2010/wordprocessingInk" xmlns:wne="http://schemas.microsoft.com/office/word/2006/wordml" xmlns:wps="http://schemas.microsoft.com/office/word/2010/wordprocessingShape" xmlns:wpsCustomData="http://www.wps.cn/officeDocument/2013/wpsCustomData" mc:Ignorable="w14 w15 wp14">
   <w:p>
     <w:pPr>
-      <w:pStyle w:val="a4"/>
+      <w:pStyle w:val="12"/>
       <w:spacing w:before="120" w:after="120"/>
     </w:pPr>
   </w:p>
@@ -1169,10 +946,10 @@
 </file>
 
 <file path=word/footer2.xml><?xml version="1.0" encoding="utf-8"?>
-<w:ftr xmlns:wpc="http://schemas.microsoft.com/office/word/2010/wordprocessingCanvas" xmlns:cx="http://schemas.microsoft.com/office/drawing/2014/chartex" xmlns:cx1="http://schemas.microsoft.com/office/drawing/2015/9/8/chartex" xmlns:cx2="http://schemas.microsoft.com/office/drawing/2015/10/21/chartex" xmlns:cx3="http://schemas.microsoft.com/office/drawing/2016/5/9/chartex" xmlns:cx4="http://schemas.microsoft.com/office/drawing/2016/5/10/chartex" xmlns:cx5="http://schemas.microsoft.com/office/drawing/2016/5/11/chartex" xmlns:cx6="http://schemas.microsoft.com/office/drawing/2016/5/12/chartex" xmlns:cx7="http://schemas.microsoft.com/office/drawing/2016/5/13/chartex" xmlns:cx8="http://schemas.microsoft.com/office/drawing/2016/5/14/chartex" xmlns:mc="http://schemas.openxmlformats.org/markup-compatibility/2006" xmlns:aink="http://schemas.microsoft.com/office/drawing/2016/ink" xmlns:am3d="http://schemas.microsoft.com/office/drawing/2017/model3d" xmlns:o="urn:schemas-microsoft-com:office:office" xmlns:oel="http://schemas.microsoft.com/office/2019/extlst" xmlns:r="http://schemas.openxmlformats.org/officeDocument/2006/relationships" xmlns:m="http://schemas.openxmlformats.org/officeDocument/2006/math" xmlns:v="urn:schemas-microsoft-com:vml" xmlns:wp14="http://schemas.microsoft.com/office/word/2010/wordprocessingDrawing" xmlns:wp="http://schemas.openxmlformats.org/drawingml/2006/wordprocessingDrawing" xmlns:w10="urn:schemas-microsoft-com:office:word" xmlns:w="http://schemas.openxmlformats.org/wordprocessingml/2006/main" xmlns:w14="http://schemas.microsoft.com/office/word/2010/wordml" xmlns:w15="http://schemas.microsoft.com/office/word/2012/wordml" xmlns:w16cex="http://schemas.microsoft.com/office/word/2018/wordml/cex" xmlns:w16cid="http://schemas.microsoft.com/office/word/2016/wordml/cid" xmlns:w16="http://schemas.microsoft.com/office/word/2018/wordml" xmlns:w16du="http://schemas.microsoft.com/office/word/2023/wordml/word16du" xmlns:w16sdtdh="http://schemas.microsoft.com/office/word/2020/wordml/sdtdatahash" xmlns:w16sdtfl="http://schemas.microsoft.com/office/word/2024/wordml/sdtformatlock" xmlns:w16se="http://schemas.microsoft.com/office/word/2015/wordml/symex" xmlns:wpg="http://schemas.microsoft.com/office/word/2010/wordprocessingGroup" xmlns:wpi="http://schemas.microsoft.com/office/word/2010/wordprocessingInk" xmlns:wne="http://schemas.microsoft.com/office/word/2006/wordml" xmlns:wps="http://schemas.microsoft.com/office/word/2010/wordprocessingShape" mc:Ignorable="w14 w15 w16se w16cid w16 w16cex w16sdtdh w16sdtfl w16du wp14">
+<w:ftr xmlns:wpc="http://schemas.microsoft.com/office/word/2010/wordprocessingCanvas" xmlns:mc="http://schemas.openxmlformats.org/markup-compatibility/2006" xmlns:o="urn:schemas-microsoft-com:office:office" xmlns:r="http://schemas.openxmlformats.org/officeDocument/2006/relationships" xmlns:m="http://schemas.openxmlformats.org/officeDocument/2006/math" xmlns:v="urn:schemas-microsoft-com:vml" xmlns:wp14="http://schemas.microsoft.com/office/word/2010/wordprocessingDrawing" xmlns:wp="http://schemas.openxmlformats.org/drawingml/2006/wordprocessingDrawing" xmlns:w10="urn:schemas-microsoft-com:office:word" xmlns:w="http://schemas.openxmlformats.org/wordprocessingml/2006/main" xmlns:w14="http://schemas.microsoft.com/office/word/2010/wordml" xmlns:w15="http://schemas.microsoft.com/office/word/2012/wordml" xmlns:wpg="http://schemas.microsoft.com/office/word/2010/wordprocessingGroup" xmlns:wpi="http://schemas.microsoft.com/office/word/2010/wordprocessingInk" xmlns:wne="http://schemas.microsoft.com/office/word/2006/wordml" xmlns:wps="http://schemas.microsoft.com/office/word/2010/wordprocessingShape" xmlns:wpsCustomData="http://www.wps.cn/officeDocument/2013/wpsCustomData" mc:Ignorable="w14 w15 wp14">
   <w:p>
     <w:pPr>
-      <w:pStyle w:val="a4"/>
+      <w:pStyle w:val="12"/>
       <w:spacing w:before="120" w:after="120"/>
     </w:pPr>
   </w:p>
@@ -1180,10 +957,10 @@
 </file>
 
 <file path=word/footer3.xml><?xml version="1.0" encoding="utf-8"?>
-<w:ftr xmlns:wpc="http://schemas.microsoft.com/office/word/2010/wordprocessingCanvas" xmlns:cx="http://schemas.microsoft.com/office/drawing/2014/chartex" xmlns:cx1="http://schemas.microsoft.com/office/drawing/2015/9/8/chartex" xmlns:cx2="http://schemas.microsoft.com/office/drawing/2015/10/21/chartex" xmlns:cx3="http://schemas.microsoft.com/office/drawing/2016/5/9/chartex" xmlns:cx4="http://schemas.microsoft.com/office/drawing/2016/5/10/chartex" xmlns:cx5="http://schemas.microsoft.com/office/drawing/2016/5/11/chartex" xmlns:cx6="http://schemas.microsoft.com/office/drawing/2016/5/12/chartex" xmlns:cx7="http://schemas.microsoft.com/office/drawing/2016/5/13/chartex" xmlns:cx8="http://schemas.microsoft.com/office/drawing/2016/5/14/chartex" xmlns:mc="http://schemas.openxmlformats.org/markup-compatibility/2006" xmlns:aink="http://schemas.microsoft.com/office/drawing/2016/ink" xmlns:am3d="http://schemas.microsoft.com/office/drawing/2017/model3d" xmlns:o="urn:schemas-microsoft-com:office:office" xmlns:oel="http://schemas.microsoft.com/office/2019/extlst" xmlns:r="http://schemas.openxmlformats.org/officeDocument/2006/relationships" xmlns:m="http://schemas.openxmlformats.org/officeDocument/2006/math" xmlns:v="urn:schemas-microsoft-com:vml" xmlns:wp14="http://schemas.microsoft.com/office/word/2010/wordprocessingDrawing" xmlns:wp="http://schemas.openxmlformats.org/drawingml/2006/wordprocessingDrawing" xmlns:w10="urn:schemas-microsoft-com:office:word" xmlns:w="http://schemas.openxmlformats.org/wordprocessingml/2006/main" xmlns:w14="http://schemas.microsoft.com/office/word/2010/wordml" xmlns:w15="http://schemas.microsoft.com/office/word/2012/wordml" xmlns:w16cex="http://schemas.microsoft.com/office/word/2018/wordml/cex" xmlns:w16cid="http://schemas.microsoft.com/office/word/2016/wordml/cid" xmlns:w16="http://schemas.microsoft.com/office/word/2018/wordml" xmlns:w16du="http://schemas.microsoft.com/office/word/2023/wordml/word16du" xmlns:w16sdtdh="http://schemas.microsoft.com/office/word/2020/wordml/sdtdatahash" xmlns:w16sdtfl="http://schemas.microsoft.com/office/word/2024/wordml/sdtformatlock" xmlns:w16se="http://schemas.microsoft.com/office/word/2015/wordml/symex" xmlns:wpg="http://schemas.microsoft.com/office/word/2010/wordprocessingGroup" xmlns:wpi="http://schemas.microsoft.com/office/word/2010/wordprocessingInk" xmlns:wne="http://schemas.microsoft.com/office/word/2006/wordml" xmlns:wps="http://schemas.microsoft.com/office/word/2010/wordprocessingShape" mc:Ignorable="w14 w15 w16se w16cid w16 w16cex w16sdtdh w16sdtfl w16du wp14">
+<w:ftr xmlns:wpc="http://schemas.microsoft.com/office/word/2010/wordprocessingCanvas" xmlns:mc="http://schemas.openxmlformats.org/markup-compatibility/2006" xmlns:o="urn:schemas-microsoft-com:office:office" xmlns:r="http://schemas.openxmlformats.org/officeDocument/2006/relationships" xmlns:m="http://schemas.openxmlformats.org/officeDocument/2006/math" xmlns:v="urn:schemas-microsoft-com:vml" xmlns:wp14="http://schemas.microsoft.com/office/word/2010/wordprocessingDrawing" xmlns:wp="http://schemas.openxmlformats.org/drawingml/2006/wordprocessingDrawing" xmlns:w10="urn:schemas-microsoft-com:office:word" xmlns:w="http://schemas.openxmlformats.org/wordprocessingml/2006/main" xmlns:w14="http://schemas.microsoft.com/office/word/2010/wordml" xmlns:w15="http://schemas.microsoft.com/office/word/2012/wordml" xmlns:wpg="http://schemas.microsoft.com/office/word/2010/wordprocessingGroup" xmlns:wpi="http://schemas.microsoft.com/office/word/2010/wordprocessingInk" xmlns:wne="http://schemas.microsoft.com/office/word/2006/wordml" xmlns:wps="http://schemas.microsoft.com/office/word/2010/wordprocessingShape" xmlns:wpsCustomData="http://www.wps.cn/officeDocument/2013/wpsCustomData" mc:Ignorable="w14 w15 wp14">
   <w:p>
     <w:pPr>
-      <w:pStyle w:val="a4"/>
+      <w:pStyle w:val="12"/>
       <w:spacing w:before="120" w:after="120"/>
     </w:pPr>
   </w:p>
@@ -1191,21 +968,21 @@
 </file>
 
 <file path=word/footnotes.xml><?xml version="1.0" encoding="utf-8"?>
-<w:footnotes xmlns:wpc="http://schemas.microsoft.com/office/word/2010/wordprocessingCanvas" xmlns:cx="http://schemas.microsoft.com/office/drawing/2014/chartex" xmlns:cx1="http://schemas.microsoft.com/office/drawing/2015/9/8/chartex" xmlns:cx2="http://schemas.microsoft.com/office/drawing/2015/10/21/chartex" xmlns:cx3="http://schemas.microsoft.com/office/drawing/2016/5/9/chartex" xmlns:cx4="http://schemas.microsoft.com/office/drawing/2016/5/10/chartex" xmlns:cx5="http://schemas.microsoft.com/office/drawing/2016/5/11/chartex" xmlns:cx6="http://schemas.microsoft.com/office/drawing/2016/5/12/chartex" xmlns:cx7="http://schemas.microsoft.com/office/drawing/2016/5/13/chartex" xmlns:cx8="http://schemas.microsoft.com/office/drawing/2016/5/14/chartex" xmlns:mc="http://schemas.openxmlformats.org/markup-compatibility/2006" xmlns:aink="http://schemas.microsoft.com/office/drawing/2016/ink" xmlns:am3d="http://schemas.microsoft.com/office/drawing/2017/model3d" xmlns:o="urn:schemas-microsoft-com:office:office" xmlns:oel="http://schemas.microsoft.com/office/2019/extlst" xmlns:r="http://schemas.openxmlformats.org/officeDocument/2006/relationships" xmlns:m="http://schemas.openxmlformats.org/officeDocument/2006/math" xmlns:v="urn:schemas-microsoft-com:vml" xmlns:wp14="http://schemas.microsoft.com/office/word/2010/wordprocessingDrawing" xmlns:wp="http://schemas.openxmlformats.org/drawingml/2006/wordprocessingDrawing" xmlns:w10="urn:schemas-microsoft-com:office:word" xmlns:w="http://schemas.openxmlformats.org/wordprocessingml/2006/main" xmlns:w14="http://schemas.microsoft.com/office/word/2010/wordml" xmlns:w15="http://schemas.microsoft.com/office/word/2012/wordml" xmlns:w16cex="http://schemas.microsoft.com/office/word/2018/wordml/cex" xmlns:w16cid="http://schemas.microsoft.com/office/word/2016/wordml/cid" xmlns:w16="http://schemas.microsoft.com/office/word/2018/wordml" xmlns:w16du="http://schemas.microsoft.com/office/word/2023/wordml/word16du" xmlns:w16sdtdh="http://schemas.microsoft.com/office/word/2020/wordml/sdtdatahash" xmlns:w16sdtfl="http://schemas.microsoft.com/office/word/2024/wordml/sdtformatlock" xmlns:w16se="http://schemas.microsoft.com/office/word/2015/wordml/symex" xmlns:wpg="http://schemas.microsoft.com/office/word/2010/wordprocessingGroup" xmlns:wpi="http://schemas.microsoft.com/office/word/2010/wordprocessingInk" xmlns:wne="http://schemas.microsoft.com/office/word/2006/wordml" xmlns:wps="http://schemas.microsoft.com/office/word/2010/wordprocessingShape" mc:Ignorable="w14 w15 w16se w16cid w16 w16cex w16sdtdh w16sdtfl w16du wp14">
-  <w:footnote w:type="separator" w:id="-1">
-    <w:p>
-      <w:pPr>
-        <w:spacing w:before="120" w:after="120"/>
+<w:footnotes xmlns:wpc="http://schemas.microsoft.com/office/word/2010/wordprocessingCanvas" xmlns:mc="http://schemas.openxmlformats.org/markup-compatibility/2006" xmlns:o="urn:schemas-microsoft-com:office:office" xmlns:r="http://schemas.openxmlformats.org/officeDocument/2006/relationships" xmlns:m="http://schemas.openxmlformats.org/officeDocument/2006/math" xmlns:v="urn:schemas-microsoft-com:vml" xmlns:wp14="http://schemas.microsoft.com/office/word/2010/wordprocessingDrawing" xmlns:wp="http://schemas.openxmlformats.org/drawingml/2006/wordprocessingDrawing" xmlns:w="http://schemas.openxmlformats.org/wordprocessingml/2006/main" xmlns:w14="http://schemas.microsoft.com/office/word/2010/wordml" xmlns:w15="http://schemas.microsoft.com/office/word/2012/wordml" xmlns:w10="urn:schemas-microsoft-com:office:word" xmlns:wpg="http://schemas.microsoft.com/office/word/2010/wordprocessingGroup" xmlns:wpi="http://schemas.microsoft.com/office/word/2010/wordprocessingInk" xmlns:wne="http://schemas.microsoft.com/office/word/2006/wordml" xmlns:wps="http://schemas.microsoft.com/office/word/2010/wordprocessingShape" xmlns:wpsCustomData="http://www.wps.cn/officeDocument/2013/wpsCustomData" mc:Ignorable="w14 w15 wp14">
+  <w:footnote w:type="separator" w:id="0">
+    <w:p>
+      <w:pPr>
+        <w:spacing w:before="0" w:after="0"/>
       </w:pPr>
       <w:r>
         <w:separator/>
       </w:r>
     </w:p>
   </w:footnote>
-  <w:footnote w:type="continuationSeparator" w:id="0">
-    <w:p>
-      <w:pPr>
-        <w:spacing w:before="120" w:after="120"/>
+  <w:footnote w:type="continuationSeparator" w:id="1">
+    <w:p>
+      <w:pPr>
+        <w:spacing w:before="0" w:after="0"/>
       </w:pPr>
       <w:r>
         <w:continuationSeparator/>
@@ -1216,10 +993,10 @@
 </file>
 
 <file path=word/header1.xml><?xml version="1.0" encoding="utf-8"?>
-<w:hdr xmlns:wpc="http://schemas.microsoft.com/office/word/2010/wordprocessingCanvas" xmlns:cx="http://schemas.microsoft.com/office/drawing/2014/chartex" xmlns:cx1="http://schemas.microsoft.com/office/drawing/2015/9/8/chartex" xmlns:cx2="http://schemas.microsoft.com/office/drawing/2015/10/21/chartex" xmlns:cx3="http://schemas.microsoft.com/office/drawing/2016/5/9/chartex" xmlns:cx4="http://schemas.microsoft.com/office/drawing/2016/5/10/chartex" xmlns:cx5="http://schemas.microsoft.com/office/drawing/2016/5/11/chartex" xmlns:cx6="http://schemas.microsoft.com/office/drawing/2016/5/12/chartex" xmlns:cx7="http://schemas.microsoft.com/office/drawing/2016/5/13/chartex" xmlns:cx8="http://schemas.microsoft.com/office/drawing/2016/5/14/chartex" xmlns:mc="http://schemas.openxmlformats.org/markup-compatibility/2006" xmlns:aink="http://schemas.microsoft.com/office/drawing/2016/ink" xmlns:am3d="http://schemas.microsoft.com/office/drawing/2017/model3d" xmlns:o="urn:schemas-microsoft-com:office:office" xmlns:oel="http://schemas.microsoft.com/office/2019/extlst" xmlns:r="http://schemas.openxmlformats.org/officeDocument/2006/relationships" xmlns:m="http://schemas.openxmlformats.org/officeDocument/2006/math" xmlns:v="urn:schemas-microsoft-com:vml" xmlns:wp14="http://schemas.microsoft.com/office/word/2010/wordprocessingDrawing" xmlns:wp="http://schemas.openxmlformats.org/drawingml/2006/wordprocessingDrawing" xmlns:w10="urn:schemas-microsoft-com:office:word" xmlns:w="http://schemas.openxmlformats.org/wordprocessingml/2006/main" xmlns:w14="http://schemas.microsoft.com/office/word/2010/wordml" xmlns:w15="http://schemas.microsoft.com/office/word/2012/wordml" xmlns:w16cex="http://schemas.microsoft.com/office/word/2018/wordml/cex" xmlns:w16cid="http://schemas.microsoft.com/office/word/2016/wordml/cid" xmlns:w16="http://schemas.microsoft.com/office/word/2018/wordml" xmlns:w16du="http://schemas.microsoft.com/office/word/2023/wordml/word16du" xmlns:w16sdtdh="http://schemas.microsoft.com/office/word/2020/wordml/sdtdatahash" xmlns:w16sdtfl="http://schemas.microsoft.com/office/word/2024/wordml/sdtformatlock" xmlns:w16se="http://schemas.microsoft.com/office/word/2015/wordml/symex" xmlns:wpg="http://schemas.microsoft.com/office/word/2010/wordprocessingGroup" xmlns:wpi="http://schemas.microsoft.com/office/word/2010/wordprocessingInk" xmlns:wne="http://schemas.microsoft.com/office/word/2006/wordml" xmlns:wps="http://schemas.microsoft.com/office/word/2010/wordprocessingShape" mc:Ignorable="w14 w15 w16se w16cid w16 w16cex w16sdtdh w16sdtfl w16du wp14">
+<w:hdr xmlns:wpc="http://schemas.microsoft.com/office/word/2010/wordprocessingCanvas" xmlns:mc="http://schemas.openxmlformats.org/markup-compatibility/2006" xmlns:o="urn:schemas-microsoft-com:office:office" xmlns:r="http://schemas.openxmlformats.org/officeDocument/2006/relationships" xmlns:m="http://schemas.openxmlformats.org/officeDocument/2006/math" xmlns:v="urn:schemas-microsoft-com:vml" xmlns:wp14="http://schemas.microsoft.com/office/word/2010/wordprocessingDrawing" xmlns:wp="http://schemas.openxmlformats.org/drawingml/2006/wordprocessingDrawing" xmlns:w10="urn:schemas-microsoft-com:office:word" xmlns:w="http://schemas.openxmlformats.org/wordprocessingml/2006/main" xmlns:w14="http://schemas.microsoft.com/office/word/2010/wordml" xmlns:w15="http://schemas.microsoft.com/office/word/2012/wordml" xmlns:wpg="http://schemas.microsoft.com/office/word/2010/wordprocessingGroup" xmlns:wpi="http://schemas.microsoft.com/office/word/2010/wordprocessingInk" xmlns:wne="http://schemas.microsoft.com/office/word/2006/wordml" xmlns:wps="http://schemas.microsoft.com/office/word/2010/wordprocessingShape" xmlns:wpsCustomData="http://www.wps.cn/officeDocument/2013/wpsCustomData" mc:Ignorable="w14 w15 wp14">
   <w:p>
     <w:pPr>
-      <w:pStyle w:val="a6"/>
+      <w:pStyle w:val="13"/>
       <w:spacing w:before="120" w:after="120"/>
     </w:pPr>
   </w:p>
@@ -1227,10 +1004,10 @@
 </file>
 
 <file path=word/header2.xml><?xml version="1.0" encoding="utf-8"?>
-<w:hdr xmlns:wpc="http://schemas.microsoft.com/office/word/2010/wordprocessingCanvas" xmlns:cx="http://schemas.microsoft.com/office/drawing/2014/chartex" xmlns:cx1="http://schemas.microsoft.com/office/drawing/2015/9/8/chartex" xmlns:cx2="http://schemas.microsoft.com/office/drawing/2015/10/21/chartex" xmlns:cx3="http://schemas.microsoft.com/office/drawing/2016/5/9/chartex" xmlns:cx4="http://schemas.microsoft.com/office/drawing/2016/5/10/chartex" xmlns:cx5="http://schemas.microsoft.com/office/drawing/2016/5/11/chartex" xmlns:cx6="http://schemas.microsoft.com/office/drawing/2016/5/12/chartex" xmlns:cx7="http://schemas.microsoft.com/office/drawing/2016/5/13/chartex" xmlns:cx8="http://schemas.microsoft.com/office/drawing/2016/5/14/chartex" xmlns:mc="http://schemas.openxmlformats.org/markup-compatibility/2006" xmlns:aink="http://schemas.microsoft.com/office/drawing/2016/ink" xmlns:am3d="http://schemas.microsoft.com/office/drawing/2017/model3d" xmlns:o="urn:schemas-microsoft-com:office:office" xmlns:oel="http://schemas.microsoft.com/office/2019/extlst" xmlns:r="http://schemas.openxmlformats.org/officeDocument/2006/relationships" xmlns:m="http://schemas.openxmlformats.org/officeDocument/2006/math" xmlns:v="urn:schemas-microsoft-com:vml" xmlns:wp14="http://schemas.microsoft.com/office/word/2010/wordprocessingDrawing" xmlns:wp="http://schemas.openxmlformats.org/drawingml/2006/wordprocessingDrawing" xmlns:w10="urn:schemas-microsoft-com:office:word" xmlns:w="http://schemas.openxmlformats.org/wordprocessingml/2006/main" xmlns:w14="http://schemas.microsoft.com/office/word/2010/wordml" xmlns:w15="http://schemas.microsoft.com/office/word/2012/wordml" xmlns:w16cex="http://schemas.microsoft.com/office/word/2018/wordml/cex" xmlns:w16cid="http://schemas.microsoft.com/office/word/2016/wordml/cid" xmlns:w16="http://schemas.microsoft.com/office/word/2018/wordml" xmlns:w16du="http://schemas.microsoft.com/office/word/2023/wordml/word16du" xmlns:w16sdtdh="http://schemas.microsoft.com/office/word/2020/wordml/sdtdatahash" xmlns:w16sdtfl="http://schemas.microsoft.com/office/word/2024/wordml/sdtformatlock" xmlns:w16se="http://schemas.microsoft.com/office/word/2015/wordml/symex" xmlns:wpg="http://schemas.microsoft.com/office/word/2010/wordprocessingGroup" xmlns:wpi="http://schemas.microsoft.com/office/word/2010/wordprocessingInk" xmlns:wne="http://schemas.microsoft.com/office/word/2006/wordml" xmlns:wps="http://schemas.microsoft.com/office/word/2010/wordprocessingShape" mc:Ignorable="w14 w15 w16se w16cid w16 w16cex w16sdtdh w16sdtfl w16du wp14">
+<w:hdr xmlns:wpc="http://schemas.microsoft.com/office/word/2010/wordprocessingCanvas" xmlns:mc="http://schemas.openxmlformats.org/markup-compatibility/2006" xmlns:o="urn:schemas-microsoft-com:office:office" xmlns:r="http://schemas.openxmlformats.org/officeDocument/2006/relationships" xmlns:m="http://schemas.openxmlformats.org/officeDocument/2006/math" xmlns:v="urn:schemas-microsoft-com:vml" xmlns:wp14="http://schemas.microsoft.com/office/word/2010/wordprocessingDrawing" xmlns:wp="http://schemas.openxmlformats.org/drawingml/2006/wordprocessingDrawing" xmlns:w10="urn:schemas-microsoft-com:office:word" xmlns:w="http://schemas.openxmlformats.org/wordprocessingml/2006/main" xmlns:w14="http://schemas.microsoft.com/office/word/2010/wordml" xmlns:w15="http://schemas.microsoft.com/office/word/2012/wordml" xmlns:wpg="http://schemas.microsoft.com/office/word/2010/wordprocessingGroup" xmlns:wpi="http://schemas.microsoft.com/office/word/2010/wordprocessingInk" xmlns:wne="http://schemas.microsoft.com/office/word/2006/wordml" xmlns:wps="http://schemas.microsoft.com/office/word/2010/wordprocessingShape" xmlns:wpsCustomData="http://www.wps.cn/officeDocument/2013/wpsCustomData" mc:Ignorable="w14 w15 wp14">
   <w:p>
     <w:pPr>
-      <w:pStyle w:val="a6"/>
+      <w:pStyle w:val="13"/>
       <w:spacing w:before="120" w:after="120"/>
     </w:pPr>
   </w:p>
@@ -1238,10 +1015,10 @@
 </file>
 
 <file path=word/header3.xml><?xml version="1.0" encoding="utf-8"?>
-<w:hdr xmlns:wpc="http://schemas.microsoft.com/office/word/2010/wordprocessingCanvas" xmlns:cx="http://schemas.microsoft.com/office/drawing/2014/chartex" xmlns:cx1="http://schemas.microsoft.com/office/drawing/2015/9/8/chartex" xmlns:cx2="http://schemas.microsoft.com/office/drawing/2015/10/21/chartex" xmlns:cx3="http://schemas.microsoft.com/office/drawing/2016/5/9/chartex" xmlns:cx4="http://schemas.microsoft.com/office/drawing/2016/5/10/chartex" xmlns:cx5="http://schemas.microsoft.com/office/drawing/2016/5/11/chartex" xmlns:cx6="http://schemas.microsoft.com/office/drawing/2016/5/12/chartex" xmlns:cx7="http://schemas.microsoft.com/office/drawing/2016/5/13/chartex" xmlns:cx8="http://schemas.microsoft.com/office/drawing/2016/5/14/chartex" xmlns:mc="http://schemas.openxmlformats.org/markup-compatibility/2006" xmlns:aink="http://schemas.microsoft.com/office/drawing/2016/ink" xmlns:am3d="http://schemas.microsoft.com/office/drawing/2017/model3d" xmlns:o="urn:schemas-microsoft-com:office:office" xmlns:oel="http://schemas.microsoft.com/office/2019/extlst" xmlns:r="http://schemas.openxmlformats.org/officeDocument/2006/relationships" xmlns:m="http://schemas.openxmlformats.org/officeDocument/2006/math" xmlns:v="urn:schemas-microsoft-com:vml" xmlns:wp14="http://schemas.microsoft.com/office/word/2010/wordprocessingDrawing" xmlns:wp="http://schemas.openxmlformats.org/drawingml/2006/wordprocessingDrawing" xmlns:w10="urn:schemas-microsoft-com:office:word" xmlns:w="http://schemas.openxmlformats.org/wordprocessingml/2006/main" xmlns:w14="http://schemas.microsoft.com/office/word/2010/wordml" xmlns:w15="http://schemas.microsoft.com/office/word/2012/wordml" xmlns:w16cex="http://schemas.microsoft.com/office/word/2018/wordml/cex" xmlns:w16cid="http://schemas.microsoft.com/office/word/2016/wordml/cid" xmlns:w16="http://schemas.microsoft.com/office/word/2018/wordml" xmlns:w16du="http://schemas.microsoft.com/office/word/2023/wordml/word16du" xmlns:w16sdtdh="http://schemas.microsoft.com/office/word/2020/wordml/sdtdatahash" xmlns:w16sdtfl="http://schemas.microsoft.com/office/word/2024/wordml/sdtformatlock" xmlns:w16se="http://schemas.microsoft.com/office/word/2015/wordml/symex" xmlns:wpg="http://schemas.microsoft.com/office/word/2010/wordprocessingGroup" xmlns:wpi="http://schemas.microsoft.com/office/word/2010/wordprocessingInk" xmlns:wne="http://schemas.microsoft.com/office/word/2006/wordml" xmlns:wps="http://schemas.microsoft.com/office/word/2010/wordprocessingShape" mc:Ignorable="w14 w15 w16se w16cid w16 w16cex w16sdtdh w16sdtfl w16du wp14">
+<w:hdr xmlns:wpc="http://schemas.microsoft.com/office/word/2010/wordprocessingCanvas" xmlns:mc="http://schemas.openxmlformats.org/markup-compatibility/2006" xmlns:o="urn:schemas-microsoft-com:office:office" xmlns:r="http://schemas.openxmlformats.org/officeDocument/2006/relationships" xmlns:m="http://schemas.openxmlformats.org/officeDocument/2006/math" xmlns:v="urn:schemas-microsoft-com:vml" xmlns:wp14="http://schemas.microsoft.com/office/word/2010/wordprocessingDrawing" xmlns:wp="http://schemas.openxmlformats.org/drawingml/2006/wordprocessingDrawing" xmlns:w10="urn:schemas-microsoft-com:office:word" xmlns:w="http://schemas.openxmlformats.org/wordprocessingml/2006/main" xmlns:w14="http://schemas.microsoft.com/office/word/2010/wordml" xmlns:w15="http://schemas.microsoft.com/office/word/2012/wordml" xmlns:wpg="http://schemas.microsoft.com/office/word/2010/wordprocessingGroup" xmlns:wpi="http://schemas.microsoft.com/office/word/2010/wordprocessingInk" xmlns:wne="http://schemas.microsoft.com/office/word/2006/wordml" xmlns:wps="http://schemas.microsoft.com/office/word/2010/wordprocessingShape" xmlns:wpsCustomData="http://www.wps.cn/officeDocument/2013/wpsCustomData" mc:Ignorable="w14 w15 wp14">
   <w:p>
     <w:pPr>
-      <w:pStyle w:val="a6"/>
+      <w:pStyle w:val="13"/>
       <w:spacing w:before="120" w:after="120"/>
     </w:pPr>
   </w:p>
@@ -1249,12 +1026,12 @@
 </file>
 
 <file path=word/numbering.xml><?xml version="1.0" encoding="utf-8"?>
-<w:numbering xmlns:wpc="http://schemas.microsoft.com/office/word/2010/wordprocessingCanvas" xmlns:cx="http://schemas.microsoft.com/office/drawing/2014/chartex" xmlns:cx1="http://schemas.microsoft.com/office/drawing/2015/9/8/chartex" xmlns:cx2="http://schemas.microsoft.com/office/drawing/2015/10/21/chartex" xmlns:cx3="http://schemas.microsoft.com/office/drawing/2016/5/9/chartex" xmlns:cx4="http://schemas.microsoft.com/office/drawing/2016/5/10/chartex" xmlns:cx5="http://schemas.microsoft.com/office/drawing/2016/5/11/chartex" xmlns:cx6="http://schemas.microsoft.com/office/drawing/2016/5/12/chartex" xmlns:cx7="http://schemas.microsoft.com/office/drawing/2016/5/13/chartex" xmlns:cx8="http://schemas.microsoft.com/office/drawing/2016/5/14/chartex" xmlns:mc="http://schemas.openxmlformats.org/markup-compatibility/2006" xmlns:aink="http://schemas.microsoft.com/office/drawing/2016/ink" xmlns:am3d="http://schemas.microsoft.com/office/drawing/2017/model3d" xmlns:o="urn:schemas-microsoft-com:office:office" xmlns:oel="http://schemas.microsoft.com/office/2019/extlst" xmlns:r="http://schemas.openxmlformats.org/officeDocument/2006/relationships" xmlns:m="http://schemas.openxmlformats.org/officeDocument/2006/math" xmlns:v="urn:schemas-microsoft-com:vml" xmlns:wp14="http://schemas.microsoft.com/office/word/2010/wordprocessingDrawing" xmlns:wp="http://schemas.openxmlformats.org/drawingml/2006/wordprocessingDrawing" xmlns:w10="urn:schemas-microsoft-com:office:word" xmlns:w="http://schemas.openxmlformats.org/wordprocessingml/2006/main" xmlns:w14="http://schemas.microsoft.com/office/word/2010/wordml" xmlns:w15="http://schemas.microsoft.com/office/word/2012/wordml" xmlns:w16cex="http://schemas.microsoft.com/office/word/2018/wordml/cex" xmlns:w16cid="http://schemas.microsoft.com/office/word/2016/wordml/cid" xmlns:w16="http://schemas.microsoft.com/office/word/2018/wordml" xmlns:w16du="http://schemas.microsoft.com/office/word/2023/wordml/word16du" xmlns:w16sdtdh="http://schemas.microsoft.com/office/word/2020/wordml/sdtdatahash" xmlns:w16sdtfl="http://schemas.microsoft.com/office/word/2024/wordml/sdtformatlock" xmlns:w16se="http://schemas.microsoft.com/office/word/2015/wordml/symex" xmlns:wpg="http://schemas.microsoft.com/office/word/2010/wordprocessingGroup" xmlns:wpi="http://schemas.microsoft.com/office/word/2010/wordprocessingInk" xmlns:wne="http://schemas.microsoft.com/office/word/2006/wordml" xmlns:wps="http://schemas.microsoft.com/office/word/2010/wordprocessingShape" mc:Ignorable="w14 w15 w16se w16cid w16 w16cex w16sdtdh w16sdtfl w16du wp14">
-  <w:abstractNum w:abstractNumId="0" w15:restartNumberingAfterBreak="0">
+<w:numbering xmlns:wpc="http://schemas.microsoft.com/office/word/2010/wordprocessingCanvas" xmlns:mc="http://schemas.openxmlformats.org/markup-compatibility/2006" xmlns:o="urn:schemas-microsoft-com:office:office" xmlns:r="http://schemas.openxmlformats.org/officeDocument/2006/relationships" xmlns:m="http://schemas.openxmlformats.org/officeDocument/2006/math" xmlns:v="urn:schemas-microsoft-com:vml" xmlns:wp14="http://schemas.microsoft.com/office/word/2010/wordprocessingDrawing" xmlns:wp="http://schemas.openxmlformats.org/drawingml/2006/wordprocessingDrawing" xmlns:w10="urn:schemas-microsoft-com:office:word" xmlns:w="http://schemas.openxmlformats.org/wordprocessingml/2006/main" xmlns:w14="http://schemas.microsoft.com/office/word/2010/wordml" xmlns:wpg="http://schemas.microsoft.com/office/word/2010/wordprocessingGroup" xmlns:wpi="http://schemas.microsoft.com/office/word/2010/wordprocessingInk" xmlns:wne="http://schemas.microsoft.com/office/word/2006/wordml" xmlns:wps="http://schemas.microsoft.com/office/word/2010/wordprocessingShape" xmlns:wpsCustomData="http://www.wps.cn/officeDocument/2013/wpsCustomData" mc:Ignorable="w14 wp14">
+  <w:abstractNum w:abstractNumId="0">
     <w:nsid w:val="2078615A"/>
     <w:multiLevelType w:val="multilevel"/>
     <w:tmpl w:val="2078615A"/>
-    <w:lvl w:ilvl="0">
+    <w:lvl w:ilvl="0" w:tentative="0">
       <w:start w:val="1"/>
       <w:numFmt w:val="decimal"/>
       <w:lvlText w:val="%1、"/>
@@ -1266,7 +1043,7 @@
         <w:rFonts w:hint="default"/>
       </w:rPr>
     </w:lvl>
-    <w:lvl w:ilvl="1">
+    <w:lvl w:ilvl="1" w:tentative="0">
       <w:start w:val="1"/>
       <w:numFmt w:val="lowerLetter"/>
       <w:lvlText w:val="%2)"/>
@@ -1275,7 +1052,7 @@
         <w:ind w:left="880" w:hanging="440"/>
       </w:pPr>
     </w:lvl>
-    <w:lvl w:ilvl="2">
+    <w:lvl w:ilvl="2" w:tentative="0">
       <w:start w:val="1"/>
       <w:numFmt w:val="lowerRoman"/>
       <w:lvlText w:val="%3."/>
@@ -1284,7 +1061,7 @@
         <w:ind w:left="1320" w:hanging="440"/>
       </w:pPr>
     </w:lvl>
-    <w:lvl w:ilvl="3">
+    <w:lvl w:ilvl="3" w:tentative="0">
       <w:start w:val="1"/>
       <w:numFmt w:val="decimal"/>
       <w:lvlText w:val="%4."/>
@@ -1293,7 +1070,7 @@
         <w:ind w:left="1760" w:hanging="440"/>
       </w:pPr>
     </w:lvl>
-    <w:lvl w:ilvl="4">
+    <w:lvl w:ilvl="4" w:tentative="0">
       <w:start w:val="1"/>
       <w:numFmt w:val="lowerLetter"/>
       <w:lvlText w:val="%5)"/>
@@ -1302,7 +1079,7 @@
         <w:ind w:left="2200" w:hanging="440"/>
       </w:pPr>
     </w:lvl>
-    <w:lvl w:ilvl="5">
+    <w:lvl w:ilvl="5" w:tentative="0">
       <w:start w:val="1"/>
       <w:numFmt w:val="lowerRoman"/>
       <w:lvlText w:val="%6."/>
@@ -1311,7 +1088,7 @@
         <w:ind w:left="2640" w:hanging="440"/>
       </w:pPr>
     </w:lvl>
-    <w:lvl w:ilvl="6">
+    <w:lvl w:ilvl="6" w:tentative="0">
       <w:start w:val="1"/>
       <w:numFmt w:val="decimal"/>
       <w:lvlText w:val="%7."/>
@@ -1320,7 +1097,7 @@
         <w:ind w:left="3080" w:hanging="440"/>
       </w:pPr>
     </w:lvl>
-    <w:lvl w:ilvl="7">
+    <w:lvl w:ilvl="7" w:tentative="0">
       <w:start w:val="1"/>
       <w:numFmt w:val="lowerLetter"/>
       <w:lvlText w:val="%8)"/>
@@ -1329,7 +1106,7 @@
         <w:ind w:left="3520" w:hanging="440"/>
       </w:pPr>
     </w:lvl>
-    <w:lvl w:ilvl="8">
+    <w:lvl w:ilvl="8" w:tentative="0">
       <w:start w:val="1"/>
       <w:numFmt w:val="lowerRoman"/>
       <w:lvlText w:val="%9."/>
@@ -1339,11 +1116,11 @@
       </w:pPr>
     </w:lvl>
   </w:abstractNum>
-  <w:abstractNum w:abstractNumId="1" w15:restartNumberingAfterBreak="0">
-    <w:nsid w:val="3AE3597F"/>
+  <w:abstractNum w:abstractNumId="1">
+    <w:nsid w:val="530A6B3F"/>
     <w:multiLevelType w:val="multilevel"/>
-    <w:tmpl w:val="3AE3597F"/>
-    <w:lvl w:ilvl="0">
+    <w:tmpl w:val="530A6B3F"/>
+    <w:lvl w:ilvl="0" w:tentative="0">
       <w:start w:val="1"/>
       <w:numFmt w:val="decimalEnclosedCircle"/>
       <w:lvlText w:val="%1"/>
@@ -1355,7 +1132,7 @@
         <w:rFonts w:hint="default"/>
       </w:rPr>
     </w:lvl>
-    <w:lvl w:ilvl="1">
+    <w:lvl w:ilvl="1" w:tentative="0">
       <w:start w:val="1"/>
       <w:numFmt w:val="lowerLetter"/>
       <w:lvlText w:val="%2)"/>
@@ -1364,7 +1141,7 @@
         <w:ind w:left="1440" w:hanging="440"/>
       </w:pPr>
     </w:lvl>
-    <w:lvl w:ilvl="2">
+    <w:lvl w:ilvl="2" w:tentative="0">
       <w:start w:val="1"/>
       <w:numFmt w:val="lowerRoman"/>
       <w:lvlText w:val="%3."/>
@@ -1373,7 +1150,7 @@
         <w:ind w:left="1880" w:hanging="440"/>
       </w:pPr>
     </w:lvl>
-    <w:lvl w:ilvl="3">
+    <w:lvl w:ilvl="3" w:tentative="0">
       <w:start w:val="1"/>
       <w:numFmt w:val="decimal"/>
       <w:lvlText w:val="%4."/>
@@ -1382,7 +1159,7 @@
         <w:ind w:left="2320" w:hanging="440"/>
       </w:pPr>
     </w:lvl>
-    <w:lvl w:ilvl="4">
+    <w:lvl w:ilvl="4" w:tentative="0">
       <w:start w:val="1"/>
       <w:numFmt w:val="lowerLetter"/>
       <w:lvlText w:val="%5)"/>
@@ -1391,7 +1168,7 @@
         <w:ind w:left="2760" w:hanging="440"/>
       </w:pPr>
     </w:lvl>
-    <w:lvl w:ilvl="5">
+    <w:lvl w:ilvl="5" w:tentative="0">
       <w:start w:val="1"/>
       <w:numFmt w:val="lowerRoman"/>
       <w:lvlText w:val="%6."/>
@@ -1400,7 +1177,7 @@
         <w:ind w:left="3200" w:hanging="440"/>
       </w:pPr>
     </w:lvl>
-    <w:lvl w:ilvl="6">
+    <w:lvl w:ilvl="6" w:tentative="0">
       <w:start w:val="1"/>
       <w:numFmt w:val="decimal"/>
       <w:lvlText w:val="%7."/>
@@ -1409,7 +1186,7 @@
         <w:ind w:left="3640" w:hanging="440"/>
       </w:pPr>
     </w:lvl>
-    <w:lvl w:ilvl="7">
+    <w:lvl w:ilvl="7" w:tentative="0">
       <w:start w:val="1"/>
       <w:numFmt w:val="lowerLetter"/>
       <w:lvlText w:val="%8)"/>
@@ -1418,7 +1195,7 @@
         <w:ind w:left="4080" w:hanging="440"/>
       </w:pPr>
     </w:lvl>
-    <w:lvl w:ilvl="8">
+    <w:lvl w:ilvl="8" w:tentative="0">
       <w:start w:val="1"/>
       <w:numFmt w:val="lowerRoman"/>
       <w:lvlText w:val="%9."/>
@@ -1428,522 +1205,306 @@
       </w:pPr>
     </w:lvl>
   </w:abstractNum>
-  <w:abstractNum w:abstractNumId="2" w15:restartNumberingAfterBreak="0">
-    <w:nsid w:val="530A6B3F"/>
-    <w:multiLevelType w:val="multilevel"/>
-    <w:tmpl w:val="530A6B3F"/>
-    <w:lvl w:ilvl="0">
-      <w:start w:val="1"/>
-      <w:numFmt w:val="decimalEnclosedCircle"/>
-      <w:lvlText w:val="%1"/>
-      <w:lvlJc w:val="left"/>
-      <w:pPr>
-        <w:ind w:left="920" w:hanging="360"/>
-      </w:pPr>
-      <w:rPr>
-        <w:rFonts w:hint="default"/>
-      </w:rPr>
-    </w:lvl>
-    <w:lvl w:ilvl="1">
-      <w:start w:val="1"/>
-      <w:numFmt w:val="lowerLetter"/>
-      <w:lvlText w:val="%2)"/>
-      <w:lvlJc w:val="left"/>
-      <w:pPr>
-        <w:ind w:left="1440" w:hanging="440"/>
-      </w:pPr>
-    </w:lvl>
-    <w:lvl w:ilvl="2">
-      <w:start w:val="1"/>
-      <w:numFmt w:val="lowerRoman"/>
-      <w:lvlText w:val="%3."/>
-      <w:lvlJc w:val="right"/>
-      <w:pPr>
-        <w:ind w:left="1880" w:hanging="440"/>
-      </w:pPr>
-    </w:lvl>
-    <w:lvl w:ilvl="3">
-      <w:start w:val="1"/>
-      <w:numFmt w:val="decimal"/>
-      <w:lvlText w:val="%4."/>
-      <w:lvlJc w:val="left"/>
-      <w:pPr>
-        <w:ind w:left="2320" w:hanging="440"/>
-      </w:pPr>
-    </w:lvl>
-    <w:lvl w:ilvl="4">
-      <w:start w:val="1"/>
-      <w:numFmt w:val="lowerLetter"/>
-      <w:lvlText w:val="%5)"/>
-      <w:lvlJc w:val="left"/>
-      <w:pPr>
-        <w:ind w:left="2760" w:hanging="440"/>
-      </w:pPr>
-    </w:lvl>
-    <w:lvl w:ilvl="5">
-      <w:start w:val="1"/>
-      <w:numFmt w:val="lowerRoman"/>
-      <w:lvlText w:val="%6."/>
-      <w:lvlJc w:val="right"/>
-      <w:pPr>
-        <w:ind w:left="3200" w:hanging="440"/>
-      </w:pPr>
-    </w:lvl>
-    <w:lvl w:ilvl="6">
-      <w:start w:val="1"/>
-      <w:numFmt w:val="decimal"/>
-      <w:lvlText w:val="%7."/>
-      <w:lvlJc w:val="left"/>
-      <w:pPr>
-        <w:ind w:left="3640" w:hanging="440"/>
-      </w:pPr>
-    </w:lvl>
-    <w:lvl w:ilvl="7">
-      <w:start w:val="1"/>
-      <w:numFmt w:val="lowerLetter"/>
-      <w:lvlText w:val="%8)"/>
-      <w:lvlJc w:val="left"/>
-      <w:pPr>
-        <w:ind w:left="4080" w:hanging="440"/>
-      </w:pPr>
-    </w:lvl>
-    <w:lvl w:ilvl="8">
-      <w:start w:val="1"/>
-      <w:numFmt w:val="lowerRoman"/>
-      <w:lvlText w:val="%9."/>
-      <w:lvlJc w:val="right"/>
-      <w:pPr>
-        <w:ind w:left="4520" w:hanging="440"/>
-      </w:pPr>
-    </w:lvl>
-  </w:abstractNum>
-  <w:num w:numId="1" w16cid:durableId="1733262813">
+  <w:num w:numId="1">
     <w:abstractNumId w:val="0"/>
   </w:num>
-  <w:num w:numId="2" w16cid:durableId="355276174">
+  <w:num w:numId="2">
     <w:abstractNumId w:val="1"/>
-  </w:num>
-  <w:num w:numId="3" w16cid:durableId="1092778724">
-    <w:abstractNumId w:val="2"/>
   </w:num>
 </w:numbering>
 </file>
 
 <file path=word/styles.xml><?xml version="1.0" encoding="utf-8"?>
-<w:styles xmlns:mc="http://schemas.openxmlformats.org/markup-compatibility/2006" xmlns:r="http://schemas.openxmlformats.org/officeDocument/2006/relationships" xmlns:w="http://schemas.openxmlformats.org/wordprocessingml/2006/main" xmlns:w14="http://schemas.microsoft.com/office/word/2010/wordml" xmlns:w15="http://schemas.microsoft.com/office/word/2012/wordml" xmlns:w16cex="http://schemas.microsoft.com/office/word/2018/wordml/cex" xmlns:w16cid="http://schemas.microsoft.com/office/word/2016/wordml/cid" xmlns:w16="http://schemas.microsoft.com/office/word/2018/wordml" xmlns:w16du="http://schemas.microsoft.com/office/word/2023/wordml/word16du" xmlns:w16sdtdh="http://schemas.microsoft.com/office/word/2020/wordml/sdtdatahash" xmlns:w16sdtfl="http://schemas.microsoft.com/office/word/2024/wordml/sdtformatlock" xmlns:w16se="http://schemas.microsoft.com/office/word/2015/wordml/symex" mc:Ignorable="w14 w15 w16se w16cid w16 w16cex w16sdtdh w16sdtfl w16du">
+<w:styles xmlns:mc="http://schemas.openxmlformats.org/markup-compatibility/2006" xmlns:o="urn:schemas-microsoft-com:office:office" xmlns:r="http://schemas.openxmlformats.org/officeDocument/2006/relationships" xmlns:m="http://schemas.openxmlformats.org/officeDocument/2006/math" xmlns:v="urn:schemas-microsoft-com:vml" xmlns:w="http://schemas.openxmlformats.org/wordprocessingml/2006/main" xmlns:w14="http://schemas.microsoft.com/office/word/2010/wordml" xmlns:w10="urn:schemas-microsoft-com:office:word" xmlns:sl="http://schemas.openxmlformats.org/schemaLibrary/2006/main" xmlns:wpsCustomData="http://www.wps.cn/officeDocument/2013/wpsCustomData" mc:Ignorable="w14">
   <w:docDefaults>
     <w:rPrDefault>
       <w:rPr>
-        <w:rFonts w:asciiTheme="minorHAnsi" w:eastAsiaTheme="minorEastAsia" w:hAnsiTheme="minorHAnsi" w:cstheme="minorBidi"/>
-        <w:lang w:val="en-US" w:eastAsia="zh-CN" w:bidi="ar-SA"/>
+        <w:rFonts w:asciiTheme="minorHAnsi" w:hAnsiTheme="minorHAnsi" w:eastAsiaTheme="minorEastAsia" w:cstheme="minorBidi"/>
       </w:rPr>
     </w:rPrDefault>
     <w:pPrDefault/>
   </w:docDefaults>
-  <w:latentStyles w:defLockedState="0" w:defUIPriority="99" w:defSemiHidden="0" w:defUnhideWhenUsed="0" w:defQFormat="0" w:count="376">
-    <w:lsdException w:name="Normal" w:uiPriority="0" w:qFormat="1"/>
-    <w:lsdException w:name="heading 1" w:uiPriority="9" w:qFormat="1"/>
-    <w:lsdException w:name="heading 2" w:uiPriority="9" w:unhideWhenUsed="1" w:qFormat="1"/>
-    <w:lsdException w:name="heading 3" w:uiPriority="9" w:unhideWhenUsed="1" w:qFormat="1"/>
-    <w:lsdException w:name="heading 4" w:uiPriority="9" w:unhideWhenUsed="1" w:qFormat="1"/>
-    <w:lsdException w:name="heading 5" w:semiHidden="1" w:uiPriority="9" w:unhideWhenUsed="1" w:qFormat="1"/>
-    <w:lsdException w:name="heading 6" w:semiHidden="1" w:uiPriority="9" w:unhideWhenUsed="1" w:qFormat="1"/>
-    <w:lsdException w:name="heading 7" w:semiHidden="1" w:uiPriority="9" w:unhideWhenUsed="1" w:qFormat="1"/>
-    <w:lsdException w:name="heading 8" w:semiHidden="1" w:uiPriority="9" w:unhideWhenUsed="1" w:qFormat="1"/>
-    <w:lsdException w:name="heading 9" w:semiHidden="1" w:uiPriority="9" w:unhideWhenUsed="1" w:qFormat="1"/>
-    <w:lsdException w:name="index 1" w:semiHidden="1" w:unhideWhenUsed="1"/>
-    <w:lsdException w:name="index 2" w:semiHidden="1" w:unhideWhenUsed="1"/>
-    <w:lsdException w:name="index 3" w:semiHidden="1" w:unhideWhenUsed="1"/>
-    <w:lsdException w:name="index 4" w:semiHidden="1" w:unhideWhenUsed="1"/>
-    <w:lsdException w:name="index 5" w:semiHidden="1" w:unhideWhenUsed="1"/>
-    <w:lsdException w:name="index 6" w:semiHidden="1" w:unhideWhenUsed="1"/>
-    <w:lsdException w:name="index 7" w:semiHidden="1" w:unhideWhenUsed="1"/>
-    <w:lsdException w:name="index 8" w:semiHidden="1" w:unhideWhenUsed="1"/>
-    <w:lsdException w:name="index 9" w:semiHidden="1" w:unhideWhenUsed="1"/>
-    <w:lsdException w:name="toc 1" w:semiHidden="1" w:uiPriority="39" w:unhideWhenUsed="1"/>
-    <w:lsdException w:name="toc 2" w:semiHidden="1" w:uiPriority="39" w:unhideWhenUsed="1"/>
-    <w:lsdException w:name="toc 3" w:semiHidden="1" w:uiPriority="39" w:unhideWhenUsed="1"/>
-    <w:lsdException w:name="toc 4" w:semiHidden="1" w:uiPriority="39" w:unhideWhenUsed="1"/>
-    <w:lsdException w:name="toc 5" w:semiHidden="1" w:uiPriority="39" w:unhideWhenUsed="1"/>
-    <w:lsdException w:name="toc 6" w:semiHidden="1" w:uiPriority="39" w:unhideWhenUsed="1"/>
-    <w:lsdException w:name="toc 7" w:semiHidden="1" w:uiPriority="39" w:unhideWhenUsed="1"/>
-    <w:lsdException w:name="toc 8" w:semiHidden="1" w:uiPriority="39" w:unhideWhenUsed="1"/>
-    <w:lsdException w:name="toc 9" w:semiHidden="1" w:uiPriority="39" w:unhideWhenUsed="1"/>
-    <w:lsdException w:name="Normal Indent" w:semiHidden="1" w:unhideWhenUsed="1"/>
-    <w:lsdException w:name="footnote text" w:semiHidden="1" w:unhideWhenUsed="1"/>
-    <w:lsdException w:name="annotation text" w:semiHidden="1" w:unhideWhenUsed="1"/>
-    <w:lsdException w:name="header" w:unhideWhenUsed="1" w:qFormat="1"/>
-    <w:lsdException w:name="footer" w:unhideWhenUsed="1" w:qFormat="1"/>
-    <w:lsdException w:name="index heading" w:semiHidden="1" w:unhideWhenUsed="1"/>
-    <w:lsdException w:name="caption" w:uiPriority="35" w:unhideWhenUsed="1" w:qFormat="1"/>
-    <w:lsdException w:name="table of figures" w:semiHidden="1" w:unhideWhenUsed="1"/>
-    <w:lsdException w:name="envelope address" w:semiHidden="1" w:unhideWhenUsed="1"/>
-    <w:lsdException w:name="envelope return" w:semiHidden="1" w:unhideWhenUsed="1"/>
-    <w:lsdException w:name="footnote reference" w:semiHidden="1" w:unhideWhenUsed="1"/>
-    <w:lsdException w:name="annotation reference" w:semiHidden="1" w:unhideWhenUsed="1"/>
-    <w:lsdException w:name="line number" w:semiHidden="1" w:unhideWhenUsed="1"/>
-    <w:lsdException w:name="page number" w:semiHidden="1" w:unhideWhenUsed="1"/>
-    <w:lsdException w:name="endnote reference" w:semiHidden="1" w:unhideWhenUsed="1"/>
-    <w:lsdException w:name="endnote text" w:semiHidden="1" w:unhideWhenUsed="1"/>
-    <w:lsdException w:name="table of authorities" w:semiHidden="1" w:unhideWhenUsed="1"/>
-    <w:lsdException w:name="macro" w:semiHidden="1" w:unhideWhenUsed="1"/>
-    <w:lsdException w:name="toa heading" w:semiHidden="1" w:unhideWhenUsed="1"/>
-    <w:lsdException w:name="List" w:semiHidden="1" w:unhideWhenUsed="1"/>
-    <w:lsdException w:name="List Bullet" w:semiHidden="1" w:unhideWhenUsed="1"/>
-    <w:lsdException w:name="List Number" w:semiHidden="1" w:unhideWhenUsed="1"/>
-    <w:lsdException w:name="List 2" w:semiHidden="1" w:unhideWhenUsed="1"/>
-    <w:lsdException w:name="List 3" w:semiHidden="1" w:unhideWhenUsed="1"/>
-    <w:lsdException w:name="List 4" w:semiHidden="1" w:unhideWhenUsed="1"/>
-    <w:lsdException w:name="List 5" w:semiHidden="1" w:unhideWhenUsed="1"/>
-    <w:lsdException w:name="List Bullet 2" w:semiHidden="1" w:unhideWhenUsed="1"/>
-    <w:lsdException w:name="List Bullet 3" w:semiHidden="1" w:unhideWhenUsed="1"/>
-    <w:lsdException w:name="List Bullet 4" w:semiHidden="1" w:unhideWhenUsed="1"/>
-    <w:lsdException w:name="List Bullet 5" w:semiHidden="1" w:unhideWhenUsed="1"/>
-    <w:lsdException w:name="List Number 2" w:semiHidden="1" w:unhideWhenUsed="1"/>
-    <w:lsdException w:name="List Number 3" w:semiHidden="1" w:unhideWhenUsed="1"/>
-    <w:lsdException w:name="List Number 4" w:semiHidden="1" w:unhideWhenUsed="1"/>
-    <w:lsdException w:name="List Number 5" w:semiHidden="1" w:unhideWhenUsed="1"/>
-    <w:lsdException w:name="Title" w:uiPriority="10" w:qFormat="1"/>
-    <w:lsdException w:name="Closing" w:semiHidden="1" w:unhideWhenUsed="1"/>
-    <w:lsdException w:name="Signature" w:semiHidden="1" w:unhideWhenUsed="1"/>
-    <w:lsdException w:name="Default Paragraph Font" w:semiHidden="1" w:uiPriority="1" w:unhideWhenUsed="1" w:qFormat="1"/>
-    <w:lsdException w:name="Body Text" w:semiHidden="1" w:unhideWhenUsed="1"/>
-    <w:lsdException w:name="Body Text Indent" w:semiHidden="1" w:unhideWhenUsed="1"/>
-    <w:lsdException w:name="List Continue" w:semiHidden="1" w:unhideWhenUsed="1"/>
-    <w:lsdException w:name="List Continue 2" w:semiHidden="1" w:unhideWhenUsed="1"/>
-    <w:lsdException w:name="List Continue 3" w:semiHidden="1" w:unhideWhenUsed="1"/>
-    <w:lsdException w:name="List Continue 4" w:semiHidden="1" w:unhideWhenUsed="1"/>
-    <w:lsdException w:name="List Continue 5" w:semiHidden="1" w:unhideWhenUsed="1"/>
-    <w:lsdException w:name="Message Header" w:semiHidden="1" w:unhideWhenUsed="1"/>
-    <w:lsdException w:name="Subtitle" w:uiPriority="11" w:qFormat="1"/>
-    <w:lsdException w:name="Salutation" w:semiHidden="1" w:unhideWhenUsed="1"/>
-    <w:lsdException w:name="Date" w:semiHidden="1" w:unhideWhenUsed="1"/>
-    <w:lsdException w:name="Body Text First Indent" w:semiHidden="1" w:unhideWhenUsed="1"/>
-    <w:lsdException w:name="Body Text First Indent 2" w:semiHidden="1" w:unhideWhenUsed="1"/>
-    <w:lsdException w:name="Note Heading" w:semiHidden="1" w:unhideWhenUsed="1"/>
-    <w:lsdException w:name="Body Text 2" w:semiHidden="1" w:unhideWhenUsed="1"/>
-    <w:lsdException w:name="Body Text 3" w:semiHidden="1" w:unhideWhenUsed="1"/>
-    <w:lsdException w:name="Body Text Indent 2" w:semiHidden="1" w:unhideWhenUsed="1"/>
-    <w:lsdException w:name="Body Text Indent 3" w:semiHidden="1" w:unhideWhenUsed="1"/>
-    <w:lsdException w:name="Block Text" w:semiHidden="1" w:unhideWhenUsed="1"/>
-    <w:lsdException w:name="Hyperlink" w:semiHidden="1" w:unhideWhenUsed="1"/>
-    <w:lsdException w:name="FollowedHyperlink" w:semiHidden="1" w:unhideWhenUsed="1"/>
-    <w:lsdException w:name="Strong" w:uiPriority="22" w:qFormat="1"/>
-    <w:lsdException w:name="Emphasis" w:uiPriority="20" w:qFormat="1"/>
-    <w:lsdException w:name="Document Map" w:semiHidden="1" w:unhideWhenUsed="1"/>
-    <w:lsdException w:name="Plain Text" w:semiHidden="1" w:unhideWhenUsed="1"/>
-    <w:lsdException w:name="E-mail Signature" w:semiHidden="1" w:unhideWhenUsed="1"/>
-    <w:lsdException w:name="HTML Top of Form" w:semiHidden="1" w:unhideWhenUsed="1"/>
-    <w:lsdException w:name="HTML Bottom of Form" w:semiHidden="1" w:unhideWhenUsed="1"/>
-    <w:lsdException w:name="Normal (Web)" w:semiHidden="1" w:unhideWhenUsed="1"/>
-    <w:lsdException w:name="HTML Acronym" w:semiHidden="1" w:unhideWhenUsed="1"/>
-    <w:lsdException w:name="HTML Address" w:semiHidden="1" w:unhideWhenUsed="1"/>
-    <w:lsdException w:name="HTML Cite" w:semiHidden="1" w:unhideWhenUsed="1"/>
-    <w:lsdException w:name="HTML Code" w:semiHidden="1" w:unhideWhenUsed="1"/>
-    <w:lsdException w:name="HTML Definition" w:semiHidden="1" w:unhideWhenUsed="1"/>
-    <w:lsdException w:name="HTML Keyboard" w:semiHidden="1" w:unhideWhenUsed="1"/>
-    <w:lsdException w:name="HTML Preformatted" w:semiHidden="1" w:unhideWhenUsed="1"/>
-    <w:lsdException w:name="HTML Sample" w:semiHidden="1" w:unhideWhenUsed="1"/>
-    <w:lsdException w:name="HTML Typewriter" w:semiHidden="1" w:unhideWhenUsed="1"/>
-    <w:lsdException w:name="HTML Variable" w:semiHidden="1" w:unhideWhenUsed="1"/>
-    <w:lsdException w:name="Normal Table" w:semiHidden="1" w:unhideWhenUsed="1" w:qFormat="1"/>
-    <w:lsdException w:name="annotation subject" w:semiHidden="1" w:unhideWhenUsed="1"/>
-    <w:lsdException w:name="No List" w:semiHidden="1" w:unhideWhenUsed="1"/>
-    <w:lsdException w:name="Outline List 1" w:semiHidden="1" w:unhideWhenUsed="1"/>
-    <w:lsdException w:name="Outline List 2" w:semiHidden="1" w:unhideWhenUsed="1"/>
-    <w:lsdException w:name="Outline List 3" w:semiHidden="1" w:unhideWhenUsed="1"/>
-    <w:lsdException w:name="Table Simple 1" w:semiHidden="1" w:unhideWhenUsed="1"/>
-    <w:lsdException w:name="Table Simple 2" w:semiHidden="1" w:unhideWhenUsed="1"/>
-    <w:lsdException w:name="Table Simple 3" w:semiHidden="1" w:unhideWhenUsed="1"/>
-    <w:lsdException w:name="Table Classic 1" w:semiHidden="1" w:unhideWhenUsed="1"/>
-    <w:lsdException w:name="Table Classic 2" w:semiHidden="1" w:unhideWhenUsed="1"/>
-    <w:lsdException w:name="Table Classic 3" w:semiHidden="1" w:unhideWhenUsed="1"/>
-    <w:lsdException w:name="Table Classic 4" w:semiHidden="1" w:unhideWhenUsed="1"/>
-    <w:lsdException w:name="Table Colorful 1" w:semiHidden="1" w:unhideWhenUsed="1"/>
-    <w:lsdException w:name="Table Colorful 2" w:semiHidden="1" w:unhideWhenUsed="1"/>
-    <w:lsdException w:name="Table Colorful 3" w:semiHidden="1" w:unhideWhenUsed="1"/>
-    <w:lsdException w:name="Table Columns 1" w:semiHidden="1" w:unhideWhenUsed="1"/>
-    <w:lsdException w:name="Table Columns 2" w:semiHidden="1" w:unhideWhenUsed="1"/>
-    <w:lsdException w:name="Table Columns 3" w:semiHidden="1" w:unhideWhenUsed="1"/>
-    <w:lsdException w:name="Table Columns 4" w:semiHidden="1" w:unhideWhenUsed="1"/>
-    <w:lsdException w:name="Table Columns 5" w:semiHidden="1" w:unhideWhenUsed="1"/>
-    <w:lsdException w:name="Table Grid 1" w:semiHidden="1" w:unhideWhenUsed="1"/>
-    <w:lsdException w:name="Table Grid 2" w:semiHidden="1" w:unhideWhenUsed="1"/>
-    <w:lsdException w:name="Table Grid 3" w:semiHidden="1" w:unhideWhenUsed="1"/>
-    <w:lsdException w:name="Table Grid 4" w:semiHidden="1" w:unhideWhenUsed="1"/>
-    <w:lsdException w:name="Table Grid 5" w:semiHidden="1" w:unhideWhenUsed="1"/>
-    <w:lsdException w:name="Table Grid 6" w:semiHidden="1" w:unhideWhenUsed="1"/>
-    <w:lsdException w:name="Table Grid 7" w:semiHidden="1" w:unhideWhenUsed="1"/>
-    <w:lsdException w:name="Table Grid 8" w:semiHidden="1" w:unhideWhenUsed="1"/>
-    <w:lsdException w:name="Table List 1" w:semiHidden="1" w:unhideWhenUsed="1"/>
-    <w:lsdException w:name="Table List 2" w:semiHidden="1" w:unhideWhenUsed="1"/>
-    <w:lsdException w:name="Table List 3" w:semiHidden="1" w:unhideWhenUsed="1"/>
-    <w:lsdException w:name="Table List 4" w:semiHidden="1" w:unhideWhenUsed="1"/>
-    <w:lsdException w:name="Table List 5" w:semiHidden="1" w:unhideWhenUsed="1"/>
-    <w:lsdException w:name="Table List 6" w:semiHidden="1" w:unhideWhenUsed="1"/>
-    <w:lsdException w:name="Table List 7" w:semiHidden="1" w:unhideWhenUsed="1"/>
-    <w:lsdException w:name="Table List 8" w:semiHidden="1" w:unhideWhenUsed="1"/>
-    <w:lsdException w:name="Table 3D effects 1" w:semiHidden="1" w:unhideWhenUsed="1"/>
-    <w:lsdException w:name="Table 3D effects 2" w:semiHidden="1" w:unhideWhenUsed="1"/>
-    <w:lsdException w:name="Table 3D effects 3" w:semiHidden="1" w:unhideWhenUsed="1"/>
-    <w:lsdException w:name="Table Contemporary" w:semiHidden="1" w:unhideWhenUsed="1"/>
-    <w:lsdException w:name="Table Elegant" w:semiHidden="1" w:unhideWhenUsed="1"/>
-    <w:lsdException w:name="Table Professional" w:semiHidden="1" w:unhideWhenUsed="1"/>
-    <w:lsdException w:name="Table Subtle 1" w:semiHidden="1" w:unhideWhenUsed="1"/>
-    <w:lsdException w:name="Table Subtle 2" w:semiHidden="1" w:unhideWhenUsed="1"/>
-    <w:lsdException w:name="Table Web 1" w:semiHidden="1" w:unhideWhenUsed="1"/>
-    <w:lsdException w:name="Table Web 2" w:semiHidden="1" w:unhideWhenUsed="1"/>
-    <w:lsdException w:name="Table Web 3" w:semiHidden="1" w:unhideWhenUsed="1"/>
-    <w:lsdException w:name="Balloon Text" w:semiHidden="1" w:unhideWhenUsed="1"/>
-    <w:lsdException w:name="Table Grid" w:uiPriority="39"/>
-    <w:lsdException w:name="Table Theme" w:semiHidden="1" w:unhideWhenUsed="1"/>
-    <w:lsdException w:name="Placeholder Text" w:semiHidden="1" w:unhideWhenUsed="1"/>
-    <w:lsdException w:name="No Spacing" w:semiHidden="1" w:unhideWhenUsed="1"/>
-    <w:lsdException w:name="Light Shading" w:uiPriority="60"/>
-    <w:lsdException w:name="Light List" w:uiPriority="61"/>
-    <w:lsdException w:name="Light Grid" w:uiPriority="62"/>
-    <w:lsdException w:name="Medium Shading 1" w:uiPriority="63"/>
-    <w:lsdException w:name="Medium Shading 2" w:uiPriority="64"/>
-    <w:lsdException w:name="Medium List 1" w:uiPriority="65"/>
-    <w:lsdException w:name="Medium List 2" w:uiPriority="66"/>
-    <w:lsdException w:name="Medium Grid 1" w:uiPriority="67"/>
-    <w:lsdException w:name="Medium Grid 2" w:uiPriority="68"/>
-    <w:lsdException w:name="Medium Grid 3" w:uiPriority="69"/>
-    <w:lsdException w:name="Dark List" w:uiPriority="70"/>
-    <w:lsdException w:name="Colorful Shading" w:uiPriority="71"/>
-    <w:lsdException w:name="Colorful List" w:uiPriority="72"/>
-    <w:lsdException w:name="Colorful Grid" w:uiPriority="73"/>
-    <w:lsdException w:name="Light Shading Accent 1" w:uiPriority="60"/>
-    <w:lsdException w:name="Light List Accent 1" w:uiPriority="61"/>
-    <w:lsdException w:name="Light Grid Accent 1" w:uiPriority="62"/>
-    <w:lsdException w:name="Medium Shading 1 Accent 1" w:uiPriority="63"/>
-    <w:lsdException w:name="Medium Shading 2 Accent 1" w:uiPriority="64"/>
-    <w:lsdException w:name="Medium List 1 Accent 1" w:uiPriority="65"/>
-    <w:lsdException w:name="Revision" w:semiHidden="1" w:unhideWhenUsed="1"/>
-    <w:lsdException w:name="List Paragraph" w:uiPriority="34" w:qFormat="1"/>
-    <w:lsdException w:name="Quote" w:uiPriority="29" w:qFormat="1"/>
-    <w:lsdException w:name="Intense Quote" w:uiPriority="30" w:qFormat="1"/>
-    <w:lsdException w:name="Medium List 2 Accent 1" w:uiPriority="66"/>
-    <w:lsdException w:name="Medium Grid 1 Accent 1" w:uiPriority="67"/>
-    <w:lsdException w:name="Medium Grid 2 Accent 1" w:uiPriority="68"/>
-    <w:lsdException w:name="Medium Grid 3 Accent 1" w:uiPriority="69"/>
-    <w:lsdException w:name="Dark List Accent 1" w:uiPriority="70"/>
-    <w:lsdException w:name="Colorful Shading Accent 1" w:uiPriority="71"/>
-    <w:lsdException w:name="Colorful List Accent 1" w:uiPriority="72"/>
-    <w:lsdException w:name="Colorful Grid Accent 1" w:uiPriority="73"/>
-    <w:lsdException w:name="Light Shading Accent 2" w:uiPriority="60"/>
-    <w:lsdException w:name="Light List Accent 2" w:uiPriority="61"/>
-    <w:lsdException w:name="Light Grid Accent 2" w:uiPriority="62"/>
-    <w:lsdException w:name="Medium Shading 1 Accent 2" w:uiPriority="63"/>
-    <w:lsdException w:name="Medium Shading 2 Accent 2" w:uiPriority="64"/>
-    <w:lsdException w:name="Medium List 1 Accent 2" w:uiPriority="65"/>
-    <w:lsdException w:name="Medium List 2 Accent 2" w:uiPriority="66"/>
-    <w:lsdException w:name="Medium Grid 1 Accent 2" w:uiPriority="67"/>
-    <w:lsdException w:name="Medium Grid 2 Accent 2" w:uiPriority="68"/>
-    <w:lsdException w:name="Medium Grid 3 Accent 2" w:uiPriority="69"/>
-    <w:lsdException w:name="Dark List Accent 2" w:uiPriority="70"/>
-    <w:lsdException w:name="Colorful Shading Accent 2" w:uiPriority="71"/>
-    <w:lsdException w:name="Colorful List Accent 2" w:uiPriority="72"/>
-    <w:lsdException w:name="Colorful Grid Accent 2" w:uiPriority="73"/>
-    <w:lsdException w:name="Light Shading Accent 3" w:uiPriority="60"/>
-    <w:lsdException w:name="Light List Accent 3" w:uiPriority="61"/>
-    <w:lsdException w:name="Light Grid Accent 3" w:uiPriority="62"/>
-    <w:lsdException w:name="Medium Shading 1 Accent 3" w:uiPriority="63"/>
-    <w:lsdException w:name="Medium Shading 2 Accent 3" w:uiPriority="64"/>
-    <w:lsdException w:name="Medium List 1 Accent 3" w:uiPriority="65"/>
-    <w:lsdException w:name="Medium List 2 Accent 3" w:uiPriority="66"/>
-    <w:lsdException w:name="Medium Grid 1 Accent 3" w:uiPriority="67"/>
-    <w:lsdException w:name="Medium Grid 2 Accent 3" w:uiPriority="68"/>
-    <w:lsdException w:name="Medium Grid 3 Accent 3" w:uiPriority="69"/>
-    <w:lsdException w:name="Dark List Accent 3" w:uiPriority="70"/>
-    <w:lsdException w:name="Colorful Shading Accent 3" w:uiPriority="71"/>
-    <w:lsdException w:name="Colorful List Accent 3" w:uiPriority="72"/>
-    <w:lsdException w:name="Colorful Grid Accent 3" w:uiPriority="73"/>
-    <w:lsdException w:name="Light Shading Accent 4" w:uiPriority="60"/>
-    <w:lsdException w:name="Light List Accent 4" w:uiPriority="61"/>
-    <w:lsdException w:name="Light Grid Accent 4" w:uiPriority="62"/>
-    <w:lsdException w:name="Medium Shading 1 Accent 4" w:uiPriority="63"/>
-    <w:lsdException w:name="Medium Shading 2 Accent 4" w:uiPriority="64"/>
-    <w:lsdException w:name="Medium List 1 Accent 4" w:uiPriority="65"/>
-    <w:lsdException w:name="Medium List 2 Accent 4" w:uiPriority="66"/>
-    <w:lsdException w:name="Medium Grid 1 Accent 4" w:uiPriority="67"/>
-    <w:lsdException w:name="Medium Grid 2 Accent 4" w:uiPriority="68"/>
-    <w:lsdException w:name="Medium Grid 3 Accent 4" w:uiPriority="69"/>
-    <w:lsdException w:name="Dark List Accent 4" w:uiPriority="70"/>
-    <w:lsdException w:name="Colorful Shading Accent 4" w:uiPriority="71"/>
-    <w:lsdException w:name="Colorful List Accent 4" w:uiPriority="72"/>
-    <w:lsdException w:name="Colorful Grid Accent 4" w:uiPriority="73"/>
-    <w:lsdException w:name="Light Shading Accent 5" w:uiPriority="60"/>
-    <w:lsdException w:name="Light List Accent 5" w:uiPriority="61"/>
-    <w:lsdException w:name="Light Grid Accent 5" w:uiPriority="62"/>
-    <w:lsdException w:name="Medium Shading 1 Accent 5" w:uiPriority="63"/>
-    <w:lsdException w:name="Medium Shading 2 Accent 5" w:uiPriority="64"/>
-    <w:lsdException w:name="Medium List 1 Accent 5" w:uiPriority="65"/>
-    <w:lsdException w:name="Medium List 2 Accent 5" w:uiPriority="66"/>
-    <w:lsdException w:name="Medium Grid 1 Accent 5" w:uiPriority="67"/>
-    <w:lsdException w:name="Medium Grid 2 Accent 5" w:uiPriority="68"/>
-    <w:lsdException w:name="Medium Grid 3 Accent 5" w:uiPriority="69"/>
-    <w:lsdException w:name="Dark List Accent 5" w:uiPriority="70"/>
-    <w:lsdException w:name="Colorful Shading Accent 5" w:uiPriority="71"/>
-    <w:lsdException w:name="Colorful List Accent 5" w:uiPriority="72"/>
-    <w:lsdException w:name="Colorful Grid Accent 5" w:uiPriority="73"/>
-    <w:lsdException w:name="Light Shading Accent 6" w:uiPriority="60"/>
-    <w:lsdException w:name="Light List Accent 6" w:uiPriority="61"/>
-    <w:lsdException w:name="Light Grid Accent 6" w:uiPriority="62"/>
-    <w:lsdException w:name="Medium Shading 1 Accent 6" w:uiPriority="63"/>
-    <w:lsdException w:name="Medium Shading 2 Accent 6" w:uiPriority="64"/>
-    <w:lsdException w:name="Medium List 1 Accent 6" w:uiPriority="65"/>
-    <w:lsdException w:name="Medium List 2 Accent 6" w:uiPriority="66"/>
-    <w:lsdException w:name="Medium Grid 1 Accent 6" w:uiPriority="67"/>
-    <w:lsdException w:name="Medium Grid 2 Accent 6" w:uiPriority="68"/>
-    <w:lsdException w:name="Medium Grid 3 Accent 6" w:uiPriority="69"/>
-    <w:lsdException w:name="Dark List Accent 6" w:uiPriority="70"/>
-    <w:lsdException w:name="Colorful Shading Accent 6" w:uiPriority="71"/>
-    <w:lsdException w:name="Colorful List Accent 6" w:uiPriority="72"/>
-    <w:lsdException w:name="Colorful Grid Accent 6" w:uiPriority="73"/>
-    <w:lsdException w:name="Subtle Emphasis" w:uiPriority="19" w:qFormat="1"/>
-    <w:lsdException w:name="Intense Emphasis" w:uiPriority="21" w:qFormat="1"/>
-    <w:lsdException w:name="Subtle Reference" w:uiPriority="31" w:qFormat="1"/>
-    <w:lsdException w:name="Intense Reference" w:uiPriority="32" w:qFormat="1"/>
-    <w:lsdException w:name="Book Title" w:uiPriority="33" w:qFormat="1"/>
-    <w:lsdException w:name="Bibliography" w:semiHidden="1" w:uiPriority="37" w:unhideWhenUsed="1"/>
-    <w:lsdException w:name="TOC Heading" w:semiHidden="1" w:uiPriority="39" w:unhideWhenUsed="1" w:qFormat="1"/>
-    <w:lsdException w:name="Plain Table 1" w:uiPriority="41"/>
-    <w:lsdException w:name="Plain Table 2" w:uiPriority="42"/>
-    <w:lsdException w:name="Plain Table 3" w:uiPriority="43"/>
-    <w:lsdException w:name="Plain Table 4" w:uiPriority="44"/>
-    <w:lsdException w:name="Plain Table 5" w:uiPriority="45"/>
-    <w:lsdException w:name="Grid Table Light" w:uiPriority="40"/>
-    <w:lsdException w:name="Grid Table 1 Light" w:uiPriority="46"/>
-    <w:lsdException w:name="Grid Table 2" w:uiPriority="47"/>
-    <w:lsdException w:name="Grid Table 3" w:uiPriority="48"/>
-    <w:lsdException w:name="Grid Table 4" w:uiPriority="49"/>
-    <w:lsdException w:name="Grid Table 5 Dark" w:uiPriority="50"/>
-    <w:lsdException w:name="Grid Table 6 Colorful" w:uiPriority="51"/>
-    <w:lsdException w:name="Grid Table 7 Colorful" w:uiPriority="52"/>
-    <w:lsdException w:name="Grid Table 1 Light Accent 1" w:uiPriority="46"/>
-    <w:lsdException w:name="Grid Table 2 Accent 1" w:uiPriority="47"/>
-    <w:lsdException w:name="Grid Table 3 Accent 1" w:uiPriority="48"/>
-    <w:lsdException w:name="Grid Table 4 Accent 1" w:uiPriority="49"/>
-    <w:lsdException w:name="Grid Table 5 Dark Accent 1" w:uiPriority="50"/>
-    <w:lsdException w:name="Grid Table 6 Colorful Accent 1" w:uiPriority="51"/>
-    <w:lsdException w:name="Grid Table 7 Colorful Accent 1" w:uiPriority="52"/>
-    <w:lsdException w:name="Grid Table 1 Light Accent 2" w:uiPriority="46"/>
-    <w:lsdException w:name="Grid Table 2 Accent 2" w:uiPriority="47"/>
-    <w:lsdException w:name="Grid Table 3 Accent 2" w:uiPriority="48"/>
-    <w:lsdException w:name="Grid Table 4 Accent 2" w:uiPriority="49"/>
-    <w:lsdException w:name="Grid Table 5 Dark Accent 2" w:uiPriority="50"/>
-    <w:lsdException w:name="Grid Table 6 Colorful Accent 2" w:uiPriority="51"/>
-    <w:lsdException w:name="Grid Table 7 Colorful Accent 2" w:uiPriority="52"/>
-    <w:lsdException w:name="Grid Table 1 Light Accent 3" w:uiPriority="46"/>
-    <w:lsdException w:name="Grid Table 2 Accent 3" w:uiPriority="47"/>
-    <w:lsdException w:name="Grid Table 3 Accent 3" w:uiPriority="48"/>
-    <w:lsdException w:name="Grid Table 4 Accent 3" w:uiPriority="49"/>
-    <w:lsdException w:name="Grid Table 5 Dark Accent 3" w:uiPriority="50"/>
-    <w:lsdException w:name="Grid Table 6 Colorful Accent 3" w:uiPriority="51"/>
-    <w:lsdException w:name="Grid Table 7 Colorful Accent 3" w:uiPriority="52"/>
-    <w:lsdException w:name="Grid Table 1 Light Accent 4" w:uiPriority="46"/>
-    <w:lsdException w:name="Grid Table 2 Accent 4" w:uiPriority="47"/>
-    <w:lsdException w:name="Grid Table 3 Accent 4" w:uiPriority="48"/>
-    <w:lsdException w:name="Grid Table 4 Accent 4" w:uiPriority="49"/>
-    <w:lsdException w:name="Grid Table 5 Dark Accent 4" w:uiPriority="50"/>
-    <w:lsdException w:name="Grid Table 6 Colorful Accent 4" w:uiPriority="51"/>
-    <w:lsdException w:name="Grid Table 7 Colorful Accent 4" w:uiPriority="52"/>
-    <w:lsdException w:name="Grid Table 1 Light Accent 5" w:uiPriority="46"/>
-    <w:lsdException w:name="Grid Table 2 Accent 5" w:uiPriority="47"/>
-    <w:lsdException w:name="Grid Table 3 Accent 5" w:uiPriority="48"/>
-    <w:lsdException w:name="Grid Table 4 Accent 5" w:uiPriority="49"/>
-    <w:lsdException w:name="Grid Table 5 Dark Accent 5" w:uiPriority="50"/>
-    <w:lsdException w:name="Grid Table 6 Colorful Accent 5" w:uiPriority="51"/>
-    <w:lsdException w:name="Grid Table 7 Colorful Accent 5" w:uiPriority="52"/>
-    <w:lsdException w:name="Grid Table 1 Light Accent 6" w:uiPriority="46"/>
-    <w:lsdException w:name="Grid Table 2 Accent 6" w:uiPriority="47"/>
-    <w:lsdException w:name="Grid Table 3 Accent 6" w:uiPriority="48"/>
-    <w:lsdException w:name="Grid Table 4 Accent 6" w:uiPriority="49"/>
-    <w:lsdException w:name="Grid Table 5 Dark Accent 6" w:uiPriority="50"/>
-    <w:lsdException w:name="Grid Table 6 Colorful Accent 6" w:uiPriority="51"/>
-    <w:lsdException w:name="Grid Table 7 Colorful Accent 6" w:uiPriority="52"/>
-    <w:lsdException w:name="List Table 1 Light" w:uiPriority="46"/>
-    <w:lsdException w:name="List Table 2" w:uiPriority="47"/>
-    <w:lsdException w:name="List Table 3" w:uiPriority="48"/>
-    <w:lsdException w:name="List Table 4" w:uiPriority="49"/>
-    <w:lsdException w:name="List Table 5 Dark" w:uiPriority="50"/>
-    <w:lsdException w:name="List Table 6 Colorful" w:uiPriority="51"/>
-    <w:lsdException w:name="List Table 7 Colorful" w:uiPriority="52"/>
-    <w:lsdException w:name="List Table 1 Light Accent 1" w:uiPriority="46"/>
-    <w:lsdException w:name="List Table 2 Accent 1" w:uiPriority="47"/>
-    <w:lsdException w:name="List Table 3 Accent 1" w:uiPriority="48"/>
-    <w:lsdException w:name="List Table 4 Accent 1" w:uiPriority="49"/>
-    <w:lsdException w:name="List Table 5 Dark Accent 1" w:uiPriority="50"/>
-    <w:lsdException w:name="List Table 6 Colorful Accent 1" w:uiPriority="51"/>
-    <w:lsdException w:name="List Table 7 Colorful Accent 1" w:uiPriority="52"/>
-    <w:lsdException w:name="List Table 1 Light Accent 2" w:uiPriority="46"/>
-    <w:lsdException w:name="List Table 2 Accent 2" w:uiPriority="47"/>
-    <w:lsdException w:name="List Table 3 Accent 2" w:uiPriority="48"/>
-    <w:lsdException w:name="List Table 4 Accent 2" w:uiPriority="49"/>
-    <w:lsdException w:name="List Table 5 Dark Accent 2" w:uiPriority="50"/>
-    <w:lsdException w:name="List Table 6 Colorful Accent 2" w:uiPriority="51"/>
-    <w:lsdException w:name="List Table 7 Colorful Accent 2" w:uiPriority="52"/>
-    <w:lsdException w:name="List Table 1 Light Accent 3" w:uiPriority="46"/>
-    <w:lsdException w:name="List Table 2 Accent 3" w:uiPriority="47"/>
-    <w:lsdException w:name="List Table 3 Accent 3" w:uiPriority="48"/>
-    <w:lsdException w:name="List Table 4 Accent 3" w:uiPriority="49"/>
-    <w:lsdException w:name="List Table 5 Dark Accent 3" w:uiPriority="50"/>
-    <w:lsdException w:name="List Table 6 Colorful Accent 3" w:uiPriority="51"/>
-    <w:lsdException w:name="List Table 7 Colorful Accent 3" w:uiPriority="52"/>
-    <w:lsdException w:name="List Table 1 Light Accent 4" w:uiPriority="46"/>
-    <w:lsdException w:name="List Table 2 Accent 4" w:uiPriority="47"/>
-    <w:lsdException w:name="List Table 3 Accent 4" w:uiPriority="48"/>
-    <w:lsdException w:name="List Table 4 Accent 4" w:uiPriority="49"/>
-    <w:lsdException w:name="List Table 5 Dark Accent 4" w:uiPriority="50"/>
-    <w:lsdException w:name="List Table 6 Colorful Accent 4" w:uiPriority="51"/>
-    <w:lsdException w:name="List Table 7 Colorful Accent 4" w:uiPriority="52"/>
-    <w:lsdException w:name="List Table 1 Light Accent 5" w:uiPriority="46"/>
-    <w:lsdException w:name="List Table 2 Accent 5" w:uiPriority="47"/>
-    <w:lsdException w:name="List Table 3 Accent 5" w:uiPriority="48"/>
-    <w:lsdException w:name="List Table 4 Accent 5" w:uiPriority="49"/>
-    <w:lsdException w:name="List Table 5 Dark Accent 5" w:uiPriority="50"/>
-    <w:lsdException w:name="List Table 6 Colorful Accent 5" w:uiPriority="51"/>
-    <w:lsdException w:name="List Table 7 Colorful Accent 5" w:uiPriority="52"/>
-    <w:lsdException w:name="List Table 1 Light Accent 6" w:uiPriority="46"/>
-    <w:lsdException w:name="List Table 2 Accent 6" w:uiPriority="47"/>
-    <w:lsdException w:name="List Table 3 Accent 6" w:uiPriority="48"/>
-    <w:lsdException w:name="List Table 4 Accent 6" w:uiPriority="49"/>
-    <w:lsdException w:name="List Table 5 Dark Accent 6" w:uiPriority="50"/>
-    <w:lsdException w:name="List Table 6 Colorful Accent 6" w:uiPriority="51"/>
-    <w:lsdException w:name="List Table 7 Colorful Accent 6" w:uiPriority="52"/>
-    <w:lsdException w:name="Mention" w:semiHidden="1" w:unhideWhenUsed="1"/>
-    <w:lsdException w:name="Smart Hyperlink" w:semiHidden="1" w:unhideWhenUsed="1"/>
-    <w:lsdException w:name="Hashtag" w:semiHidden="1" w:unhideWhenUsed="1"/>
-    <w:lsdException w:name="Unresolved Mention" w:semiHidden="1" w:unhideWhenUsed="1"/>
-    <w:lsdException w:name="Smart Link" w:semiHidden="1" w:unhideWhenUsed="1"/>
+  <w:latentStyles w:count="260" w:defQFormat="0" w:defUnhideWhenUsed="1" w:defSemiHidden="1" w:defUIPriority="99" w:defLockedState="0">
+    <w:lsdException w:qFormat="1" w:unhideWhenUsed="0" w:uiPriority="0" w:semiHidden="0" w:name="Normal"/>
+    <w:lsdException w:qFormat="1" w:unhideWhenUsed="0" w:uiPriority="9" w:semiHidden="0" w:name="heading 1"/>
+    <w:lsdException w:qFormat="1" w:uiPriority="9" w:semiHidden="0" w:name="heading 2"/>
+    <w:lsdException w:qFormat="1" w:uiPriority="9" w:semiHidden="0" w:name="heading 3"/>
+    <w:lsdException w:qFormat="1" w:uiPriority="9" w:semiHidden="0" w:name="heading 4"/>
+    <w:lsdException w:qFormat="1" w:uiPriority="9" w:name="heading 5"/>
+    <w:lsdException w:qFormat="1" w:uiPriority="9" w:name="heading 6"/>
+    <w:lsdException w:qFormat="1" w:uiPriority="9" w:name="heading 7"/>
+    <w:lsdException w:qFormat="1" w:uiPriority="9" w:name="heading 8"/>
+    <w:lsdException w:qFormat="1" w:uiPriority="9" w:name="heading 9"/>
+    <w:lsdException w:uiPriority="99" w:name="index 1"/>
+    <w:lsdException w:uiPriority="99" w:name="index 2"/>
+    <w:lsdException w:uiPriority="99" w:name="index 3"/>
+    <w:lsdException w:uiPriority="99" w:name="index 4"/>
+    <w:lsdException w:uiPriority="99" w:name="index 5"/>
+    <w:lsdException w:uiPriority="99" w:name="index 6"/>
+    <w:lsdException w:uiPriority="99" w:name="index 7"/>
+    <w:lsdException w:uiPriority="99" w:name="index 8"/>
+    <w:lsdException w:uiPriority="99" w:name="index 9"/>
+    <w:lsdException w:uiPriority="39" w:name="toc 1"/>
+    <w:lsdException w:uiPriority="39" w:name="toc 2"/>
+    <w:lsdException w:uiPriority="39" w:name="toc 3"/>
+    <w:lsdException w:uiPriority="39" w:name="toc 4"/>
+    <w:lsdException w:uiPriority="39" w:name="toc 5"/>
+    <w:lsdException w:uiPriority="39" w:name="toc 6"/>
+    <w:lsdException w:uiPriority="39" w:name="toc 7"/>
+    <w:lsdException w:uiPriority="39" w:name="toc 8"/>
+    <w:lsdException w:uiPriority="39" w:name="toc 9"/>
+    <w:lsdException w:uiPriority="99" w:name="Normal Indent"/>
+    <w:lsdException w:uiPriority="99" w:name="footnote text"/>
+    <w:lsdException w:uiPriority="99" w:name="annotation text"/>
+    <w:lsdException w:qFormat="1" w:uiPriority="99" w:semiHidden="0" w:name="header"/>
+    <w:lsdException w:qFormat="1" w:uiPriority="99" w:semiHidden="0" w:name="footer"/>
+    <w:lsdException w:uiPriority="99" w:name="index heading"/>
+    <w:lsdException w:qFormat="1" w:uiPriority="35" w:semiHidden="0" w:name="caption"/>
+    <w:lsdException w:uiPriority="99" w:name="table of figures"/>
+    <w:lsdException w:uiPriority="99" w:name="envelope address"/>
+    <w:lsdException w:uiPriority="99" w:name="envelope return"/>
+    <w:lsdException w:uiPriority="99" w:name="footnote reference"/>
+    <w:lsdException w:uiPriority="99" w:name="annotation reference"/>
+    <w:lsdException w:uiPriority="99" w:name="line number"/>
+    <w:lsdException w:uiPriority="99" w:name="page number"/>
+    <w:lsdException w:uiPriority="99" w:name="endnote reference"/>
+    <w:lsdException w:uiPriority="99" w:name="endnote text"/>
+    <w:lsdException w:uiPriority="99" w:name="table of authorities"/>
+    <w:lsdException w:uiPriority="99" w:name="macro"/>
+    <w:lsdException w:uiPriority="99" w:name="toa heading"/>
+    <w:lsdException w:uiPriority="99" w:name="List"/>
+    <w:lsdException w:uiPriority="99" w:name="List Bullet"/>
+    <w:lsdException w:uiPriority="99" w:name="List Number"/>
+    <w:lsdException w:uiPriority="99" w:name="List 2"/>
+    <w:lsdException w:uiPriority="99" w:name="List 3"/>
+    <w:lsdException w:uiPriority="99" w:name="List 4"/>
+    <w:lsdException w:uiPriority="99" w:name="List 5"/>
+    <w:lsdException w:uiPriority="99" w:name="List Bullet 2"/>
+    <w:lsdException w:uiPriority="99" w:name="List Bullet 3"/>
+    <w:lsdException w:uiPriority="99" w:name="List Bullet 4"/>
+    <w:lsdException w:uiPriority="99" w:name="List Bullet 5"/>
+    <w:lsdException w:uiPriority="99" w:name="List Number 2"/>
+    <w:lsdException w:uiPriority="99" w:name="List Number 3"/>
+    <w:lsdException w:uiPriority="99" w:name="List Number 4"/>
+    <w:lsdException w:uiPriority="99" w:name="List Number 5"/>
+    <w:lsdException w:qFormat="1" w:unhideWhenUsed="0" w:uiPriority="10" w:semiHidden="0" w:name="Title"/>
+    <w:lsdException w:uiPriority="99" w:name="Closing"/>
+    <w:lsdException w:uiPriority="99" w:name="Signature"/>
+    <w:lsdException w:qFormat="1" w:uiPriority="1" w:name="Default Paragraph Font"/>
+    <w:lsdException w:uiPriority="99" w:name="Body Text"/>
+    <w:lsdException w:uiPriority="99" w:name="Body Text Indent"/>
+    <w:lsdException w:uiPriority="99" w:name="List Continue"/>
+    <w:lsdException w:uiPriority="99" w:name="List Continue 2"/>
+    <w:lsdException w:uiPriority="99" w:name="List Continue 3"/>
+    <w:lsdException w:uiPriority="99" w:name="List Continue 4"/>
+    <w:lsdException w:uiPriority="99" w:name="List Continue 5"/>
+    <w:lsdException w:uiPriority="99" w:name="Message Header"/>
+    <w:lsdException w:qFormat="1" w:unhideWhenUsed="0" w:uiPriority="11" w:semiHidden="0" w:name="Subtitle"/>
+    <w:lsdException w:uiPriority="99" w:name="Salutation"/>
+    <w:lsdException w:uiPriority="99" w:name="Date"/>
+    <w:lsdException w:uiPriority="99" w:name="Body Text First Indent"/>
+    <w:lsdException w:uiPriority="99" w:name="Body Text First Indent 2"/>
+    <w:lsdException w:uiPriority="99" w:name="Note Heading"/>
+    <w:lsdException w:uiPriority="99" w:name="Body Text 2"/>
+    <w:lsdException w:uiPriority="99" w:name="Body Text 3"/>
+    <w:lsdException w:uiPriority="99" w:name="Body Text Indent 2"/>
+    <w:lsdException w:uiPriority="99" w:name="Body Text Indent 3"/>
+    <w:lsdException w:uiPriority="99" w:name="Block Text"/>
+    <w:lsdException w:uiPriority="99" w:name="Hyperlink"/>
+    <w:lsdException w:uiPriority="99" w:name="FollowedHyperlink"/>
+    <w:lsdException w:qFormat="1" w:unhideWhenUsed="0" w:uiPriority="22" w:semiHidden="0" w:name="Strong"/>
+    <w:lsdException w:qFormat="1" w:unhideWhenUsed="0" w:uiPriority="20" w:semiHidden="0" w:name="Emphasis"/>
+    <w:lsdException w:uiPriority="99" w:name="Document Map"/>
+    <w:lsdException w:uiPriority="99" w:name="Plain Text"/>
+    <w:lsdException w:uiPriority="99" w:name="E-mail Signature"/>
+    <w:lsdException w:uiPriority="99" w:name="Normal (Web)"/>
+    <w:lsdException w:uiPriority="99" w:name="HTML Acronym"/>
+    <w:lsdException w:uiPriority="99" w:name="HTML Address"/>
+    <w:lsdException w:uiPriority="99" w:name="HTML Cite"/>
+    <w:lsdException w:uiPriority="99" w:name="HTML Code"/>
+    <w:lsdException w:uiPriority="99" w:name="HTML Definition"/>
+    <w:lsdException w:uiPriority="99" w:name="HTML Keyboard"/>
+    <w:lsdException w:uiPriority="99" w:name="HTML Preformatted"/>
+    <w:lsdException w:uiPriority="99" w:name="HTML Sample"/>
+    <w:lsdException w:uiPriority="99" w:name="HTML Typewriter"/>
+    <w:lsdException w:uiPriority="99" w:name="HTML Variable"/>
+    <w:lsdException w:qFormat="1" w:uiPriority="99" w:name="Normal Table"/>
+    <w:lsdException w:uiPriority="99" w:name="annotation subject"/>
+    <w:lsdException w:uiPriority="99" w:name="Table Simple 1"/>
+    <w:lsdException w:uiPriority="99" w:name="Table Simple 2"/>
+    <w:lsdException w:uiPriority="99" w:name="Table Simple 3"/>
+    <w:lsdException w:uiPriority="99" w:name="Table Classic 1"/>
+    <w:lsdException w:uiPriority="99" w:name="Table Classic 2"/>
+    <w:lsdException w:uiPriority="99" w:name="Table Classic 3"/>
+    <w:lsdException w:uiPriority="99" w:name="Table Classic 4"/>
+    <w:lsdException w:uiPriority="99" w:name="Table Colorful 1"/>
+    <w:lsdException w:uiPriority="99" w:name="Table Colorful 2"/>
+    <w:lsdException w:uiPriority="99" w:name="Table Colorful 3"/>
+    <w:lsdException w:uiPriority="99" w:name="Table Columns 1"/>
+    <w:lsdException w:uiPriority="99" w:name="Table Columns 2"/>
+    <w:lsdException w:uiPriority="99" w:name="Table Columns 3"/>
+    <w:lsdException w:uiPriority="99" w:name="Table Columns 4"/>
+    <w:lsdException w:uiPriority="99" w:name="Table Columns 5"/>
+    <w:lsdException w:uiPriority="99" w:name="Table Grid 1"/>
+    <w:lsdException w:uiPriority="99" w:name="Table Grid 2"/>
+    <w:lsdException w:uiPriority="99" w:name="Table Grid 3"/>
+    <w:lsdException w:uiPriority="99" w:name="Table Grid 4"/>
+    <w:lsdException w:uiPriority="99" w:name="Table Grid 5"/>
+    <w:lsdException w:uiPriority="99" w:name="Table Grid 6"/>
+    <w:lsdException w:uiPriority="99" w:name="Table Grid 7"/>
+    <w:lsdException w:uiPriority="99" w:name="Table Grid 8"/>
+    <w:lsdException w:uiPriority="99" w:name="Table List 1"/>
+    <w:lsdException w:uiPriority="99" w:name="Table List 2"/>
+    <w:lsdException w:uiPriority="99" w:name="Table List 3"/>
+    <w:lsdException w:uiPriority="99" w:name="Table List 4"/>
+    <w:lsdException w:uiPriority="99" w:name="Table List 5"/>
+    <w:lsdException w:uiPriority="99" w:name="Table List 6"/>
+    <w:lsdException w:uiPriority="99" w:name="Table List 7"/>
+    <w:lsdException w:uiPriority="99" w:name="Table List 8"/>
+    <w:lsdException w:uiPriority="99" w:name="Table 3D effects 1"/>
+    <w:lsdException w:uiPriority="99" w:name="Table 3D effects 2"/>
+    <w:lsdException w:uiPriority="99" w:name="Table 3D effects 3"/>
+    <w:lsdException w:uiPriority="99" w:name="Table Contemporary"/>
+    <w:lsdException w:uiPriority="99" w:name="Table Elegant"/>
+    <w:lsdException w:uiPriority="99" w:name="Table Professional"/>
+    <w:lsdException w:uiPriority="99" w:name="Table Subtle 1"/>
+    <w:lsdException w:uiPriority="99" w:name="Table Subtle 2"/>
+    <w:lsdException w:uiPriority="99" w:name="Table Web 1"/>
+    <w:lsdException w:uiPriority="99" w:name="Table Web 2"/>
+    <w:lsdException w:uiPriority="99" w:name="Table Web 3"/>
+    <w:lsdException w:uiPriority="99" w:name="Balloon Text"/>
+    <w:lsdException w:unhideWhenUsed="0" w:uiPriority="39" w:semiHidden="0" w:name="Table Grid"/>
+    <w:lsdException w:uiPriority="99" w:name="Table Theme"/>
+    <w:lsdException w:unhideWhenUsed="0" w:uiPriority="60" w:semiHidden="0" w:name="Light Shading"/>
+    <w:lsdException w:unhideWhenUsed="0" w:uiPriority="61" w:semiHidden="0" w:name="Light List"/>
+    <w:lsdException w:unhideWhenUsed="0" w:uiPriority="62" w:semiHidden="0" w:name="Light Grid"/>
+    <w:lsdException w:unhideWhenUsed="0" w:uiPriority="63" w:semiHidden="0" w:name="Medium Shading 1"/>
+    <w:lsdException w:unhideWhenUsed="0" w:uiPriority="64" w:semiHidden="0" w:name="Medium Shading 2"/>
+    <w:lsdException w:unhideWhenUsed="0" w:uiPriority="65" w:semiHidden="0" w:name="Medium List 1"/>
+    <w:lsdException w:unhideWhenUsed="0" w:uiPriority="66" w:semiHidden="0" w:name="Medium List 2"/>
+    <w:lsdException w:unhideWhenUsed="0" w:uiPriority="67" w:semiHidden="0" w:name="Medium Grid 1"/>
+    <w:lsdException w:unhideWhenUsed="0" w:uiPriority="68" w:semiHidden="0" w:name="Medium Grid 2"/>
+    <w:lsdException w:unhideWhenUsed="0" w:uiPriority="69" w:semiHidden="0" w:name="Medium Grid 3"/>
+    <w:lsdException w:unhideWhenUsed="0" w:uiPriority="70" w:semiHidden="0" w:name="Dark List"/>
+    <w:lsdException w:unhideWhenUsed="0" w:uiPriority="71" w:semiHidden="0" w:name="Colorful Shading"/>
+    <w:lsdException w:unhideWhenUsed="0" w:uiPriority="72" w:semiHidden="0" w:name="Colorful List"/>
+    <w:lsdException w:unhideWhenUsed="0" w:uiPriority="73" w:semiHidden="0" w:name="Colorful Grid"/>
+    <w:lsdException w:unhideWhenUsed="0" w:uiPriority="60" w:semiHidden="0" w:name="Light Shading Accent 1"/>
+    <w:lsdException w:unhideWhenUsed="0" w:uiPriority="61" w:semiHidden="0" w:name="Light List Accent 1"/>
+    <w:lsdException w:unhideWhenUsed="0" w:uiPriority="62" w:semiHidden="0" w:name="Light Grid Accent 1"/>
+    <w:lsdException w:unhideWhenUsed="0" w:uiPriority="63" w:semiHidden="0" w:name="Medium Shading 1 Accent 1"/>
+    <w:lsdException w:unhideWhenUsed="0" w:uiPriority="64" w:semiHidden="0" w:name="Medium Shading 2 Accent 1"/>
+    <w:lsdException w:unhideWhenUsed="0" w:uiPriority="65" w:semiHidden="0" w:name="Medium List 1 Accent 1"/>
+    <w:lsdException w:qFormat="1" w:unhideWhenUsed="0" w:uiPriority="34" w:semiHidden="0" w:name="List Paragraph"/>
+    <w:lsdException w:qFormat="1" w:unhideWhenUsed="0" w:uiPriority="29" w:semiHidden="0" w:name="Quote"/>
+    <w:lsdException w:qFormat="1" w:unhideWhenUsed="0" w:uiPriority="30" w:semiHidden="0" w:name="Intense Quote"/>
+    <w:lsdException w:unhideWhenUsed="0" w:uiPriority="66" w:semiHidden="0" w:name="Medium List 2 Accent 1"/>
+    <w:lsdException w:unhideWhenUsed="0" w:uiPriority="67" w:semiHidden="0" w:name="Medium Grid 1 Accent 1"/>
+    <w:lsdException w:unhideWhenUsed="0" w:uiPriority="68" w:semiHidden="0" w:name="Medium Grid 2 Accent 1"/>
+    <w:lsdException w:unhideWhenUsed="0" w:uiPriority="69" w:semiHidden="0" w:name="Medium Grid 3 Accent 1"/>
+    <w:lsdException w:unhideWhenUsed="0" w:uiPriority="70" w:semiHidden="0" w:name="Dark List Accent 1"/>
+    <w:lsdException w:unhideWhenUsed="0" w:uiPriority="71" w:semiHidden="0" w:name="Colorful Shading Accent 1"/>
+    <w:lsdException w:unhideWhenUsed="0" w:uiPriority="72" w:semiHidden="0" w:name="Colorful List Accent 1"/>
+    <w:lsdException w:unhideWhenUsed="0" w:uiPriority="73" w:semiHidden="0" w:name="Colorful Grid Accent 1"/>
+    <w:lsdException w:unhideWhenUsed="0" w:uiPriority="60" w:semiHidden="0" w:name="Light Shading Accent 2"/>
+    <w:lsdException w:unhideWhenUsed="0" w:uiPriority="61" w:semiHidden="0" w:name="Light List Accent 2"/>
+    <w:lsdException w:unhideWhenUsed="0" w:uiPriority="62" w:semiHidden="0" w:name="Light Grid Accent 2"/>
+    <w:lsdException w:unhideWhenUsed="0" w:uiPriority="63" w:semiHidden="0" w:name="Medium Shading 1 Accent 2"/>
+    <w:lsdException w:unhideWhenUsed="0" w:uiPriority="64" w:semiHidden="0" w:name="Medium Shading 2 Accent 2"/>
+    <w:lsdException w:unhideWhenUsed="0" w:uiPriority="65" w:semiHidden="0" w:name="Medium List 1 Accent 2"/>
+    <w:lsdException w:unhideWhenUsed="0" w:uiPriority="66" w:semiHidden="0" w:name="Medium List 2 Accent 2"/>
+    <w:lsdException w:unhideWhenUsed="0" w:uiPriority="67" w:semiHidden="0" w:name="Medium Grid 1 Accent 2"/>
+    <w:lsdException w:unhideWhenUsed="0" w:uiPriority="68" w:semiHidden="0" w:name="Medium Grid 2 Accent 2"/>
+    <w:lsdException w:unhideWhenUsed="0" w:uiPriority="69" w:semiHidden="0" w:name="Medium Grid 3 Accent 2"/>
+    <w:lsdException w:unhideWhenUsed="0" w:uiPriority="70" w:semiHidden="0" w:name="Dark List Accent 2"/>
+    <w:lsdException w:unhideWhenUsed="0" w:uiPriority="71" w:semiHidden="0" w:name="Colorful Shading Accent 2"/>
+    <w:lsdException w:unhideWhenUsed="0" w:uiPriority="72" w:semiHidden="0" w:name="Colorful List Accent 2"/>
+    <w:lsdException w:unhideWhenUsed="0" w:uiPriority="73" w:semiHidden="0" w:name="Colorful Grid Accent 2"/>
+    <w:lsdException w:unhideWhenUsed="0" w:uiPriority="60" w:semiHidden="0" w:name="Light Shading Accent 3"/>
+    <w:lsdException w:unhideWhenUsed="0" w:uiPriority="61" w:semiHidden="0" w:name="Light List Accent 3"/>
+    <w:lsdException w:unhideWhenUsed="0" w:uiPriority="62" w:semiHidden="0" w:name="Light Grid Accent 3"/>
+    <w:lsdException w:unhideWhenUsed="0" w:uiPriority="63" w:semiHidden="0" w:name="Medium Shading 1 Accent 3"/>
+    <w:lsdException w:unhideWhenUsed="0" w:uiPriority="64" w:semiHidden="0" w:name="Medium Shading 2 Accent 3"/>
+    <w:lsdException w:unhideWhenUsed="0" w:uiPriority="65" w:semiHidden="0" w:name="Medium List 1 Accent 3"/>
+    <w:lsdException w:unhideWhenUsed="0" w:uiPriority="66" w:semiHidden="0" w:name="Medium List 2 Accent 3"/>
+    <w:lsdException w:unhideWhenUsed="0" w:uiPriority="67" w:semiHidden="0" w:name="Medium Grid 1 Accent 3"/>
+    <w:lsdException w:unhideWhenUsed="0" w:uiPriority="68" w:semiHidden="0" w:name="Medium Grid 2 Accent 3"/>
+    <w:lsdException w:unhideWhenUsed="0" w:uiPriority="69" w:semiHidden="0" w:name="Medium Grid 3 Accent 3"/>
+    <w:lsdException w:unhideWhenUsed="0" w:uiPriority="70" w:semiHidden="0" w:name="Dark List Accent 3"/>
+    <w:lsdException w:unhideWhenUsed="0" w:uiPriority="71" w:semiHidden="0" w:name="Colorful Shading Accent 3"/>
+    <w:lsdException w:unhideWhenUsed="0" w:uiPriority="72" w:semiHidden="0" w:name="Colorful List Accent 3"/>
+    <w:lsdException w:unhideWhenUsed="0" w:uiPriority="73" w:semiHidden="0" w:name="Colorful Grid Accent 3"/>
+    <w:lsdException w:unhideWhenUsed="0" w:uiPriority="60" w:semiHidden="0" w:name="Light Shading Accent 4"/>
+    <w:lsdException w:unhideWhenUsed="0" w:uiPriority="61" w:semiHidden="0" w:name="Light List Accent 4"/>
+    <w:lsdException w:unhideWhenUsed="0" w:uiPriority="62" w:semiHidden="0" w:name="Light Grid Accent 4"/>
+    <w:lsdException w:unhideWhenUsed="0" w:uiPriority="63" w:semiHidden="0" w:name="Medium Shading 1 Accent 4"/>
+    <w:lsdException w:unhideWhenUsed="0" w:uiPriority="64" w:semiHidden="0" w:name="Medium Shading 2 Accent 4"/>
+    <w:lsdException w:unhideWhenUsed="0" w:uiPriority="65" w:semiHidden="0" w:name="Medium List 1 Accent 4"/>
+    <w:lsdException w:unhideWhenUsed="0" w:uiPriority="66" w:semiHidden="0" w:name="Medium List 2 Accent 4"/>
+    <w:lsdException w:unhideWhenUsed="0" w:uiPriority="67" w:semiHidden="0" w:name="Medium Grid 1 Accent 4"/>
+    <w:lsdException w:unhideWhenUsed="0" w:uiPriority="68" w:semiHidden="0" w:name="Medium Grid 2 Accent 4"/>
+    <w:lsdException w:unhideWhenUsed="0" w:uiPriority="69" w:semiHidden="0" w:name="Medium Grid 3 Accent 4"/>
+    <w:lsdException w:unhideWhenUsed="0" w:uiPriority="70" w:semiHidden="0" w:name="Dark List Accent 4"/>
+    <w:lsdException w:unhideWhenUsed="0" w:uiPriority="71" w:semiHidden="0" w:name="Colorful Shading Accent 4"/>
+    <w:lsdException w:unhideWhenUsed="0" w:uiPriority="72" w:semiHidden="0" w:name="Colorful List Accent 4"/>
+    <w:lsdException w:unhideWhenUsed="0" w:uiPriority="73" w:semiHidden="0" w:name="Colorful Grid Accent 4"/>
+    <w:lsdException w:unhideWhenUsed="0" w:uiPriority="60" w:semiHidden="0" w:name="Light Shading Accent 5"/>
+    <w:lsdException w:unhideWhenUsed="0" w:uiPriority="61" w:semiHidden="0" w:name="Light List Accent 5"/>
+    <w:lsdException w:unhideWhenUsed="0" w:uiPriority="62" w:semiHidden="0" w:name="Light Grid Accent 5"/>
+    <w:lsdException w:unhideWhenUsed="0" w:uiPriority="63" w:semiHidden="0" w:name="Medium Shading 1 Accent 5"/>
+    <w:lsdException w:unhideWhenUsed="0" w:uiPriority="64" w:semiHidden="0" w:name="Medium Shading 2 Accent 5"/>
+    <w:lsdException w:unhideWhenUsed="0" w:uiPriority="65" w:semiHidden="0" w:name="Medium List 1 Accent 5"/>
+    <w:lsdException w:unhideWhenUsed="0" w:uiPriority="66" w:semiHidden="0" w:name="Medium List 2 Accent 5"/>
+    <w:lsdException w:unhideWhenUsed="0" w:uiPriority="67" w:semiHidden="0" w:name="Medium Grid 1 Accent 5"/>
+    <w:lsdException w:unhideWhenUsed="0" w:uiPriority="68" w:semiHidden="0" w:name="Medium Grid 2 Accent 5"/>
+    <w:lsdException w:unhideWhenUsed="0" w:uiPriority="69" w:semiHidden="0" w:name="Medium Grid 3 Accent 5"/>
+    <w:lsdException w:unhideWhenUsed="0" w:uiPriority="70" w:semiHidden="0" w:name="Dark List Accent 5"/>
+    <w:lsdException w:unhideWhenUsed="0" w:uiPriority="71" w:semiHidden="0" w:name="Colorful Shading Accent 5"/>
+    <w:lsdException w:unhideWhenUsed="0" w:uiPriority="72" w:semiHidden="0" w:name="Colorful List Accent 5"/>
+    <w:lsdException w:unhideWhenUsed="0" w:uiPriority="73" w:semiHidden="0" w:name="Colorful Grid Accent 5"/>
+    <w:lsdException w:unhideWhenUsed="0" w:uiPriority="60" w:semiHidden="0" w:name="Light Shading Accent 6"/>
+    <w:lsdException w:unhideWhenUsed="0" w:uiPriority="61" w:semiHidden="0" w:name="Light List Accent 6"/>
+    <w:lsdException w:unhideWhenUsed="0" w:uiPriority="62" w:semiHidden="0" w:name="Light Grid Accent 6"/>
+    <w:lsdException w:unhideWhenUsed="0" w:uiPriority="63" w:semiHidden="0" w:name="Medium Shading 1 Accent 6"/>
+    <w:lsdException w:unhideWhenUsed="0" w:uiPriority="64" w:semiHidden="0" w:name="Medium Shading 2 Accent 6"/>
+    <w:lsdException w:unhideWhenUsed="0" w:uiPriority="65" w:semiHidden="0" w:name="Medium List 1 Accent 6"/>
+    <w:lsdException w:unhideWhenUsed="0" w:uiPriority="66" w:semiHidden="0" w:name="Medium List 2 Accent 6"/>
+    <w:lsdException w:unhideWhenUsed="0" w:uiPriority="67" w:semiHidden="0" w:name="Medium Grid 1 Accent 6"/>
+    <w:lsdException w:unhideWhenUsed="0" w:uiPriority="68" w:semiHidden="0" w:name="Medium Grid 2 Accent 6"/>
+    <w:lsdException w:unhideWhenUsed="0" w:uiPriority="69" w:semiHidden="0" w:name="Medium Grid 3 Accent 6"/>
+    <w:lsdException w:unhideWhenUsed="0" w:uiPriority="70" w:semiHidden="0" w:name="Dark List Accent 6"/>
+    <w:lsdException w:unhideWhenUsed="0" w:uiPriority="71" w:semiHidden="0" w:name="Colorful Shading Accent 6"/>
+    <w:lsdException w:unhideWhenUsed="0" w:uiPriority="72" w:semiHidden="0" w:name="Colorful List Accent 6"/>
+    <w:lsdException w:unhideWhenUsed="0" w:uiPriority="73" w:semiHidden="0" w:name="Colorful Grid Accent 6"/>
   </w:latentStyles>
-  <w:style w:type="paragraph" w:default="1" w:styleId="a">
+  <w:style w:type="paragraph" w:default="1" w:styleId="1">
     <w:name w:val="Normal"/>
     <w:qFormat/>
+    <w:uiPriority w:val="0"/>
     <w:pPr>
       <w:widowControl w:val="0"/>
-      <w:spacing w:beforeLines="50" w:before="50" w:afterLines="50" w:after="50"/>
+      <w:spacing w:before="50" w:beforeLines="50" w:after="50" w:afterLines="50"/>
       <w:jc w:val="center"/>
     </w:pPr>
     <w:rPr>
-      <w:rFonts w:ascii="Times New Roman" w:eastAsia="宋体" w:hAnsi="Times New Roman"/>
+      <w:rFonts w:ascii="Times New Roman" w:hAnsi="Times New Roman" w:eastAsia="宋体" w:cstheme="minorBidi"/>
       <w:kern w:val="2"/>
       <w:sz w:val="24"/>
       <w:szCs w:val="22"/>
-    </w:rPr>
-  </w:style>
-  <w:style w:type="paragraph" w:styleId="1">
+      <w:lang w:val="en-US" w:eastAsia="zh-CN" w:bidi="ar-SA"/>
+    </w:rPr>
+  </w:style>
+  <w:style w:type="paragraph" w:styleId="2">
     <w:name w:val="heading 1"/>
-    <w:basedOn w:val="a"/>
-    <w:next w:val="a"/>
-    <w:link w:val="10"/>
+    <w:basedOn w:val="1"/>
+    <w:next w:val="1"/>
+    <w:link w:val="19"/>
+    <w:qFormat/>
     <w:uiPriority w:val="9"/>
-    <w:qFormat/>
     <w:pPr>
       <w:keepNext/>
       <w:keepLines/>
-      <w:spacing w:beforeLines="100" w:before="100" w:afterLines="100" w:after="100"/>
+      <w:spacing w:before="100" w:beforeLines="100" w:after="100" w:afterLines="100"/>
       <w:outlineLvl w:val="0"/>
     </w:pPr>
     <w:rPr>
@@ -1955,40 +1516,40 @@
       <w:szCs w:val="44"/>
     </w:rPr>
   </w:style>
-  <w:style w:type="paragraph" w:styleId="2">
+  <w:style w:type="paragraph" w:styleId="3">
     <w:name w:val="heading 2"/>
-    <w:basedOn w:val="a"/>
-    <w:next w:val="a"/>
-    <w:link w:val="20"/>
+    <w:basedOn w:val="1"/>
+    <w:next w:val="1"/>
+    <w:link w:val="22"/>
+    <w:unhideWhenUsed/>
+    <w:qFormat/>
     <w:uiPriority w:val="9"/>
-    <w:unhideWhenUsed/>
-    <w:qFormat/>
     <w:pPr>
       <w:keepNext/>
       <w:keepLines/>
-      <w:ind w:leftChars="100" w:left="100"/>
+      <w:ind w:left="100" w:leftChars="100"/>
       <w:outlineLvl w:val="1"/>
     </w:pPr>
     <w:rPr>
-      <w:rFonts w:asciiTheme="majorHAnsi" w:eastAsiaTheme="majorEastAsia" w:hAnsiTheme="majorHAnsi" w:cstheme="majorBidi"/>
+      <w:rFonts w:asciiTheme="majorHAnsi" w:hAnsiTheme="majorHAnsi" w:eastAsiaTheme="majorEastAsia" w:cstheme="majorBidi"/>
       <w:b/>
       <w:bCs/>
       <w:sz w:val="36"/>
       <w:szCs w:val="32"/>
     </w:rPr>
   </w:style>
-  <w:style w:type="paragraph" w:styleId="3">
+  <w:style w:type="paragraph" w:styleId="4">
     <w:name w:val="heading 3"/>
-    <w:basedOn w:val="a"/>
-    <w:next w:val="a"/>
-    <w:link w:val="30"/>
+    <w:basedOn w:val="1"/>
+    <w:next w:val="1"/>
+    <w:link w:val="20"/>
+    <w:unhideWhenUsed/>
+    <w:qFormat/>
     <w:uiPriority w:val="9"/>
-    <w:unhideWhenUsed/>
-    <w:qFormat/>
     <w:pPr>
       <w:keepNext/>
       <w:keepLines/>
-      <w:ind w:leftChars="150" w:left="150"/>
+      <w:ind w:left="150" w:leftChars="150"/>
       <w:outlineLvl w:val="2"/>
     </w:pPr>
     <w:rPr>
@@ -1998,37 +1559,37 @@
       <w:szCs w:val="32"/>
     </w:rPr>
   </w:style>
-  <w:style w:type="paragraph" w:styleId="4">
+  <w:style w:type="paragraph" w:styleId="5">
     <w:name w:val="heading 4"/>
-    <w:basedOn w:val="a"/>
-    <w:next w:val="a"/>
-    <w:link w:val="40"/>
+    <w:basedOn w:val="1"/>
+    <w:next w:val="1"/>
+    <w:link w:val="21"/>
+    <w:unhideWhenUsed/>
+    <w:qFormat/>
     <w:uiPriority w:val="9"/>
-    <w:unhideWhenUsed/>
-    <w:qFormat/>
     <w:pPr>
       <w:keepNext/>
       <w:keepLines/>
-      <w:ind w:leftChars="200" w:left="200"/>
+      <w:ind w:left="200" w:leftChars="200"/>
       <w:outlineLvl w:val="3"/>
     </w:pPr>
     <w:rPr>
-      <w:rFonts w:asciiTheme="majorHAnsi" w:eastAsiaTheme="majorEastAsia" w:hAnsiTheme="majorHAnsi" w:cstheme="majorBidi"/>
+      <w:rFonts w:asciiTheme="majorHAnsi" w:hAnsiTheme="majorHAnsi" w:eastAsiaTheme="majorEastAsia" w:cstheme="majorBidi"/>
       <w:b/>
       <w:bCs/>
       <w:sz w:val="30"/>
       <w:szCs w:val="28"/>
     </w:rPr>
   </w:style>
-  <w:style w:type="paragraph" w:styleId="5">
+  <w:style w:type="paragraph" w:styleId="6">
     <w:name w:val="heading 5"/>
-    <w:basedOn w:val="a"/>
-    <w:next w:val="a"/>
-    <w:link w:val="50"/>
-    <w:uiPriority w:val="9"/>
+    <w:basedOn w:val="1"/>
+    <w:next w:val="1"/>
+    <w:link w:val="23"/>
     <w:semiHidden/>
     <w:unhideWhenUsed/>
     <w:qFormat/>
+    <w:uiPriority w:val="9"/>
     <w:pPr>
       <w:keepNext/>
       <w:keepLines/>
@@ -2036,20 +1597,20 @@
       <w:outlineLvl w:val="4"/>
     </w:pPr>
     <w:rPr>
-      <w:rFonts w:asciiTheme="minorHAnsi" w:eastAsiaTheme="minorEastAsia" w:hAnsiTheme="minorHAnsi" w:cstheme="majorBidi"/>
-      <w:color w:val="2F5496" w:themeColor="accent1" w:themeShade="BF"/>
+      <w:rFonts w:asciiTheme="minorHAnsi" w:hAnsiTheme="minorHAnsi" w:eastAsiaTheme="minorEastAsia" w:cstheme="majorBidi"/>
+      <w:color w:val="2F5597" w:themeColor="accent1" w:themeShade="BF"/>
       <w:szCs w:val="24"/>
     </w:rPr>
   </w:style>
-  <w:style w:type="paragraph" w:styleId="6">
+  <w:style w:type="paragraph" w:styleId="7">
     <w:name w:val="heading 6"/>
-    <w:basedOn w:val="a"/>
-    <w:next w:val="a"/>
-    <w:link w:val="60"/>
-    <w:uiPriority w:val="9"/>
+    <w:basedOn w:val="1"/>
+    <w:next w:val="1"/>
+    <w:link w:val="24"/>
     <w:semiHidden/>
     <w:unhideWhenUsed/>
     <w:qFormat/>
+    <w:uiPriority w:val="9"/>
     <w:pPr>
       <w:keepNext/>
       <w:keepLines/>
@@ -2057,21 +1618,21 @@
       <w:outlineLvl w:val="5"/>
     </w:pPr>
     <w:rPr>
-      <w:rFonts w:asciiTheme="minorHAnsi" w:eastAsiaTheme="minorEastAsia" w:hAnsiTheme="minorHAnsi" w:cstheme="majorBidi"/>
+      <w:rFonts w:asciiTheme="minorHAnsi" w:hAnsiTheme="minorHAnsi" w:eastAsiaTheme="minorEastAsia" w:cstheme="majorBidi"/>
       <w:b/>
       <w:bCs/>
-      <w:color w:val="2F5496" w:themeColor="accent1" w:themeShade="BF"/>
-    </w:rPr>
-  </w:style>
-  <w:style w:type="paragraph" w:styleId="7">
+      <w:color w:val="2F5597" w:themeColor="accent1" w:themeShade="BF"/>
+    </w:rPr>
+  </w:style>
+  <w:style w:type="paragraph" w:styleId="8">
     <w:name w:val="heading 7"/>
-    <w:basedOn w:val="a"/>
-    <w:next w:val="a"/>
-    <w:link w:val="70"/>
-    <w:uiPriority w:val="9"/>
+    <w:basedOn w:val="1"/>
+    <w:next w:val="1"/>
+    <w:link w:val="25"/>
     <w:semiHidden/>
     <w:unhideWhenUsed/>
     <w:qFormat/>
+    <w:uiPriority w:val="9"/>
     <w:pPr>
       <w:keepNext/>
       <w:keepLines/>
@@ -2079,21 +1640,29 @@
       <w:outlineLvl w:val="6"/>
     </w:pPr>
     <w:rPr>
-      <w:rFonts w:asciiTheme="minorHAnsi" w:eastAsiaTheme="minorEastAsia" w:hAnsiTheme="minorHAnsi" w:cstheme="majorBidi"/>
+      <w:rFonts w:asciiTheme="minorHAnsi" w:hAnsiTheme="minorHAnsi" w:eastAsiaTheme="minorEastAsia" w:cstheme="majorBidi"/>
       <w:b/>
       <w:bCs/>
       <w:color w:val="595959" w:themeColor="text1" w:themeTint="A6"/>
-    </w:rPr>
-  </w:style>
-  <w:style w:type="paragraph" w:styleId="8">
+      <w14:textFill>
+        <w14:solidFill>
+          <w14:schemeClr w14:val="tx1">
+            <w14:lumMod w14:val="65000"/>
+            <w14:lumOff w14:val="35000"/>
+          </w14:schemeClr>
+        </w14:solidFill>
+      </w14:textFill>
+    </w:rPr>
+  </w:style>
+  <w:style w:type="paragraph" w:styleId="9">
     <w:name w:val="heading 8"/>
-    <w:basedOn w:val="a"/>
-    <w:next w:val="a"/>
-    <w:link w:val="80"/>
-    <w:uiPriority w:val="9"/>
+    <w:basedOn w:val="1"/>
+    <w:next w:val="1"/>
+    <w:link w:val="26"/>
     <w:semiHidden/>
     <w:unhideWhenUsed/>
     <w:qFormat/>
+    <w:uiPriority w:val="9"/>
     <w:pPr>
       <w:keepNext/>
       <w:keepLines/>
@@ -2101,19 +1670,27 @@
       <w:outlineLvl w:val="7"/>
     </w:pPr>
     <w:rPr>
-      <w:rFonts w:asciiTheme="minorHAnsi" w:eastAsiaTheme="minorEastAsia" w:hAnsiTheme="minorHAnsi" w:cstheme="majorBidi"/>
+      <w:rFonts w:asciiTheme="minorHAnsi" w:hAnsiTheme="minorHAnsi" w:eastAsiaTheme="minorEastAsia" w:cstheme="majorBidi"/>
       <w:color w:val="595959" w:themeColor="text1" w:themeTint="A6"/>
-    </w:rPr>
-  </w:style>
-  <w:style w:type="paragraph" w:styleId="9">
+      <w14:textFill>
+        <w14:solidFill>
+          <w14:schemeClr w14:val="tx1">
+            <w14:lumMod w14:val="65000"/>
+            <w14:lumOff w14:val="35000"/>
+          </w14:schemeClr>
+        </w14:solidFill>
+      </w14:textFill>
+    </w:rPr>
+  </w:style>
+  <w:style w:type="paragraph" w:styleId="10">
     <w:name w:val="heading 9"/>
-    <w:basedOn w:val="a"/>
-    <w:next w:val="a"/>
-    <w:link w:val="90"/>
-    <w:uiPriority w:val="9"/>
+    <w:basedOn w:val="1"/>
+    <w:next w:val="1"/>
+    <w:link w:val="27"/>
     <w:semiHidden/>
     <w:unhideWhenUsed/>
     <w:qFormat/>
+    <w:uiPriority w:val="9"/>
     <w:pPr>
       <w:keepNext/>
       <w:keepLines/>
@@ -2121,23 +1698,32 @@
       <w:outlineLvl w:val="8"/>
     </w:pPr>
     <w:rPr>
-      <w:rFonts w:asciiTheme="minorHAnsi" w:eastAsiaTheme="majorEastAsia" w:hAnsiTheme="minorHAnsi" w:cstheme="majorBidi"/>
+      <w:rFonts w:asciiTheme="minorHAnsi" w:hAnsiTheme="minorHAnsi" w:eastAsiaTheme="majorEastAsia" w:cstheme="majorBidi"/>
       <w:color w:val="595959" w:themeColor="text1" w:themeTint="A6"/>
-    </w:rPr>
-  </w:style>
-  <w:style w:type="character" w:default="1" w:styleId="a0">
+      <w14:textFill>
+        <w14:solidFill>
+          <w14:schemeClr w14:val="tx1">
+            <w14:lumMod w14:val="65000"/>
+            <w14:lumOff w14:val="35000"/>
+          </w14:schemeClr>
+        </w14:solidFill>
+      </w14:textFill>
+    </w:rPr>
+  </w:style>
+  <w:style w:type="character" w:default="1" w:styleId="18">
     <w:name w:val="Default Paragraph Font"/>
-    <w:uiPriority w:val="1"/>
     <w:semiHidden/>
     <w:unhideWhenUsed/>
-  </w:style>
-  <w:style w:type="table" w:default="1" w:styleId="a1">
+    <w:qFormat/>
+    <w:uiPriority w:val="1"/>
+  </w:style>
+  <w:style w:type="table" w:default="1" w:styleId="16">
     <w:name w:val="Normal Table"/>
-    <w:uiPriority w:val="99"/>
     <w:semiHidden/>
     <w:unhideWhenUsed/>
+    <w:qFormat/>
+    <w:uiPriority w:val="99"/>
     <w:tblPr>
-      <w:tblInd w:w="0" w:type="dxa"/>
       <w:tblCellMar>
         <w:top w:w="0" w:type="dxa"/>
         <w:left w:w="108" w:type="dxa"/>
@@ -2146,32 +1732,26 @@
       </w:tblCellMar>
     </w:tblPr>
   </w:style>
-  <w:style w:type="numbering" w:default="1" w:styleId="a2">
-    <w:name w:val="No List"/>
-    <w:uiPriority w:val="99"/>
-    <w:semiHidden/>
+  <w:style w:type="paragraph" w:styleId="11">
+    <w:name w:val="caption"/>
+    <w:basedOn w:val="1"/>
+    <w:next w:val="1"/>
     <w:unhideWhenUsed/>
-  </w:style>
-  <w:style w:type="paragraph" w:styleId="a3">
-    <w:name w:val="caption"/>
-    <w:basedOn w:val="a"/>
-    <w:next w:val="a"/>
+    <w:qFormat/>
     <w:uiPriority w:val="35"/>
-    <w:unhideWhenUsed/>
-    <w:qFormat/>
-    <w:rPr>
-      <w:rFonts w:asciiTheme="majorHAnsi" w:eastAsia="黑体" w:hAnsiTheme="majorHAnsi" w:cstheme="majorBidi"/>
+    <w:rPr>
+      <w:rFonts w:eastAsia="黑体" w:asciiTheme="majorHAnsi" w:hAnsiTheme="majorHAnsi" w:cstheme="majorBidi"/>
       <w:sz w:val="20"/>
       <w:szCs w:val="20"/>
     </w:rPr>
   </w:style>
-  <w:style w:type="paragraph" w:styleId="a4">
+  <w:style w:type="paragraph" w:styleId="12">
     <w:name w:val="footer"/>
-    <w:basedOn w:val="a"/>
-    <w:link w:val="a5"/>
+    <w:basedOn w:val="1"/>
+    <w:link w:val="44"/>
+    <w:unhideWhenUsed/>
+    <w:qFormat/>
     <w:uiPriority w:val="99"/>
-    <w:unhideWhenUsed/>
-    <w:qFormat/>
     <w:pPr>
       <w:tabs>
         <w:tab w:val="center" w:pos="4153"/>
@@ -2185,13 +1765,13 @@
       <w:szCs w:val="18"/>
     </w:rPr>
   </w:style>
-  <w:style w:type="paragraph" w:styleId="a6">
+  <w:style w:type="paragraph" w:styleId="13">
     <w:name w:val="header"/>
-    <w:basedOn w:val="a"/>
-    <w:link w:val="a7"/>
+    <w:basedOn w:val="1"/>
+    <w:link w:val="43"/>
+    <w:unhideWhenUsed/>
+    <w:qFormat/>
     <w:uiPriority w:val="99"/>
-    <w:unhideWhenUsed/>
-    <w:qFormat/>
     <w:pPr>
       <w:tabs>
         <w:tab w:val="center" w:pos="4153"/>
@@ -2204,66 +1784,74 @@
       <w:szCs w:val="18"/>
     </w:rPr>
   </w:style>
-  <w:style w:type="paragraph" w:styleId="a8">
+  <w:style w:type="paragraph" w:styleId="14">
     <w:name w:val="Subtitle"/>
-    <w:basedOn w:val="a"/>
-    <w:next w:val="a"/>
-    <w:link w:val="a9"/>
+    <w:basedOn w:val="1"/>
+    <w:next w:val="1"/>
+    <w:link w:val="29"/>
+    <w:qFormat/>
     <w:uiPriority w:val="11"/>
-    <w:qFormat/>
     <w:pPr>
       <w:spacing w:after="160"/>
     </w:pPr>
     <w:rPr>
-      <w:rFonts w:asciiTheme="majorHAnsi" w:eastAsiaTheme="majorEastAsia" w:hAnsiTheme="majorHAnsi" w:cstheme="majorBidi"/>
+      <w:rFonts w:asciiTheme="majorHAnsi" w:hAnsiTheme="majorHAnsi" w:eastAsiaTheme="majorEastAsia" w:cstheme="majorBidi"/>
       <w:color w:val="595959" w:themeColor="text1" w:themeTint="A6"/>
       <w:spacing w:val="15"/>
       <w:sz w:val="28"/>
       <w:szCs w:val="28"/>
-    </w:rPr>
-  </w:style>
-  <w:style w:type="paragraph" w:styleId="aa">
+      <w14:textFill>
+        <w14:solidFill>
+          <w14:schemeClr w14:val="tx1">
+            <w14:lumMod w14:val="65000"/>
+            <w14:lumOff w14:val="35000"/>
+          </w14:schemeClr>
+        </w14:solidFill>
+      </w14:textFill>
+    </w:rPr>
+  </w:style>
+  <w:style w:type="paragraph" w:styleId="15">
     <w:name w:val="Title"/>
-    <w:basedOn w:val="a"/>
-    <w:next w:val="a"/>
-    <w:link w:val="ab"/>
+    <w:basedOn w:val="1"/>
+    <w:next w:val="1"/>
+    <w:link w:val="28"/>
+    <w:qFormat/>
     <w:uiPriority w:val="10"/>
-    <w:qFormat/>
     <w:pPr>
       <w:spacing w:before="0" w:after="80"/>
       <w:contextualSpacing/>
     </w:pPr>
     <w:rPr>
-      <w:rFonts w:asciiTheme="majorHAnsi" w:eastAsiaTheme="majorEastAsia" w:hAnsiTheme="majorHAnsi" w:cstheme="majorBidi"/>
+      <w:rFonts w:asciiTheme="majorHAnsi" w:hAnsiTheme="majorHAnsi" w:eastAsiaTheme="majorEastAsia" w:cstheme="majorBidi"/>
       <w:spacing w:val="-10"/>
       <w:kern w:val="28"/>
       <w:sz w:val="56"/>
       <w:szCs w:val="56"/>
     </w:rPr>
   </w:style>
-  <w:style w:type="table" w:styleId="ac">
+  <w:style w:type="table" w:styleId="17">
     <w:name w:val="Table Grid"/>
-    <w:basedOn w:val="a1"/>
+    <w:basedOn w:val="16"/>
     <w:uiPriority w:val="39"/>
     <w:tblPr>
       <w:tblBorders>
-        <w:top w:val="single" w:sz="4" w:space="0" w:color="auto"/>
-        <w:left w:val="single" w:sz="4" w:space="0" w:color="auto"/>
-        <w:bottom w:val="single" w:sz="4" w:space="0" w:color="auto"/>
-        <w:right w:val="single" w:sz="4" w:space="0" w:color="auto"/>
-        <w:insideH w:val="single" w:sz="4" w:space="0" w:color="auto"/>
-        <w:insideV w:val="single" w:sz="4" w:space="0" w:color="auto"/>
+        <w:top w:val="single" w:color="auto" w:sz="4" w:space="0"/>
+        <w:left w:val="single" w:color="auto" w:sz="4" w:space="0"/>
+        <w:bottom w:val="single" w:color="auto" w:sz="4" w:space="0"/>
+        <w:right w:val="single" w:color="auto" w:sz="4" w:space="0"/>
+        <w:insideH w:val="single" w:color="auto" w:sz="4" w:space="0"/>
+        <w:insideV w:val="single" w:color="auto" w:sz="4" w:space="0"/>
       </w:tblBorders>
     </w:tblPr>
   </w:style>
-  <w:style w:type="character" w:customStyle="1" w:styleId="10">
+  <w:style w:type="character" w:customStyle="1" w:styleId="19">
     <w:name w:val="标题 1 字符"/>
-    <w:basedOn w:val="a0"/>
-    <w:link w:val="1"/>
+    <w:basedOn w:val="18"/>
+    <w:link w:val="2"/>
+    <w:qFormat/>
     <w:uiPriority w:val="9"/>
-    <w:qFormat/>
-    <w:rPr>
-      <w:rFonts w:ascii="Times New Roman" w:eastAsia="黑体" w:hAnsi="Times New Roman"/>
+    <w:rPr>
+      <w:rFonts w:ascii="Times New Roman" w:hAnsi="Times New Roman" w:eastAsia="黑体"/>
       <w:b/>
       <w:bCs/>
       <w:kern w:val="44"/>
@@ -2271,153 +1859,185 @@
       <w:szCs w:val="44"/>
     </w:rPr>
   </w:style>
-  <w:style w:type="character" w:customStyle="1" w:styleId="30">
+  <w:style w:type="character" w:customStyle="1" w:styleId="20">
     <w:name w:val="标题 3 字符"/>
-    <w:basedOn w:val="a0"/>
-    <w:link w:val="3"/>
+    <w:basedOn w:val="18"/>
+    <w:link w:val="4"/>
+    <w:qFormat/>
     <w:uiPriority w:val="9"/>
-    <w:qFormat/>
-    <w:rPr>
-      <w:rFonts w:ascii="Times New Roman" w:eastAsia="宋体" w:hAnsi="Times New Roman"/>
+    <w:rPr>
+      <w:rFonts w:ascii="Times New Roman" w:hAnsi="Times New Roman" w:eastAsia="宋体"/>
       <w:b/>
       <w:bCs/>
       <w:sz w:val="32"/>
       <w:szCs w:val="32"/>
     </w:rPr>
   </w:style>
-  <w:style w:type="character" w:customStyle="1" w:styleId="40">
+  <w:style w:type="character" w:customStyle="1" w:styleId="21">
     <w:name w:val="标题 4 字符"/>
-    <w:basedOn w:val="a0"/>
-    <w:link w:val="4"/>
+    <w:basedOn w:val="18"/>
+    <w:link w:val="5"/>
+    <w:qFormat/>
     <w:uiPriority w:val="9"/>
-    <w:qFormat/>
-    <w:rPr>
-      <w:rFonts w:asciiTheme="majorHAnsi" w:eastAsiaTheme="majorEastAsia" w:hAnsiTheme="majorHAnsi" w:cstheme="majorBidi"/>
+    <w:rPr>
+      <w:rFonts w:asciiTheme="majorHAnsi" w:hAnsiTheme="majorHAnsi" w:eastAsiaTheme="majorEastAsia" w:cstheme="majorBidi"/>
       <w:b/>
       <w:bCs/>
       <w:sz w:val="30"/>
       <w:szCs w:val="28"/>
     </w:rPr>
   </w:style>
-  <w:style w:type="character" w:customStyle="1" w:styleId="20">
+  <w:style w:type="character" w:customStyle="1" w:styleId="22">
     <w:name w:val="标题 2 字符"/>
-    <w:basedOn w:val="a0"/>
-    <w:link w:val="2"/>
+    <w:basedOn w:val="18"/>
+    <w:link w:val="3"/>
+    <w:qFormat/>
     <w:uiPriority w:val="9"/>
-    <w:qFormat/>
-    <w:rPr>
-      <w:rFonts w:asciiTheme="majorHAnsi" w:eastAsiaTheme="majorEastAsia" w:hAnsiTheme="majorHAnsi" w:cstheme="majorBidi"/>
+    <w:rPr>
+      <w:rFonts w:asciiTheme="majorHAnsi" w:hAnsiTheme="majorHAnsi" w:eastAsiaTheme="majorEastAsia" w:cstheme="majorBidi"/>
       <w:b/>
       <w:bCs/>
       <w:sz w:val="36"/>
       <w:szCs w:val="32"/>
     </w:rPr>
   </w:style>
-  <w:style w:type="character" w:customStyle="1" w:styleId="50">
+  <w:style w:type="character" w:customStyle="1" w:styleId="23">
     <w:name w:val="标题 5 字符"/>
-    <w:basedOn w:val="a0"/>
-    <w:link w:val="5"/>
+    <w:basedOn w:val="18"/>
+    <w:link w:val="6"/>
+    <w:semiHidden/>
+    <w:qFormat/>
     <w:uiPriority w:val="9"/>
-    <w:semiHidden/>
-    <w:qFormat/>
     <w:rPr>
       <w:rFonts w:cstheme="majorBidi"/>
-      <w:color w:val="2F5496" w:themeColor="accent1" w:themeShade="BF"/>
+      <w:color w:val="2F5597" w:themeColor="accent1" w:themeShade="BF"/>
       <w:sz w:val="24"/>
       <w:szCs w:val="24"/>
     </w:rPr>
   </w:style>
-  <w:style w:type="character" w:customStyle="1" w:styleId="60">
+  <w:style w:type="character" w:customStyle="1" w:styleId="24">
     <w:name w:val="标题 6 字符"/>
-    <w:basedOn w:val="a0"/>
-    <w:link w:val="6"/>
+    <w:basedOn w:val="18"/>
+    <w:link w:val="7"/>
+    <w:semiHidden/>
+    <w:qFormat/>
     <w:uiPriority w:val="9"/>
-    <w:semiHidden/>
-    <w:qFormat/>
     <w:rPr>
       <w:rFonts w:cstheme="majorBidi"/>
       <w:b/>
       <w:bCs/>
-      <w:color w:val="2F5496" w:themeColor="accent1" w:themeShade="BF"/>
+      <w:color w:val="2F5597" w:themeColor="accent1" w:themeShade="BF"/>
       <w:sz w:val="24"/>
     </w:rPr>
   </w:style>
-  <w:style w:type="character" w:customStyle="1" w:styleId="70">
+  <w:style w:type="character" w:customStyle="1" w:styleId="25">
     <w:name w:val="标题 7 字符"/>
-    <w:basedOn w:val="a0"/>
-    <w:link w:val="7"/>
+    <w:basedOn w:val="18"/>
+    <w:link w:val="8"/>
+    <w:semiHidden/>
+    <w:qFormat/>
     <w:uiPriority w:val="9"/>
-    <w:semiHidden/>
-    <w:qFormat/>
     <w:rPr>
       <w:rFonts w:cstheme="majorBidi"/>
       <w:b/>
       <w:bCs/>
       <w:color w:val="595959" w:themeColor="text1" w:themeTint="A6"/>
       <w:sz w:val="24"/>
-    </w:rPr>
-  </w:style>
-  <w:style w:type="character" w:customStyle="1" w:styleId="80">
+      <w14:textFill>
+        <w14:solidFill>
+          <w14:schemeClr w14:val="tx1">
+            <w14:lumMod w14:val="65000"/>
+            <w14:lumOff w14:val="35000"/>
+          </w14:schemeClr>
+        </w14:solidFill>
+      </w14:textFill>
+    </w:rPr>
+  </w:style>
+  <w:style w:type="character" w:customStyle="1" w:styleId="26">
     <w:name w:val="标题 8 字符"/>
-    <w:basedOn w:val="a0"/>
-    <w:link w:val="8"/>
+    <w:basedOn w:val="18"/>
+    <w:link w:val="9"/>
+    <w:semiHidden/>
+    <w:qFormat/>
     <w:uiPriority w:val="9"/>
-    <w:semiHidden/>
-    <w:qFormat/>
     <w:rPr>
       <w:rFonts w:cstheme="majorBidi"/>
       <w:color w:val="595959" w:themeColor="text1" w:themeTint="A6"/>
       <w:sz w:val="24"/>
-    </w:rPr>
-  </w:style>
-  <w:style w:type="character" w:customStyle="1" w:styleId="90">
+      <w14:textFill>
+        <w14:solidFill>
+          <w14:schemeClr w14:val="tx1">
+            <w14:lumMod w14:val="65000"/>
+            <w14:lumOff w14:val="35000"/>
+          </w14:schemeClr>
+        </w14:solidFill>
+      </w14:textFill>
+    </w:rPr>
+  </w:style>
+  <w:style w:type="character" w:customStyle="1" w:styleId="27">
     <w:name w:val="标题 9 字符"/>
-    <w:basedOn w:val="a0"/>
-    <w:link w:val="9"/>
+    <w:basedOn w:val="18"/>
+    <w:link w:val="10"/>
+    <w:semiHidden/>
+    <w:qFormat/>
     <w:uiPriority w:val="9"/>
-    <w:semiHidden/>
-    <w:qFormat/>
     <w:rPr>
       <w:rFonts w:eastAsiaTheme="majorEastAsia" w:cstheme="majorBidi"/>
       <w:color w:val="595959" w:themeColor="text1" w:themeTint="A6"/>
       <w:sz w:val="24"/>
-    </w:rPr>
-  </w:style>
-  <w:style w:type="character" w:customStyle="1" w:styleId="ab">
+      <w14:textFill>
+        <w14:solidFill>
+          <w14:schemeClr w14:val="tx1">
+            <w14:lumMod w14:val="65000"/>
+            <w14:lumOff w14:val="35000"/>
+          </w14:schemeClr>
+        </w14:solidFill>
+      </w14:textFill>
+    </w:rPr>
+  </w:style>
+  <w:style w:type="character" w:customStyle="1" w:styleId="28">
     <w:name w:val="标题 字符"/>
-    <w:basedOn w:val="a0"/>
-    <w:link w:val="aa"/>
+    <w:basedOn w:val="18"/>
+    <w:link w:val="15"/>
+    <w:qFormat/>
     <w:uiPriority w:val="10"/>
-    <w:qFormat/>
-    <w:rPr>
-      <w:rFonts w:asciiTheme="majorHAnsi" w:eastAsiaTheme="majorEastAsia" w:hAnsiTheme="majorHAnsi" w:cstheme="majorBidi"/>
+    <w:rPr>
+      <w:rFonts w:asciiTheme="majorHAnsi" w:hAnsiTheme="majorHAnsi" w:eastAsiaTheme="majorEastAsia" w:cstheme="majorBidi"/>
       <w:spacing w:val="-10"/>
       <w:kern w:val="28"/>
       <w:sz w:val="56"/>
       <w:szCs w:val="56"/>
     </w:rPr>
   </w:style>
-  <w:style w:type="character" w:customStyle="1" w:styleId="a9">
+  <w:style w:type="character" w:customStyle="1" w:styleId="29">
     <w:name w:val="副标题 字符"/>
-    <w:basedOn w:val="a0"/>
-    <w:link w:val="a8"/>
+    <w:basedOn w:val="18"/>
+    <w:link w:val="14"/>
+    <w:qFormat/>
     <w:uiPriority w:val="11"/>
-    <w:qFormat/>
-    <w:rPr>
-      <w:rFonts w:asciiTheme="majorHAnsi" w:eastAsiaTheme="majorEastAsia" w:hAnsiTheme="majorHAnsi" w:cstheme="majorBidi"/>
+    <w:rPr>
+      <w:rFonts w:asciiTheme="majorHAnsi" w:hAnsiTheme="majorHAnsi" w:eastAsiaTheme="majorEastAsia" w:cstheme="majorBidi"/>
       <w:color w:val="595959" w:themeColor="text1" w:themeTint="A6"/>
       <w:spacing w:val="15"/>
       <w:sz w:val="28"/>
       <w:szCs w:val="28"/>
-    </w:rPr>
-  </w:style>
-  <w:style w:type="paragraph" w:styleId="ad">
+      <w14:textFill>
+        <w14:solidFill>
+          <w14:schemeClr w14:val="tx1">
+            <w14:lumMod w14:val="65000"/>
+            <w14:lumOff w14:val="35000"/>
+          </w14:schemeClr>
+        </w14:solidFill>
+      </w14:textFill>
+    </w:rPr>
+  </w:style>
+  <w:style w:type="paragraph" w:styleId="30">
     <w:name w:val="Quote"/>
-    <w:basedOn w:val="a"/>
-    <w:next w:val="a"/>
-    <w:link w:val="ae"/>
+    <w:basedOn w:val="1"/>
+    <w:next w:val="1"/>
+    <w:link w:val="31"/>
+    <w:qFormat/>
     <w:uiPriority w:val="29"/>
-    <w:qFormat/>
     <w:pPr>
       <w:spacing w:before="160" w:after="160"/>
     </w:pPr>
@@ -2425,54 +2045,70 @@
       <w:i/>
       <w:iCs/>
       <w:color w:val="404040" w:themeColor="text1" w:themeTint="BF"/>
-    </w:rPr>
-  </w:style>
-  <w:style w:type="character" w:customStyle="1" w:styleId="ae">
+      <w14:textFill>
+        <w14:solidFill>
+          <w14:schemeClr w14:val="tx1">
+            <w14:lumMod w14:val="75000"/>
+            <w14:lumOff w14:val="25000"/>
+          </w14:schemeClr>
+        </w14:solidFill>
+      </w14:textFill>
+    </w:rPr>
+  </w:style>
+  <w:style w:type="character" w:customStyle="1" w:styleId="31">
     <w:name w:val="引用 字符"/>
-    <w:basedOn w:val="a0"/>
-    <w:link w:val="ad"/>
+    <w:basedOn w:val="18"/>
+    <w:link w:val="30"/>
+    <w:qFormat/>
     <w:uiPriority w:val="29"/>
-    <w:qFormat/>
-    <w:rPr>
-      <w:rFonts w:ascii="Times New Roman" w:eastAsia="宋体" w:hAnsi="Times New Roman"/>
+    <w:rPr>
+      <w:rFonts w:ascii="Times New Roman" w:hAnsi="Times New Roman" w:eastAsia="宋体"/>
       <w:i/>
       <w:iCs/>
       <w:color w:val="404040" w:themeColor="text1" w:themeTint="BF"/>
       <w:sz w:val="24"/>
-    </w:rPr>
-  </w:style>
-  <w:style w:type="paragraph" w:styleId="af">
+      <w14:textFill>
+        <w14:solidFill>
+          <w14:schemeClr w14:val="tx1">
+            <w14:lumMod w14:val="75000"/>
+            <w14:lumOff w14:val="25000"/>
+          </w14:schemeClr>
+        </w14:solidFill>
+      </w14:textFill>
+    </w:rPr>
+  </w:style>
+  <w:style w:type="paragraph" w:styleId="32">
     <w:name w:val="List Paragraph"/>
-    <w:basedOn w:val="a"/>
+    <w:basedOn w:val="1"/>
+    <w:qFormat/>
     <w:uiPriority w:val="34"/>
-    <w:qFormat/>
     <w:pPr>
       <w:ind w:left="720"/>
       <w:contextualSpacing/>
     </w:pPr>
   </w:style>
-  <w:style w:type="character" w:customStyle="1" w:styleId="11">
+  <w:style w:type="character" w:customStyle="1" w:styleId="33">
     <w:name w:val="明显强调1"/>
-    <w:basedOn w:val="a0"/>
+    <w:basedOn w:val="18"/>
+    <w:qFormat/>
     <w:uiPriority w:val="21"/>
-    <w:qFormat/>
     <w:rPr>
       <w:i/>
       <w:iCs/>
-      <w:color w:val="2F5496" w:themeColor="accent1" w:themeShade="BF"/>
-    </w:rPr>
-  </w:style>
-  <w:style w:type="paragraph" w:styleId="af0">
+      <w:color w:val="2F5597" w:themeColor="accent1" w:themeShade="BF"/>
+    </w:rPr>
+  </w:style>
+  <w:style w:type="paragraph" w:styleId="34">
     <w:name w:val="Intense Quote"/>
-    <w:basedOn w:val="a"/>
-    <w:next w:val="a"/>
-    <w:link w:val="af1"/>
+    <w:basedOn w:val="1"/>
+    <w:next w:val="1"/>
+    <w:link w:val="35"/>
+    <w:qFormat/>
     <w:uiPriority w:val="30"/>
-    <w:qFormat/>
     <w:pPr>
       <w:pBdr>
-        <w:top w:val="single" w:sz="4" w:space="10" w:color="2F5496" w:themeColor="accent1" w:themeShade="BF"/>
-        <w:bottom w:val="single" w:sz="4" w:space="10" w:color="2F5496" w:themeColor="accent1" w:themeShade="BF"/>
+        <w:top w:val="single" w:color="2F5496" w:themeColor="accent1" w:themeShade="BF" w:sz="4" w:space="10"/>
+        <w:bottom w:val="single" w:color="2F5496" w:themeColor="accent1" w:themeShade="BF" w:sz="4" w:space="10"/>
       </w:pBdr>
       <w:spacing w:before="360" w:after="360"/>
       <w:ind w:left="864" w:right="864"/>
@@ -2480,67 +2116,72 @@
     <w:rPr>
       <w:i/>
       <w:iCs/>
-      <w:color w:val="2F5496" w:themeColor="accent1" w:themeShade="BF"/>
-    </w:rPr>
-  </w:style>
-  <w:style w:type="character" w:customStyle="1" w:styleId="af1">
+      <w:color w:val="2F5597" w:themeColor="accent1" w:themeShade="BF"/>
+    </w:rPr>
+  </w:style>
+  <w:style w:type="character" w:customStyle="1" w:styleId="35">
     <w:name w:val="明显引用 字符"/>
-    <w:basedOn w:val="a0"/>
-    <w:link w:val="af0"/>
+    <w:basedOn w:val="18"/>
+    <w:link w:val="34"/>
+    <w:qFormat/>
     <w:uiPriority w:val="30"/>
-    <w:qFormat/>
-    <w:rPr>
-      <w:rFonts w:ascii="Times New Roman" w:eastAsia="宋体" w:hAnsi="Times New Roman"/>
+    <w:rPr>
+      <w:rFonts w:ascii="Times New Roman" w:hAnsi="Times New Roman" w:eastAsia="宋体"/>
       <w:i/>
       <w:iCs/>
-      <w:color w:val="2F5496" w:themeColor="accent1" w:themeShade="BF"/>
+      <w:color w:val="2F5597" w:themeColor="accent1" w:themeShade="BF"/>
       <w:sz w:val="24"/>
     </w:rPr>
   </w:style>
-  <w:style w:type="character" w:customStyle="1" w:styleId="12">
+  <w:style w:type="character" w:customStyle="1" w:styleId="36">
     <w:name w:val="明显参考1"/>
-    <w:basedOn w:val="a0"/>
+    <w:basedOn w:val="18"/>
+    <w:qFormat/>
     <w:uiPriority w:val="32"/>
-    <w:qFormat/>
     <w:rPr>
       <w:b/>
       <w:bCs/>
       <w:smallCaps/>
-      <w:color w:val="2F5496" w:themeColor="accent1" w:themeShade="BF"/>
+      <w:color w:val="2F5597" w:themeColor="accent1" w:themeShade="BF"/>
       <w:spacing w:val="5"/>
     </w:rPr>
   </w:style>
-  <w:style w:type="paragraph" w:customStyle="1" w:styleId="13">
+  <w:style w:type="paragraph" w:customStyle="1" w:styleId="37">
     <w:name w:val="我的标题1"/>
-    <w:next w:val="a"/>
-    <w:link w:val="14"/>
-    <w:qFormat/>
-    <w:rPr>
-      <w:rFonts w:ascii="Times New Roman" w:eastAsia="黑体" w:hAnsi="Times New Roman"/>
+    <w:next w:val="1"/>
+    <w:link w:val="38"/>
+    <w:qFormat/>
+    <w:uiPriority w:val="0"/>
+    <w:rPr>
+      <w:rFonts w:ascii="Times New Roman" w:hAnsi="Times New Roman" w:eastAsia="黑体" w:cstheme="minorBidi"/>
       <w:b/>
       <w:kern w:val="2"/>
       <w:sz w:val="40"/>
       <w:szCs w:val="22"/>
-    </w:rPr>
-  </w:style>
-  <w:style w:type="character" w:customStyle="1" w:styleId="14">
+      <w:lang w:val="en-US" w:eastAsia="zh-CN" w:bidi="ar-SA"/>
+    </w:rPr>
+  </w:style>
+  <w:style w:type="character" w:customStyle="1" w:styleId="38">
     <w:name w:val="我的标题1 字符"/>
-    <w:basedOn w:val="a0"/>
-    <w:link w:val="13"/>
-    <w:rPr>
-      <w:rFonts w:ascii="Times New Roman" w:eastAsia="黑体" w:hAnsi="Times New Roman"/>
+    <w:basedOn w:val="18"/>
+    <w:link w:val="37"/>
+    <w:qFormat/>
+    <w:uiPriority w:val="0"/>
+    <w:rPr>
+      <w:rFonts w:ascii="Times New Roman" w:hAnsi="Times New Roman" w:eastAsia="黑体"/>
       <w:b/>
       <w:sz w:val="40"/>
     </w:rPr>
   </w:style>
-  <w:style w:type="paragraph" w:customStyle="1" w:styleId="af2">
+  <w:style w:type="paragraph" w:customStyle="1" w:styleId="39">
     <w:name w:val="我的正文"/>
-    <w:basedOn w:val="a"/>
-    <w:link w:val="af3"/>
-    <w:qFormat/>
+    <w:basedOn w:val="1"/>
+    <w:link w:val="40"/>
+    <w:qFormat/>
+    <w:uiPriority w:val="0"/>
     <w:pPr>
-      <w:spacing w:beforeLines="0" w:before="0" w:afterLines="0" w:after="0" w:line="440" w:lineRule="exact"/>
-      <w:ind w:firstLineChars="200" w:firstLine="200"/>
+      <w:spacing w:before="0" w:beforeLines="0" w:after="0" w:afterLines="0" w:line="440" w:lineRule="exact"/>
+      <w:ind w:firstLine="200" w:firstLineChars="200"/>
       <w:jc w:val="left"/>
     </w:pPr>
     <w:rPr>
@@ -2548,87 +2189,94 @@
       <w:sz w:val="28"/>
     </w:rPr>
   </w:style>
-  <w:style w:type="character" w:customStyle="1" w:styleId="af3">
+  <w:style w:type="character" w:customStyle="1" w:styleId="40">
     <w:name w:val="我的正文 字符"/>
-    <w:basedOn w:val="a0"/>
-    <w:link w:val="af2"/>
-    <w:qFormat/>
-    <w:rPr>
-      <w:rFonts w:ascii="Times New Roman" w:eastAsia="微软雅黑" w:hAnsi="Times New Roman"/>
+    <w:basedOn w:val="18"/>
+    <w:link w:val="39"/>
+    <w:qFormat/>
+    <w:uiPriority w:val="0"/>
+    <w:rPr>
+      <w:rFonts w:ascii="Times New Roman" w:hAnsi="Times New Roman" w:eastAsia="微软雅黑"/>
       <w:sz w:val="28"/>
     </w:rPr>
   </w:style>
-  <w:style w:type="paragraph" w:customStyle="1" w:styleId="21">
+  <w:style w:type="paragraph" w:customStyle="1" w:styleId="41">
     <w:name w:val="我的标题2"/>
-    <w:next w:val="af2"/>
-    <w:link w:val="22"/>
-    <w:qFormat/>
-    <w:rPr>
-      <w:rFonts w:ascii="Times New Roman" w:eastAsia="黑体" w:hAnsi="Times New Roman"/>
+    <w:next w:val="39"/>
+    <w:link w:val="42"/>
+    <w:qFormat/>
+    <w:uiPriority w:val="0"/>
+    <w:rPr>
+      <w:rFonts w:ascii="Times New Roman" w:hAnsi="Times New Roman" w:eastAsia="黑体" w:cstheme="minorBidi"/>
       <w:b/>
       <w:kern w:val="2"/>
       <w:sz w:val="36"/>
       <w:szCs w:val="22"/>
-    </w:rPr>
-  </w:style>
-  <w:style w:type="character" w:customStyle="1" w:styleId="22">
+      <w:lang w:val="en-US" w:eastAsia="zh-CN" w:bidi="ar-SA"/>
+    </w:rPr>
+  </w:style>
+  <w:style w:type="character" w:customStyle="1" w:styleId="42">
     <w:name w:val="我的标题2 字符"/>
-    <w:basedOn w:val="a0"/>
-    <w:link w:val="21"/>
-    <w:qFormat/>
-    <w:rPr>
-      <w:rFonts w:ascii="Times New Roman" w:eastAsia="黑体" w:hAnsi="Times New Roman"/>
+    <w:basedOn w:val="18"/>
+    <w:link w:val="41"/>
+    <w:qFormat/>
+    <w:uiPriority w:val="0"/>
+    <w:rPr>
+      <w:rFonts w:ascii="Times New Roman" w:hAnsi="Times New Roman" w:eastAsia="黑体"/>
       <w:b/>
       <w:sz w:val="36"/>
     </w:rPr>
   </w:style>
-  <w:style w:type="character" w:customStyle="1" w:styleId="a7">
+  <w:style w:type="character" w:customStyle="1" w:styleId="43">
     <w:name w:val="页眉 字符"/>
-    <w:basedOn w:val="a0"/>
-    <w:link w:val="a6"/>
+    <w:basedOn w:val="18"/>
+    <w:link w:val="13"/>
+    <w:qFormat/>
     <w:uiPriority w:val="99"/>
-    <w:qFormat/>
-    <w:rPr>
-      <w:rFonts w:ascii="Times New Roman" w:eastAsia="宋体" w:hAnsi="Times New Roman"/>
+    <w:rPr>
+      <w:rFonts w:ascii="Times New Roman" w:hAnsi="Times New Roman" w:eastAsia="宋体"/>
       <w:sz w:val="18"/>
       <w:szCs w:val="18"/>
     </w:rPr>
   </w:style>
-  <w:style w:type="character" w:customStyle="1" w:styleId="a5">
+  <w:style w:type="character" w:customStyle="1" w:styleId="44">
     <w:name w:val="页脚 字符"/>
-    <w:basedOn w:val="a0"/>
-    <w:link w:val="a4"/>
+    <w:basedOn w:val="18"/>
+    <w:link w:val="12"/>
+    <w:qFormat/>
     <w:uiPriority w:val="99"/>
-    <w:qFormat/>
-    <w:rPr>
-      <w:rFonts w:ascii="Times New Roman" w:eastAsia="宋体" w:hAnsi="Times New Roman"/>
+    <w:rPr>
+      <w:rFonts w:ascii="Times New Roman" w:hAnsi="Times New Roman" w:eastAsia="宋体"/>
       <w:sz w:val="18"/>
       <w:szCs w:val="18"/>
     </w:rPr>
   </w:style>
-  <w:style w:type="paragraph" w:customStyle="1" w:styleId="31">
+  <w:style w:type="paragraph" w:customStyle="1" w:styleId="45">
     <w:name w:val="我的标题3"/>
-    <w:next w:val="af2"/>
-    <w:link w:val="32"/>
-    <w:qFormat/>
+    <w:next w:val="39"/>
+    <w:link w:val="46"/>
+    <w:qFormat/>
+    <w:uiPriority w:val="0"/>
     <w:pPr>
       <w:outlineLvl w:val="2"/>
     </w:pPr>
     <w:rPr>
-      <w:rFonts w:ascii="Times New Roman" w:eastAsia="黑体" w:hAnsi="Times New Roman"/>
+      <w:rFonts w:ascii="Times New Roman" w:hAnsi="Times New Roman" w:eastAsia="黑体" w:cstheme="minorBidi"/>
       <w:b/>
       <w:kern w:val="2"/>
       <w:sz w:val="32"/>
       <w:szCs w:val="22"/>
-    </w:rPr>
-  </w:style>
-  <w:style w:type="character" w:customStyle="1" w:styleId="32">
+      <w:lang w:val="en-US" w:eastAsia="zh-CN" w:bidi="ar-SA"/>
+    </w:rPr>
+  </w:style>
+  <w:style w:type="character" w:customStyle="1" w:styleId="46">
     <w:name w:val="我的标题3 字符"/>
-    <w:basedOn w:val="a0"/>
-    <w:link w:val="31"/>
-    <w:qFormat/>
-    <w:rPr>
-      <w:rFonts w:ascii="Times New Roman" w:eastAsia="黑体" w:hAnsi="Times New Roman"/>
+    <w:basedOn w:val="18"/>
+    <w:link w:val="45"/>
+    <w:qFormat/>
+    <w:uiPriority w:val="0"/>
+    <w:rPr>
+      <w:rFonts w:ascii="Times New Roman" w:hAnsi="Times New Roman" w:eastAsia="黑体"/>
       <w:b/>
       <w:sz w:val="32"/>
     </w:rPr>
@@ -2888,6 +2536,5 @@
     </a:fmtScheme>
   </a:themeElements>
   <a:objectDefaults/>
-  <a:extraClrSchemeLst/>
 </a:theme>
 </file>